--- a/paper/wiss2026.docx
+++ b/paper/wiss2026.docx
@@ -739,7 +739,7 @@
         <w:rPr>
           <w:rFonts w:hint="eastAsia"/>
         </w:rPr>
-        <w:t xml:space="preserve">競技かるたでは，読手の声が届くにつれて候補が絞られ，決まり字に達した瞬間に札が特定される．この体験の中核にあるのは，音が最後まで届くことではなく，分かっていく過程の時間構造そのものである．既存の字幕表示は語が確定してから文字を出し，音声に同期するカラオケ型の表示も時刻を合わせるだけで，どの時点でどれだけ分かるかを測ってから作られてはいない．本稿は，音声を先頭から打ち切って測った提示時間と正答率の関係を目標として外から与え，同じ打ち切りの形式で測った文字アニメーションの較正曲線を逆引きすることで，アニメーションの時間軸を非線形に変形する生成手法を提案する．生成は人手の調整を挟まない一度きりの計算であり，検証データを取得する前にコードと全パラメータを凍結する．八文字の自然音声と四つの表示方式を対象に，五つの独立な実験協力者集団を用いて，生成物が初見の実験協力者に対しても目標どおりに働くかを確かめる実験を設計した．</w:t>
+        <w:t xml:space="preserve">競技かるたでは，読手の声が届くにつれて候補が絞られ，決まり字で札が特定される．この体験の中核は，分かっていく過程の時間構造そのものにある．既存の字幕表示もカラオケ型の表示も時刻を合わせるだけで，どの時点でどれだけ分かるかを測ってから作られてはいない．我々は iFont プロジェクトにおいて，この過程を記述するモダリティに依存しない中間表現を置き，同一の表現から音声合成で音声を，文字合成で動的な文字表示 iFont を作るという構図を提案してきた [7]．本稿はそのうち，文字合成が成立するかを最小の構成で確かめる．音声を先頭から打ち切って測った提示時間と正答率の関係を目標として外から与え，同じ打ち切りで測った文字アニメーションの較正曲線を逆引きして，時間軸を非線形に変形する生成手法を提案する．生成は人手の調整を挟まない一度きりの計算であり，検証データの取得前に全パラメータを凍結する．八文字の自然音声と四つの表示方式を対象に，五つの独立な集団を用いて，生成物が初見の実験協力者にも目標どおりに働くかを確かめる実験を設計した．</w:t>
       </w:r>
     </w:p>
     <w:p>
@@ -797,6 +797,22 @@
         <w:rPr>
           <w:rFonts w:hint="eastAsia"/>
         </w:rPr>
+        <w:t xml:space="preserve">本研究は iFont プロジェクトの一部である．このプロジェクトでは，文字情報が時間とともに徐々に識別可能になっていく過程を記述する，モダリティに依存しない中間表現を置くことを提案している [7]．この中間表現を Perceptual Score（知覚スコア）と呼ぶ．各時点には，その時点までに届いた情報から対象がどの程度識別可能であるべきかが，基準となる観測者集団の識別率を物差しとして書かれる．対象は用途によって変わり，競技かるたであれば札や歌の候補，一文字を扱う本稿であれば提示されたかなそのものである．同一のスコアを，音声合成によって音声として実現し，文字合成によって動的な文字表示として実現すれば，視覚と聴覚とで提示の足並みがそろう，という構図である．文字合成の出力を iFont と呼ぶ．音声合成という形でスコアを音として実現する手段は既にあるのに対し，視覚の側にはこれに対応するものがない．</w:t>
+      </w:r>
+    </w:p>
+    <w:p>
+      <w:r>
+        <w:rPr>
+          <w:rFonts w:hint="eastAsia"/>
+        </w:rPr>
+        <w:t xml:space="preserve">この構図は提案された枠組みであり，まだ確かめられていない．本稿が扱うのは，その構図のうち文字合成にあたる部分が成立するかを，最小の構成で確かめることである．すなわち，文脈のないかな一文字を対象とし，音声について測った識別率の時間変化を目標として与えたときに，それと同じ時間変化を持つ文字アニメーションを較正によって作れるかを問う．中間表現そのものの妥当性や，同じスコアから作った音声と文字とで得られる理解が同じであるかどうかは，本稿の検証の対象ではない．</w:t>
+      </w:r>
+    </w:p>
+    <w:p>
+      <w:r>
+        <w:rPr>
+          <w:rFonts w:hint="eastAsia"/>
+        </w:rPr>
         <w:t xml:space="preserve">本研究が扱うのは，読みやすさを最大化することではない．扱うのは，分かりやすさを時間軸の上で制御することである．音声側で測った「提示時間と正答率の関係」を目標として外から与え，それと同じ形の関係を持つ文字アニメーションを較正によって作る．目標が「この時点では 55 パーセントの実験協力者にしか分からない」であれば，55 パーセントしか分からない表示が正しい表示となる．本稿ではこの目標を識別率軌跡と呼ぶ．識別率軌跡とは，刺激を先頭から一定量だけ提示して打ち切ったときの正答率を，提示量の関数として並べたものである．そして，音声について測った識別率軌跡を文字アニメーションの上で作り直すことを転写と呼ぶ．</w:t>
       </w:r>
     </w:p>
@@ -877,7 +893,7 @@
         <w:rPr>
           <w:rFonts w:hint="eastAsia"/>
         </w:rPr>
-        <w:t xml:space="preserve">刺激を先頭から一定量だけ提示し，残りを打ち切って識別を求める方法は，音声知覚の分野で長い系譜を持つ．日本語では竹内が分割した単音節の知覚を調べ [13]，桑原と境が連続音声から切り出した母音と音節の音韻知覚を測った [7]．片桐，東倉，古井は単音節知覚における時間情報の役割を検討し，スペクトルが大きく動く付近の短い区間が識別に強く寄与することを見出した [5]．英語圏では Grosjean が語の認識過程を測る方法としてゲーティング法を定式化し [4]，Smits は VCV 発話における識別情報の時間分布を調べた [12]．</w:t>
+        <w:t xml:space="preserve">刺激を先頭から一定量だけ提示し，残りを打ち切って識別を求める方法は，音声知覚の分野で長い系譜を持つ．日本語では竹内が分割した単音節の知覚を調べ [14]，桑原と境が連続音声から切り出した母音と音節の音韻知覚を測った [8]．片桐，東倉，古井は単音節知覚における時間情報の役割を検討し，スペクトルが大きく動く付近の短い区間が識別に強く寄与することを見出した [5]．英語圏では Grosjean が語の認識過程を測る方法としてゲーティング法を定式化し [4]，Smits は VCV 発話における識別情報の時間分布を調べた [13]．</w:t>
       </w:r>
     </w:p>
     <w:p>
@@ -893,7 +909,7 @@
         <w:rPr>
           <w:rFonts w:hint="eastAsia"/>
         </w:rPr>
-        <w:t xml:space="preserve">視覚側にも対応する方法がある．Petersen と Andersen は単一のアルファベット文字について，提示時間を独立変数とする心理測定関数を求めた [10]．さらに Sánchez-García らは，聴覚，視覚，視聴覚の三条件について 10 ミリ秒刻みのゲーティングを行い，音素同定の時間変化を比較した [11]．</w:t>
+        <w:t xml:space="preserve">視覚側にも対応する方法がある．Petersen と Andersen は単一のアルファベット文字について，提示時間を独立変数とする心理測定関数を求めた [11]．さらに Sánchez-García らは，聴覚，視覚，視聴覚の三条件について 10 ミリ秒刻みのゲーティングを行い，音素同定の時間変化を比較した [12]．</w:t>
       </w:r>
     </w:p>
     <w:p>
@@ -921,7 +937,7 @@
         <w:rPr>
           <w:rFonts w:hint="eastAsia"/>
         </w:rPr>
-        <w:t xml:space="preserve">文字を時間的に変化させる表示は，視覚表現の側でも研究されてきた．Bragg らの Livefonts は，文字の構成要素に動きと色を与えた書体を設計し，低視力の読者と晴眼の読者の双方について，従来の書体よりも小さい寸法で判読できることを示した [1]．上月らは，文字のコントラストが時間とともに立ち上がって減衰する動的テキスト提示を用い，提示速度と読み速度の関係を静止提示と比較した [14]．同じ枠組みは，音声の抑揚を文字の時間変化に写す試みへも展開されており，聴覚に障害のある読者を含む評価が行われている [15]．Lee らの kinetic typography engine は，文字の位置，大きさ，角度などを数学的な関数の合成として駆動する枠組みを与え，表現力のある文字アニメーションを記述可能にした [8]．</w:t>
+        <w:t xml:space="preserve">文字を時間的に変化させる表示は，視覚表現の側でも研究されてきた．Bragg らの Livefonts は，文字の構成要素に動きと色を与えた書体を設計し，低視力の読者と晴眼の読者の双方について，従来の書体よりも小さい寸法で判読できることを示した [1]．上月らは，文字のコントラストが時間とともに立ち上がって減衰する動的テキスト提示を用い，提示速度と読み速度の関係を静止提示と比較した [15]．同じ枠組みは，音声の抑揚を文字の時間変化に写す試みへも展開されており，聴覚に障害のある読者を含む評価が行われている [16]．Lee らの kinetic typography engine は，文字の位置，大きさ，角度などを数学的な関数の合成として駆動する枠組みを与え，表現力のある文字アニメーションを記述可能にした [9]．</w:t>
       </w:r>
     </w:p>
     <w:p>
@@ -985,6 +1001,14 @@
       </w:r>
     </w:p>
     <w:p>
+      <w:r>
+        <w:rPr>
+          <w:rFonts w:hint="eastAsia"/>
+        </w:rPr>
+        <w:t xml:space="preserve">1 章で述べた枠組みとの対応を先に示しておく．音声について測った識別率軌跡が中間表現にあたる．聴覚と視覚を同じ識別率という物差しの上で対応づける変換 g を時間軸に沿って適用したものが，視覚の較正曲線の逆引きによる時間変形にあたる．そして，この手続きが文字合成にあたり，生成されたアニメーションが iFont にあたる．以降の記述では，測った量を直接表す語，すなわち識別率軌跡，較正，時間変形を用いる．</w:t>
+      </w:r>
+    </w:p>
+    <w:p>
       <w:pPr>
         <w:pStyle w:val="2"/>
         <w:ind w:left="386" w:hanging="386"/>
@@ -1137,7 +1161,7 @@
         <w:rPr>
           <w:rFonts w:hint="eastAsia"/>
         </w:rPr>
-        <w:t xml:space="preserve">であり，μ は下限と上限の中間に達する時刻，σ は立ち上がりの急峻さ，λ は押し間違いの割合を表す [16]．μ は正答率 50 パーセントの時刻ではない点に注意を要する．正答率 50 パーセントの時刻が必要な場合は別に逆算する．</w:t>
+        <w:t xml:space="preserve">であり，μ は下限と上限の中間に達する時刻，σ は立ち上がりの急峻さ，λ は押し間違いの割合を表す [17]．μ は正答率 50 パーセントの時刻ではない点に注意を要する．正答率 50 パーセントの時刻が必要な場合は別に逆算する．</w:t>
       </w:r>
     </w:p>
     <w:p>
@@ -2704,7 +2728,7 @@
         <w:rPr>
           <w:rFonts w:hint="eastAsia"/>
         </w:rPr>
-        <w:t xml:space="preserve">対象は八文字とし，音声学的なカテゴリーによる層化選定を用いる．少数の音節で音韻的な範囲を代表させる方式は，日本語音節知覚の先行研究がカテゴリー横断で音節を選定している点，および単音節検査が子音カテゴリーの均等性を基準に音節を縮約している点 [13] に倣う．出現頻度にもとづく選定 [9] は，日常会話における平均的な明瞭度を推定する目的に適合するものであり，時間構造の異なる音で転写が成立するかを問う本研究の目的には層化が適合する．</w:t>
+        <w:t xml:space="preserve">対象は八文字とし，音声学的なカテゴリーによる層化選定を用いる．少数の音節で音韻的な範囲を代表させる方式は，日本語音節知覚の先行研究がカテゴリー横断で音節を選定している点，および単音節検査が子音カテゴリーの均等性を基準に音節を縮約している点 [14] に倣う．出現頻度にもとづく選定 [10] は，日常会話における平均的な明瞭度を推定する目的に適合するものであり，時間構造の異なる音で転写が成立するかを問う本研究の目的には層化が適合する．</w:t>
       </w:r>
     </w:p>
     <w:p>
@@ -3644,6 +3668,14 @@
         <w:rPr>
           <w:rFonts w:hint="eastAsia"/>
         </w:rPr>
+        <w:t xml:space="preserve">・本稿が確かめるのは，1 章で述べた構図のうち文字合成にあたる部分だけである．中間表現そのものの妥当性と，同じ中間表現から作った音声と文字とで得られる理解が同じであるかどうかは，本稿の検証には含まれない．正答率の軌跡がそろったことをもって，得られる情報が同じであると述べることもしない．</w:t>
+      </w:r>
+    </w:p>
+    <w:p>
+      <w:r>
+        <w:rPr>
+          <w:rFonts w:hint="eastAsia"/>
+        </w:rPr>
         <w:t xml:space="preserve">・本研究は原理確認の段階にあり，主張の範囲は，較正済みの八文字，一名の話者によるこの発話，調べた四つの表示方式，および集団単位の識別率に限られる．</w:t>
       </w:r>
     </w:p>
@@ -3843,6 +3875,17 @@
           <w:rFonts w:hint="eastAsia"/>
         </w:rPr>
         <w:t xml:space="preserve">Kong, E. J., Beckman, M. E. and Edwards, J.: 日本語の清濁が VOT 単独では決まらず複数の手がかりに依存することを示した研究 (2012). ※書誌情報が未確認．投稿前に原著を確認すること</w:t>
+      </w:r>
+    </w:p>
+    <w:p>
+      <w:pPr>
+        <w:pStyle w:val="a"/>
+      </w:pPr>
+      <w:r>
+        <w:rPr>
+          <w:rFonts w:hint="eastAsia"/>
+        </w:rPr>
+        <w:t xml:space="preserve">栗原一貴, 丸山礼華: 文字情報の識別過程を記述する中間表現と視聴覚情報への合成, 内部資料（未公刊）(2026). ※本稿の枠組みのもとになった議論．公表の有無を確認し，既発表があれば書誌を差し替えること</w:t>
       </w:r>
     </w:p>
     <w:p>

--- a/paper/wiss2026.docx
+++ b/paper/wiss2026.docx
@@ -651,7 +651,7 @@
         <w:rPr>
           <w:rFonts w:hint="eastAsia"/>
         </w:rPr>
-        <w:t xml:space="preserve">聞こえ方の時間構造を写す文字アニメーション：音声の識別率軌跡を較正つき時間変形で転写する手法</w:t>
+        <w:t xml:space="preserve">動的文字 iFont の生成：音声の識別率軌跡を目標とした較正と，四種類の表示方式の比較</w:t>
       </w:r>
     </w:p>
     <w:p>
@@ -739,7 +739,7 @@
         <w:rPr>
           <w:rFonts w:hint="eastAsia"/>
         </w:rPr>
-        <w:t xml:space="preserve">競技かるたでは，読手の声が届くにつれて候補が絞られ，決まり字で札が特定される．この体験の中核は，分かっていく過程の時間構造そのものにある．既存の字幕表示もカラオケ型の表示も時刻を合わせるだけで，どの時点でどれだけ分かるかを測ってから作られてはいない．我々は iFont プロジェクトにおいて，この過程を記述するモダリティに依存しない中間表現を置き，同一の表現から音声合成で音声を，文字合成で動的な文字表示 iFont を作るという構図を提案してきた [7]．本稿はそのうち，文字合成が成立するかを最小の構成で確かめる．音声を先頭から打ち切って測った提示時間と正答率の関係を目標として外から与え，同じ打ち切りで測った文字アニメーションの較正曲線を逆引きして，時間軸を非線形に変形する生成手法を提案する．生成は人手の調整を挟まない一度きりの計算であり，検証データの取得前に全パラメータを凍結する．八文字の自然音声と四つの表示方式を対象に，五つの独立な集団を用いて，生成物が初見の実験協力者にも目標どおりに働くかを確かめる実験を設計した．</w:t>
+        <w:t xml:space="preserve">音声や文字アニメーションでは，情報が時間とともに提示されるため，何が表されているかを判別できる程度も時間に沿って変化する．しかし，この時間的な変化を，異なる提示方法に共通する形式で記述する枠組みは十分に整備されていない．本研究では，各時点で文字や語がどの程度判別可能であるべきかを記述する中間表現Perceptual Scoreを提案する．同一のPerceptual Scoreを音声または動的文字表示へ変換することで，同じ時点に同程度まで判別可能な提示を構成する．この動的文字表示をiFontと呼ぶ．Perceptual Scoreを各提示方法で実現するため，文脈を持たないかな1文字について，視覚と聴覚における提示の明瞭さを，共通の認識率を基準として対応づける変換 g を構成する．本稿はこのうち文字合成の側を検証する．音声を打ち切って測った識別率の軌跡を目標に与え，同じ形式で測った較正曲線の逆引きで時間軸を非線形に変形し，人手を挟まない一度きりの計算で生成して，検証データの取得前に凍結する．8字の自然音声と4種類の表示方式について，5つの独立な集団で，生成物が初見の人にも目標どおり働くかを確かめる実験を設計した．</w:t>
       </w:r>
     </w:p>
     <w:p>
@@ -781,7 +781,7 @@
         <w:rPr>
           <w:rFonts w:hint="eastAsia"/>
         </w:rPr>
-        <w:t xml:space="preserve">競技かるたでは，読手が上の句を読み始めてから数十ミリ秒から数百ミリ秒のうちに，競技者は札を特定する．特定が成立する位置は「決まり字」と呼ばれ，競技者は決まり字に達した瞬間に手を動かす．この体験の中核にあるのは，音が最後まで届くことではなく，音が届くにつれて候補が絞られていく時間の構造そのものである．</w:t>
+        <w:t xml:space="preserve">競技かるたでは，読手が上の句を読み進めるにつれて，取るべき札の候補が段階的に絞られていく．候補が一枚に定まる位置は決まり字と呼ばれ，百首のなかで頭の音がどこまで重なるかによって位置が変わる．「む」で始まる歌は一首しかないため一字目で札が定まるのに対し，「あさぼらけ」で始まる歌は二首あるため六字目まで聞かなければ定まらない．特定は最後の音で突然に起こるのではなく，候補集合が縮んでいく過程の果てに成立するのであり，この体験の中核にあるのは，音が最後まで届くことではなく，絞り込みが進む時間の構造そのものである．</w:t>
       </w:r>
     </w:p>
     <w:p>
@@ -937,7 +937,7 @@
         <w:rPr>
           <w:rFonts w:hint="eastAsia"/>
         </w:rPr>
-        <w:t xml:space="preserve">文字を時間的に変化させる表示は，視覚表現の側でも研究されてきた．Bragg らの Livefonts は，文字の構成要素に動きと色を与えた書体を設計し，低視力の読者と晴眼の読者の双方について，従来の書体よりも小さい寸法で判読できることを示した [1]．上月らは，文字のコントラストが時間とともに立ち上がって減衰する動的テキスト提示を用い，提示速度と読み速度の関係を静止提示と比較した [15]．同じ枠組みは，音声の抑揚を文字の時間変化に写す試みへも展開されており，聴覚に障害のある読者を含む評価が行われている [16]．Lee らの kinetic typography engine は，文字の位置，大きさ，角度などを数学的な関数の合成として駆動する枠組みを与え，表現力のある文字アニメーションを記述可能にした [9]．</w:t>
+        <w:t xml:space="preserve">文字を時間的に変化させる表示は，視覚表現の側でも研究されてきた．Bragg らの Livefonts は，文字の構成要素に動きと色を与えた書体を設計し，低視力の読者と晴眼の読者の双方について，従来の書体よりも小さい寸法で判読できることを示した [1]．上月らは，文字のコントラストが時間とともに立ち上がって減衰する動的テキスト提示を用い，提示速度と読み速度の関係を静止提示と比較した [15]．同じ枠組みは，音声の抑揚を文字の時間変化へ移す試みへも展開されており，聴覚に障害のある読者を含む評価が行われている [16]．Lee らの kinetic typography engine は，文字の位置，大きさ，角度などを数学的な関数の合成として駆動する枠組みを与え，表現力のある文字アニメーションを記述可能にした [9]．</w:t>
       </w:r>
     </w:p>
     <w:p>
@@ -2658,7 +2658,7 @@
                 <w:rStyle w:val="af2"/>
                 <w:rFonts w:hint="eastAsia"/>
               </w:rPr>
-              <w:t xml:space="preserve">軌跡の形まで写す非線形な時間変形</w:t>
+              <w:t xml:space="preserve">軌跡の形まで再現する非線形な時間変形</w:t>
             </w:r>
           </w:p>
         </w:tc>
@@ -2680,7 +2680,7 @@
                 <w:rStyle w:val="af2"/>
                 <w:rFonts w:hint="eastAsia"/>
               </w:rPr>
-              <w:t xml:space="preserve">分かっていく形まで写す必要があるか</w:t>
+              <w:t xml:space="preserve">分かっていく形まで再現する必要があるか</w:t>
             </w:r>
           </w:p>
         </w:tc>
@@ -3320,7 +3320,7 @@
         <w:rPr>
           <w:rFonts w:hint="eastAsia"/>
         </w:rPr>
-        <w:t xml:space="preserve">判定は効果量と信頼区間で行い，効果量の単位は正答率のポイントとする．同一の実験協力者が同じ文字を二つの速さで見るため，実験協力者と文字を効果として含む混合モデルで扱う．区間が広い場合は，この人数では判定できなかったと報告する．差が認められなければ，進行度がその時点の見えやすさを決めているという予備的な証拠となり，時間軸の変形によって軌跡を写すという生成の考え方を支える．差が認められれば，同じ進行度でもそこへ至る速さによって見え方が変わるという結果になり，時間軸の変形だけでは移植できないという手法の限界条件を示すことになる．なお，群 B と群 Atest の軌跡が一致するかどうかは，この見方そのものの総合的な検証を兼ねている．</w:t>
+        <w:t xml:space="preserve">判定は効果量と信頼区間で行い，効果量の単位は正答率のポイントとする．同一の実験協力者が同じ文字を二つの速さで見るため，実験協力者と文字を効果として含む混合モデルで扱う．区間が広い場合は，この人数では判定できなかったと報告する．差が認められなければ，進行度がその時点の見えやすさを決めているという予備的な証拠となり，時間軸の変形によって軌跡を再現するという生成の考え方を支える．差が認められれば，同じ進行度でもそこへ至る速さによって見え方が変わるという結果になり，時間軸の変形だけでは移植できないという手法の限界条件を示すことになる．なお，群 B と群 Atest の軌跡が一致するかどうかは，この見方そのものの総合的な検証を兼ねている．</w:t>
       </w:r>
     </w:p>
     <w:p>

--- a/paper/wiss2026.docx
+++ b/paper/wiss2026.docx
@@ -651,7 +651,7 @@
         <w:rPr>
           <w:rFonts w:hint="eastAsia"/>
         </w:rPr>
-        <w:t xml:space="preserve">動的文字 iFont の生成：音声の識別率軌跡を目標とした較正と，四種類の表示方式の比較</w:t>
+        <w:t xml:space="preserve">音声の識別率軌跡を再現する動的文字 iFont の生成と，四種類の表示方式の比較</w:t>
       </w:r>
     </w:p>
     <w:p>
@@ -781,87 +781,71 @@
         <w:rPr>
           <w:rFonts w:hint="eastAsia"/>
         </w:rPr>
-        <w:t xml:space="preserve">競技かるたでは，読手が上の句を読み進めるにつれて，取るべき札の候補が段階的に絞られていく．候補が一枚に定まる位置は決まり字と呼ばれ，百首のなかで頭の音がどこまで重なるかによって位置が変わる．「む」で始まる歌は一首しかないため一字目で札が定まるのに対し，「あさぼらけ」で始まる歌は二首あるため六字目まで聞かなければ定まらない．特定は最後の音で突然に起こるのではなく，候補集合が縮んでいく過程の果てに成立するのであり，この体験の中核にあるのは，音が最後まで届くことではなく，絞り込みが進む時間の構造そのものである．</w:t>
-      </w:r>
-    </w:p>
-    <w:p>
-      <w:r>
-        <w:rPr>
-          <w:rFonts w:hint="eastAsia"/>
-        </w:rPr>
-        <w:t xml:space="preserve">聴覚に頼れない人にこの構造を届けようとすると，既存の字幕表示では届かない部分が残る．一語を一度に出す字幕は，語が確定した後に文字を出すため，絞り込みが進行している最中の状態を持たない．音声に同期して文字の色を変えるカラオケ型の表示は時刻の対応こそ取るが，どの時点でどれだけ分かるかを測ってから作られたものではない．つまり，いつ分かるかを合わせる仕組みはあっても，どのように分かっていくかを合わせる仕組みがない．</w:t>
-      </w:r>
-    </w:p>
-    <w:p>
-      <w:r>
-        <w:rPr>
-          <w:rFonts w:hint="eastAsia"/>
-        </w:rPr>
-        <w:t xml:space="preserve">本研究は iFont プロジェクトの一部である．このプロジェクトでは，文字情報が時間とともに徐々に識別可能になっていく過程を記述する，モダリティに依存しない中間表現を置くことを提案している [7]．この中間表現を Perceptual Score（知覚スコア）と呼ぶ．各時点には，その時点までに届いた情報から対象がどの程度識別可能であるべきかが，基準となる観測者集団の識別率を物差しとして書かれる．対象は用途によって変わり，競技かるたであれば札や歌の候補，一文字を扱う本稿であれば提示されたかなそのものである．同一のスコアを，音声合成によって音声として実現し，文字合成によって動的な文字表示として実現すれば，視覚と聴覚とで提示の足並みがそろう，という構図である．文字合成の出力を iFont と呼ぶ．音声合成という形でスコアを音として実現する手段は既にあるのに対し，視覚の側にはこれに対応するものがない．</w:t>
-      </w:r>
-    </w:p>
-    <w:p>
-      <w:r>
-        <w:rPr>
-          <w:rFonts w:hint="eastAsia"/>
-        </w:rPr>
-        <w:t xml:space="preserve">この構図は提案された枠組みであり，まだ確かめられていない．本稿が扱うのは，その構図のうち文字合成にあたる部分が成立するかを，最小の構成で確かめることである．すなわち，文脈のないかな一文字を対象とし，音声について測った識別率の時間変化を目標として与えたときに，それと同じ時間変化を持つ文字アニメーションを較正によって作れるかを問う．中間表現そのものの妥当性や，同じスコアから作った音声と文字とで得られる理解が同じであるかどうかは，本稿の検証の対象ではない．</w:t>
-      </w:r>
-    </w:p>
-    <w:p>
-      <w:r>
-        <w:rPr>
-          <w:rFonts w:hint="eastAsia"/>
-        </w:rPr>
-        <w:t xml:space="preserve">本研究が扱うのは，読みやすさを最大化することではない．扱うのは，分かりやすさを時間軸の上で制御することである．音声側で測った「提示時間と正答率の関係」を目標として外から与え，それと同じ形の関係を持つ文字アニメーションを較正によって作る．目標が「この時点では 55 パーセントの実験協力者にしか分からない」であれば，55 パーセントしか分からない表示が正しい表示となる．本稿ではこの目標を識別率軌跡と呼ぶ．識別率軌跡とは，刺激を先頭から一定量だけ提示して打ち切ったときの正答率を，提示量の関数として並べたものである．そして，音声について測った識別率軌跡を文字アニメーションの上で作り直すことを転写と呼ぶ．</w:t>
-      </w:r>
-    </w:p>
-    <w:p>
-      <w:r>
-        <w:rPr>
-          <w:rFonts w:hint="eastAsia"/>
-        </w:rPr>
-        <w:t xml:space="preserve">転写を実現する手法として，本稿は次の三段からなる生成手続きを提案する．第一に，音声を先頭から打ち切って提示するゲーティング法により，対象文字ごとの音声の識別率軌跡を実測する．第二に，同じ打ち切りの形式を文字アニメーションにも適用し，基準アニメーションを進行度 s まで進めて打ち切ったときの識別率軌跡を実測する．第三に，両者を正答率の空間で対応づけ，その逆引きによってアニメーションの時間軸を非線形に変形する．生成は人手の調整を挟まない一度きりの計算であり，検証データを取得する前にコードと全パラメータをコミットで固定する．</w:t>
-      </w:r>
-    </w:p>
-    <w:p>
-      <w:r>
-        <w:rPr>
-          <w:rFonts w:hint="eastAsia"/>
-        </w:rPr>
-        <w:t xml:space="preserve">本稿の貢献は次の三点である．</w:t>
-      </w:r>
-    </w:p>
-    <w:p>
-      <w:r>
-        <w:rPr>
-          <w:rFonts w:hint="eastAsia"/>
-        </w:rPr>
-        <w:t xml:space="preserve">第一に，音声と文字アニメーションの識別率軌跡を，同一の打ち切り手続きによって較正する方法を定式化した．</w:t>
-      </w:r>
-    </w:p>
-    <w:p>
-      <w:r>
-        <w:rPr>
-          <w:rFonts w:hint="eastAsia"/>
-        </w:rPr>
-        <w:t xml:space="preserve">第二に，較正結果の逆引きにもとづく非線形な時間変形によって文字アニメーションを生成する手法を提案し，生成が一度きりであることを凍結によって保証する設計を与えた．</w:t>
-      </w:r>
-    </w:p>
-    <w:p>
-      <w:r>
-        <w:rPr>
-          <w:rFonts w:hint="eastAsia"/>
-        </w:rPr>
-        <w:t xml:space="preserve">第三に，生成物を初見の実験協力者に提示し，開始時刻と速度のみを合わせる対照条件との比較として検証する実験を設計した．あわせて，四つの表示方式にわたる適用の探索，字幕として続けて見ていられるかという見え心地の測定，および進行の速さが識別に影響するかどうかの測定を，五つの独立な実験協力者集団の上に配置した．</w:t>
-      </w:r>
-    </w:p>
-    <w:p>
-      <w:r>
-        <w:rPr>
-          <w:rFonts w:hint="eastAsia"/>
-        </w:rPr>
-        <w:t xml:space="preserve">本稿は原理確認の段階にある．評価の範囲は，一名の話者による八文字の自然発話，調べた四つの表示方式，および集団単位での識別率に限られる．かるたの実戦，ゲームプレイ，および読み速度や理解度は本稿では評価していない．</w:t>
+        <w:t xml:space="preserve">かるたには多くの種類がある．その多くでは，読み札の音が 1 音ずつ届くあいだに取るべき絵札の候補が絞られ，途中のある時点で 1 枚に定まる．取り手に届く情報の量は時間とともに増え，何が読まれているかを識別できる程度も時間とともに変化する．著者らはこれまでに，競技かるたを対象として，この識別の速さを大規模に測定している [10]．本研究が対象とするのは，識別できる程度のこの時間変化である．その最小の単位は，かな 1 文字を音の先頭から聞き取る過程である．</w:t>
+      </w:r>
+    </w:p>
+    <w:p>
+      <w:r>
+        <w:rPr>
+          <w:rFonts w:hint="eastAsia"/>
+        </w:rPr>
+        <w:t xml:space="preserve">既存の字幕表示は，この時間変化を提示しない．一語を一度に出す字幕は，語が確定した後に文字を表示するため，識別が進行している途中の状態を持たない．音声に同期して文字の色を変えるカラオケ型の表示は，文字の表示時刻を音声に合わせる．ただし，どの時点でどれだけ識別できるかを測定したうえで設計されてはいない．識別が成立する時刻を合わせる手段は存在するが，識別が進む過程を合わせる手段は存在しない．</w:t>
+      </w:r>
+    </w:p>
+    <w:p>
+      <w:r>
+        <w:rPr>
+          <w:rFonts w:hint="eastAsia"/>
+        </w:rPr>
+        <w:t xml:space="preserve">本研究は iFont プロジェクトの一部である．このプロジェクトでは，文字情報が時間とともに徐々に識別可能になっていく過程を記述する，モダリティに依存しない中間表現を提案している [7]．この中間表現を Perceptual Score（知覚スコア）と呼ぶ．各時点には，その時点までに届いた情報から対象がどの程度識別可能であるべきかを，基準となる観測者集団の識別率によって記述する．対象は用途によって異なる．かるたであれば取るべき絵札の候補であり，1 文字を扱う本稿であれば提示されたかなである．同一のスコアを，音声合成によって音声として実現し，文字合成によって動的な文字表示として実現する．こうして得られる 2 つの提示は，同じ時点で同程度に識別できる．文字合成の出力を iFont と定義する．スコアを音として実現する手段は音声合成として既に存在する．視覚の側には，これに対応する手段が存在しない．</w:t>
+      </w:r>
+    </w:p>
+    <w:p>
+      <w:r>
+        <w:rPr>
+          <w:rFonts w:hint="eastAsia"/>
+        </w:rPr>
+        <w:t xml:space="preserve">この枠組みは提案の段階にあり，実験による検証を経ていない．本稿は，このうち文字合成にあたる部分を最小の構成で検証する．対象は文脈を持たないかな 1 文字とする．音声について測定した識別率の時間変化を目標として与え，同じ時間変化を持つ文字アニメーションを較正によって生成できるかを検証する．中間表現そのものの妥当性，および同一のスコアから生成した音声と文字とで得られる理解が同じかどうかは，本稿の検証範囲に含めない．</w:t>
+      </w:r>
+    </w:p>
+    <w:p>
+      <w:r>
+        <w:rPr>
+          <w:rFonts w:hint="eastAsia"/>
+        </w:rPr>
+        <w:t xml:space="preserve">本研究の目的は，識別可能性を時間軸の上で制御することである．読みやすさの最大化は目的としない．音声側で測定した提示時間と正答率の関係を目標として外から与え，同じ関係を持つ文字アニメーションを較正によって生成する．目標が「この時点では 55% の実験協力者が正答する」であれば，55% の実験協力者だけが正答する表示を正しい表示とする．本稿ではこの目標を識別率軌跡と定義する．識別率軌跡は，刺激を先頭から一定量だけ提示して打ち切ったときの正答率を，提示量の関数として並べたものである．音声について測定した識別率軌跡を文字アニメーションの上で再現することを，本稿では転写と定義する．</w:t>
+      </w:r>
+    </w:p>
+    <w:p>
+      <w:r>
+        <w:rPr>
+          <w:rFonts w:hint="eastAsia"/>
+        </w:rPr>
+        <w:t xml:space="preserve">転写を実現する手法として，本稿は 3 段からなる生成手続きを提案する．第 1 段では，音声を先頭から打ち切って提示するゲーティング法により，対象文字ごとの音声の識別率軌跡を測定する．第 2 段では，同じ打ち切りの形式を文字アニメーションにも適用し，基準アニメーションを進行度 s まで進めて打ち切ったときの識別率軌跡を測定する．第 3 段では，両者を正答率の空間で対応づけ，その逆引きによってアニメーションの時間軸を非線形に変形する．生成は人手の調整を挟まない一度きりの計算であり，検証データを取得する前にコードと全パラメータをコミットで固定する．</w:t>
+      </w:r>
+    </w:p>
+    <w:p>
+      <w:r>
+        <w:rPr>
+          <w:rFonts w:hint="eastAsia"/>
+        </w:rPr>
+        <w:t xml:space="preserve">本研究の貢献は次の 3 点である．第一に，音声と文字アニメーションの識別率軌跡を，同一の打ち切り手続きによって較正する方法を定式化した．第二に，較正結果の逆引きにもとづく非線形な時間変形によって文字アニメーションを生成する手法を提案し，生成が一度きりであることを凍結によって保証する設計を与えた．第三に，生成物を初見の実験協力者に提示し，開始時刻と速度のみを合わせる対照条件と比較する検証実験を設計した．あわせて，4 種類の表示方式にわたる適用の探索，字幕として続けて見ていられるかという見え心地の測定，および進行の速さが識別に与える影響の測定を，5 つの独立な実験協力者集団の上に配置した．</w:t>
+      </w:r>
+    </w:p>
+    <w:p>
+      <w:r>
+        <w:rPr>
+          <w:rFonts w:hint="eastAsia"/>
+        </w:rPr>
+        <w:t xml:space="preserve">本稿は原理確認の段階にある．評価の範囲は，1 名の話者による 8 文字の自然発話，調べた 4 種類の表示方式，および集団単位での識別率である．実際の遊びの場での使用，読み速度，理解度は本稿では評価していない．</w:t>
+      </w:r>
+    </w:p>
+    <w:p>
+      <w:r>
+        <w:rPr>
+          <w:rFonts w:hint="eastAsia"/>
+        </w:rPr>
+        <w:t xml:space="preserve">本論文は，以下の構成をとる．2 章で関連研究を整理したのち，3 章で提案手法を述べ，4 章で検証実験の設計について述べる．5 章に結果を示し，6 章で考察と限界を論じる．</w:t>
       </w:r>
     </w:p>
     <w:p/>
@@ -893,31 +877,31 @@
         <w:rPr>
           <w:rFonts w:hint="eastAsia"/>
         </w:rPr>
-        <w:t xml:space="preserve">刺激を先頭から一定量だけ提示し，残りを打ち切って識別を求める方法は，音声知覚の分野で長い系譜を持つ．日本語では竹内が分割した単音節の知覚を調べ [14]，桑原と境が連続音声から切り出した母音と音節の音韻知覚を測った [8]．片桐，東倉，古井は単音節知覚における時間情報の役割を検討し，スペクトルが大きく動く付近の短い区間が識別に強く寄与することを見出した [5]．英語圏では Grosjean が語の認識過程を測る方法としてゲーティング法を定式化し [4]，Smits は VCV 発話における識別情報の時間分布を調べた [13]．</w:t>
-      </w:r>
-    </w:p>
-    <w:p>
-      <w:r>
-        <w:rPr>
-          <w:rFonts w:hint="eastAsia"/>
-        </w:rPr>
-        <w:t xml:space="preserve">これらのうち Furui [3] は，識別に必要な区間の長さが子音の種類によって異なることを報告している．すなわち，破裂音と鼻音では破裂のおよそ 10 ミリ秒前を起点として 50 から 70 ミリ秒，無声摩擦音では声の開始のおよそ 100 ミリ秒前を起点として平均 120 ミリ秒である．この知見は，提示時点を全文字で共通に置かず，文字の音の種類ごとに配置するという本研究の設計の根拠になっている．</w:t>
-      </w:r>
-    </w:p>
-    <w:p>
-      <w:r>
-        <w:rPr>
-          <w:rFonts w:hint="eastAsia"/>
-        </w:rPr>
-        <w:t xml:space="preserve">視覚側にも対応する方法がある．Petersen と Andersen は単一のアルファベット文字について，提示時間を独立変数とする心理測定関数を求めた [11]．さらに Sánchez-García らは，聴覚，視覚，視聴覚の三条件について 10 ミリ秒刻みのゲーティングを行い，音素同定の時間変化を比較した [12]．</w:t>
-      </w:r>
-    </w:p>
-    <w:p>
-      <w:r>
-        <w:rPr>
-          <w:rFonts w:hint="eastAsia"/>
-        </w:rPr>
-        <w:t xml:space="preserve">これらの先行研究が確立したのは，識別率軌跡を測る手続きである．本研究はこの手続きを借用し，貢献を測定そのものではなく，測った軌跡から別の表現を生成する段階に置く．</w:t>
+        <w:t xml:space="preserve">刺激を先頭から一定量だけ提示し，残りを打ち切って識別を求める方法は，音声知覚の分野で用いられてきた．竹内 [15] は分割した日本語単音節の知覚を調べている．桑原と境 [8] は連続音声から切り出した母音と音節の音韻知覚を測定している．片桐ら [5] は単音節知覚における時間情報の役割を検討し，スペクトルが大きく動く付近の短い区間が識別に強く寄与することを示している．Grosjean [4] は語の認識過程を測る方法としてゲーティング法を定式化している．Smits [14] は VCV 発話における識別情報の時間分布を調べている．</w:t>
+      </w:r>
+    </w:p>
+    <w:p>
+      <w:r>
+        <w:rPr>
+          <w:rFonts w:hint="eastAsia"/>
+        </w:rPr>
+        <w:t xml:space="preserve">Furui [3] は，識別に必要な区間の長さが子音の種類によって異なることを報告している．破裂音と鼻音では破裂のおよそ 10 ms 前を起点として 50 から 70 ms，無声摩擦音では声の開始のおよそ 100 ms 前を起点として平均 120 ms である．この知見は，提示時点を全文字で共通に置かず，文字の音の種類ごとに配置する本研究の設計の根拠となる．</w:t>
+      </w:r>
+    </w:p>
+    <w:p>
+      <w:r>
+        <w:rPr>
+          <w:rFonts w:hint="eastAsia"/>
+        </w:rPr>
+        <w:t xml:space="preserve">視覚側にも対応する方法がある．Petersen と Andersen [12] は単一のアルファベット文字について，提示時間を独立変数とする心理測定関数を求めている．Sánchez-García ら [13] は，聴覚，視覚，視聴覚の 3 条件について 10 ms 刻みのゲーティングを行い，音素同定の時間変化を比較している．</w:t>
+      </w:r>
+    </w:p>
+    <w:p>
+      <w:r>
+        <w:rPr>
+          <w:rFonts w:hint="eastAsia"/>
+        </w:rPr>
+        <w:t xml:space="preserve">これらの先行研究が確立したのは，識別率軌跡を測定する手続きである．本研究はこの手続きを用いる．本研究の貢献は，測定した軌跡から別の表現を生成する段階にある．</w:t>
       </w:r>
     </w:p>
     <w:p>
@@ -929,23 +913,15 @@
         <w:rPr>
           <w:rFonts w:hint="eastAsia"/>
         </w:rPr>
-        <w:t xml:space="preserve">時間的に変化する文字表示</w:t>
-      </w:r>
-    </w:p>
-    <w:p>
-      <w:r>
-        <w:rPr>
-          <w:rFonts w:hint="eastAsia"/>
-        </w:rPr>
-        <w:t xml:space="preserve">文字を時間的に変化させる表示は，視覚表現の側でも研究されてきた．Bragg らの Livefonts は，文字の構成要素に動きと色を与えた書体を設計し，低視力の読者と晴眼の読者の双方について，従来の書体よりも小さい寸法で判読できることを示した [1]．上月らは，文字のコントラストが時間とともに立ち上がって減衰する動的テキスト提示を用い，提示速度と読み速度の関係を静止提示と比較した [15]．同じ枠組みは，音声の抑揚を文字の時間変化へ移す試みへも展開されており，聴覚に障害のある読者を含む評価が行われている [16]．Lee らの kinetic typography engine は，文字の位置，大きさ，角度などを数学的な関数の合成として駆動する枠組みを与え，表現力のある文字アニメーションを記述可能にした [9]．</w:t>
-      </w:r>
-    </w:p>
-    <w:p>
-      <w:r>
-        <w:rPr>
-          <w:rFonts w:hint="eastAsia"/>
-        </w:rPr>
-        <w:t xml:space="preserve">これらの研究に共通する向きは「表示を変えると読みやすさや理解がどう変わるか」である．本研究の向きはその逆であり，「目標の軌跡を先に与え，較正を経て表示を作る」である．したがって本稿では，フェードやワイプといった表示方式を優劣を競わせる対象として扱わない．これらは，分かり方を時間軸の上で操作するための視覚的な乗り物である．先行研究が蓄積してきた表示機構の知見は，どの機構が単調な進行度として記述できるかを選ぶ根拠として用いる．</w:t>
+        <w:t xml:space="preserve">かるたの聴き分けの測定</w:t>
+      </w:r>
+    </w:p>
+    <w:p>
+      <w:r>
+        <w:rPr>
+          <w:rFonts w:hint="eastAsia"/>
+        </w:rPr>
+        <w:t xml:space="preserve">著者らはこれまでに，競技かるたの聴き分け能力を測定する Web サイトを公開し，576 名分の反応時間を収集して分析している [10]．そこでは，高段位ほど反応が早いこと，段位の差は決まり字数が少ない和歌で顕著になることが示唆された．この測定が対象としたのは，識別が成立した時刻である．本研究は，識別が成立するまでの過程，すなわち識別できる程度の時間変化を対象とし，それを目標として視覚提示を生成する点で先行研究を発展させる．</w:t>
       </w:r>
     </w:p>
     <w:p>
@@ -957,15 +933,23 @@
         <w:rPr>
           <w:rFonts w:hint="eastAsia"/>
         </w:rPr>
-        <w:t xml:space="preserve">モダリティ間の対応づけと同期表示</w:t>
-      </w:r>
-    </w:p>
-    <w:p>
-      <w:r>
-        <w:rPr>
-          <w:rFonts w:hint="eastAsia"/>
-        </w:rPr>
-        <w:t xml:space="preserve">異なる感覚の量を対応づける試みは，感覚間マッチングとして古くから行われてきた．ただし対応づけの対象は主に強度や大きさの次元であり，識別が進行する時間構造ではない．実用の側では，音声に同期して文字の表示状態を変えるカラオケ型の表示が広く用いられている．この表示は音声と文字の時刻を対応づけるが，どの時点でどれだけ識別できるかを測る較正の工程を持たず，対応づけの成否を独立の実験協力者で検証する工程も持たない．</w:t>
+        <w:t xml:space="preserve">時間的に変化する文字表示</w:t>
+      </w:r>
+    </w:p>
+    <w:p>
+      <w:r>
+        <w:rPr>
+          <w:rFonts w:hint="eastAsia"/>
+        </w:rPr>
+        <w:t xml:space="preserve">文字を時間的に変化させる表示は，視覚表現の側でも研究されてきた．Bragg ら [1] の Livefonts は，文字の構成要素に動きと色を与えた書体を設計し，低視力の読者と晴眼の読者の双方について，従来の書体よりも小さい寸法で判読できることを示している．上月ら [16] は，文字のコントラストが時間とともに立ち上がって減衰する動的テキスト提示を用い，提示速度と読み速度の関係を静止提示と比較している．同じ枠組みは，音声の抑揚を文字の時間変化へ移す試みへも展開されており，聴覚に障害のある読者を含む評価が行われている [17]．Lee ら [9] の kinetic typography engine は，文字の位置，大きさ，角度などを数学的な関数の合成として駆動する枠組みを与えている．</w:t>
+      </w:r>
+    </w:p>
+    <w:p>
+      <w:r>
+        <w:rPr>
+          <w:rFonts w:hint="eastAsia"/>
+        </w:rPr>
+        <w:t xml:space="preserve">これらの研究は，表示方法を変えたときに読みやすさや理解がどう変わるかを調べている．本研究は逆の方向をとる．目標の軌跡を先に与え，較正を経て表示を生成する．本稿では，フェードやワイプといった表示方式を優劣の比較対象として扱わない．これらは，識別可能性を時間軸の上で操作するための手段として用いる．先行研究が蓄積してきた表示機構の知見は，どの機構が単調な進行度で記述できるかを選ぶ根拠として用いる．</w:t>
       </w:r>
     </w:p>
     <w:p>
@@ -977,35 +961,15 @@
         <w:rPr>
           <w:rFonts w:hint="eastAsia"/>
         </w:rPr>
-        <w:t xml:space="preserve">本研究の位置づけ</w:t>
-      </w:r>
-    </w:p>
-    <w:p>
-      <w:r>
-        <w:rPr>
-          <w:rFonts w:hint="eastAsia"/>
-        </w:rPr>
-        <w:t xml:space="preserve">以上のとおり，部品はいずれも既存である．音声の打ち切り測定，視覚の打ち切り測定，両モダリティの軌跡の比較，段階的に変化する文字表示，時刻の同期表示は，それぞれ確立した先行研究を持つ．私たちの知る限り，まだ行われていないのは，測定した識別率軌跡を目標として較正済みの逆引きで文字アニメーションを生成し，その生成物が目標どおりに働くかを初見の実験協力者で確かめる，という組み合わせの全体である．本研究の価値は組み合わせの新しさそのものではなく，その組み合わせが実際に成立するかどうかの検証結果に置く．</w:t>
-      </w:r>
-    </w:p>
-    <w:p/>
-    <w:p>
-      <w:pPr>
-        <w:pStyle w:val="1"/>
-      </w:pPr>
-      <w:r>
-        <w:rPr>
-          <w:rFonts w:hint="eastAsia"/>
-        </w:rPr>
-        <w:t xml:space="preserve">提案手法</w:t>
-      </w:r>
-    </w:p>
-    <w:p>
-      <w:r>
-        <w:rPr>
-          <w:rFonts w:hint="eastAsia"/>
-        </w:rPr>
-        <w:t xml:space="preserve">1 章で述べた枠組みとの対応を先に示しておく．音声について測った識別率軌跡が中間表現にあたる．聴覚と視覚を同じ識別率という物差しの上で対応づける変換 g を時間軸に沿って適用したものが，視覚の較正曲線の逆引きによる時間変形にあたる．そして，この手続きが文字合成にあたり，生成されたアニメーションが iFont にあたる．以降の記述では，測った量を直接表す語，すなわち識別率軌跡，較正，時間変形を用いる．</w:t>
+        <w:t xml:space="preserve">モダリティ間の対応づけと同期表示</w:t>
+      </w:r>
+    </w:p>
+    <w:p>
+      <w:r>
+        <w:rPr>
+          <w:rFonts w:hint="eastAsia"/>
+        </w:rPr>
+        <w:t xml:space="preserve">異なる感覚の量を対応づける試みは，感覚間マッチングとして行われてきた．対応づけの対象は主に強度や大きさの次元であり，識別が進行する時間構造は扱われていない．実用の側では，音声に同期して文字の表示状態を変えるカラオケ型の表示が広く用いられている．この表示は音声と文字の時刻を対応づける．一方で，どの時点でどれだけ識別できるかを測る較正の工程を持たず，対応づけの成否を独立の実験協力者で検証する工程も持たない．</w:t>
       </w:r>
     </w:p>
     <w:p>
@@ -1017,71 +981,35 @@
         <w:rPr>
           <w:rFonts w:hint="eastAsia"/>
         </w:rPr>
-        <w:t xml:space="preserve">全体の構成</w:t>
-      </w:r>
-    </w:p>
-    <w:p>
-      <w:r>
-        <w:rPr>
-          <w:rFonts w:hint="eastAsia"/>
-        </w:rPr>
-        <w:t xml:space="preserve">対象文字 i について，提案手法は次の三段で文字アニメーションを生成する．</w:t>
-      </w:r>
-    </w:p>
-    <w:p>
-      <w:r>
-        <w:rPr>
-          <w:rFonts w:hint="eastAsia"/>
-        </w:rPr>
-        <w:t xml:space="preserve">第一段は聴覚の較正である．文字 i の音声を音の実体が始まる点から t ミリ秒だけ提示して打ち切り，実験協力者にかな表から回答させて，正答率の時間関数 A_i(t) を得る．</w:t>
-      </w:r>
-    </w:p>
-    <w:p>
-      <w:r>
-        <w:rPr>
-          <w:rFonts w:hint="eastAsia"/>
-        </w:rPr>
-        <w:t xml:space="preserve">第二段は視覚の較正である．文字 i の基準アニメーションを進行度 s パーセントまで進めて打ち切り，同じ回答形式で正答率 V_i(s) を得る．基準アニメーションは進行度が時間に比例する等速のアニメーションであり，表示方式ごとに用意する．</w:t>
-      </w:r>
-    </w:p>
-    <w:p>
-      <w:r>
-        <w:rPr>
-          <w:rFonts w:hint="eastAsia"/>
-        </w:rPr>
-        <w:t xml:space="preserve">第三段は時間軸の変形である．両者を後述する識別の進み具合 q の空間で対応づけ，逆引きによって</w:t>
-      </w:r>
-    </w:p>
-    <w:p>
-      <w:r>
-        <w:rPr>
-          <w:rFonts w:hint="eastAsia"/>
-        </w:rPr>
-        <w:t xml:space="preserve">s_i(t) = q̂V_i⁻¹( q̂A_i(t) )</w:t>
-      </w:r>
-    </w:p>
-    <w:p>
-      <w:r>
-        <w:rPr>
-          <w:rFonts w:hint="eastAsia"/>
-        </w:rPr>
-        <w:t xml:space="preserve">を得る．生成されるアニメーションは，基準アニメーションを進行度 s_i(t) で駆動したものである．言葉にすれば，音声が 50 パーセント識別される時刻には，アニメーションを 50 パーセント識別される進行度まで進める，という規則である．</w:t>
-      </w:r>
-    </w:p>
-    <w:p>
-      <w:r>
-        <w:rPr>
-          <w:rFonts w:hint="eastAsia"/>
-        </w:rPr>
-        <w:t xml:space="preserve">聴覚と視覚がいずれも「先頭から一定量を提示して打ち切る」という対称な課題になるため，静止画の提示とアニメーション途中の状態が等価であるという仮定を置かずに済む．</w:t>
-      </w:r>
-    </w:p>
-    <w:p>
-      <w:r>
-        <w:rPr>
-          <w:rFonts w:hint="eastAsia"/>
-        </w:rPr>
-        <w:t xml:space="preserve">この手続きは，基準アニメーションで測った「進行度と正答率の関係」が，時間軸を変形した後にも保たれることを仮定している．同じ進行度に達していれば，そこへ至るまでの見え方の履歴が違っても正答率は近い，という見立てである．この仮定は本研究の検証対象に含めており，4.7 節で述べる測定によって正面から確かめる．</w:t>
+        <w:t xml:space="preserve">本研究の位置づけ</w:t>
+      </w:r>
+    </w:p>
+    <w:p>
+      <w:r>
+        <w:rPr>
+          <w:rFonts w:hint="eastAsia"/>
+        </w:rPr>
+        <w:t xml:space="preserve">以上に挙げた要素は，いずれも既存である．音声の打ち切り測定，視覚の打ち切り測定，両モダリティの軌跡の比較，段階的に変化する文字表示，時刻の同期表示は，それぞれ確立した先行研究を持つ．私たちの知る限り，測定した識別率軌跡を目標として較正済みの逆引きで文字アニメーションを生成し，その生成物が目標どおりに働くかを初見の実験協力者で確かめた例はない．本研究は，この組み合わせが成立するかどうかの検証結果を貢献とする．</w:t>
+      </w:r>
+    </w:p>
+    <w:p/>
+    <w:p>
+      <w:pPr>
+        <w:pStyle w:val="1"/>
+      </w:pPr>
+      <w:r>
+        <w:rPr>
+          <w:rFonts w:hint="eastAsia"/>
+        </w:rPr>
+        <w:t xml:space="preserve">提案手法</w:t>
+      </w:r>
+    </w:p>
+    <w:p>
+      <w:r>
+        <w:rPr>
+          <w:rFonts w:hint="eastAsia"/>
+        </w:rPr>
+        <w:t xml:space="preserve">1 章で述べた枠組みと本手法との対応は次のとおりである．音声について測定した識別率軌跡が中間表現にあたる．聴覚と視覚を同じ識別率の上で対応づける変換 g を時間軸に沿って適用したものが，視覚の較正曲線の逆引きによる時間変形にあたる．この手続きが文字合成にあたり，生成されたアニメーションが iFont にあたる．以降では，測定した量を直接表す語として識別率軌跡，較正，時間変形を用いる．</w:t>
       </w:r>
     </w:p>
     <w:p>
@@ -1093,31 +1021,71 @@
         <w:rPr>
           <w:rFonts w:hint="eastAsia"/>
         </w:rPr>
-        <w:t xml:space="preserve">識別の進み具合 q</w:t>
-      </w:r>
-    </w:p>
-    <w:p>
-      <w:r>
-        <w:rPr>
-          <w:rFonts w:hint="eastAsia"/>
-        </w:rPr>
-        <w:t xml:space="preserve">観測される正答率には，まぐれ当たりによる下限と，押し間違いによって生じる上限の欠けが含まれる．そのままの正答率どうしを対応づけると，下限と上限の食い違いが時間変形の誤差として持ち込まれる．そこで，下限を γ，上限の欠けを λ として，観測正答率 P から</w:t>
-      </w:r>
-    </w:p>
-    <w:p>
-      <w:r>
-        <w:rPr>
-          <w:rFonts w:hint="eastAsia"/>
-        </w:rPr>
-        <w:t xml:space="preserve">q = ( P − γ ) / ( 1 − γ − λ )</w:t>
-      </w:r>
-    </w:p>
-    <w:p>
-      <w:r>
-        <w:rPr>
-          <w:rFonts w:hint="eastAsia"/>
-        </w:rPr>
-        <w:t xml:space="preserve">によって 0 から 1 に正規化した量を定義し，これを識別の進み具合と呼ぶ．対応づけと逆引きはすべて q の空間で行う．</w:t>
+        <w:t xml:space="preserve">全体の構成</w:t>
+      </w:r>
+    </w:p>
+    <w:p>
+      <w:r>
+        <w:rPr>
+          <w:rFonts w:hint="eastAsia"/>
+        </w:rPr>
+        <w:t xml:space="preserve">対象文字 i について，提案手法は 3 段で文字アニメーションを生成する．</w:t>
+      </w:r>
+    </w:p>
+    <w:p>
+      <w:r>
+        <w:rPr>
+          <w:rFonts w:hint="eastAsia"/>
+        </w:rPr>
+        <w:t xml:space="preserve">第 1 段は聴覚の較正である．文字 i の音声を，音の実体が始まる点から t ms だけ提示して打ち切る．実験協力者にかな表から回答させ，正答率の時間関数 A_i(t) を得る．</w:t>
+      </w:r>
+    </w:p>
+    <w:p>
+      <w:r>
+        <w:rPr>
+          <w:rFonts w:hint="eastAsia"/>
+        </w:rPr>
+        <w:t xml:space="preserve">第 2 段は視覚の較正である．文字 i の基準アニメーションを進行度 s % まで進めて打ち切り，同じ回答形式で正答率 V_i(s) を得る．基準アニメーションは進行度が時間に比例する等速のアニメーションであり，表示方式ごとに用意する．</w:t>
+      </w:r>
+    </w:p>
+    <w:p>
+      <w:r>
+        <w:rPr>
+          <w:rFonts w:hint="eastAsia"/>
+        </w:rPr>
+        <w:t xml:space="preserve">第 3 段は時間軸の変形である．両者を後述する識別の進み具合 q の空間で対応づけ，逆引きによって次式を得る．</w:t>
+      </w:r>
+    </w:p>
+    <w:p>
+      <w:r>
+        <w:rPr>
+          <w:rFonts w:hint="eastAsia"/>
+        </w:rPr>
+        <w:t xml:space="preserve">s_i(t) = q̂V_i⁻¹( q̂A_i(t) )</w:t>
+      </w:r>
+    </w:p>
+    <w:p>
+      <w:r>
+        <w:rPr>
+          <w:rFonts w:hint="eastAsia"/>
+        </w:rPr>
+        <w:t xml:space="preserve">生成されるアニメーションは，基準アニメーションを進行度 s_i(t) で駆動したものである．この規則は，音声が 50% 識別される時刻に，アニメーションを 50% 識別される進行度まで進めることを意味する．</w:t>
+      </w:r>
+    </w:p>
+    <w:p>
+      <w:r>
+        <w:rPr>
+          <w:rFonts w:hint="eastAsia"/>
+        </w:rPr>
+        <w:t xml:space="preserve">聴覚と視覚はいずれも，先頭から一定量を提示して打ち切る対称な課題となる．したがって，静止画の提示とアニメーション途中の状態が等価であるという仮定を置く必要がない．</w:t>
+      </w:r>
+    </w:p>
+    <w:p>
+      <w:r>
+        <w:rPr>
+          <w:rFonts w:hint="eastAsia"/>
+        </w:rPr>
+        <w:t xml:space="preserve">本手法は，基準アニメーションで測定した進行度と正答率の関係が，時間軸を変形した後にも保たれると仮定する．同じ進行度に達していれば，そこへ至るまでの見え方の履歴が異なっても正答率は近いという仮定である．この仮定は本研究の検証対象に含める．4.7 節で述べる測定によって検証する．</w:t>
       </w:r>
     </w:p>
     <w:p>
@@ -1129,47 +1097,31 @@
         <w:rPr>
           <w:rFonts w:hint="eastAsia"/>
         </w:rPr>
-        <w:t xml:space="preserve">軌跡の推定</w:t>
-      </w:r>
-    </w:p>
-    <w:p>
-      <w:r>
-        <w:rPr>
-          <w:rFonts w:hint="eastAsia"/>
-        </w:rPr>
-        <w:t xml:space="preserve">生成に用いる q̂A_i と q̂V_i は，関数形をあらかじめ決めずに，単調性の制約を課した回帰によって推定する．逆関数は推定した単調曲線から解析的に求める．</w:t>
-      </w:r>
-    </w:p>
-    <w:p>
-      <w:r>
-        <w:rPr>
-          <w:rFonts w:hint="eastAsia"/>
-        </w:rPr>
-        <w:t xml:space="preserve">関数形を仮定しない理由は，逆引きの退化を避けるためである．聴覚と視覚の双方をロジスティック関数に当てはめてから逆引きすると，得られる変換は数学的にほぼ開始時刻の平行移動と速度の定数倍に帰着し，提案手法が後述する一次変換の対照条件と区別できなくなる．ロジスティック関数への当てはめは，分析の要約に限って用いる．要約に用いる関数は</w:t>
-      </w:r>
-    </w:p>
-    <w:p>
-      <w:r>
-        <w:rPr>
-          <w:rFonts w:hint="eastAsia"/>
-        </w:rPr>
-        <w:t xml:space="preserve">P(t) = γ + ( 1 − γ − λ ) · logistic( ( t − μ ) / σ )</w:t>
-      </w:r>
-    </w:p>
-    <w:p>
-      <w:r>
-        <w:rPr>
-          <w:rFonts w:hint="eastAsia"/>
-        </w:rPr>
-        <w:t xml:space="preserve">であり，μ は下限と上限の中間に達する時刻，σ は立ち上がりの急峻さ，λ は押し間違いの割合を表す [17]．μ は正答率 50 パーセントの時刻ではない点に注意を要する．正答率 50 パーセントの時刻が必要な場合は別に逆算する．</w:t>
-      </w:r>
-    </w:p>
-    <w:p>
-      <w:r>
-        <w:rPr>
-          <w:rFonts w:hint="eastAsia"/>
-        </w:rPr>
-        <w:t xml:space="preserve">生成では，実際に測った提示水準と水準のあいだの値を推定曲線から読み取って用いる．この読み取りが信用できるかを，凍結の前に一つ抜き交差確認によって調べる．較正で測った提示水準のうち一つを取り除き，残りだけで曲線を当てはめ，伏せた水準の正答率を予測させて実測と比べる手続きを，水準ごとに繰り返す．予測と実測の差は正答率のポイントで報告し，生成に用いた曲線の信頼性の目安として示す．</w:t>
+        <w:t xml:space="preserve">識別の進み具合 q</w:t>
+      </w:r>
+    </w:p>
+    <w:p>
+      <w:r>
+        <w:rPr>
+          <w:rFonts w:hint="eastAsia"/>
+        </w:rPr>
+        <w:t xml:space="preserve">観測される正答率には，まぐれ当たりによる下限と，押し間違いによって生じる上限の欠けが含まれる．正答率をそのまま対応づけると，下限と上限の食い違いが時間変形の誤差となる．そこで，下限を γ，上限の欠けを λ として，観測正答率 P から次式によって 0 から 1 に正規化した量を定義する．</w:t>
+      </w:r>
+    </w:p>
+    <w:p>
+      <w:r>
+        <w:rPr>
+          <w:rFonts w:hint="eastAsia"/>
+        </w:rPr>
+        <w:t xml:space="preserve">q = ( P − γ ) / ( 1 − γ − λ )</w:t>
+      </w:r>
+    </w:p>
+    <w:p>
+      <w:r>
+        <w:rPr>
+          <w:rFonts w:hint="eastAsia"/>
+        </w:rPr>
+        <w:t xml:space="preserve">この量を識別の進み具合と呼ぶ．対応づけと逆引きはすべて q の空間で行う．</w:t>
       </w:r>
     </w:p>
     <w:p>
@@ -1181,15 +1133,47 @@
         <w:rPr>
           <w:rFonts w:hint="eastAsia"/>
         </w:rPr>
-        <w:t xml:space="preserve">値域の外に出る場合の扱い</w:t>
-      </w:r>
-    </w:p>
-    <w:p>
-      <w:r>
-        <w:rPr>
-          <w:rFonts w:hint="eastAsia"/>
-        </w:rPr>
-        <w:t xml:space="preserve">q̂A_i(t) が q̂V_i の値域の上限を超える時刻以降は s を 100 パーセントに，下限を下回る区間は s を 0 パーセントに丸める．丸めが発生した文字と時間の範囲は記録し，結果とともに報告する．丸めが広範囲に及ぶ場合，その文字については「基準アニメーションの表現力が目標に届かなかった」という形で解釈する．</w:t>
+        <w:t xml:space="preserve">軌跡の推定</w:t>
+      </w:r>
+    </w:p>
+    <w:p>
+      <w:r>
+        <w:rPr>
+          <w:rFonts w:hint="eastAsia"/>
+        </w:rPr>
+        <w:t xml:space="preserve">生成に用いる q̂A_i と q̂V_i は，関数形をあらかじめ決めずに，単調性の制約を課した回帰によって推定する．逆関数は推定した単調曲線から解析的に求める．</w:t>
+      </w:r>
+    </w:p>
+    <w:p>
+      <w:r>
+        <w:rPr>
+          <w:rFonts w:hint="eastAsia"/>
+        </w:rPr>
+        <w:t xml:space="preserve">関数形を仮定しない理由は，逆引きの退化を避けるためである．聴覚と視覚の双方をロジスティック関数に当てはめてから逆引きすると，得られる変換は数学的にほぼ開始時刻の平行移動と速度の定数倍に帰着する．この場合，提案手法は後述する一次変換の対照条件と区別できなくなる．ロジスティック関数への当てはめは，分析の要約に限って用いる．要約に用いる関数は次式である．</w:t>
+      </w:r>
+    </w:p>
+    <w:p>
+      <w:r>
+        <w:rPr>
+          <w:rFonts w:hint="eastAsia"/>
+        </w:rPr>
+        <w:t xml:space="preserve">P(t) = γ + ( 1 − γ − λ ) · logistic( ( t − μ ) / σ )</w:t>
+      </w:r>
+    </w:p>
+    <w:p>
+      <w:r>
+        <w:rPr>
+          <w:rFonts w:hint="eastAsia"/>
+        </w:rPr>
+        <w:t xml:space="preserve">ここで μ は下限と上限の中間に達する時刻，σ は立ち上がりの急峻さ，λ は押し間違いの割合を表す [18]．μ は正答率 50% の時刻ではない．正答率 50% の時刻が必要な場合は別に逆算する．</w:t>
+      </w:r>
+    </w:p>
+    <w:p>
+      <w:r>
+        <w:rPr>
+          <w:rFonts w:hint="eastAsia"/>
+        </w:rPr>
+        <w:t xml:space="preserve">生成では，測定した提示水準と水準のあいだの値を推定曲線から読み取る．この読み取りの妥当性を，凍結の前に一つ抜き交差確認によって調べる．較正で測定した提示水準のうち 1 つを取り除き，残りだけで曲線を当てはめ，伏せた水準の正答率を予測させて実測と比べる手続きを，水準ごとに繰り返す．予測と実測の差は正答率のポイントで報告し，生成に用いた曲線の信頼性の目安として示す．</w:t>
       </w:r>
     </w:p>
     <w:p>
@@ -1201,15 +1185,15 @@
         <w:rPr>
           <w:rFonts w:hint="eastAsia"/>
         </w:rPr>
-        <w:t xml:space="preserve">生成の凍結</w:t>
-      </w:r>
-    </w:p>
-    <w:p>
-      <w:r>
-        <w:rPr>
-          <w:rFonts w:hint="eastAsia"/>
-        </w:rPr>
-        <w:t xml:space="preserve">時間変形は自由度が高いため，結果を見ながら調整を繰り返せばいつかは目標に合う．この批判を封じるため，軌跡の推定に用いたデータ，当てはめ，逆変換，丸めの規則，および全八文字の s_i(t) の数値列を，検証データの取得前にコミットとして固定する．論文にはそのコミット番号を記載する．検証の結果を見てから生成をやり直すことはしない．凍結の対象には，視覚の較正で二つの速度を測るうち，逆引きの材料として用いるのは基準アニメーション 600 ミリ秒の水準の曲線だけである，という取り決めも含める（4.7 節）．</w:t>
+        <w:t xml:space="preserve">値域の外に出る場合の扱い</w:t>
+      </w:r>
+    </w:p>
+    <w:p>
+      <w:r>
+        <w:rPr>
+          <w:rFonts w:hint="eastAsia"/>
+        </w:rPr>
+        <w:t xml:space="preserve">q̂A_i(t) が q̂V_i の値域の上限を超える時刻以降は s を 100% に丸める．下限を下回る区間は s を 0% に丸める．丸めが発生した文字と時間の範囲は記録し，結果とともに報告する．丸めが広範囲に及ぶ場合は，その文字について基準アニメーションの表現力が目標に届かなかったと解釈する．</w:t>
       </w:r>
     </w:p>
     <w:p>
@@ -1221,6 +1205,26 @@
         <w:rPr>
           <w:rFonts w:hint="eastAsia"/>
         </w:rPr>
+        <w:t xml:space="preserve">生成の凍結</w:t>
+      </w:r>
+    </w:p>
+    <w:p>
+      <w:r>
+        <w:rPr>
+          <w:rFonts w:hint="eastAsia"/>
+        </w:rPr>
+        <w:t xml:space="preserve">時間変形は自由度が高い．結果を見ながら調整を繰り返せば，いずれ目標に合わせられる．この批判に対応するため，軌跡の推定に用いたデータ，当てはめ，逆変換，丸めの規則，および全 8 文字の s_i(t) の数値列を，検証データの取得前にコミットとして固定する．論文にはそのコミット番号を記載する．検証の結果を見てから生成をやり直すことはしない．凍結の対象には，視覚の較正で 2 つの速度を測定するうち，逆引きの材料として用いるのは基準アニメーション 600 ms の水準の曲線だけであるという取り決めも含める（4.7 節）．</w:t>
+      </w:r>
+    </w:p>
+    <w:p>
+      <w:pPr>
+        <w:pStyle w:val="2"/>
+        <w:ind w:left="386" w:hanging="386"/>
+      </w:pPr>
+      <w:r>
+        <w:rPr>
+          <w:rFonts w:hint="eastAsia"/>
+        </w:rPr>
         <w:t xml:space="preserve">表示方式の位置づけ</w:t>
       </w:r>
     </w:p>
@@ -1229,7 +1233,7 @@
         <w:rPr>
           <w:rFonts w:hint="eastAsia"/>
         </w:rPr>
-        <w:t xml:space="preserve">提案手法が表示に要求するのは，単調に増加する一次元の進行度によって記述できる視覚表現であること，ただ一点である．本研究では，時間的に変化する文字表示の先行研究が用いてきた代表的な機構から，この要件を満たす四つを実装例として選んだ（表 1）．</w:t>
+        <w:t xml:space="preserve">提案手法が表示に要求する条件は，単調に増加する 1 次元の進行度によって記述できることの 1 点である．本研究では，時間的に変化する文字表示の先行研究が用いてきた代表的な機構から，この条件を満たす 4 種類を実装例として選んだ（表 1）．</w:t>
       </w:r>
     </w:p>
     <w:p>
@@ -1240,7 +1244,7 @@
         <w:rPr>
           <w:rFonts w:hint="eastAsia"/>
         </w:rPr>
-        <w:t xml:space="preserve">表 1．本研究で用いる四つの表示方式．</w:t>
+        <w:t xml:space="preserve">表 1．本研究で用いる 4 種類の表示方式．</w:t>
       </w:r>
     </w:p>
     <w:tbl>
@@ -1621,7 +1625,7 @@
         <w:rPr>
           <w:rFonts w:hint="eastAsia"/>
         </w:rPr>
-        <w:t xml:space="preserve">画素の表示順は文字ごとに固定した乱数順とし，ワイプの走査方向は全文字で共通とする．いずれの方式も，生成時には基準アニメーションの進行度を s_i(t) に置き換えるだけであり，方式ごとに異なる生成規則を用意することはない．四方式を並べるのは優劣を決めるためではなく，提案手法がフェード固有の現象ではないかという問いに直接答えるためである．</w:t>
+        <w:t xml:space="preserve">画素の表示順は文字ごとに固定した乱数順とする．ワイプの走査方向は全文字で共通とする．いずれの方式も，生成時には基準アニメーションの進行度を s_i(t) に置き換えるのみであり，方式ごとに異なる生成規則を用意しない．4 種類を用いる目的は，優劣の決定ではない．提案手法がフェードに固有の現象であるかどうかを判定することにある．</w:t>
       </w:r>
     </w:p>
     <w:p/>
@@ -1645,15 +1649,15 @@
         <w:rPr>
           <w:rFonts w:hint="eastAsia"/>
         </w:rPr>
-        <w:t xml:space="preserve">五つの実験協力者集団と生成工程</w:t>
-      </w:r>
-    </w:p>
-    <w:p>
-      <w:r>
-        <w:rPr>
-          <w:rFonts w:hint="eastAsia"/>
-        </w:rPr>
-        <w:t xml:space="preserve">実験は「測る，作る，別の人で確かめる」の順で進む．実験協力者が参加するのは較正の二集団，検証の二集団，および見え心地の一集団であり，生成は計算工程である（表 2）．</w:t>
+        <w:t xml:space="preserve">5 つの実験協力者集団と生成工程</w:t>
+      </w:r>
+    </w:p>
+    <w:p>
+      <w:r>
+        <w:rPr>
+          <w:rFonts w:hint="eastAsia"/>
+        </w:rPr>
+        <w:t xml:space="preserve">実験は，測る，作る，別の人で確かめる，の順で進む．実験協力者が参加するのは較正の 2 集団，検証の 2 集団，および見え心地の 1 集団である．生成は計算工程である（表 2）．</w:t>
       </w:r>
     </w:p>
     <w:p>
@@ -1664,7 +1668,7 @@
         <w:rPr>
           <w:rFonts w:hint="eastAsia"/>
         </w:rPr>
-        <w:t xml:space="preserve">表 2．五つの実験協力者集団と生成工程．</w:t>
+        <w:t xml:space="preserve">表 2．5 つの実験協力者集団と生成工程．</w:t>
       </w:r>
     </w:p>
     <w:tbl>
@@ -1678,8 +1682,8 @@
       <w:tblGrid>
         <w:gridCol w:w="500"/>
         <w:gridCol w:w="500"/>
-        <w:gridCol w:w="2200"/>
-        <w:gridCol w:w="1200"/>
+        <w:gridCol w:w="2234"/>
+        <w:gridCol w:w="1166"/>
       </w:tblGrid>
       <w:tr>
         <w:trPr>
@@ -1733,7 +1737,7 @@
         </w:tc>
         <w:tc>
           <w:tcPr>
-            <w:tcW w:w="2200" w:type="dxa"/>
+            <w:tcW w:w="2234" w:type="dxa"/>
             <w:vAlign w:val="center"/>
           </w:tcPr>
           <w:p>
@@ -1756,7 +1760,7 @@
         </w:tc>
         <w:tc>
           <w:tcPr>
-            <w:tcW w:w="1200" w:type="dxa"/>
+            <w:tcW w:w="1166" w:type="dxa"/>
             <w:vAlign w:val="center"/>
           </w:tcPr>
           <w:p>
@@ -1828,7 +1832,7 @@
         </w:tc>
         <w:tc>
           <w:tcPr>
-            <w:tcW w:w="2200" w:type="dxa"/>
+            <w:tcW w:w="2234" w:type="dxa"/>
             <w:vAlign w:val="center"/>
           </w:tcPr>
           <w:p>
@@ -1844,13 +1848,13 @@
                 <w:rStyle w:val="af2"/>
                 <w:rFonts w:hint="eastAsia"/>
               </w:rPr>
-              <w:t xml:space="preserve">音声を先頭から t ミリ秒で打ち切り，かな表から回答</w:t>
+              <w:t xml:space="preserve">音声を先頭から t ms で打ち切り，かな表から回答</w:t>
             </w:r>
           </w:p>
         </w:tc>
         <w:tc>
           <w:tcPr>
-            <w:tcW w:w="1200" w:type="dxa"/>
+            <w:tcW w:w="1166" w:type="dxa"/>
             <w:vAlign w:val="center"/>
           </w:tcPr>
           <w:p>
@@ -1921,7 +1925,7 @@
         </w:tc>
         <w:tc>
           <w:tcPr>
-            <w:tcW w:w="2200" w:type="dxa"/>
+            <w:tcW w:w="2234" w:type="dxa"/>
             <w:vAlign w:val="center"/>
           </w:tcPr>
           <w:p>
@@ -1937,13 +1941,13 @@
                 <w:rStyle w:val="af2"/>
                 <w:rFonts w:hint="eastAsia"/>
               </w:rPr>
-              <w:t xml:space="preserve">基準アニメーションを進行度 s で打ち切り，四方式について回答</w:t>
+              <w:t xml:space="preserve">基準アニメーションを進行度 s で打ち切り，4 方式について回答</w:t>
             </w:r>
           </w:p>
         </w:tc>
         <w:tc>
           <w:tcPr>
-            <w:tcW w:w="1200" w:type="dxa"/>
+            <w:tcW w:w="1166" w:type="dxa"/>
             <w:vAlign w:val="center"/>
           </w:tcPr>
           <w:p>
@@ -2014,7 +2018,7 @@
         </w:tc>
         <w:tc>
           <w:tcPr>
-            <w:tcW w:w="2200" w:type="dxa"/>
+            <w:tcW w:w="2234" w:type="dxa"/>
             <w:vAlign w:val="center"/>
           </w:tcPr>
           <w:p>
@@ -2036,7 +2040,7 @@
         </w:tc>
         <w:tc>
           <w:tcPr>
-            <w:tcW w:w="1200" w:type="dxa"/>
+            <w:tcW w:w="1166" w:type="dxa"/>
             <w:vAlign w:val="center"/>
           </w:tcPr>
           <w:p>
@@ -2107,7 +2111,7 @@
         </w:tc>
         <w:tc>
           <w:tcPr>
-            <w:tcW w:w="2200" w:type="dxa"/>
+            <w:tcW w:w="2234" w:type="dxa"/>
             <w:vAlign w:val="center"/>
           </w:tcPr>
           <w:p>
@@ -2129,7 +2133,7 @@
         </w:tc>
         <w:tc>
           <w:tcPr>
-            <w:tcW w:w="1200" w:type="dxa"/>
+            <w:tcW w:w="1166" w:type="dxa"/>
             <w:vAlign w:val="center"/>
           </w:tcPr>
           <w:p>
@@ -2200,7 +2204,7 @@
         </w:tc>
         <w:tc>
           <w:tcPr>
-            <w:tcW w:w="2200" w:type="dxa"/>
+            <w:tcW w:w="2234" w:type="dxa"/>
             <w:vAlign w:val="center"/>
           </w:tcPr>
           <w:p>
@@ -2216,13 +2220,13 @@
                 <w:rStyle w:val="af2"/>
                 <w:rFonts w:hint="eastAsia"/>
               </w:rPr>
-              <w:t xml:space="preserve">八条件のアニメーション課題</w:t>
+              <w:t xml:space="preserve">8 条件のアニメーション課題</w:t>
             </w:r>
           </w:p>
         </w:tc>
         <w:tc>
           <w:tcPr>
-            <w:tcW w:w="1200" w:type="dxa"/>
+            <w:tcW w:w="1166" w:type="dxa"/>
             <w:vAlign w:val="center"/>
           </w:tcPr>
           <w:p>
@@ -2293,7 +2297,7 @@
         </w:tc>
         <w:tc>
           <w:tcPr>
-            <w:tcW w:w="2200" w:type="dxa"/>
+            <w:tcW w:w="2234" w:type="dxa"/>
             <w:vAlign w:val="center"/>
           </w:tcPr>
           <w:p>
@@ -2315,7 +2319,7 @@
         </w:tc>
         <w:tc>
           <w:tcPr>
-            <w:tcW w:w="1200" w:type="dxa"/>
+            <w:tcW w:w="1166" w:type="dxa"/>
             <w:vAlign w:val="center"/>
           </w:tcPr>
           <w:p>
@@ -2343,15 +2347,15 @@
         <w:rPr>
           <w:rFonts w:hint="eastAsia"/>
         </w:rPr>
-        <w:t xml:space="preserve">検証の比較は群 B と群 Atest の間で行う．生成の目標に用いた群 Acal の軌跡を採点基準にも用いると，較正した標本に合わせ込んだだけであるという疑いを切り分けられないためである．較正の聴覚と視覚を別集団にするのは，同じ実験協力者が両方を行うと，先の課題で出題される文字や刺激の癖を学習し，後の課題の軌跡が汚れるためである．軌跡は集団単位で扱うため，同一人物で対応を取る利点は小さい．</w:t>
-      </w:r>
-    </w:p>
-    <w:p>
-      <w:r>
-        <w:rPr>
-          <w:rFonts w:hint="eastAsia"/>
-        </w:rPr>
-        <w:t xml:space="preserve">五集団はすべて独立であり，同じ実験協力者は一度しか参加しない．別々の掲載どうしで排他参加を強制することはできないため，同時期に走る集団は一つの掲載と一つの URL に統合し，サイト側で自動的に振り分ける．すなわち較正フェーズで群 Acal と群 A′ を一掲載，検証フェーズで群 Atest と群 B を一掲載とする．群 C は課題の中身が異なるため統合できず，検証フェーズと同時期に走る三本目の掲載とする．同時期の二本の掲載のあいだの重複は，実験協力者の ID をサーバ記録と照合し，どちらの向きにも断ることで防ぐ．フェーズをまたぐ重複参加も同じ照合によって受付時に断る．</w:t>
+        <w:t xml:space="preserve">検証の比較は群 B と群 Atest の間で行う．生成の目標に用いた群 Acal の軌跡を採点基準にも用いると，較正した標本に合わせ込んだだけであるという疑いを切り分けられない．較正の聴覚と視覚を別集団とするのは，同じ実験協力者が両方を行うと，先の課題で出題される文字や刺激の癖を学習し，後の課題の軌跡が影響を受けるためである．軌跡は集団単位で扱うため，同一人物で対応を取る利点は小さい．</w:t>
+      </w:r>
+    </w:p>
+    <w:p>
+      <w:r>
+        <w:rPr>
+          <w:rFonts w:hint="eastAsia"/>
+        </w:rPr>
+        <w:t xml:space="preserve">5 集団はすべて独立であり，同じ実験協力者は一度しか参加しない．別々の掲載どうしで排他参加を強制する手段はない．そこで，同時期に走る集団は 1 つの掲載と 1 つの URL に統合し，サイト側で自動的に振り分ける．較正フェーズでは群 Acal と群 A′ を 1 掲載とし，検証フェーズでは群 Atest と群 B を 1 掲載とする．群 C は課題の内容が異なるため統合できず，検証フェーズと同時期に走る 3 本目の掲載とする．同時期の 2 本の掲載のあいだの重複は，実験協力者の ID をサーバ記録と照合し，どちらの向きにも断ることで防ぐ．フェーズをまたぐ重複参加も同じ照合によって受付時に断る．</w:t>
       </w:r>
     </w:p>
     <w:p>
@@ -2363,15 +2367,15 @@
         <w:rPr>
           <w:rFonts w:hint="eastAsia"/>
         </w:rPr>
-        <w:t xml:space="preserve">群 B の八条件</w:t>
-      </w:r>
-    </w:p>
-    <w:p>
-      <w:r>
-        <w:rPr>
-          <w:rFonts w:hint="eastAsia"/>
-        </w:rPr>
-        <w:t xml:space="preserve">正式な検証はフェードと部分表示の二方式について行い，それぞれに同じ三条件を用意する（表 3）．</w:t>
+        <w:t xml:space="preserve">群 B の 8 条件</w:t>
+      </w:r>
+    </w:p>
+    <w:p>
+      <w:r>
+        <w:rPr>
+          <w:rFonts w:hint="eastAsia"/>
+        </w:rPr>
+        <w:t xml:space="preserve">正式な検証はフェードと部分表示の 2 方式について行う．それぞれに同じ 3 条件を用意する（表 3）．</w:t>
       </w:r>
     </w:p>
     <w:p>
@@ -2382,7 +2386,7 @@
         <w:rPr>
           <w:rFonts w:hint="eastAsia"/>
         </w:rPr>
-        <w:t xml:space="preserve">表 3．群 B の一階（正式な検証）の三条件．二方式それぞれに用意する．</w:t>
+        <w:t xml:space="preserve">表 3．群 B の正式な検証における 3 条件．2 方式それぞれに用意する．</w:t>
       </w:r>
     </w:p>
     <w:tbl>
@@ -2395,8 +2399,8 @@
       </w:tblPr>
       <w:tblGrid>
         <w:gridCol w:w="500"/>
-        <w:gridCol w:w="2357"/>
-        <w:gridCol w:w="1543"/>
+        <w:gridCol w:w="2490"/>
+        <w:gridCol w:w="1410"/>
       </w:tblGrid>
       <w:tr>
         <w:trPr>
@@ -2427,7 +2431,7 @@
         </w:tc>
         <w:tc>
           <w:tcPr>
-            <w:tcW w:w="2357" w:type="dxa"/>
+            <w:tcW w:w="2490" w:type="dxa"/>
             <w:vAlign w:val="center"/>
           </w:tcPr>
           <w:p>
@@ -2450,7 +2454,7 @@
         </w:tc>
         <w:tc>
           <w:tcPr>
-            <w:tcW w:w="1543" w:type="dxa"/>
+            <w:tcW w:w="1410" w:type="dxa"/>
             <w:vAlign w:val="center"/>
           </w:tcPr>
           <w:p>
@@ -2500,7 +2504,7 @@
         </w:tc>
         <w:tc>
           <w:tcPr>
-            <w:tcW w:w="2357" w:type="dxa"/>
+            <w:tcW w:w="2490" w:type="dxa"/>
             <w:vAlign w:val="center"/>
           </w:tcPr>
           <w:p>
@@ -2522,7 +2526,7 @@
         </w:tc>
         <w:tc>
           <w:tcPr>
-            <w:tcW w:w="1543" w:type="dxa"/>
+            <w:tcW w:w="1410" w:type="dxa"/>
             <w:vAlign w:val="center"/>
           </w:tcPr>
           <w:p>
@@ -2571,7 +2575,7 @@
         </w:tc>
         <w:tc>
           <w:tcPr>
-            <w:tcW w:w="2357" w:type="dxa"/>
+            <w:tcW w:w="2490" w:type="dxa"/>
             <w:vAlign w:val="center"/>
           </w:tcPr>
           <w:p>
@@ -2593,7 +2597,7 @@
         </w:tc>
         <w:tc>
           <w:tcPr>
-            <w:tcW w:w="1543" w:type="dxa"/>
+            <w:tcW w:w="1410" w:type="dxa"/>
             <w:vAlign w:val="center"/>
           </w:tcPr>
           <w:p>
@@ -2609,7 +2613,7 @@
                 <w:rStyle w:val="af2"/>
                 <w:rFonts w:hint="eastAsia"/>
               </w:rPr>
-              <w:t xml:space="preserve">速度を合わせるだけで十分ではないかという問い</w:t>
+              <w:t xml:space="preserve">速度を合わせるだけで十分かという問い</w:t>
             </w:r>
           </w:p>
         </w:tc>
@@ -2642,7 +2646,7 @@
         </w:tc>
         <w:tc>
           <w:tcPr>
-            <w:tcW w:w="2357" w:type="dxa"/>
+            <w:tcW w:w="2490" w:type="dxa"/>
             <w:vAlign w:val="center"/>
           </w:tcPr>
           <w:p>
@@ -2664,7 +2668,7 @@
         </w:tc>
         <w:tc>
           <w:tcPr>
-            <w:tcW w:w="1543" w:type="dxa"/>
+            <w:tcW w:w="1410" w:type="dxa"/>
             <w:vAlign w:val="center"/>
           </w:tcPr>
           <w:p>
@@ -2692,23 +2696,23 @@
         <w:rPr>
           <w:rFonts w:hint="eastAsia"/>
         </w:rPr>
-        <w:t xml:space="preserve">対照 2 の係数 a と b は，較正データのみから，後述する距離 E が最小になるように決める．中点のみを合わせた対照では「傾きも合わせれば十分ではないか」という反論が残るため，較正データだけから作れる最良の一次変換を対照とする．</w:t>
-      </w:r>
-    </w:p>
-    <w:p>
-      <w:r>
-        <w:rPr>
-          <w:rFonts w:hint="eastAsia"/>
-        </w:rPr>
-        <w:t xml:space="preserve">残る二方式，すなわちぼかし解除とワイプについては，提案手法の表示のみを作って群 B に混ぜる．合計で八条件となる．この二方式は対照を持たないため，これらについて転写が成立したという言い方はしない．同じ較正手続きで生成できるか，目標にどの程度近づくか，を傾向として報告する．</w:t>
-      </w:r>
-    </w:p>
-    <w:p>
-      <w:r>
-        <w:rPr>
-          <w:rFonts w:hint="eastAsia"/>
-        </w:rPr>
-        <w:t xml:space="preserve">比較はすべて方式の内部で行い，方式どうしの優劣は主要な仮説に立てない．</w:t>
+        <w:t xml:space="preserve">対照 2 の係数 a と b は，較正データのみから，後述する距離 E が最小になるように決める．中点のみを合わせた対照では，傾きも合わせれば十分ではないかという反論が残る．そこで，較正データだけから作れる最良の一次変換を対照とする．</w:t>
+      </w:r>
+    </w:p>
+    <w:p>
+      <w:r>
+        <w:rPr>
+          <w:rFonts w:hint="eastAsia"/>
+        </w:rPr>
+        <w:t xml:space="preserve">残る 2 方式，すなわちぼかし解除とワイプについては，提案手法の表示のみを作って群 B に混ぜる．合計で 8 条件となる．この 2 方式は対照を持たないため，転写が成立したという言い方はしない．同じ較正手続きで生成できるか，目標にどの程度近づくかを傾向として報告する．</w:t>
+      </w:r>
+    </w:p>
+    <w:p>
+      <w:r>
+        <w:rPr>
+          <w:rFonts w:hint="eastAsia"/>
+        </w:rPr>
+        <w:t xml:space="preserve">比較はすべて方式の内部で行う．方式どうしの優劣は主要な仮説に立てない．</w:t>
       </w:r>
     </w:p>
     <w:p>
@@ -2728,23 +2732,23 @@
         <w:rPr>
           <w:rFonts w:hint="eastAsia"/>
         </w:rPr>
-        <w:t xml:space="preserve">対象は八文字とし，音声学的なカテゴリーによる層化選定を用いる．少数の音節で音韻的な範囲を代表させる方式は，日本語音節知覚の先行研究がカテゴリー横断で音節を選定している点，および単音節検査が子音カテゴリーの均等性を基準に音節を縮約している点 [14] に倣う．出現頻度にもとづく選定 [10] は，日常会話における平均的な明瞭度を推定する目的に適合するものであり，時間構造の異なる音で転写が成立するかを問う本研究の目的には層化が適合する．</w:t>
-      </w:r>
-    </w:p>
-    <w:p>
-      <w:r>
-        <w:rPr>
-          <w:rFonts w:hint="eastAsia"/>
-        </w:rPr>
-        <w:t xml:space="preserve">選んだ八文字は，あ，か，が，ぱ，し，つ，ま，ら である．母音，無声破裂音，有声破裂音，両唇の無声破裂音，摩擦音，破擦音，鼻音，はじき音を一つずつ含む構成であり，か と が は清濁の対，か と ぱ は調音位置の差をなす．</w:t>
-      </w:r>
-    </w:p>
-    <w:p>
-      <w:r>
-        <w:rPr>
-          <w:rFonts w:hint="eastAsia"/>
-        </w:rPr>
-        <w:t xml:space="preserve">選定バイアスを避けるため，原則の固定，八文字の固定，録音，品質確認，実験の順序を守り，録音や軌跡を見てから文字を差し替えることはしない．録音に不備があった文字は別の文字に替えず，録り直す．視覚面については二次的な確認のみを行い，八文字が極端に似た字形や単純な字形に偏っていないことを確かめた．字形を構成する画素数は 4458 から 10045 の範囲に散り，字形の重複もなかった．</w:t>
+        <w:t xml:space="preserve">対象は 8 文字とし，音声学的なカテゴリーによる層化選定を用いる．少数の音節で音韻的な範囲を代表させる方式には先例がある．日本語音節知覚の先行研究はカテゴリー横断で音節を選定しており，単音節検査は子音カテゴリーの均等性を基準に音節を縮約している [15]．出現頻度にもとづく選定 [11] は，日常会話における平均的な明瞭度を推定する目的に適合する．時間構造の異なる音で転写が成立するかを問う本研究の目的には，層化が適合する．</w:t>
+      </w:r>
+    </w:p>
+    <w:p>
+      <w:r>
+        <w:rPr>
+          <w:rFonts w:hint="eastAsia"/>
+        </w:rPr>
+        <w:t xml:space="preserve">選んだ 8 文字は，あ，か，が，ぱ，し，つ，ま，ら である．母音，無声破裂音，有声破裂音，両唇の無声破裂音，摩擦音，破擦音，鼻音，はじき音を 1 つずつ含む．か と が は清濁の対をなし，か と ぱ は調音位置の差をなす．</w:t>
+      </w:r>
+    </w:p>
+    <w:p>
+      <w:r>
+        <w:rPr>
+          <w:rFonts w:hint="eastAsia"/>
+        </w:rPr>
+        <w:t xml:space="preserve">選定バイアスを避けるため，原則の固定，8 文字の固定，録音，品質確認，実験の順序を守る．録音や軌跡を見てから文字を差し替えることはしない．録音に不備があった文字は別の文字に替えず，録り直す．視覚面については二次的な確認のみを行い，8 文字が極端に似た字形や単純な字形に偏っていないことを確かめた．字形を構成する画素数は 4458 から 10045 の範囲に散り，字形の重複もなかった．</w:t>
       </w:r>
     </w:p>
     <w:p>
@@ -2764,63 +2768,63 @@
         <w:rPr>
           <w:rFonts w:hint="eastAsia"/>
         </w:rPr>
-        <w:t xml:space="preserve">音声刺激は自然発話とする．日本語を母語とする話者一名が，かなを一字ずつ単独で自然に発話し，各文字について三回から五回を WAV 形式で録音する．採用するテイクは，読み間違い，雑音，音割れのある回を除いたうえで，長さが中央値に最も近い回を機械的に選ぶ．主観による良し悪しの選別は行わない．</w:t>
-      </w:r>
-    </w:p>
-    <w:p>
-      <w:r>
-        <w:rPr>
-          <w:rFonts w:hint="eastAsia"/>
-        </w:rPr>
-        <w:t xml:space="preserve">下処理は，文字全体に一定の倍率を掛ける音量調整と，電源ハムを除くための 100 ヘルツのハイパスフィルタに限る．話者の基本周波数は 216 ヘルツであり，フィルタは音声帯域に掛からない．声と同じ帯域を操作する雑音抑圧は行わない．時間伸縮，基本周波数の平坦化，破裂から声帯振動の開始までの時間（VOT）の補正，文脈からの切り出しは一切行わない．音の頭の雑音の強さ自体が清濁の手がかりになり得るため，信号内部の相対振幅を変える処理を避ける．</w:t>
-      </w:r>
-    </w:p>
-    <w:p>
-      <w:r>
-        <w:rPr>
-          <w:rFonts w:hint="eastAsia"/>
-        </w:rPr>
-        <w:t xml:space="preserve">刺激を自然発話とした経緯を記しておく．本研究の応用先が合成音声を入力とする表示であることから，刺激も合成音声に統一する案を検討した．無加工で合成した四名の話者について，清濁の対ごとに VOT を自動測定したところ，無声音と有声音の VOT の差の中央値は話者によって 0 ミリ秒から 30 ミリ秒まで開き，差が 5 ミリ秒未満にとどまる対の数も十三対中の二対から十対まで大きく異なった．すなわち，どの合成話者を選ぶかによって，清濁を時間で区別する手がかりが存在するかどうかそのものが変わる．測る対象である識別率軌跡が話者選択の副作用を強く受けることになるため，本稿では自然発話を採用した．なお日本語の清濁が VOT 単独では決まらず複数の手がかりに依存することは，先行研究でも指摘されている [6]．合成音声の測定結果は，合成音声を刺激とする後続研究のための予備調査として残す．</w:t>
-      </w:r>
-    </w:p>
-    <w:p>
-      <w:r>
-        <w:rPr>
-          <w:rFonts w:hint="eastAsia"/>
-        </w:rPr>
-        <w:t xml:space="preserve">実験上の時刻 0 は，音の実体が始まる点とする．検出は短い窓のエネルギーが背景雑音を十分に超えた最初の点を自動で求め，波形とスペクトログラムによって全数を目視確認する．破裂音は破裂の開始，摩擦音は摩擦の開始，母音と鼻音は周期的な波形の開始を基準とし，基準の定義，検出スクリプト，全文字の値を公開する．</w:t>
-      </w:r>
-    </w:p>
-    <w:p>
-      <w:r>
-        <w:rPr>
-          <w:rFonts w:hint="eastAsia"/>
-        </w:rPr>
-        <w:t xml:space="preserve">打ち切りは波形を突然ゼロにせず，打ち切り時刻 t で終わる 5 ミリ秒のなめらかなフェードアウトによって行う．フェード区間は t の直前 5 ミリ秒であり，t より後の音は一切含まれない．この仕様は全文字，全時点で共通とする．配信は WAV のまま行い，再生時の頭のフェードは掛けない．</w:t>
-      </w:r>
-    </w:p>
-    <w:p>
-      <w:r>
-        <w:rPr>
-          <w:rFonts w:hint="eastAsia"/>
-        </w:rPr>
-        <w:t xml:space="preserve">対象八文字以外のかなも問題に混ぜ，八文字しか出題されないと気づかれないようにする．このため録音は全 68 かなについて行う．</w:t>
-      </w:r>
-    </w:p>
-    <w:p>
-      <w:r>
-        <w:rPr>
-          <w:rFonts w:hint="eastAsia"/>
-        </w:rPr>
-        <w:t xml:space="preserve">刺激は一度だけ提示し，聞き直しと見直しは設けない．刺激に触れる回数を聴覚と視覚で揃えるためである．回答時間は無制限とする．回答は五十音表と同じ並びの全かな表から選ぶ形式とし，使用する表は聴覚と視覚で同一とする．ただし，表に 68 の選択肢があることを根拠としてまぐれ当たりの率を 68 分の 1 と主張することはしない．同じ文字が繰り返し出題されれば，実験協力者が想定する候補集合は 68 個ではなくなり得る．まぐれ当たりの率は名目値を初期値としつつ固定せず，値を変えても結論が変わらないことを確認する．</w:t>
-      </w:r>
-    </w:p>
-    <w:p>
-      <w:r>
-        <w:rPr>
-          <w:rFonts w:hint="eastAsia"/>
-        </w:rPr>
-        <w:t xml:space="preserve">実験協力者はクラウドソーシングで募集し，日本語母語話者，18 歳以上，各集団一人一回を条件とする．再生機器は自由とし，合図音の 0.6 秒後に刺激を提示する方式によって，無線イヤホンにおける頭の欠落を防ぐ．</w:t>
+        <w:t xml:space="preserve">音声刺激は自然発話とする．日本語を母語とする話者 1 名が，かなを 1 字ずつ単独で自然に発話し，各文字について 3 回から 5 回を WAV 形式で録音する．採用するテイクは，読み間違い，雑音，音割れのある回を除いたうえで，長さが中央値に最も近い回を機械的に選ぶ．主観による選別は行わない．</w:t>
+      </w:r>
+    </w:p>
+    <w:p>
+      <w:r>
+        <w:rPr>
+          <w:rFonts w:hint="eastAsia"/>
+        </w:rPr>
+        <w:t xml:space="preserve">下処理は，文字全体に一定の倍率を掛ける音量調整と，電源ハムを除くための 100 Hz のハイパスフィルタに限る．話者の基本周波数は 216 Hz であり，フィルタは音声帯域に掛からない．声と同じ帯域を操作する雑音抑圧は行わない．時間伸縮，基本周波数の平坦化，破裂から声帯振動の開始までの時間（VOT）の補正，文脈からの切り出しは行わない．音の頭の雑音の強さ自体が清濁の手がかりになり得るため，信号内部の相対振幅を変える処理を避ける．</w:t>
+      </w:r>
+    </w:p>
+    <w:p>
+      <w:r>
+        <w:rPr>
+          <w:rFonts w:hint="eastAsia"/>
+        </w:rPr>
+        <w:t xml:space="preserve">刺激を自然発話とした経緯を記す．本研究の応用先が合成音声を入力とする表示であることから，刺激も合成音声に統一する案を検討した．無加工で合成した 4 名の話者について，清濁の対ごとに VOT を自動測定した．無声音と有声音の VOT の差の中央値は話者によって 0 ms から 30 ms まで開き，差が 5 ms 未満にとどまる対の数も 13 対中の 2 対から 10 対まで異なった．どの合成話者を選ぶかによって，清濁を時間で区別する手がかりの有無が変わる．測定対象である識別率軌跡が話者選択の影響を強く受けるため，本稿では自然発話を採用した．日本語の清濁が VOT 単独では決まらず複数の手がかりに依存することは，先行研究でも指摘されている [6]．合成音声の測定結果は，合成音声を刺激とする後続研究のための予備調査として残す．</w:t>
+      </w:r>
+    </w:p>
+    <w:p>
+      <w:r>
+        <w:rPr>
+          <w:rFonts w:hint="eastAsia"/>
+        </w:rPr>
+        <w:t xml:space="preserve">実験上の時刻 0 は，音の実体が始まる点とする．検出は，短い窓のエネルギーが背景雑音を十分に超えた最初の点を自動で求め，波形とスペクトログラムによって全数を目視確認する．破裂音は破裂の開始，摩擦音は摩擦の開始，母音と鼻音は周期的な波形の開始を基準とする．基準の定義，検出スクリプト，全文字の値を公開する．</w:t>
+      </w:r>
+    </w:p>
+    <w:p>
+      <w:r>
+        <w:rPr>
+          <w:rFonts w:hint="eastAsia"/>
+        </w:rPr>
+        <w:t xml:space="preserve">打ち切りは，打ち切り時刻 t で終わる 5 ms のなめらかなフェードアウトによって行う．波形を突然ゼロにはしない．フェード区間は t の直前 5 ms であり，t より後の音は含まれない．この仕様は全文字，全時点で共通とする．配信は WAV のまま行い，再生時の頭のフェードは掛けない．</w:t>
+      </w:r>
+    </w:p>
+    <w:p>
+      <w:r>
+        <w:rPr>
+          <w:rFonts w:hint="eastAsia"/>
+        </w:rPr>
+        <w:t xml:space="preserve">対象 8 文字以外のかなも問題に混ぜ，8 文字しか出題されないと気づかれないようにする．このため録音は全 68 かなについて行う．</w:t>
+      </w:r>
+    </w:p>
+    <w:p>
+      <w:r>
+        <w:rPr>
+          <w:rFonts w:hint="eastAsia"/>
+        </w:rPr>
+        <w:t xml:space="preserve">刺激は一度だけ提示し，聞き直しと見直しは設けない．刺激に触れる回数を聴覚と視覚で揃えるためである．回答時間は無制限とする．回答は五十音表と同じ並びの全かな表から選ぶ形式とし，使用する表は聴覚と視覚で同一とする．ただし，表に 68 の選択肢があることを根拠として，まぐれ当たりの率を 1/68 とは主張しない．同じ文字が繰り返し出題されれば，実験協力者が想定する候補集合は 68 個ではなくなり得る．まぐれ当たりの率は名目値を初期値としつつ固定せず，値を変えても結論が変わらないことを確認する．</w:t>
+      </w:r>
+    </w:p>
+    <w:p>
+      <w:r>
+        <w:rPr>
+          <w:rFonts w:hint="eastAsia"/>
+        </w:rPr>
+        <w:t xml:space="preserve">実験協力者はクラウドソーシングで募集し，日本語母語話者，18 歳以上，各集団 1 人 1 回を条件とする．再生機器は自由とする．合図音の 0.6 秒後に刺激を提示する方式によって，無線イヤホンにおける頭の欠落を防ぐ．</w:t>
       </w:r>
     </w:p>
     <w:p>
@@ -2840,23 +2844,23 @@
         <w:rPr>
           <w:rFonts w:hint="eastAsia"/>
         </w:rPr>
-        <w:t xml:space="preserve">提示の刻みは文字ごとに七時点とし，打ち切らない全長の条件を一点加えて八点とする．聴覚は音の実体の開始点からの実時間ミリ秒，視覚は進行度パーセントで打ち切る．</w:t>
-      </w:r>
-    </w:p>
-    <w:p>
-      <w:r>
-        <w:rPr>
-          <w:rFonts w:hint="eastAsia"/>
-        </w:rPr>
-        <w:t xml:space="preserve">時点は全文字で共通に置かず，文字の音の種類ごとに配置する．根拠は二つある．第一に，識別に必要な区間の長さが子音の種類によって異なるという先行研究の知見である．破裂音と鼻音では 50 から 70 ミリ秒，無声摩擦音では平均 120 ミリ秒とされる [3]．第二に，本番と同じ公開ページを研究者自身が一名で通した予備的な記録である．そこでは あ と が が 20 ミリ秒，か，し，ぱ，ま が 40 ミリ秒，つ が 60 ミリ秒，ら が 110 ミリ秒で正答が安定し，最も早い文字と最も遅い文字とで約 90 ミリ秒の差があった．誤答の内訳も音の性質から予想される向きと一致し，ら は 40 から 80 ミリ秒の範囲で な へ誤られ，つ は摩擦が始まる前に ち へ誤られた．全文字に同一の時点列を当てると，早く天井に達する文字では後半の時点が，遅い文字では前半の時点が，いずれも情報を持たない点になる．</w:t>
-      </w:r>
-    </w:p>
-    <w:p>
-      <w:r>
-        <w:rPr>
-          <w:rFonts w:hint="eastAsia"/>
-        </w:rPr>
-        <w:t xml:space="preserve">この予備的な記録は，実験の作者本人が一名で行ったものであり，出題される文字も正解も既知である．したがって正答率の水準は上向きに偏っており，時点配置の当たりをつける目的にのみ用いる．暫定の配置を表 4 に示す．最終的な配置は，通しシミュレーションによって，各文字について最も早い時点の正答率が十分に低いこと，全長の正答率が十分に高いこと，中間の時点が正答率の動く帯に入っていることを確かめたうえで確定する．</w:t>
+        <w:t xml:space="preserve">提示の刻みは文字ごとに 7 時点とし，打ち切らない全長の条件を 1 点加えて 8 点とする．聴覚は音の実体の開始点からの実時間 ms，視覚は進行度 % で打ち切る．</w:t>
+      </w:r>
+    </w:p>
+    <w:p>
+      <w:r>
+        <w:rPr>
+          <w:rFonts w:hint="eastAsia"/>
+        </w:rPr>
+        <w:t xml:space="preserve">時点は全文字で共通に置かず，文字の音の種類ごとに配置する．根拠は 2 つある．第一に，識別に必要な区間の長さが子音の種類によって異なるという先行研究の知見である [3]．第二に，本番と同じ公開ページを研究者自身が 1 名で通した予備的な記録である．そこでは あ と が が 20 ms，か，し，ぱ，ま が 40 ms，つ が 60 ms，ら が 110 ms で正答が安定し，最も早い文字と最も遅い文字とで約 90 ms の差があった．誤答の内訳も音の性質から予想される向きと一致した．ら は 40 から 80 ms の範囲で な へ誤られ，つ は摩擦が始まる前に ち へ誤られた．全文字に同一の時点列を当てると，早く天井に達する文字では後半の時点が，遅い文字では前半の時点が，いずれも情報を持たない点となる．</w:t>
+      </w:r>
+    </w:p>
+    <w:p>
+      <w:r>
+        <w:rPr>
+          <w:rFonts w:hint="eastAsia"/>
+        </w:rPr>
+        <w:t xml:space="preserve">この予備的な記録は，実験の作者本人が 1 名で行ったものであり，出題される文字も正解も既知である．したがって正答率の水準は上向きに偏っており，時点配置の当たりをつける目的にのみ用いる．暫定の配置を表 4 に示す．最終的な配置は，通しシミュレーションによって確定する．各文字について，最も早い時点の正答率が十分に低いこと，全長の正答率が十分に高いこと，中間の時点が正答率の動く帯に入っていることを確かめる．</w:t>
       </w:r>
     </w:p>
     <w:p>
@@ -2867,7 +2871,7 @@
         <w:rPr>
           <w:rFonts w:hint="eastAsia"/>
         </w:rPr>
-        <w:t xml:space="preserve">表 4．音の種類ごとの提示時点（暫定）．数値は音の実体の開始点を 0 とする絶対時間，単位はミリ秒．</w:t>
+        <w:t xml:space="preserve">表 4．音の種類ごとの提示時点（暫定）．数値は音の実体の開始点を 0 とする絶対時間，単位は ms．</w:t>
       </w:r>
     </w:p>
     <w:tbl>
@@ -3248,7 +3252,7 @@
         <w:rPr>
           <w:rFonts w:hint="eastAsia"/>
         </w:rPr>
-        <w:t xml:space="preserve">時点は絶対時間で置き，その文字の全長に対する割合では置かない．文字をまたぐ軌跡の比較も，音声の時刻からアニメーションの進行度への逆引きも，いずれも絶対時間の軸の上で行うため，文字ごとに軸の目盛りが変わると両方が成り立たなくなるからである．視覚の時点も，同じ時点で軌跡を比較する必要から，聴覚と同じ文字ごとの配置にそろえる．</w:t>
+        <w:t xml:space="preserve">時点は絶対時間で置き，その文字の全長に対する割合では置かない．文字をまたぐ軌跡の比較も，音声の時刻からアニメーションの進行度への逆引きも，いずれも絶対時間の軸の上で行う．文字ごとに軸の目盛りが変わると，両方が成り立たなくなる．視覚の時点も，同じ時点で軌跡を比較する必要から，聴覚と同じ文字ごとの配置にそろえる．</w:t>
       </w:r>
     </w:p>
     <w:p>
@@ -3268,31 +3272,31 @@
         <w:rPr>
           <w:rFonts w:hint="eastAsia"/>
         </w:rPr>
-        <w:t xml:space="preserve">生成した表示を字幕として続けて見ていられるかは，目標の軌跡にどれだけ近いかとは別の量である．これを識別課題を行わない独立の集団で測る．群 B の識別課題の末尾に付ける設計を採らなかった理由は三つある．第一に，群 B は一人あたり 90 問以上の識別課題をこなすため，その直後に印象を尋ねると，答えているのが表示の性質なのか課題の疲れなのかを分けられない．第二に，独立させれば打ち切りのない繰り返し提示にできる．字幕は本来くりかえし流れるものであり，そのほうが実際の使われ方に近い．第三に，群 B の負担が減る．</w:t>
-      </w:r>
-    </w:p>
-    <w:p>
-      <w:r>
-        <w:rPr>
-          <w:rFonts w:hint="eastAsia"/>
-        </w:rPr>
-        <w:t xml:space="preserve">群 C では，代表文字を四つの表示方式で提示する．提示のしかたは，一字だけを出す条件，五字を左から一字ずつ出して出た字をそのまま残す条件，五字を同じ位置で一字ずつ入れ替える条件の三通りとする．五字の並びは意味のある語にしない．語として読めてしまうと，表示の見え心地ではなく語の読みやすさを答えられてしまうためである．三条件とも一字あたりの表示寸法をそろえ，寸法の違いが評定に混ざらないようにする．代表文字は事前に固定し，結果を見てから選び直さない．進行度の列は生成した提案手法のものを用いるため，群 B が見るものと同じ絵になる．</w:t>
-      </w:r>
-    </w:p>
-    <w:p>
-      <w:r>
-        <w:rPr>
-          <w:rFonts w:hint="eastAsia"/>
-        </w:rPr>
-        <w:t xml:space="preserve">字が次々に現れる条件では，前後の刺激が互いの見え方を妨げる視覚マスキングが交絡し得る．本実験が測るのは見え心地だけであり，連続提示における干渉は測らない．そこで，干渉が起こらない十分な間隔を空けて提示する．視覚マスキングは二つの刺激の開始間隔が 0 から 200 ミリ秒の範囲で生じ，文字の識別に対する抑制は 60 から 120 ミリ秒付近で最も強いことが知られている [2]．基準アニメーションが 600 ミリ秒であるため，一字が現れきってから 300 ミリ秒空ける設定では，字と字の開始間隔は約 900 ミリ秒となり，干渉が生じる時間帯の 4 倍以上離れる．横並びの条件では出た字が空間的に隣り合うため，隣接する字が互いの識別を妨げる混み合いへの配慮として，字と字の間隔を一文字分以上あける．</w:t>
-      </w:r>
-    </w:p>
-    <w:p>
-      <w:r>
-        <w:rPr>
-          <w:rFonts w:hint="eastAsia"/>
-        </w:rPr>
-        <w:t xml:space="preserve">評定は各提示について 7 件法の 3 項目とし，続けて見やすいか，変化が自然に感じるか，目障りかを尋ねる．三つ目のみ向きが逆であるため集計時に反転する．最後に二つの選択問題を置く．一つは四方式のうちどの現れ方が字幕として良いか，もう一つは五字続けるときにどの出し方が良いかである．二問に分けるのは，一問にまとめると回答者がどちらについて答えたのかが分からなくなるためである．提示の順序は方式も文字も混ぜ，何番目に提示したかを記録して順序の効果を後から確認できるようにする．</w:t>
+        <w:t xml:space="preserve">生成した表示を字幕として続けて見ていられるかは，目標の軌跡にどれだけ近いかとは別の量である．これを識別課題を行わない独立の集団で測定する．群 B の識別課題の末尾に付ける設計を採らなかった理由は 3 つある．第一に，群 B は 1 人あたり 90 問以上の識別課題を行うため，その直後に印象を尋ねると，答えているのが表示の性質なのか課題の疲れなのかを分けられない．第二に，独立させれば打ち切りのない繰り返し提示にできる．字幕は繰り返し流れるものであり，実際の使われ方に近い．第三に，群 B の負担が減る．</w:t>
+      </w:r>
+    </w:p>
+    <w:p>
+      <w:r>
+        <w:rPr>
+          <w:rFonts w:hint="eastAsia"/>
+        </w:rPr>
+        <w:t xml:space="preserve">群 C では，代表文字を 4 種類の表示方式で提示する．提示のしかたは 3 通りとする．1 字だけを出す条件，5 字を左から 1 字ずつ出して出た字をそのまま残す条件，5 字を同じ位置で 1 字ずつ入れ替える条件である．5 字の並びは意味のある語にしない．語として読めてしまうと，表示の見え心地ではなく語の読みやすさを答えられてしまう．3 条件とも 1 字あたりの表示寸法をそろえ，寸法の違いが評定に混ざらないようにする．代表文字は事前に固定し，結果を見てから選び直さない．進行度の列は生成した提案手法のものを用いるため，群 B が見るものと同じ絵になる．</w:t>
+      </w:r>
+    </w:p>
+    <w:p>
+      <w:r>
+        <w:rPr>
+          <w:rFonts w:hint="eastAsia"/>
+        </w:rPr>
+        <w:t xml:space="preserve">字が次々に現れる条件では，前後の刺激が互いの見え方を妨げる視覚マスキングが交絡し得る．本実験が測定するのは見え心地であり，連続提示における干渉は測定しない．そこで，干渉が起こらない十分な間隔を空けて提示する．視覚マスキングは 2 つの刺激の開始間隔が 0 から 200 ms の範囲で生じ，文字の識別に対する抑制は 60 から 120 ms 付近で最も強いことが知られている [2]．基準アニメーションが 600 ms であるため，1 字が現れきってから 300 ms 空ける設定では，字と字の開始間隔は約 900 ms となる．これは干渉が生じる時間帯の 4 倍以上である．横並びの条件では出た字が空間的に隣り合う．隣接する字が互いの識別を妨げる混み合いへの配慮として，字と字の間隔を 1 文字分以上あける．</w:t>
+      </w:r>
+    </w:p>
+    <w:p>
+      <w:r>
+        <w:rPr>
+          <w:rFonts w:hint="eastAsia"/>
+        </w:rPr>
+        <w:t xml:space="preserve">評定は各提示について 7 件法の 3 項目とし，続けて見やすいか，変化が自然に感じるか，目障りかを尋ねる．3 つ目のみ向きが逆であるため集計時に反転する．最後に 2 つの選択問題を置く．1 つは 4 方式のうちどの現れ方が字幕として良いか，もう 1 つは 5 字続けるときにどの出し方が良いかである．2 問に分けるのは，1 問にまとめると回答者がどちらについて答えたのかが分からなくなるためである．提示の順序は方式も文字も混ぜ，何番目に提示したかを記録して順序の効果を後から確認できるようにする．</w:t>
       </w:r>
     </w:p>
     <w:p>
@@ -3312,15 +3316,15 @@
         <w:rPr>
           <w:rFonts w:hint="eastAsia"/>
         </w:rPr>
-        <w:t xml:space="preserve">3.1 節で述べたとおり，提案手法は「進行度が同じであれば正答率も同じ」という見方の上に成り立っている．この見方が成り立つかどうかを正面から測るため，視覚の較正（群 A′）のフェード方式に限り，基準アニメーションの長さを二水準とし，同じ進行度の水準を両方の速さで測る．暫定値は 600 ミリ秒と，およそ 1.7 倍ゆっくりの 1000 ミリ秒である．生成の逆引きに用いるのは 600 ミリ秒の水準の曲線だけであり，この取り決めはデータを見る前に固定して凍結の対象に含める（3.5 節）．1000 ミリ秒の水準のデータは速さの影響を調べるためだけに用いる．二つの目的を分けるのは，速さの効果と進行度の効果を混ぜないためであり，また結果を見てから生成に都合のよい速さを選んだという批判の余地を消すためである．</w:t>
-      </w:r>
-    </w:p>
-    <w:p>
-      <w:r>
-        <w:rPr>
-          <w:rFonts w:hint="eastAsia"/>
-        </w:rPr>
-        <w:t xml:space="preserve">判定は効果量と信頼区間で行い，効果量の単位は正答率のポイントとする．同一の実験協力者が同じ文字を二つの速さで見るため，実験協力者と文字を効果として含む混合モデルで扱う．区間が広い場合は，この人数では判定できなかったと報告する．差が認められなければ，進行度がその時点の見えやすさを決めているという予備的な証拠となり，時間軸の変形によって軌跡を再現するという生成の考え方を支える．差が認められれば，同じ進行度でもそこへ至る速さによって見え方が変わるという結果になり，時間軸の変形だけでは移植できないという手法の限界条件を示すことになる．なお，群 B と群 Atest の軌跡が一致するかどうかは，この見方そのものの総合的な検証を兼ねている．</w:t>
+        <w:t xml:space="preserve">3.1 節で述べたとおり，提案手法は進行度が同じであれば正答率も同じであるという仮定の上に成り立つ．この仮定を測定するため，視覚の較正（群 A′）のフェード方式に限り，基準アニメーションの長さを 2 水準とし，同じ進行度の水準を両方の速さで測定する．暫定値は 600 ms と，およそ 1.7 倍ゆっくりの 1000 ms である．生成の逆引きに用いるのは 600 ms の水準の曲線だけであり，この取り決めはデータを見る前に固定して凍結の対象に含める（3.5 節）．1000 ms の水準のデータは速さの影響を調べるためだけに用いる．2 つの目的を分けるのは，速さの効果と進行度の効果を混ぜないためであり，また結果を見てから生成に都合のよい速さを選んだという批判の余地を消すためである．</w:t>
+      </w:r>
+    </w:p>
+    <w:p>
+      <w:r>
+        <w:rPr>
+          <w:rFonts w:hint="eastAsia"/>
+        </w:rPr>
+        <w:t xml:space="preserve">判定は効果量と信頼区間で行い，効果量の単位は正答率のポイントとする．同一の実験協力者が同じ文字を 2 つの速さで見るため，実験協力者と文字を効果として含む混合モデルで扱う．区間が広い場合は，この人数では判定できなかったと報告する．差が認められなければ，進行度がその時点の見えやすさを決めているという予備的な証拠となり，時間軸の変形によって軌跡を再現する生成の考え方を支える．差が認められれば，同じ進行度でもそこへ至る速さによって見え方が変わることになり，時間軸の変形だけでは移植できないという手法の限界条件を示す．群 B と群 Atest の軌跡が一致するかどうかは，この仮定の総合的な検証を兼ねる．</w:t>
       </w:r>
     </w:p>
     <w:p>
@@ -3340,15 +3344,15 @@
         <w:rPr>
           <w:rFonts w:hint="eastAsia"/>
         </w:rPr>
-        <w:t xml:space="preserve">主要な判定には，二つの軌跡の距離 E を用いる．E は，評価に用いる各時点における正答率の差の絶対値を，時点にわたって平均した量であり，単位は正答率のポイントである．比較は同じ文字どうしの対で行い，文字ごとの難しさの差を打ち消す．通しシミュレーションによれば，測定の揺らぎだけでも E は約 4.7 ポイント残り，軌跡の形が合っていない場合には 8 から 10 ポイントに現れる．</w:t>
-      </w:r>
-    </w:p>
-    <w:p>
-      <w:r>
-        <w:rPr>
-          <w:rFonts w:hint="eastAsia"/>
-        </w:rPr>
-        <w:t xml:space="preserve">補助的な指標として，中点 μ の差，立ち上がりの急峻さ，混同行列，文字ごとの誤差，丸めの発生範囲を報告する．立ち上がりの急峻さを主要な判定に用いないのは，軌跡を推定してから逆引きに用いる二段階の推定では，急峻さが系統的に浅く推定される偏りが生じることをシミュレーションで確認したためである．</w:t>
+        <w:t xml:space="preserve">主要な判定には，2 つの軌跡の距離 E を用いる．E は，評価に用いる各時点における正答率の差の絶対値を，時点にわたって平均した量であり，単位は正答率のポイントである．比較は同じ文字どうしの対で行い，文字ごとの難しさの差を打ち消す．通しシミュレーションによれば，測定の揺らぎだけでも E は約 4.7 ポイント残り，軌跡の形が合っていない場合には 8 から 10 ポイントに現れる．</w:t>
+      </w:r>
+    </w:p>
+    <w:p>
+      <w:r>
+        <w:rPr>
+          <w:rFonts w:hint="eastAsia"/>
+        </w:rPr>
+        <w:t xml:space="preserve">補助的な指標として，中点 μ の差，立ち上がりの急峻さ，混同行列，文字ごとの誤差，丸めの発生範囲を報告する．立ち上がりの急峻さを主要な判定に用いない理由は，軌跡を推定してから逆引きに用いる二段階の推定では，急峻さが系統的に浅く推定される偏りが生じることをシミュレーションで確認したためである．</w:t>
       </w:r>
     </w:p>
     <w:p>
@@ -3364,7 +3368,7 @@
         <w:rPr>
           <w:rFonts w:hint="eastAsia"/>
         </w:rPr>
-        <w:t xml:space="preserve">差の大きさとその信頼区間を報告する．何ミリ秒までなら実質的に同じとみなすかという基準は本稿では定めず，次の段階で扱う．</w:t>
+        <w:t xml:space="preserve">差の大きさとその信頼区間を報告する．何 ms までなら実質的に同じとみなすかという基準は本稿では定めず，次の段階で扱う．</w:t>
       </w:r>
     </w:p>
     <w:p>
@@ -3384,47 +3388,47 @@
         <w:rPr>
           <w:rFonts w:hint="eastAsia"/>
         </w:rPr>
-        <w:t xml:space="preserve">本研究は四つの問いを立てる．</w:t>
-      </w:r>
-    </w:p>
-    <w:p>
-      <w:r>
-        <w:rPr>
-          <w:rFonts w:hint="eastAsia"/>
-        </w:rPr>
-        <w:t xml:space="preserve">RQ1 は，集団で測った音声の識別率軌跡を，文字アニメーションの進行の変形によって初見の集団に再現できるか，である．判定は次の二つの仮説による．仮説 1 は，提案手法で生成したアニメーションが，等速の対照 1 よりも音声の軌跡に近いこと，すなわち E(提案) &lt; E(対照 1) である．仮説 2 は，提案手法が，開始時刻と速度のみを最適に合わせた対照 2 よりも音声の軌跡に近いこと，すなわち E(提案) &lt; E(対照 2) である．仮説 1 と仮説 2 は，フェードと部分表示のそれぞれについて別々に判定する．</w:t>
-      </w:r>
-    </w:p>
-    <w:p>
-      <w:r>
-        <w:rPr>
-          <w:rFonts w:hint="eastAsia"/>
-        </w:rPr>
-        <w:t xml:space="preserve">仮説 2 が意味を持つのは，一次の時間変換では合わせきれない文字が存在する場合に限られる．その合わせきれなさの度合いを D_i と書く．D_i は八文字の選定には用いない．効きそうな文字だけを選んだという批判を招くためである．八文字は音の種類と品質確認のみによって先に固定し，D_i が大きい文字ほど提案手法の優位が大きいという事前に宣言した予測として，本番データで確かめる．仮説 2 が支持されない場合は，一次の時間変換で近似できるという設計知見として報告する．</w:t>
-      </w:r>
-    </w:p>
-    <w:p>
-      <w:r>
-        <w:rPr>
-          <w:rFonts w:hint="eastAsia"/>
-        </w:rPr>
-        <w:t xml:space="preserve">RQ2 は，同じ較正手続きを四方式に適用したとき，外から与えた目標の軌跡にどれだけ近づけられるかが方式によってどう異なるか，である．どの表示が最も読みやすいかを問うものではない．探索の二方式は対照を持たないため，順位と傾向の報告にとどめる．</w:t>
-      </w:r>
-    </w:p>
-    <w:p>
-      <w:r>
-        <w:rPr>
-          <w:rFonts w:hint="eastAsia"/>
-        </w:rPr>
-        <w:t xml:space="preserve">RQ3 は，各方式の生成表示を字幕として続けて見ていられるか，である．継続して閲覧する際の主観的な見やすさと負担として定義し，識別課題を行わない群 C で測る（4.6 節）．忠実さと見え心地が一致するとは仮定しない．</w:t>
-      </w:r>
-    </w:p>
-    <w:p>
-      <w:r>
-        <w:rPr>
-          <w:rFonts w:hint="eastAsia"/>
-        </w:rPr>
-        <w:t xml:space="preserve">RQ4 は，表示の識別率が進行度だけで決まるのか，そこへ至る速さにも左右されるのか，である．群 A′ のフェード方式における二つの速さの比較によって答える（4.7 節）．</w:t>
+        <w:t xml:space="preserve">本研究は 4 つの問いを立てる．</w:t>
+      </w:r>
+    </w:p>
+    <w:p>
+      <w:r>
+        <w:rPr>
+          <w:rFonts w:hint="eastAsia"/>
+        </w:rPr>
+        <w:t xml:space="preserve">RQ1 は，集団で測定した音声の識別率軌跡を，文字アニメーションの進行の変形によって初見の集団に再現できるかである．判定は次の 2 つの仮説による．仮説 1 は，提案手法で生成したアニメーションが，等速の対照 1 よりも音声の軌跡に近いこと，すなわち E(提案) &lt; E(対照 1) である．仮説 2 は，提案手法が，開始時刻と速度のみを最適に合わせた対照 2 よりも音声の軌跡に近いこと，すなわち E(提案) &lt; E(対照 2) である．仮説 1 と仮説 2 は，フェードと部分表示のそれぞれについて別々に判定する．</w:t>
+      </w:r>
+    </w:p>
+    <w:p>
+      <w:r>
+        <w:rPr>
+          <w:rFonts w:hint="eastAsia"/>
+        </w:rPr>
+        <w:t xml:space="preserve">仮説 2 が意味を持つのは，一次の時間変換では合わせきれない文字が存在する場合に限られる．その合わせきれなさの度合いを D_i と書く．D_i は 8 文字の選定には用いない．効きそうな文字だけを選んだという批判を招くためである．8 文字は音の種類と品質確認のみによって先に固定する．D_i が大きい文字ほど提案手法の優位が大きいという事前に宣言した予測として，本番データで確かめる．仮説 2 が支持されない場合は，一次の時間変換で近似できるという設計知見として報告する．</w:t>
+      </w:r>
+    </w:p>
+    <w:p>
+      <w:r>
+        <w:rPr>
+          <w:rFonts w:hint="eastAsia"/>
+        </w:rPr>
+        <w:t xml:space="preserve">RQ2 は，同じ較正手続きを 4 方式に適用したとき，外から与えた目標の軌跡にどれだけ近づけられるかが方式によってどう異なるかである．どの表示が最も読みやすいかを問うものではない．探索の 2 方式は対照を持たないため，順位と傾向の報告にとどめる．</w:t>
+      </w:r>
+    </w:p>
+    <w:p>
+      <w:r>
+        <w:rPr>
+          <w:rFonts w:hint="eastAsia"/>
+        </w:rPr>
+        <w:t xml:space="preserve">RQ3 は，各方式の生成表示を字幕として続けて見ていられるかである．継続して閲覧する際の主観的な見やすさと負担として定義し，識別課題を行わない群 C で測定する（4.6 節）．忠実さと見え心地が一致するとは仮定しない．</w:t>
+      </w:r>
+    </w:p>
+    <w:p>
+      <w:r>
+        <w:rPr>
+          <w:rFonts w:hint="eastAsia"/>
+        </w:rPr>
+        <w:t xml:space="preserve">RQ4 は，表示の識別率が進行度だけで決まるのか，そこへ至る速さにも左右されるのかである．群 A′ のフェード方式における 2 つの速さの比較によって答える（4.7 節）．</w:t>
       </w:r>
     </w:p>
     <w:p>
@@ -3444,7 +3448,7 @@
         <w:rPr>
           <w:rFonts w:hint="eastAsia"/>
         </w:rPr>
-        <w:t xml:space="preserve">三つの確認を行う．確認 A は，全長を提示した問題の正答率が十分に高いことである．確認 B は，提示量が多いほど正答率が上がることである．確認 C は，ほとんど情報のない問題の正答率が実験の後半になっても上がっていないことであり，出題される文字集合を学習した兆候を検出するために置く．確認 C に用いる問題は，全文字で共通の最小値ではなく，その文字に割り当てた最小の時点とする（4.5 節）．</w:t>
+        <w:t xml:space="preserve">3 つの確認を行う．確認 A は，全長を提示した問題の正答率が十分に高いことである．確認 B は，提示量が多いほど正答率が上がることである．確認 C は，ほとんど情報のない問題の正答率が実験の後半になっても上がっていないことであり，出題される文字集合を学習した兆候を検出するために置く．確認 C に用いる問題は，その文字に割り当てた最小の時点とする（4.5 節）．全文字で共通の最小値は用いない．</w:t>
       </w:r>
     </w:p>
     <w:p>
@@ -3464,7 +3468,7 @@
         <w:rPr>
           <w:rFonts w:hint="eastAsia"/>
         </w:rPr>
-        <w:t xml:space="preserve">実験ページは既存の実験実装を土台に改修する．聴覚課題は，割合による指定を音の実体の開始点からの実時間ミリ秒による指定へ変更し，文字ごとに七時点を設定可能にしたうえで，5 ミリ秒の終端フェードを加えた．時点の表は文字をキーとして保持し，表に名前のない字は既定の並びを用いる．視覚課題は，四方式それぞれについて打ち切り再生器を実装した．群 B 用には，60 ヘルツで評価した進行度の数値列によってアニメーションを駆動する変形モードを実装し，フェードでは不透明度，部分表示では画素の割合，ぼかし解除ではぼかし半径，ワイプでは領域の割合に進行度を割り当てた．群 C は独立のページとして実装し，繰り返し提示，三通りの提示のしかた，7 件法の評定，二つの選択問題を持つ．記録は一問一行とし，集団，方式，条件，時点，基準アニメーションの長さ，実際に描画された提示時間，何問目か，端末環境を保存する．論文には，フォント名，文字の寸法，想定視距離，画面のリフレッシュレート，実測したフレーム時刻，音の開始点の定義と検出スクリプト，打ち切りフェードの仕様，かな表の詳細を記載する．</w:t>
+        <w:t xml:space="preserve">実験ページは既存の実験実装を土台に改修した．聴覚課題は，割合による指定を音の実体の開始点からの実時間 ms による指定へ変更し，文字ごとに 7 時点を設定可能にしたうえで，5 ms の終端フェードを加えた．時点の表は文字をキーとして保持し，表に名前のない字は既定の並びを用いる．視覚課題は，4 方式それぞれについて打ち切り再生器を実装した．群 B 用には，60 Hz で評価した進行度の数値列によってアニメーションを駆動する変形モードを実装し，フェードでは不透明度，部分表示では画素の割合，ぼかし解除ではぼかし半径，ワイプでは領域の割合に進行度を割り当てた．群 C は独立のページとして実装し，繰り返し提示，3 通りの提示のしかた，7 件法の評定，2 つの選択問題を持つ．記録は 1 問 1 行とし，集団，方式，条件，時点，基準アニメーションの長さ，実際に描画された提示時間，何問目か，端末環境を保存する．論文には，フォント名，文字の寸法，想定視距離，画面のリフレッシュレート，実測したフレーム時刻，音の開始点の定義と検出スクリプト，打ち切りフェードの仕様，かな表の詳細を記載する．</w:t>
       </w:r>
     </w:p>
     <w:p/>
@@ -3507,7 +3511,7 @@
         <w:rPr>
           <w:rFonts w:hint="eastAsia"/>
         </w:rPr>
-        <w:t xml:space="preserve">図 1．代表一文字について，聴覚の目標軌跡 A_i(t)，視覚の較正軌跡 V_i(s)，三条件の進行度 s(t)，および時刻と進行度の対応を一枚にまとめた図．</w:t>
+        <w:t xml:space="preserve">図 1．代表 1 文字について，聴覚の目標軌跡 A_i(t)，視覚の較正軌跡 V_i(s)，3 条件の進行度 s(t)，および時刻と進行度の対応を 1 枚にまとめた図．</w:t>
       </w:r>
     </w:p>
     <w:p>
@@ -3581,7 +3585,7 @@
         <w:rPr>
           <w:rFonts w:hint="eastAsia"/>
         </w:rPr>
-        <w:t xml:space="preserve">四方式の比較と見え心地</w:t>
+        <w:t xml:space="preserve">4 方式の比較と見え心地</w:t>
       </w:r>
     </w:p>
     <w:p>
@@ -3600,7 +3604,7 @@
         <w:rPr>
           <w:rFonts w:hint="eastAsia"/>
         </w:rPr>
-        <w:t xml:space="preserve">図 4．横軸を忠実さ，縦軸を見え心地とする設計空間に四方式を配置した図．</w:t>
+        <w:t xml:space="preserve">図 4．横軸を忠実さ，縦軸を見え心地とする設計空間に 4 方式を配置した図．</w:t>
       </w:r>
     </w:p>
     <w:p>
@@ -3660,95 +3664,95 @@
         <w:rPr>
           <w:rFonts w:hint="eastAsia"/>
         </w:rPr>
-        <w:t xml:space="preserve">（本節は骨子のみを示す．）</w:t>
-      </w:r>
-    </w:p>
-    <w:p>
-      <w:r>
-        <w:rPr>
-          <w:rFonts w:hint="eastAsia"/>
-        </w:rPr>
-        <w:t xml:space="preserve">・本稿が確かめるのは，1 章で述べた構図のうち文字合成にあたる部分だけである．中間表現そのものの妥当性と，同じ中間表現から作った音声と文字とで得られる理解が同じであるかどうかは，本稿の検証には含まれない．正答率の軌跡がそろったことをもって，得られる情報が同じであると述べることもしない．</w:t>
-      </w:r>
-    </w:p>
-    <w:p>
-      <w:r>
-        <w:rPr>
-          <w:rFonts w:hint="eastAsia"/>
-        </w:rPr>
-        <w:t xml:space="preserve">・本研究は原理確認の段階にあり，主張の範囲は，較正済みの八文字，一名の話者によるこの発話，調べた四つの表示方式，および集団単位の識別率に限られる．</w:t>
-      </w:r>
-    </w:p>
-    <w:p>
-      <w:r>
-        <w:rPr>
-          <w:rFonts w:hint="eastAsia"/>
-        </w:rPr>
-        <w:t xml:space="preserve">・転写できたと述べる対象は識別率の軌跡であり，その先にある識別の内容ではない．正答率が一致しても誤りの分布が異なれば，保持されている情報は異なる．誤りの分布の一致は追加の分析として調べ，一致しない場合は識別率の軌跡のみの転写であると限定する．</w:t>
-      </w:r>
-    </w:p>
-    <w:p>
-      <w:r>
-        <w:rPr>
-          <w:rFonts w:hint="eastAsia"/>
-        </w:rPr>
-        <w:t xml:space="preserve">・提案手法は，基準アニメーションで測った進行度と正答率の関係が，時間軸を変形した後にも保たれることを仮定している．この仮定は 4.7 節の測定と，群 B と群 Atest の一致の双方で検証される．仮定が崩れた場合は，同じ進行度でもそこに至る見え方の履歴によって正答率が変わる，すなわち単純な時間変形では移植できず履歴を含むモデルが必要である，という結果として報告する．</w:t>
-      </w:r>
-    </w:p>
-    <w:p>
-      <w:r>
-        <w:rPr>
-          <w:rFonts w:hint="eastAsia"/>
-        </w:rPr>
-        <w:t xml:space="preserve">・仮説 2 が支持されない場合も，一次の時間変換で足りるという設計知見として報告できる．どちらの結果も，字幕表示の設計に対する指針となる．</w:t>
-      </w:r>
-    </w:p>
-    <w:p>
-      <w:r>
-        <w:rPr>
-          <w:rFonts w:hint="eastAsia"/>
-        </w:rPr>
-        <w:t xml:space="preserve">・探索した二方式については対照条件を持たないため，転写の成否を述べることはできない．四方式で同じ手続きが動いたことをもって，調べた四方式を超える範囲について述べることもしない．</w:t>
-      </w:r>
-    </w:p>
-    <w:p>
-      <w:r>
-        <w:rPr>
-          <w:rFonts w:hint="eastAsia"/>
-        </w:rPr>
-        <w:t xml:space="preserve">・見え心地は識別課題を行わない集団で測るため，識別の成績と個人内で対応づけることはできない．忠実さと見え心地のあいだにどのような釣り合いがあるかは，集団の水準での比較にとどまる．</w:t>
-      </w:r>
-    </w:p>
-    <w:p>
-      <w:r>
-        <w:rPr>
-          <w:rFonts w:hint="eastAsia"/>
-        </w:rPr>
-        <w:t xml:space="preserve">・対象八文字は層化によって意図的に選んでいるため，結論はこの八文字について実験協力者の母集団へ広げられる範囲にとどまる．かな全体への一般化は，68 かなを対象とする後続の実験の役割である．</w:t>
-      </w:r>
-    </w:p>
-    <w:p>
-      <w:r>
-        <w:rPr>
-          <w:rFonts w:hint="eastAsia"/>
-        </w:rPr>
-        <w:t xml:space="preserve">・一文字あたり一テイクであるため，得られた軌跡は，そのかな一般のものではなく，この話者のこの発話のものである．複数話者，複数テイクへの拡張は今後の課題である．刺激を合成音声とする場合には，話者によって清濁の時間的な手がかりが大きく異なることに留意を要する（4.4 節）．</w:t>
-      </w:r>
-    </w:p>
-    <w:p>
-      <w:r>
-        <w:rPr>
-          <w:rFonts w:hint="eastAsia"/>
-        </w:rPr>
-        <w:t xml:space="preserve">・徐々に表示することの必要性については，時刻のみを合わせるのであれば一気に全体を表示する段階的でない表示でも足りる可能性が残る．この点は仮説 2 の延長として位置づけられる．</w:t>
-      </w:r>
-    </w:p>
-    <w:p>
-      <w:r>
-        <w:rPr>
-          <w:rFonts w:hint="eastAsia"/>
-        </w:rPr>
-        <w:t xml:space="preserve">・今後の展開として，探索で有望であった方式の正式な検証，線の太さの変化など進行度で記述できる他の表示機構の追加，連続提示における干渉を含めた評価，および競技かるたの文脈における評価を挙げる．</w:t>
+        <w:t xml:space="preserve">本章は骨子のみを示す．</w:t>
+      </w:r>
+    </w:p>
+    <w:p>
+      <w:r>
+        <w:rPr>
+          <w:rFonts w:hint="eastAsia"/>
+        </w:rPr>
+        <w:t xml:space="preserve">本稿が検証するのは，1 章で述べた枠組みのうち文字合成にあたる部分である．中間表現そのものの妥当性，および同一の中間表現から生成した音声と文字とで得られる理解が同じかどうかは，本稿の検証に含まれない．正答率の軌跡が一致したことをもって，得られる情報が同じであるとは述べない．</w:t>
+      </w:r>
+    </w:p>
+    <w:p>
+      <w:r>
+        <w:rPr>
+          <w:rFonts w:hint="eastAsia"/>
+        </w:rPr>
+        <w:t xml:space="preserve">本研究は原理確認の段階にある．主張の範囲は，較正済みの 8 文字，1 名の話者によるこの発話，調べた 4 種類の表示方式，および集団単位の識別率である．</w:t>
+      </w:r>
+    </w:p>
+    <w:p>
+      <w:r>
+        <w:rPr>
+          <w:rFonts w:hint="eastAsia"/>
+        </w:rPr>
+        <w:t xml:space="preserve">転写できたと述べる対象は識別率の軌跡であり，識別の内容ではない．正答率が一致しても誤りの分布が異なれば，保持されている情報は異なる．誤りの分布の一致は追加の分析として調べ，一致しない場合は識別率の軌跡のみの転写であると限定する．</w:t>
+      </w:r>
+    </w:p>
+    <w:p>
+      <w:r>
+        <w:rPr>
+          <w:rFonts w:hint="eastAsia"/>
+        </w:rPr>
+        <w:t xml:space="preserve">提案手法は，基準アニメーションで測定した進行度と正答率の関係が，時間軸を変形した後にも保たれると仮定する．この仮定は 4.7 節の測定と，群 B と群 Atest の一致の双方で検証される．仮定が崩れた場合は，同じ進行度でもそこに至る見え方の履歴によって正答率が変わると解釈し，履歴を含むモデルが必要であると報告する．</w:t>
+      </w:r>
+    </w:p>
+    <w:p>
+      <w:r>
+        <w:rPr>
+          <w:rFonts w:hint="eastAsia"/>
+        </w:rPr>
+        <w:t xml:space="preserve">仮説 2 が支持されない場合も，一次の時間変換で足りるという設計知見として報告できる．いずれの結果も，字幕表示の設計に対する指針となる．</w:t>
+      </w:r>
+    </w:p>
+    <w:p>
+      <w:r>
+        <w:rPr>
+          <w:rFonts w:hint="eastAsia"/>
+        </w:rPr>
+        <w:t xml:space="preserve">探索した 2 方式は対照条件を持たないため，転写の成否は述べられない．4 方式で同じ手続きが動いたことをもって，調べた 4 方式を超える範囲について述べることもしない．</w:t>
+      </w:r>
+    </w:p>
+    <w:p>
+      <w:r>
+        <w:rPr>
+          <w:rFonts w:hint="eastAsia"/>
+        </w:rPr>
+        <w:t xml:space="preserve">見え心地は識別課題を行わない集団で測定するため，識別の成績と個人内で対応づけられない．忠実さと見え心地のあいだの関係は，集団の水準での比較にとどまる．</w:t>
+      </w:r>
+    </w:p>
+    <w:p>
+      <w:r>
+        <w:rPr>
+          <w:rFonts w:hint="eastAsia"/>
+        </w:rPr>
+        <w:t xml:space="preserve">対象 8 文字は層化によって意図的に選んでいる．したがって結論は，この 8 文字について実験協力者の母集団へ広げられる範囲にとどまる．かな全体への一般化は，68 かなを対象とする後続の実験の役割である．</w:t>
+      </w:r>
+    </w:p>
+    <w:p>
+      <w:r>
+        <w:rPr>
+          <w:rFonts w:hint="eastAsia"/>
+        </w:rPr>
+        <w:t xml:space="preserve">1 文字あたり 1 テイクであるため，得られた軌跡はこの話者のこの発話のものである．複数話者，複数テイクへの拡張は今後の課題である．刺激を合成音声とする場合には，話者によって清濁の時間的な手がかりが大きく異なることに留意を要する（4.4 節）．</w:t>
+      </w:r>
+    </w:p>
+    <w:p>
+      <w:r>
+        <w:rPr>
+          <w:rFonts w:hint="eastAsia"/>
+        </w:rPr>
+        <w:t xml:space="preserve">時刻のみを合わせるのであれば，一気に全体を表示する段階的でない表示でも足りる可能性が残る．この点は仮説 2 の延長として位置づけられる．</w:t>
+      </w:r>
+    </w:p>
+    <w:p>
+      <w:r>
+        <w:rPr>
+          <w:rFonts w:hint="eastAsia"/>
+        </w:rPr>
+        <w:t xml:space="preserve">今後の展開として，探索で有望であった方式の正式な検証，線の太さの変化など進行度で記述できる他の表示機構の追加，連続提示における干渉を含めた評価，およびかるたのように早さを競う場面での評価を挙げる．</w:t>
       </w:r>
     </w:p>
     <w:p/>
@@ -3908,6 +3912,17 @@
           <w:rFonts w:hint="eastAsia"/>
         </w:rPr>
         <w:t xml:space="preserve">Lee, J. C., Forlizzi, J. and Hudson, S. E.: The kinetic typography engine: an extensible system for animating expressive text, Proc. 15th Annual ACM Symposium on User Interface Software and Technology (UIST '02), pp.81–90 (2002).</w:t>
+      </w:r>
+    </w:p>
+    <w:p>
+      <w:pPr>
+        <w:pStyle w:val="a"/>
+      </w:pPr>
+      <w:r>
+        <w:rPr>
+          <w:rFonts w:hint="eastAsia"/>
+        </w:rPr>
+        <w:t xml:space="preserve">丸山礼華, 栗原一貴: 競技かるたにおける聴き分け能力の大規模オンライン調査と定量的検討, エンタテインメントコンピューティングシンポジウム 2026 論文集 (2026).</w:t>
       </w:r>
     </w:p>
     <w:p>

--- a/paper/wiss2026.docx
+++ b/paper/wiss2026.docx
@@ -739,7 +739,7 @@
         <w:rPr>
           <w:rFonts w:hint="eastAsia"/>
         </w:rPr>
-        <w:t xml:space="preserve">音声や文字アニメーションでは，情報が時間とともに提示されるため，何が表されているかを判別できる程度も時間に沿って変化する．しかし，この時間的な変化を，異なる提示方法に共通する形式で記述する枠組みは十分に整備されていない．本研究では，各時点で文字や語がどの程度判別可能であるべきかを記述する中間表現Perceptual Scoreを提案する．同一のPerceptual Scoreを音声または動的文字表示へ変換することで，同じ時点に同程度まで判別可能な提示を構成する．この動的文字表示をiFontと呼ぶ．Perceptual Scoreを各提示方法で実現するため，文脈を持たないかな1文字について，視覚と聴覚における提示の明瞭さを，共通の認識率を基準として対応づける変換 g を構成する．本稿はこのうち文字合成の側を検証する．音声を打ち切って測った識別率の軌跡を目標に与え，同じ形式で測った較正曲線の逆引きで時間軸を非線形に変形し，人手を挟まない一度きりの計算で生成して，検証データの取得前に凍結する．8字の自然音声と4種類の表示方式について，5つの独立な集団で，生成物が初見の人にも目標どおり働くかを確かめる実験を設計した．</w:t>
+        <w:t xml:space="preserve">音声や文字アニメーションでは，情報が時間とともに提示されるため，何が表されているかを判別できる程度も時間に沿って変化する．しかし，この時間的な変化を，異なる提示方法に共通する形式で記述する枠組みは十分に整備されていない．本研究では，各時点で文字や語がどの程度判別可能であるべきかを記述する中間表現Perceptual Scoreを提案する．同一のPerceptual Scoreを音声または動的文字表示へ変換することで，同じ時点に同程度まで判別可能な提示を構成する．この動的文字表示をiFontと呼ぶ．Perceptual Scoreを各提示方法で実現するため，文脈を持たないかな1文字について，視覚と聴覚における提示の明瞭さを，共通の認識率を基準として対応づける変換 g を構成する．本稿はこのうち文字合成の側を検証するものであり，音声を打ち切って測った識別率の軌跡を目標に与え，同じ形式で測った較正曲線の逆引きによって時間軸を非線形に変形し，人手を挟まない一度きりの計算で生成する．生成した表示は検証データの取得前に凍結したうえで，8字の合成音声と4種類の表示方式について，4つの独立な集団で，生成物が初見の人にも目標どおり働くかを確かめる実験を設計した．</w:t>
       </w:r>
     </w:p>
     <w:p>
@@ -781,39 +781,39 @@
         <w:rPr>
           <w:rFonts w:hint="eastAsia"/>
         </w:rPr>
-        <w:t xml:space="preserve">かるたには多くの種類がある．その多くでは，読み札の音が 1 音ずつ届くあいだに取るべき絵札の候補が絞られ，途中のある時点で 1 枚に定まる．取り手に届く情報の量は時間とともに増え，何が読まれているかを識別できる程度も時間とともに変化する．著者らはこれまでに，競技かるたを対象として，この識別の速さを大規模に測定している [10]．本研究が対象とするのは，識別できる程度のこの時間変化である．その最小の単位は，かな 1 文字を音の先頭から聞き取る過程である．</w:t>
-      </w:r>
-    </w:p>
-    <w:p>
-      <w:r>
-        <w:rPr>
-          <w:rFonts w:hint="eastAsia"/>
-        </w:rPr>
-        <w:t xml:space="preserve">既存の字幕表示は，この時間変化を提示しない．一語を一度に出す字幕は，語が確定した後に文字を表示するため，識別が進行している途中の状態を持たない．音声に同期して文字の色を変えるカラオケ型の表示は，文字の表示時刻を音声に合わせる．ただし，どの時点でどれだけ識別できるかを測定したうえで設計されてはいない．識別が成立する時刻を合わせる手段は存在するが，識別が進む過程を合わせる手段は存在しない．</w:t>
-      </w:r>
-    </w:p>
-    <w:p>
-      <w:r>
-        <w:rPr>
-          <w:rFonts w:hint="eastAsia"/>
-        </w:rPr>
-        <w:t xml:space="preserve">本研究は iFont プロジェクトの一部である．このプロジェクトでは，文字情報が時間とともに徐々に識別可能になっていく過程を記述する，モダリティに依存しない中間表現を提案している [7]．この中間表現を Perceptual Score（知覚スコア）と呼ぶ．各時点には，その時点までに届いた情報から対象がどの程度識別可能であるべきかを，基準となる観測者集団の識別率によって記述する．対象は用途によって異なる．かるたであれば取るべき絵札の候補であり，1 文字を扱う本稿であれば提示されたかなである．同一のスコアを，音声合成によって音声として実現し，文字合成によって動的な文字表示として実現する．こうして得られる 2 つの提示は，同じ時点で同程度に識別できる．文字合成の出力を iFont と定義する．スコアを音として実現する手段は音声合成として既に存在する．視覚の側には，これに対応する手段が存在しない．</w:t>
-      </w:r>
-    </w:p>
-    <w:p>
-      <w:r>
-        <w:rPr>
-          <w:rFonts w:hint="eastAsia"/>
-        </w:rPr>
-        <w:t xml:space="preserve">この枠組みは提案の段階にあり，実験による検証を経ていない．本稿は，このうち文字合成にあたる部分を最小の構成で検証する．対象は文脈を持たないかな 1 文字とする．音声について測定した識別率の時間変化を目標として与え，同じ時間変化を持つ文字アニメーションを較正によって生成できるかを検証する．中間表現そのものの妥当性，および同一のスコアから生成した音声と文字とで得られる理解が同じかどうかは，本稿の検証範囲に含めない．</w:t>
-      </w:r>
-    </w:p>
-    <w:p>
-      <w:r>
-        <w:rPr>
-          <w:rFonts w:hint="eastAsia"/>
-        </w:rPr>
-        <w:t xml:space="preserve">本研究の目的は，識別可能性を時間軸の上で制御することである．読みやすさの最大化は目的としない．音声側で測定した提示時間と正答率の関係を目標として外から与え，同じ関係を持つ文字アニメーションを較正によって生成する．目標が「この時点では 55% の実験協力者が正答する」であれば，55% の実験協力者だけが正答する表示を正しい表示とする．本稿ではこの目標を識別率軌跡と定義する．識別率軌跡は，刺激を先頭から一定量だけ提示して打ち切ったときの正答率を，提示量の関数として並べたものである．音声について測定した識別率軌跡を文字アニメーションの上で再現することを，本稿では転写と定義する．</w:t>
+        <w:t xml:space="preserve">かるたには多くの種類があるが，その多くでは，読み札の音が 1 音ずつ届くあいだに取るべき絵札の候補が絞られ，途中のある時点で 1 枚に定まる．取り手に届く情報の量は音が進むにつれて増えるため，何が読まれているかを識別できる程度もそれにともなって変化する．著者らはこれまでに，競技かるたを対象として，この識別が成立する速さを大規模に測定している [10]．本研究が対象とするのは識別が成立するまでの時間変化であり，その最小の単位は，文脈を持たないかな 1 文字を音の先頭から聞き取る過程である．</w:t>
+      </w:r>
+    </w:p>
+    <w:p>
+      <w:r>
+        <w:rPr>
+          <w:rFonts w:hint="eastAsia"/>
+        </w:rPr>
+        <w:t xml:space="preserve">既存の字幕表示は，この時間変化を提示しない．一語を一度に出す字幕は，語が確定した後に文字を表示するため，識別が進行している途中の状態を持たない．音声に同期して文字の色を変えるカラオケ型の表示は，文字の表示時刻を音声に合わせるものの，どの時点でどれだけ識別できるかを測定したうえで設計されてはいない．したがって，識別が成立する時刻を合わせる手段は存在するが，識別が進む過程を合わせる手段は存在しない．</w:t>
+      </w:r>
+    </w:p>
+    <w:p>
+      <w:r>
+        <w:rPr>
+          <w:rFonts w:hint="eastAsia"/>
+        </w:rPr>
+        <w:t xml:space="preserve">本研究は iFont プロジェクトの一部であり，このプロジェクトでは，文字情報が時間とともに徐々に識別可能になっていく過程を記述する，モダリティに依存しない中間表現 Perceptual Score（知覚スコア）を提案している [6]．スコアの各時点には，その時点までに届いた情報から対象がどの程度識別可能であるべきかを，基準となる観測者集団の識別率によって記述する．ここでいう対象は用途によって異なり，かるたであれば取るべき絵札の候補，1 文字を扱う本稿であれば提示されたかなにあたる．同一のスコアを，音声合成によって音声として実現し，文字合成によって動的な文字表示として実現することで，同じ時点で同程度に識別できる 2 つの提示が得られる．この文字合成の出力を iFont と定義する．スコアを音として実現する手段は音声合成として既に存在するのに対し，視覚の側にはこれに対応する手段が存在しない．</w:t>
+      </w:r>
+    </w:p>
+    <w:p>
+      <w:r>
+        <w:rPr>
+          <w:rFonts w:hint="eastAsia"/>
+        </w:rPr>
+        <w:t xml:space="preserve">この枠組みは提案の段階にあり，実験による検証を経ていない．本稿は，このうち文字合成にあたる部分を，文脈を持たないかな 1 文字という最小の構成で検証する．具体的には，音声について測定した識別率の時間変化を目標として与えたときに，同じ時間変化を持つ文字アニメーションを較正によって生成できるかを確かめる．中間表現そのものの妥当性，および同一のスコアから生成した音声と文字とで得られる理解が同じかどうかは，本稿の検証範囲に含めない．</w:t>
+      </w:r>
+    </w:p>
+    <w:p>
+      <w:r>
+        <w:rPr>
+          <w:rFonts w:hint="eastAsia"/>
+        </w:rPr>
+        <w:t xml:space="preserve">本研究の目的は，読みやすさの最大化ではなく，識別可能性を時間軸の上で制御することにある．音声側で測定した提示時間と正答率の関係を目標として外から与え，同じ関係を持つ文字アニメーションを較正によって生成するため，目標が「この時点では 55% の実験協力者が正答する」であれば，55% の実験協力者だけが正答する表示が正しい表示となる．本稿では，この目標を識別率軌跡と呼び，刺激を先頭から一定量だけ提示して打ち切ったときの正答率を，提示量の関数として並べたものと定義する．音声について測定した識別率軌跡を文字アニメーションの上で再現することを，本稿では転写と呼ぶ．</w:t>
       </w:r>
     </w:p>
     <w:p>
@@ -829,15 +829,15 @@
         <w:rPr>
           <w:rFonts w:hint="eastAsia"/>
         </w:rPr>
-        <w:t xml:space="preserve">本研究の貢献は次の 3 点である．第一に，音声と文字アニメーションの識別率軌跡を，同一の打ち切り手続きによって較正する方法を定式化した．第二に，較正結果の逆引きにもとづく非線形な時間変形によって文字アニメーションを生成する手法を提案し，生成が一度きりであることを凍結によって保証する設計を与えた．第三に，生成物を初見の実験協力者に提示し，開始時刻と速度のみを合わせる対照条件と比較する検証実験を設計した．あわせて，4 種類の表示方式にわたる適用の探索，字幕として続けて見ていられるかという見え心地の測定，および進行の速さが識別に与える影響の測定を，5 つの独立な実験協力者集団の上に配置した．</w:t>
-      </w:r>
-    </w:p>
-    <w:p>
-      <w:r>
-        <w:rPr>
-          <w:rFonts w:hint="eastAsia"/>
-        </w:rPr>
-        <w:t xml:space="preserve">本稿は原理確認の段階にある．評価の範囲は，1 名の話者による 8 文字の自然発話，調べた 4 種類の表示方式，および集団単位での識別率である．実際の遊びの場での使用，読み速度，理解度は本稿では評価していない．</w:t>
+        <w:t xml:space="preserve">本研究の貢献は次の 3 点である．第一に，音声と文字アニメーションの識別率軌跡を，同一の打ち切り手続きによって較正する方法を定式化した．第二に，較正結果の逆引きにもとづく非線形な時間変形によって文字アニメーションを生成する手法を提案し，生成が一度きりであることを凍結によって保証する設計を与えた．第三に，生成物を初見の実験協力者に提示し，開始時刻と速度のみを合わせる対照条件と比較する検証実験を設計した．あわせて，4 種類の表示方式にわたる適用の探索，字幕として続けて見ていられるかという見え心地の測定，および進行の速さが識別に与える影響の測定を，4 つの独立な実験協力者集団の上に配置した．</w:t>
+      </w:r>
+    </w:p>
+    <w:p>
+      <w:r>
+        <w:rPr>
+          <w:rFonts w:hint="eastAsia"/>
+        </w:rPr>
+        <w:t xml:space="preserve">本稿は原理確認の段階にあり，評価の範囲は，1 名の話者による合成音声から作成した 8 文字の刺激，調べた 4 種類の表示方式，および集団単位での識別率に限られる．実際の遊びの場での使用，読み速度，理解度は本稿では評価していない．</w:t>
       </w:r>
     </w:p>
     <w:p>
@@ -877,31 +877,31 @@
         <w:rPr>
           <w:rFonts w:hint="eastAsia"/>
         </w:rPr>
-        <w:t xml:space="preserve">刺激を先頭から一定量だけ提示し，残りを打ち切って識別を求める方法は，音声知覚の分野で用いられてきた．竹内 [15] は分割した日本語単音節の知覚を調べている．桑原と境 [8] は連続音声から切り出した母音と音節の音韻知覚を測定している．片桐ら [5] は単音節知覚における時間情報の役割を検討し，スペクトルが大きく動く付近の短い区間が識別に強く寄与することを示している．Grosjean [4] は語の認識過程を測る方法としてゲーティング法を定式化している．Smits [14] は VCV 発話における識別情報の時間分布を調べている．</w:t>
-      </w:r>
-    </w:p>
-    <w:p>
-      <w:r>
-        <w:rPr>
-          <w:rFonts w:hint="eastAsia"/>
-        </w:rPr>
-        <w:t xml:space="preserve">Furui [3] は，識別に必要な区間の長さが子音の種類によって異なることを報告している．破裂音と鼻音では破裂のおよそ 10 ms 前を起点として 50 から 70 ms，無声摩擦音では声の開始のおよそ 100 ms 前を起点として平均 120 ms である．この知見は，提示時点を全文字で共通に置かず，文字の音の種類ごとに配置する本研究の設計の根拠となる．</w:t>
-      </w:r>
-    </w:p>
-    <w:p>
-      <w:r>
-        <w:rPr>
-          <w:rFonts w:hint="eastAsia"/>
-        </w:rPr>
-        <w:t xml:space="preserve">視覚側にも対応する方法がある．Petersen と Andersen [12] は単一のアルファベット文字について，提示時間を独立変数とする心理測定関数を求めている．Sánchez-García ら [13] は，聴覚，視覚，視聴覚の 3 条件について 10 ms 刻みのゲーティングを行い，音素同定の時間変化を比較している．</w:t>
-      </w:r>
-    </w:p>
-    <w:p>
-      <w:r>
-        <w:rPr>
-          <w:rFonts w:hint="eastAsia"/>
-        </w:rPr>
-        <w:t xml:space="preserve">これらの先行研究が確立したのは，識別率軌跡を測定する手続きである．本研究はこの手続きを用いる．本研究の貢献は，測定した軌跡から別の表現を生成する段階にある．</w:t>
+        <w:t xml:space="preserve">刺激を先頭から一定量だけ提示し，残りを打ち切って識別を求める方法は，音声知覚の分野で用いられてきた．日本語では，竹内 [16] が分割した単音節の知覚を，桑原と境 [7] が連続音声から切り出した母音と音節の音韻知覚を調べており，片桐ら [5] は単音節知覚における時間情報の役割を検討して，スペクトルが大きく動く付近の短い区間が識別に強く寄与することを示している．英語圏では，Grosjean [4] が語の認識過程を測る方法としてゲーティング法を定式化し，Smits [15] が VCV 発話における識別情報の時間分布を調べている．</w:t>
+      </w:r>
+    </w:p>
+    <w:p>
+      <w:r>
+        <w:rPr>
+          <w:rFonts w:hint="eastAsia"/>
+        </w:rPr>
+        <w:t xml:space="preserve">Furui [3] は，識別に必要な区間の長さが子音の種類によって異なり，破裂音と鼻音では破裂のおよそ 10 ms 前を起点として 50 から 70 ms，無声摩擦音では声の開始のおよそ 100 ms 前を起点として平均 120 ms であることを報告している．この知見は，提示時点を全文字で共通に置かず，文字の音の種類ごとに配置するという本研究の設計の根拠となっている．</w:t>
+      </w:r>
+    </w:p>
+    <w:p>
+      <w:r>
+        <w:rPr>
+          <w:rFonts w:hint="eastAsia"/>
+        </w:rPr>
+        <w:t xml:space="preserve">視覚側にも対応する方法があり，Petersen と Andersen [12] は単一のアルファベット文字について，提示時間を独立変数とする心理測定関数を求めている．Sánchez-García ら [14] は，聴覚，視覚，視聴覚の 3 条件について 10 ms 刻みのゲーティングを行い，音素同定の時間変化を比較している．</w:t>
+      </w:r>
+    </w:p>
+    <w:p>
+      <w:r>
+        <w:rPr>
+          <w:rFonts w:hint="eastAsia"/>
+        </w:rPr>
+        <w:t xml:space="preserve">これらの先行研究が確立したのは識別率軌跡を測定する手続きであり，本研究もこの手続きを用いるが，本研究の貢献は，測定した軌跡から別の表現を生成する段階にある．</w:t>
       </w:r>
     </w:p>
     <w:p>
@@ -921,7 +921,7 @@
         <w:rPr>
           <w:rFonts w:hint="eastAsia"/>
         </w:rPr>
-        <w:t xml:space="preserve">著者らはこれまでに，競技かるたの聴き分け能力を測定する Web サイトを公開し，576 名分の反応時間を収集して分析している [10]．そこでは，高段位ほど反応が早いこと，段位の差は決まり字数が少ない和歌で顕著になることが示唆された．この測定が対象としたのは，識別が成立した時刻である．本研究は，識別が成立するまでの過程，すなわち識別できる程度の時間変化を対象とし，それを目標として視覚提示を生成する点で先行研究を発展させる．</w:t>
+        <w:t xml:space="preserve">著者らはこれまでに，競技かるたの聴き分け能力を測定する Web サイトを公開し，576 名分の反応時間を収集して分析しており，高段位ほど反応が早いこと，段位の差は決まり字数が少ない和歌で顕著になることが示唆されている [10]．この測定が対象としたのは識別が成立した時刻であるのに対し，本研究は識別が成立するまでの時間変化を対象とし，それを目標として視覚提示を生成する点で先行研究を発展させる．</w:t>
       </w:r>
     </w:p>
     <w:p>
@@ -941,15 +941,15 @@
         <w:rPr>
           <w:rFonts w:hint="eastAsia"/>
         </w:rPr>
-        <w:t xml:space="preserve">文字を時間的に変化させる表示は，視覚表現の側でも研究されてきた．Bragg ら [1] の Livefonts は，文字の構成要素に動きと色を与えた書体を設計し，低視力の読者と晴眼の読者の双方について，従来の書体よりも小さい寸法で判読できることを示している．上月ら [16] は，文字のコントラストが時間とともに立ち上がって減衰する動的テキスト提示を用い，提示速度と読み速度の関係を静止提示と比較している．同じ枠組みは，音声の抑揚を文字の時間変化へ移す試みへも展開されており，聴覚に障害のある読者を含む評価が行われている [17]．Lee ら [9] の kinetic typography engine は，文字の位置，大きさ，角度などを数学的な関数の合成として駆動する枠組みを与えている．</w:t>
-      </w:r>
-    </w:p>
-    <w:p>
-      <w:r>
-        <w:rPr>
-          <w:rFonts w:hint="eastAsia"/>
-        </w:rPr>
-        <w:t xml:space="preserve">これらの研究は，表示方法を変えたときに読みやすさや理解がどう変わるかを調べている．本研究は逆の方向をとる．目標の軌跡を先に与え，較正を経て表示を生成する．本稿では，フェードやワイプといった表示方式を優劣の比較対象として扱わない．これらは，識別可能性を時間軸の上で操作するための手段として用いる．先行研究が蓄積してきた表示機構の知見は，どの機構が単調な進行度で記述できるかを選ぶ根拠として用いる．</w:t>
+        <w:t xml:space="preserve">文字を時間的に変化させる表示は，視覚表現の側でも研究されてきた．Bragg ら [1] の Livefonts は，文字の構成要素に動きと色を与えた書体を設計し，低視力の読者と晴眼の読者の双方について，従来の書体よりも小さい寸法で判読できることを示している．上月ら [17] は，文字のコントラストが時間とともに立ち上がって減衰する動的テキスト提示を用い，提示速度と読み速度の関係を静止提示と比較している．同じ枠組みは，音声の抑揚を文字の時間変化へ移す試みへも展開されており，聴覚に障害のある読者を含む評価が行われている [18]．Lee ら [8] の kinetic typography engine は，文字の位置，大きさ，角度などを数学的な関数の合成として駆動する枠組みを与えている．</w:t>
+      </w:r>
+    </w:p>
+    <w:p>
+      <w:r>
+        <w:rPr>
+          <w:rFonts w:hint="eastAsia"/>
+        </w:rPr>
+        <w:t xml:space="preserve">これらの研究が，表示方法を変えたときに読みやすさや理解がどう変わるかを調べているのに対し，本研究は逆の方向をとり，目標の軌跡を先に与えて，較正を経て表示を生成する．したがって本稿では，フェードやワイプといった表示方式を優劣の比較対象としてではなく，識別可能性を時間軸の上で操作するための手段として用いる．先行研究が蓄積してきた表示機構の知見は，どの機構が単調な進行度で記述できるかを選ぶ根拠として用いる．</w:t>
       </w:r>
     </w:p>
     <w:p>
@@ -969,7 +969,7 @@
         <w:rPr>
           <w:rFonts w:hint="eastAsia"/>
         </w:rPr>
-        <w:t xml:space="preserve">異なる感覚の量を対応づける試みは，感覚間マッチングとして行われてきた．対応づけの対象は主に強度や大きさの次元であり，識別が進行する時間構造は扱われていない．実用の側では，音声に同期して文字の表示状態を変えるカラオケ型の表示が広く用いられている．この表示は音声と文字の時刻を対応づける．一方で，どの時点でどれだけ識別できるかを測る較正の工程を持たず，対応づけの成否を独立の実験協力者で検証する工程も持たない．</w:t>
+        <w:t xml:space="preserve">異なる感覚の量を対応づける試みは感覚間マッチングとして行われてきたが，対応づけの対象は主に強度や大きさの次元であり，識別が進行する時間構造は扱われていない．実用の側では，音声に同期して文字の表示状態を変えるカラオケ型の表示が広く用いられている．この表示は音声と文字の時刻を対応づけるものの，どの時点でどれだけ識別できるかを測る較正の工程を持たず，対応づけの成否を独立の実験協力者で検証する工程も持たない．</w:t>
       </w:r>
     </w:p>
     <w:p>
@@ -989,7 +989,7 @@
         <w:rPr>
           <w:rFonts w:hint="eastAsia"/>
         </w:rPr>
-        <w:t xml:space="preserve">以上に挙げた要素は，いずれも既存である．音声の打ち切り測定，視覚の打ち切り測定，両モダリティの軌跡の比較，段階的に変化する文字表示，時刻の同期表示は，それぞれ確立した先行研究を持つ．私たちの知る限り，測定した識別率軌跡を目標として較正済みの逆引きで文字アニメーションを生成し，その生成物が目標どおりに働くかを初見の実験協力者で確かめた例はない．本研究は，この組み合わせが成立するかどうかの検証結果を貢献とする．</w:t>
+        <w:t xml:space="preserve">以上に挙げた要素はいずれも既存であり，音声の打ち切り測定，視覚の打ち切り測定，両モダリティの軌跡の比較，段階的に変化する文字表示，時刻の同期表示は，それぞれ確立した先行研究を持つ．私たちの知る限り，測定した識別率軌跡を目標として較正済みの逆引きで文字アニメーションを生成し，その生成物が目標どおりに働くかを初見の実験協力者で確かめた例はない．本研究は，この組み合わせが成立するかどうかの検証結果を貢献とする．</w:t>
       </w:r>
     </w:p>
     <w:p/>
@@ -1009,7 +1009,7 @@
         <w:rPr>
           <w:rFonts w:hint="eastAsia"/>
         </w:rPr>
-        <w:t xml:space="preserve">1 章で述べた枠組みと本手法との対応は次のとおりである．音声について測定した識別率軌跡が中間表現にあたる．聴覚と視覚を同じ識別率の上で対応づける変換 g を時間軸に沿って適用したものが，視覚の較正曲線の逆引きによる時間変形にあたる．この手続きが文字合成にあたり，生成されたアニメーションが iFont にあたる．以降では，測定した量を直接表す語として識別率軌跡，較正，時間変形を用いる．</w:t>
+        <w:t xml:space="preserve">1 章で述べた枠組みと本手法との対応は次のとおりである．音声について測定した識別率軌跡が中間表現にあたり，聴覚と視覚を同じ識別率の上で対応づける変換 g を時間軸に沿って適用したものが，視覚の較正曲線の逆引きによる時間変形にあたる．この手続き全体が文字合成にあたり，生成されたアニメーションが iFont にあたる．以降では，測定した量を直接表す語として識別率軌跡，較正，時間変形を用いる．</w:t>
       </w:r>
     </w:p>
     <w:p>
@@ -1037,23 +1037,23 @@
         <w:rPr>
           <w:rFonts w:hint="eastAsia"/>
         </w:rPr>
-        <w:t xml:space="preserve">第 1 段は聴覚の較正である．文字 i の音声を，音の実体が始まる点から t ms だけ提示して打ち切る．実験協力者にかな表から回答させ，正答率の時間関数 A_i(t) を得る．</w:t>
-      </w:r>
-    </w:p>
-    <w:p>
-      <w:r>
-        <w:rPr>
-          <w:rFonts w:hint="eastAsia"/>
-        </w:rPr>
-        <w:t xml:space="preserve">第 2 段は視覚の較正である．文字 i の基準アニメーションを進行度 s % まで進めて打ち切り，同じ回答形式で正答率 V_i(s) を得る．基準アニメーションは進行度が時間に比例する等速のアニメーションであり，表示方式ごとに用意する．</w:t>
-      </w:r>
-    </w:p>
-    <w:p>
-      <w:r>
-        <w:rPr>
-          <w:rFonts w:hint="eastAsia"/>
-        </w:rPr>
-        <w:t xml:space="preserve">第 3 段は時間軸の変形である．両者を後述する識別の進み具合 q の空間で対応づけ，逆引きによって次式を得る．</w:t>
+        <w:t xml:space="preserve">第 1 段は聴覚の較正であり，文字 i の音声を音の実体が始まる点から t ms だけ提示して打ち切り，実験協力者にかな表から回答させて，正答率の時間関数 A_i(t) を得る．</w:t>
+      </w:r>
+    </w:p>
+    <w:p>
+      <w:r>
+        <w:rPr>
+          <w:rFonts w:hint="eastAsia"/>
+        </w:rPr>
+        <w:t xml:space="preserve">第 2 段は視覚の較正であり，文字 i の基準アニメーションを進行度 s % まで進めて打ち切り，同じ回答形式で正答率 V_i(s) を得る．基準アニメーションは進行度が時間に比例する等速のアニメーションであり，表示方式ごとに用意する．</w:t>
+      </w:r>
+    </w:p>
+    <w:p>
+      <w:r>
+        <w:rPr>
+          <w:rFonts w:hint="eastAsia"/>
+        </w:rPr>
+        <w:t xml:space="preserve">第 3 段は時間軸の変形であり，両者を後述する識別の進み具合 q の空間で対応づけて，逆引きによって次式を得る．</w:t>
       </w:r>
     </w:p>
     <w:p>
@@ -1069,23 +1069,23 @@
         <w:rPr>
           <w:rFonts w:hint="eastAsia"/>
         </w:rPr>
-        <w:t xml:space="preserve">生成されるアニメーションは，基準アニメーションを進行度 s_i(t) で駆動したものである．この規則は，音声が 50% 識別される時刻に，アニメーションを 50% 識別される進行度まで進めることを意味する．</w:t>
-      </w:r>
-    </w:p>
-    <w:p>
-      <w:r>
-        <w:rPr>
-          <w:rFonts w:hint="eastAsia"/>
-        </w:rPr>
-        <w:t xml:space="preserve">聴覚と視覚はいずれも，先頭から一定量を提示して打ち切る対称な課題となる．したがって，静止画の提示とアニメーション途中の状態が等価であるという仮定を置く必要がない．</w:t>
-      </w:r>
-    </w:p>
-    <w:p>
-      <w:r>
-        <w:rPr>
-          <w:rFonts w:hint="eastAsia"/>
-        </w:rPr>
-        <w:t xml:space="preserve">本手法は，基準アニメーションで測定した進行度と正答率の関係が，時間軸を変形した後にも保たれると仮定する．同じ進行度に達していれば，そこへ至るまでの見え方の履歴が異なっても正答率は近いという仮定である．この仮定は本研究の検証対象に含める．4.7 節で述べる測定によって検証する．</w:t>
+        <w:t xml:space="preserve">生成されるアニメーションは基準アニメーションを進行度 s_i(t) で駆動したものであり，この規則は，音声が 50% 識別される時刻にアニメーションを 50% 識別される進行度まで進めることを意味する．</w:t>
+      </w:r>
+    </w:p>
+    <w:p>
+      <w:r>
+        <w:rPr>
+          <w:rFonts w:hint="eastAsia"/>
+        </w:rPr>
+        <w:t xml:space="preserve">聴覚と視覚はいずれも先頭から一定量を提示して打ち切る対称な課題となるため，静止画の提示とアニメーション途中の状態が等価であるという仮定を置く必要がない．</w:t>
+      </w:r>
+    </w:p>
+    <w:p>
+      <w:r>
+        <w:rPr>
+          <w:rFonts w:hint="eastAsia"/>
+        </w:rPr>
+        <w:t xml:space="preserve">本手法は，基準アニメーションで測定した進行度と正答率の関係が，時間軸を変形した後にも保たれると仮定する．これは，同じ進行度に達していれば，そこへ至るまでの見え方の履歴が異なっても正答率は近いという仮定である．この仮定は本研究の検証対象に含めており，4.7 節で述べる測定によって検証する．</w:t>
       </w:r>
     </w:p>
     <w:p>
@@ -1105,7 +1105,7 @@
         <w:rPr>
           <w:rFonts w:hint="eastAsia"/>
         </w:rPr>
-        <w:t xml:space="preserve">観測される正答率には，まぐれ当たりによる下限と，押し間違いによって生じる上限の欠けが含まれる．正答率をそのまま対応づけると，下限と上限の食い違いが時間変形の誤差となる．そこで，下限を γ，上限の欠けを λ として，観測正答率 P から次式によって 0 から 1 に正規化した量を定義する．</w:t>
+        <w:t xml:space="preserve">観測される正答率には，まぐれ当たりによる下限と，押し間違いによって生じる上限の欠けが含まれるため，正答率をそのまま対応づけると，下限と上限の食い違いが時間変形の誤差となる．そこで，下限を γ，上限の欠けを λ として，観測正答率 P から次式によって 0 から 1 に正規化した量を定義する．</w:t>
       </w:r>
     </w:p>
     <w:p>
@@ -1121,7 +1121,7 @@
         <w:rPr>
           <w:rFonts w:hint="eastAsia"/>
         </w:rPr>
-        <w:t xml:space="preserve">この量を識別の進み具合と呼ぶ．対応づけと逆引きはすべて q の空間で行う．</w:t>
+        <w:t xml:space="preserve">この量を識別の進み具合と呼び，対応づけと逆引きはすべて q の空間で行う．</w:t>
       </w:r>
     </w:p>
     <w:p>
@@ -1141,15 +1141,15 @@
         <w:rPr>
           <w:rFonts w:hint="eastAsia"/>
         </w:rPr>
-        <w:t xml:space="preserve">生成に用いる q̂A_i と q̂V_i は，関数形をあらかじめ決めずに，単調性の制約を課した回帰によって推定する．逆関数は推定した単調曲線から解析的に求める．</w:t>
-      </w:r>
-    </w:p>
-    <w:p>
-      <w:r>
-        <w:rPr>
-          <w:rFonts w:hint="eastAsia"/>
-        </w:rPr>
-        <w:t xml:space="preserve">関数形を仮定しない理由は，逆引きの退化を避けるためである．聴覚と視覚の双方をロジスティック関数に当てはめてから逆引きすると，得られる変換は数学的にほぼ開始時刻の平行移動と速度の定数倍に帰着する．この場合，提案手法は後述する一次変換の対照条件と区別できなくなる．ロジスティック関数への当てはめは，分析の要約に限って用いる．要約に用いる関数は次式である．</w:t>
+        <w:t xml:space="preserve">生成に用いる q̂A_i と q̂V_i は，関数形をあらかじめ決めずに単調性の制約を課した回帰によって推定し，逆関数は推定した単調曲線から解析的に求める．</w:t>
+      </w:r>
+    </w:p>
+    <w:p>
+      <w:r>
+        <w:rPr>
+          <w:rFonts w:hint="eastAsia"/>
+        </w:rPr>
+        <w:t xml:space="preserve">関数形を仮定しない理由は，逆引きの退化を避けるためである．聴覚と視覚の双方をロジスティック関数に当てはめてから逆引きすると，得られる変換は数学的にほぼ開始時刻の平行移動と速度の定数倍に帰着し，提案手法が後述する一次変換の対照条件と区別できなくなる．そこで，ロジスティック関数への当てはめは分析の要約に限って用いることとし，要約に用いる関数は次式である．</w:t>
       </w:r>
     </w:p>
     <w:p>
@@ -1165,15 +1165,15 @@
         <w:rPr>
           <w:rFonts w:hint="eastAsia"/>
         </w:rPr>
-        <w:t xml:space="preserve">ここで μ は下限と上限の中間に達する時刻，σ は立ち上がりの急峻さ，λ は押し間違いの割合を表す [18]．μ は正答率 50% の時刻ではない．正答率 50% の時刻が必要な場合は別に逆算する．</w:t>
-      </w:r>
-    </w:p>
-    <w:p>
-      <w:r>
-        <w:rPr>
-          <w:rFonts w:hint="eastAsia"/>
-        </w:rPr>
-        <w:t xml:space="preserve">生成では，測定した提示水準と水準のあいだの値を推定曲線から読み取る．この読み取りの妥当性を，凍結の前に一つ抜き交差確認によって調べる．較正で測定した提示水準のうち 1 つを取り除き，残りだけで曲線を当てはめ，伏せた水準の正答率を予測させて実測と比べる手続きを，水準ごとに繰り返す．予測と実測の差は正答率のポイントで報告し，生成に用いた曲線の信頼性の目安として示す．</w:t>
+        <w:t xml:space="preserve">ここで μ は下限と上限の中間に達する時刻，σ は立ち上がりの急峻さ，λ は押し間違いの割合を表す [19]．μ は正答率 50% の時刻ではないため，正答率 50% の時刻が必要な場合は別に逆算する．</w:t>
+      </w:r>
+    </w:p>
+    <w:p>
+      <w:r>
+        <w:rPr>
+          <w:rFonts w:hint="eastAsia"/>
+        </w:rPr>
+        <w:t xml:space="preserve">生成では，測定した提示水準と水準のあいだの値を推定曲線から読み取るため，この読み取りの妥当性を，凍結の前に一つ抜き交差確認によって調べる．較正で測定した提示水準のうち 1 つを取り除き，残りだけで曲線を当てはめ，伏せた水準の正答率を予測させて実測と比べる手続きを，水準ごとに繰り返す．予測と実測の差は正答率のポイントで報告し，生成に用いた曲線の信頼性の目安として示す．</w:t>
       </w:r>
     </w:p>
     <w:p>
@@ -1193,7 +1193,7 @@
         <w:rPr>
           <w:rFonts w:hint="eastAsia"/>
         </w:rPr>
-        <w:t xml:space="preserve">q̂A_i(t) が q̂V_i の値域の上限を超える時刻以降は s を 100% に丸める．下限を下回る区間は s を 0% に丸める．丸めが発生した文字と時間の範囲は記録し，結果とともに報告する．丸めが広範囲に及ぶ場合は，その文字について基準アニメーションの表現力が目標に届かなかったと解釈する．</w:t>
+        <w:t xml:space="preserve">q̂A_i(t) が q̂V_i の値域の上限を超える時刻以降は s を 100% に，下限を下回る区間は s を 0% に丸める．丸めが発生した文字と時間の範囲は記録して結果とともに報告し，丸めが広範囲に及ぶ場合は，その文字について基準アニメーションの表現力が目標に届かなかったと解釈する．</w:t>
       </w:r>
     </w:p>
     <w:p>
@@ -1213,7 +1213,7 @@
         <w:rPr>
           <w:rFonts w:hint="eastAsia"/>
         </w:rPr>
-        <w:t xml:space="preserve">時間変形は自由度が高い．結果を見ながら調整を繰り返せば，いずれ目標に合わせられる．この批判に対応するため，軌跡の推定に用いたデータ，当てはめ，逆変換，丸めの規則，および全 8 文字の s_i(t) の数値列を，検証データの取得前にコミットとして固定する．論文にはそのコミット番号を記載する．検証の結果を見てから生成をやり直すことはしない．凍結の対象には，視覚の較正で 2 つの速度を測定するうち，逆引きの材料として用いるのは基準アニメーション 600 ms の水準の曲線だけであるという取り決めも含める（4.7 節）．</w:t>
+        <w:t xml:space="preserve">時間変形は自由度が高く，結果を見ながら調整を繰り返せばいずれ目標に合わせられてしまう．この批判に対応するため，軌跡の推定に用いたデータ，当てはめ，逆変換，丸めの規則，および全 8 文字の s_i(t) の数値列を，検証データの取得前にコミットとして固定し，論文にそのコミット番号を記載する．検証の結果を見てから生成をやり直すことはしない．凍結の対象には，視覚の較正で 2 つの速度を測定するうち，逆引きの材料として用いるのは基準アニメーション 300 ms の水準の曲線だけであるという取り決めも含める（4.7 節）．</w:t>
       </w:r>
     </w:p>
     <w:p>
@@ -1625,7 +1625,7 @@
         <w:rPr>
           <w:rFonts w:hint="eastAsia"/>
         </w:rPr>
-        <w:t xml:space="preserve">画素の表示順は文字ごとに固定した乱数順とする．ワイプの走査方向は全文字で共通とする．いずれの方式も，生成時には基準アニメーションの進行度を s_i(t) に置き換えるのみであり，方式ごとに異なる生成規則を用意しない．4 種類を用いる目的は，優劣の決定ではない．提案手法がフェードに固有の現象であるかどうかを判定することにある．</w:t>
+        <w:t xml:space="preserve">画素の表示順は文字ごとに固定した乱数順とし，ワイプの走査方向は全文字で共通とする．いずれの方式も，生成時には基準アニメーションの進行度を s_i(t) に置き換えるのみであり，方式ごとに異なる生成規則を用意しない．4 種類を用いる目的は優劣の決定ではなく，提案手法がフェードに固有の現象であるかどうかを判定することにある．</w:t>
       </w:r>
     </w:p>
     <w:p/>
@@ -1649,15 +1649,15 @@
         <w:rPr>
           <w:rFonts w:hint="eastAsia"/>
         </w:rPr>
-        <w:t xml:space="preserve">5 つの実験協力者集団と生成工程</w:t>
-      </w:r>
-    </w:p>
-    <w:p>
-      <w:r>
-        <w:rPr>
-          <w:rFonts w:hint="eastAsia"/>
-        </w:rPr>
-        <w:t xml:space="preserve">実験は，測る，作る，別の人で確かめる，の順で進む．実験協力者が参加するのは較正の 2 集団，検証の 2 集団，および見え心地の 1 集団である．生成は計算工程である（表 2）．</w:t>
+        <w:t xml:space="preserve">4 つの実験協力者集団と生成工程</w:t>
+      </w:r>
+    </w:p>
+    <w:p>
+      <w:r>
+        <w:rPr>
+          <w:rFonts w:hint="eastAsia"/>
+        </w:rPr>
+        <w:t xml:space="preserve">実験は，測る，作る，別の人で確かめる，の順で進む．実験協力者が参加するのは較正の 2 集団と検証の 1 集団，および見え心地の 1 集団であり，生成は実験協力者を伴わない計算工程である（表 2）．</w:t>
       </w:r>
     </w:p>
     <w:p>
@@ -1668,7 +1668,7 @@
         <w:rPr>
           <w:rFonts w:hint="eastAsia"/>
         </w:rPr>
-        <w:t xml:space="preserve">表 2．5 つの実験協力者集団と生成工程．</w:t>
+        <w:t xml:space="preserve">表 2．4 つの実験協力者集団と生成工程．</w:t>
       </w:r>
     </w:p>
     <w:tbl>
@@ -1682,8 +1682,8 @@
       <w:tblGrid>
         <w:gridCol w:w="500"/>
         <w:gridCol w:w="500"/>
-        <w:gridCol w:w="2234"/>
-        <w:gridCol w:w="1166"/>
+        <w:gridCol w:w="2040"/>
+        <w:gridCol w:w="1360"/>
       </w:tblGrid>
       <w:tr>
         <w:trPr>
@@ -1737,7 +1737,7 @@
         </w:tc>
         <w:tc>
           <w:tcPr>
-            <w:tcW w:w="2234" w:type="dxa"/>
+            <w:tcW w:w="2040" w:type="dxa"/>
             <w:vAlign w:val="center"/>
           </w:tcPr>
           <w:p>
@@ -1760,7 +1760,7 @@
         </w:tc>
         <w:tc>
           <w:tcPr>
-            <w:tcW w:w="1166" w:type="dxa"/>
+            <w:tcW w:w="1360" w:type="dxa"/>
             <w:vAlign w:val="center"/>
           </w:tcPr>
           <w:p>
@@ -1832,7 +1832,7 @@
         </w:tc>
         <w:tc>
           <w:tcPr>
-            <w:tcW w:w="2234" w:type="dxa"/>
+            <w:tcW w:w="2040" w:type="dxa"/>
             <w:vAlign w:val="center"/>
           </w:tcPr>
           <w:p>
@@ -1854,23 +1854,23 @@
         </w:tc>
         <w:tc>
           <w:tcPr>
-            <w:tcW w:w="1166" w:type="dxa"/>
-            <w:vAlign w:val="center"/>
-          </w:tcPr>
-          <w:p>
-            <w:pPr>
-              <w:ind w:firstLineChars="0" w:firstLine="0"/>
-              <w:jc w:val="left"/>
-              <w:rPr>
-                <w:rStyle w:val="af2"/>
-              </w:rPr>
-            </w:pPr>
-            <w:r>
-              <w:rPr>
-                <w:rStyle w:val="af2"/>
-                <w:rFonts w:hint="eastAsia"/>
-              </w:rPr>
-              <w:t xml:space="preserve">生成に用いる A_i(t)</w:t>
+            <w:tcW w:w="1360" w:type="dxa"/>
+            <w:vAlign w:val="center"/>
+          </w:tcPr>
+          <w:p>
+            <w:pPr>
+              <w:ind w:firstLineChars="0" w:firstLine="0"/>
+              <w:jc w:val="left"/>
+              <w:rPr>
+                <w:rStyle w:val="af2"/>
+              </w:rPr>
+            </w:pPr>
+            <w:r>
+              <w:rPr>
+                <w:rStyle w:val="af2"/>
+                <w:rFonts w:hint="eastAsia"/>
+              </w:rPr>
+              <w:t xml:space="preserve">生成に用いる A_i(t)．検証の採点基準も兼ねる</w:t>
             </w:r>
           </w:p>
         </w:tc>
@@ -1925,7 +1925,7 @@
         </w:tc>
         <w:tc>
           <w:tcPr>
-            <w:tcW w:w="2234" w:type="dxa"/>
+            <w:tcW w:w="2040" w:type="dxa"/>
             <w:vAlign w:val="center"/>
           </w:tcPr>
           <w:p>
@@ -1947,7 +1947,7 @@
         </w:tc>
         <w:tc>
           <w:tcPr>
-            <w:tcW w:w="1166" w:type="dxa"/>
+            <w:tcW w:w="1360" w:type="dxa"/>
             <w:vAlign w:val="center"/>
           </w:tcPr>
           <w:p>
@@ -2018,7 +2018,7 @@
         </w:tc>
         <w:tc>
           <w:tcPr>
-            <w:tcW w:w="2234" w:type="dxa"/>
+            <w:tcW w:w="2040" w:type="dxa"/>
             <w:vAlign w:val="center"/>
           </w:tcPr>
           <w:p>
@@ -2040,7 +2040,7 @@
         </w:tc>
         <w:tc>
           <w:tcPr>
-            <w:tcW w:w="1166" w:type="dxa"/>
+            <w:tcW w:w="1360" w:type="dxa"/>
             <w:vAlign w:val="center"/>
           </w:tcPr>
           <w:p>
@@ -2083,7 +2083,7 @@
                 <w:rStyle w:val="af2"/>
                 <w:rFonts w:hint="eastAsia"/>
               </w:rPr>
-              <w:t xml:space="preserve">検証（聴覚）</w:t>
+              <w:t xml:space="preserve">検証（視覚）</w:t>
             </w:r>
           </w:p>
         </w:tc>
@@ -2105,51 +2105,51 @@
                 <w:rStyle w:val="af2"/>
                 <w:rFonts w:hint="eastAsia"/>
               </w:rPr>
-              <w:t xml:space="preserve">群 Atest</w:t>
-            </w:r>
-          </w:p>
-        </w:tc>
-        <w:tc>
-          <w:tcPr>
-            <w:tcW w:w="2234" w:type="dxa"/>
-            <w:vAlign w:val="center"/>
-          </w:tcPr>
-          <w:p>
-            <w:pPr>
-              <w:ind w:firstLineChars="0" w:firstLine="0"/>
-              <w:jc w:val="left"/>
-              <w:rPr>
-                <w:rStyle w:val="af2"/>
-              </w:rPr>
-            </w:pPr>
-            <w:r>
-              <w:rPr>
-                <w:rStyle w:val="af2"/>
-                <w:rFonts w:hint="eastAsia"/>
-              </w:rPr>
-              <w:t xml:space="preserve">群 Acal と同一の音声課題</w:t>
-            </w:r>
-          </w:p>
-        </w:tc>
-        <w:tc>
-          <w:tcPr>
-            <w:tcW w:w="1166" w:type="dxa"/>
-            <w:vAlign w:val="center"/>
-          </w:tcPr>
-          <w:p>
-            <w:pPr>
-              <w:ind w:firstLineChars="0" w:firstLine="0"/>
-              <w:jc w:val="left"/>
-              <w:rPr>
-                <w:rStyle w:val="af2"/>
-              </w:rPr>
-            </w:pPr>
-            <w:r>
-              <w:rPr>
-                <w:rStyle w:val="af2"/>
-                <w:rFonts w:hint="eastAsia"/>
-              </w:rPr>
-              <w:t xml:space="preserve">採点基準となる目標軌跡</w:t>
+              <w:t xml:space="preserve">群 B</w:t>
+            </w:r>
+          </w:p>
+        </w:tc>
+        <w:tc>
+          <w:tcPr>
+            <w:tcW w:w="2040" w:type="dxa"/>
+            <w:vAlign w:val="center"/>
+          </w:tcPr>
+          <w:p>
+            <w:pPr>
+              <w:ind w:firstLineChars="0" w:firstLine="0"/>
+              <w:jc w:val="left"/>
+              <w:rPr>
+                <w:rStyle w:val="af2"/>
+              </w:rPr>
+            </w:pPr>
+            <w:r>
+              <w:rPr>
+                <w:rStyle w:val="af2"/>
+                <w:rFonts w:hint="eastAsia"/>
+              </w:rPr>
+              <w:t xml:space="preserve">8 条件のアニメーション課題</w:t>
+            </w:r>
+          </w:p>
+        </w:tc>
+        <w:tc>
+          <w:tcPr>
+            <w:tcW w:w="1360" w:type="dxa"/>
+            <w:vAlign w:val="center"/>
+          </w:tcPr>
+          <w:p>
+            <w:pPr>
+              <w:ind w:firstLineChars="0" w:firstLine="0"/>
+              <w:jc w:val="left"/>
+              <w:rPr>
+                <w:rStyle w:val="af2"/>
+              </w:rPr>
+            </w:pPr>
+            <w:r>
+              <w:rPr>
+                <w:rStyle w:val="af2"/>
+                <w:rFonts w:hint="eastAsia"/>
+              </w:rPr>
+              <w:t xml:space="preserve">条件ごとの軌跡</w:t>
             </w:r>
           </w:p>
         </w:tc>
@@ -2176,7 +2176,7 @@
                 <w:rStyle w:val="af2"/>
                 <w:rFonts w:hint="eastAsia"/>
               </w:rPr>
-              <w:t xml:space="preserve">検証（視覚）</w:t>
+              <w:t xml:space="preserve">見え心地</w:t>
             </w:r>
           </w:p>
         </w:tc>
@@ -2198,106 +2198,13 @@
                 <w:rStyle w:val="af2"/>
                 <w:rFonts w:hint="eastAsia"/>
               </w:rPr>
-              <w:t xml:space="preserve">群 B</w:t>
-            </w:r>
-          </w:p>
-        </w:tc>
-        <w:tc>
-          <w:tcPr>
-            <w:tcW w:w="2234" w:type="dxa"/>
-            <w:vAlign w:val="center"/>
-          </w:tcPr>
-          <w:p>
-            <w:pPr>
-              <w:ind w:firstLineChars="0" w:firstLine="0"/>
-              <w:jc w:val="left"/>
-              <w:rPr>
-                <w:rStyle w:val="af2"/>
-              </w:rPr>
-            </w:pPr>
-            <w:r>
-              <w:rPr>
-                <w:rStyle w:val="af2"/>
-                <w:rFonts w:hint="eastAsia"/>
-              </w:rPr>
-              <w:t xml:space="preserve">8 条件のアニメーション課題</w:t>
-            </w:r>
-          </w:p>
-        </w:tc>
-        <w:tc>
-          <w:tcPr>
-            <w:tcW w:w="1166" w:type="dxa"/>
-            <w:vAlign w:val="center"/>
-          </w:tcPr>
-          <w:p>
-            <w:pPr>
-              <w:ind w:firstLineChars="0" w:firstLine="0"/>
-              <w:jc w:val="left"/>
-              <w:rPr>
-                <w:rStyle w:val="af2"/>
-              </w:rPr>
-            </w:pPr>
-            <w:r>
-              <w:rPr>
-                <w:rStyle w:val="af2"/>
-                <w:rFonts w:hint="eastAsia"/>
-              </w:rPr>
-              <w:t xml:space="preserve">条件ごとの軌跡</w:t>
-            </w:r>
-          </w:p>
-        </w:tc>
-      </w:tr>
-      <w:tr>
-        <w:trPr>
-          <w:jc w:val="center"/>
-        </w:trPr>
-        <w:tc>
-          <w:tcPr>
-            <w:tcW w:w="500" w:type="dxa"/>
-            <w:vAlign w:val="center"/>
-          </w:tcPr>
-          <w:p>
-            <w:pPr>
-              <w:ind w:firstLineChars="0" w:firstLine="0"/>
-              <w:jc w:val="left"/>
-              <w:rPr>
-                <w:rStyle w:val="af2"/>
-              </w:rPr>
-            </w:pPr>
-            <w:r>
-              <w:rPr>
-                <w:rStyle w:val="af2"/>
-                <w:rFonts w:hint="eastAsia"/>
-              </w:rPr>
-              <w:t xml:space="preserve">見え心地</w:t>
-            </w:r>
-          </w:p>
-        </w:tc>
-        <w:tc>
-          <w:tcPr>
-            <w:tcW w:w="500" w:type="dxa"/>
-            <w:vAlign w:val="center"/>
-          </w:tcPr>
-          <w:p>
-            <w:pPr>
-              <w:ind w:firstLineChars="0" w:firstLine="0"/>
-              <w:jc w:val="left"/>
-              <w:rPr>
-                <w:rStyle w:val="af2"/>
-              </w:rPr>
-            </w:pPr>
-            <w:r>
-              <w:rPr>
-                <w:rStyle w:val="af2"/>
-                <w:rFonts w:hint="eastAsia"/>
-              </w:rPr>
               <w:t xml:space="preserve">群 C</w:t>
             </w:r>
           </w:p>
         </w:tc>
         <w:tc>
           <w:tcPr>
-            <w:tcW w:w="2234" w:type="dxa"/>
+            <w:tcW w:w="2040" w:type="dxa"/>
             <w:vAlign w:val="center"/>
           </w:tcPr>
           <w:p>
@@ -2319,7 +2226,7 @@
         </w:tc>
         <w:tc>
           <w:tcPr>
-            <w:tcW w:w="1166" w:type="dxa"/>
+            <w:tcW w:w="1360" w:type="dxa"/>
             <w:vAlign w:val="center"/>
           </w:tcPr>
           <w:p>
@@ -2347,15 +2254,31 @@
         <w:rPr>
           <w:rFonts w:hint="eastAsia"/>
         </w:rPr>
-        <w:t xml:space="preserve">検証の比較は群 B と群 Atest の間で行う．生成の目標に用いた群 Acal の軌跡を採点基準にも用いると，較正した標本に合わせ込んだだけであるという疑いを切り分けられない．較正の聴覚と視覚を別集団とするのは，同じ実験協力者が両方を行うと，先の課題で出題される文字や刺激の癖を学習し，後の課題の軌跡が影響を受けるためである．軌跡は集団単位で扱うため，同一人物で対応を取る利点は小さい．</w:t>
-      </w:r>
-    </w:p>
-    <w:p>
-      <w:r>
-        <w:rPr>
-          <w:rFonts w:hint="eastAsia"/>
-        </w:rPr>
-        <w:t xml:space="preserve">5 集団はすべて独立であり，同じ実験協力者は一度しか参加しない．別々の掲載どうしで排他参加を強制する手段はない．そこで，同時期に走る集団は 1 つの掲載と 1 つの URL に統合し，サイト側で自動的に振り分ける．較正フェーズでは群 Acal と群 A′ を 1 掲載とし，検証フェーズでは群 Atest と群 B を 1 掲載とする．群 C は課題の内容が異なるため統合できず，検証フェーズと同時期に走る 3 本目の掲載とする．同時期の 2 本の掲載のあいだの重複は，実験協力者の ID をサーバ記録と照合し，どちらの向きにも断ることで防ぐ．フェーズをまたぐ重複参加も同じ照合によって受付時に断る．</w:t>
+        <w:t xml:space="preserve">検証の比較は群 B と群 Acal の間で行う．群 Acal と同一の音声課題をもう一つの独立な集団に行わせ，その軌跡を採点基準として群 Acal とは別に置く設計（群 Atest）を検討したが，外部の専門家 2 名に相談したうえで採らないことにした．理由は 3 つある．第一に，群 B は生成の工程に一切関与していない独立な集団であり，群 Acal の軌跡と群 B の軌跡を比べること自体が，生成に関与していない集団による検証として成立し，較正した標本に合わせ込んだだけであるという疑いには当たらない．第二に，較正と採点基準をそれぞれ少人数の集団に分けると，集団間の標本誤差そのものが大きくなり，群 B の軌跡が目標と一致しなかったときに，それが手法の限界によるものか標本のずれによるものかをかえって切り分けにくくする．第三に，群 Acal を前半と後半に分けて一方を目標，他方を採点基準とする案も検討したが，人数を半分にすると目標曲線自体が不安定になり，その曲線を逆引きに通すことで誤差が増幅する．浮いた予算と日数は群 Acal の人数増強に充て，目標曲線の精度を上げることを選んだ．</w:t>
+      </w:r>
+    </w:p>
+    <w:p>
+      <w:r>
+        <w:rPr>
+          <w:rFonts w:hint="eastAsia"/>
+        </w:rPr>
+        <w:t xml:space="preserve">この変更にともない，本稿が主張する範囲を明記する．群 Acal の軌跡は，母集団における音声識別率の真値ではなく，生成手続きに与えた目標プロファイルである．本研究が検証するのは，この目標軌跡を視覚提示によって再現する変換手法の妥当性であり，較正に参加していない未知の音声協力者集団への一般化は主張しない．一般化は今後の課題とする．群 Atest を置けば得られたはずの，群 Acal の標本の偏りそのものを外部から診断する手段は失われるため，代わりに群 Acal の標本を参加者単位でブートストラップし，曲線の当てはめをやり直すことで目標曲線自体の不確実性を評価する．心理測定関数の不確実性評価にパラメトリック・ブートストラップを用いることは，Wichmann と Hill [19] にならう．</w:t>
+      </w:r>
+    </w:p>
+    <w:p>
+      <w:r>
+        <w:rPr>
+          <w:rFonts w:hint="eastAsia"/>
+        </w:rPr>
+        <w:t xml:space="preserve">較正の聴覚と視覚を別集団とするのは，同じ実験協力者が両方を行うと，先の課題で出題される文字や刺激の癖を学習し，後の課題の軌跡が影響を受けるためである．軌跡は集団単位で扱うため，同一人物で対応を取る利点は小さい．</w:t>
+      </w:r>
+    </w:p>
+    <w:p>
+      <w:r>
+        <w:rPr>
+          <w:rFonts w:hint="eastAsia"/>
+        </w:rPr>
+        <w:t xml:space="preserve">4 集団はすべて独立であり，同じ実験協力者は一度しか参加しないが，別々の掲載どうしで排他参加を強制する手段はない．そこで，較正フェーズは群 Acal と群 A′ をまとめて 1 つの掲載とし，サーバ側の名簿から両群へ振り分ける．検証フェーズは群 B のみの 1 掲載とする．群 C は課題の内容が異なるため統合できず，検証フェーズと同時期に走る 2 本目の掲載とする．同時期の 2 本の掲載のあいだの重複は，実験協力者の ID をサーバ記録と照合し，どちらの向きにも断ることで防ぐ．フェーズをまたぐ重複参加も同じ照合によって受付時に断る．</w:t>
       </w:r>
     </w:p>
     <w:p>
@@ -2375,7 +2298,7 @@
         <w:rPr>
           <w:rFonts w:hint="eastAsia"/>
         </w:rPr>
-        <w:t xml:space="preserve">正式な検証はフェードと部分表示の 2 方式について行う．それぞれに同じ 3 条件を用意する（表 3）．</w:t>
+        <w:t xml:space="preserve">正式な検証はフェードと部分表示の 2 方式について行い，それぞれに同じ 3 条件を用意する（表 3）．</w:t>
       </w:r>
     </w:p>
     <w:p>
@@ -2696,23 +2619,23 @@
         <w:rPr>
           <w:rFonts w:hint="eastAsia"/>
         </w:rPr>
-        <w:t xml:space="preserve">対照 2 の係数 a と b は，較正データのみから，後述する距離 E が最小になるように決める．中点のみを合わせた対照では，傾きも合わせれば十分ではないかという反論が残る．そこで，較正データだけから作れる最良の一次変換を対照とする．</w:t>
-      </w:r>
-    </w:p>
-    <w:p>
-      <w:r>
-        <w:rPr>
-          <w:rFonts w:hint="eastAsia"/>
-        </w:rPr>
-        <w:t xml:space="preserve">残る 2 方式，すなわちぼかし解除とワイプについては，提案手法の表示のみを作って群 B に混ぜる．合計で 8 条件となる．この 2 方式は対照を持たないため，転写が成立したという言い方はしない．同じ較正手続きで生成できるか，目標にどの程度近づくかを傾向として報告する．</w:t>
-      </w:r>
-    </w:p>
-    <w:p>
-      <w:r>
-        <w:rPr>
-          <w:rFonts w:hint="eastAsia"/>
-        </w:rPr>
-        <w:t xml:space="preserve">比較はすべて方式の内部で行う．方式どうしの優劣は主要な仮説に立てない．</w:t>
+        <w:t xml:space="preserve">対照 2 の係数 a と b は，較正データのみから，後述する距離 E が最小になるように決める．中点のみを合わせた対照では，傾きも合わせれば十分ではないかという反論が残るため，較正データだけから作れる最良の一次変換を対照とする．</w:t>
+      </w:r>
+    </w:p>
+    <w:p>
+      <w:r>
+        <w:rPr>
+          <w:rFonts w:hint="eastAsia"/>
+        </w:rPr>
+        <w:t xml:space="preserve">残るぼかし解除とワイプの 2 方式については，提案手法の表示のみを作って群 B に混ぜるため，合計で 8 条件となる．この 2 方式は対照を持たないため，転写が成立したという言い方はせず，同じ較正手続きで生成できるか，目標にどの程度近づくかを傾向として報告する．</w:t>
+      </w:r>
+    </w:p>
+    <w:p>
+      <w:r>
+        <w:rPr>
+          <w:rFonts w:hint="eastAsia"/>
+        </w:rPr>
+        <w:t xml:space="preserve">比較はすべて方式の内部で行い，方式どうしの優劣は主要な仮説に立てない．</w:t>
       </w:r>
     </w:p>
     <w:p>
@@ -2732,7 +2655,7 @@
         <w:rPr>
           <w:rFonts w:hint="eastAsia"/>
         </w:rPr>
-        <w:t xml:space="preserve">対象は 8 文字とし，音声学的なカテゴリーによる層化選定を用いる．少数の音節で音韻的な範囲を代表させる方式には先例がある．日本語音節知覚の先行研究はカテゴリー横断で音節を選定しており，単音節検査は子音カテゴリーの均等性を基準に音節を縮約している [15]．出現頻度にもとづく選定 [11] は，日常会話における平均的な明瞭度を推定する目的に適合する．時間構造の異なる音で転写が成立するかを問う本研究の目的には，層化が適合する．</w:t>
+        <w:t xml:space="preserve">対象は 8 文字とし，音声学的なカテゴリーによる層化選定を用いる．少数の音節で音韻的な範囲を代表させる方式には先例がある．日本語音節知覚の先行研究はカテゴリー横断で音節を選定しており，単音節検査は子音カテゴリーの均等性を基準に音節を縮約している [16]．出現頻度にもとづく選定 [11] は，日常会話における平均的な明瞭度を推定する目的に適合する．時間構造の異なる音で転写が成立するかを問う本研究の目的には，層化が適合する．</w:t>
       </w:r>
     </w:p>
     <w:p>
@@ -2748,7 +2671,7 @@
         <w:rPr>
           <w:rFonts w:hint="eastAsia"/>
         </w:rPr>
-        <w:t xml:space="preserve">選定バイアスを避けるため，原則の固定，8 文字の固定，録音，品質確認，実験の順序を守る．録音や軌跡を見てから文字を差し替えることはしない．録音に不備があった文字は別の文字に替えず，録り直す．視覚面については二次的な確認のみを行い，8 文字が極端に似た字形や単純な字形に偏っていないことを確かめた．字形を構成する画素数は 4458 から 10045 の範囲に散り，字形の重複もなかった．</w:t>
+        <w:t xml:space="preserve">選定バイアスを避けるため，原則の固定，8 文字の固定，刺激の合成，品質確認，実験の順序を守る．合成音声や軌跡を見てから文字を差し替えることはしない．刺激に不備が見つかった文字は別の文字に替えず，合成をやり直す．この規則は実際に働いた．全 68 かなの合成音声を人が聞いて確認したところ，び，り，ろ の 3 字で正しく聞き取れない不具合が見つかったが，3 字はいずれも次節で述べる偽のターゲットの候補であり本命 8 文字には含まれないため，8 文字はそのまま維持し，該当する 3 字だけ合成条件を変えて作り直した（4.4 節）．視覚面については二次的な確認のみを行い，8 文字が極端に似た字形や単純な字形に偏っていないことを確かめた．字形を構成する画素数は 4458 から 10045 の範囲に散り，字形の重複もなかった．</w:t>
       </w:r>
     </w:p>
     <w:p>
@@ -2768,55 +2691,55 @@
         <w:rPr>
           <w:rFonts w:hint="eastAsia"/>
         </w:rPr>
-        <w:t xml:space="preserve">音声刺激は自然発話とする．日本語を母語とする話者 1 名が，かなを 1 字ずつ単独で自然に発話し，各文字について 3 回から 5 回を WAV 形式で録音する．採用するテイクは，読み間違い，雑音，音割れのある回を除いたうえで，長さが中央値に最も近い回を機械的に選ぶ．主観による選別は行わない．</w:t>
-      </w:r>
-    </w:p>
-    <w:p>
-      <w:r>
-        <w:rPr>
-          <w:rFonts w:hint="eastAsia"/>
-        </w:rPr>
-        <w:t xml:space="preserve">下処理は，文字全体に一定の倍率を掛ける音量調整と，電源ハムを除くための 100 Hz のハイパスフィルタに限る．話者の基本周波数は 216 Hz であり，フィルタは音声帯域に掛からない．声と同じ帯域を操作する雑音抑圧は行わない．時間伸縮，基本周波数の平坦化，破裂から声帯振動の開始までの時間（VOT）の補正，文脈からの切り出しは行わない．音の頭の雑音の強さ自体が清濁の手がかりになり得るため，信号内部の相対振幅を変える処理を避ける．</w:t>
-      </w:r>
-    </w:p>
-    <w:p>
-      <w:r>
-        <w:rPr>
-          <w:rFonts w:hint="eastAsia"/>
-        </w:rPr>
-        <w:t xml:space="preserve">刺激を自然発話とした経緯を記す．本研究の応用先が合成音声を入力とする表示であることから，刺激も合成音声に統一する案を検討した．無加工で合成した 4 名の話者について，清濁の対ごとに VOT を自動測定した．無声音と有声音の VOT の差の中央値は話者によって 0 ms から 30 ms まで開き，差が 5 ms 未満にとどまる対の数も 13 対中の 2 対から 10 対まで異なった．どの合成話者を選ぶかによって，清濁を時間で区別する手がかりの有無が変わる．測定対象である識別率軌跡が話者選択の影響を強く受けるため，本稿では自然発話を採用した．日本語の清濁が VOT 単独では決まらず複数の手がかりに依存することは，先行研究でも指摘されている [6]．合成音声の測定結果は，合成音声を刺激とする後続研究のための予備調査として残す．</w:t>
-      </w:r>
-    </w:p>
-    <w:p>
-      <w:r>
-        <w:rPr>
-          <w:rFonts w:hint="eastAsia"/>
-        </w:rPr>
-        <w:t xml:space="preserve">実験上の時刻 0 は，音の実体が始まる点とする．検出は，短い窓のエネルギーが背景雑音を十分に超えた最初の点を自動で求め，波形とスペクトログラムによって全数を目視確認する．破裂音は破裂の開始，摩擦音は摩擦の開始，母音と鼻音は周期的な波形の開始を基準とする．基準の定義，検出スクリプト，全文字の値を公開する．</w:t>
-      </w:r>
-    </w:p>
-    <w:p>
-      <w:r>
-        <w:rPr>
-          <w:rFonts w:hint="eastAsia"/>
-        </w:rPr>
-        <w:t xml:space="preserve">打ち切りは，打ち切り時刻 t で終わる 5 ms のなめらかなフェードアウトによって行う．波形を突然ゼロにはしない．フェード区間は t の直前 5 ms であり，t より後の音は含まれない．この仕様は全文字，全時点で共通とする．配信は WAV のまま行い，再生時の頭のフェードは掛けない．</w:t>
-      </w:r>
-    </w:p>
-    <w:p>
-      <w:r>
-        <w:rPr>
-          <w:rFonts w:hint="eastAsia"/>
-        </w:rPr>
-        <w:t xml:space="preserve">対象 8 文字以外のかなも問題に混ぜ，8 文字しか出題されないと気づかれないようにする．このため録音は全 68 かなについて行う．</w:t>
-      </w:r>
-    </w:p>
-    <w:p>
-      <w:r>
-        <w:rPr>
-          <w:rFonts w:hint="eastAsia"/>
-        </w:rPr>
-        <w:t xml:space="preserve">刺激は一度だけ提示し，聞き直しと見直しは設けない．刺激に触れる回数を聴覚と視覚で揃えるためである．回答時間は無制限とする．回答は五十音表と同じ並びの全かな表から選ぶ形式とし，使用する表は聴覚と視覚で同一とする．ただし，表に 68 の選択肢があることを根拠として，まぐれ当たりの率を 1/68 とは主張しない．同じ文字が繰り返し出題されれば，実験協力者が想定する候補集合は 68 個ではなくなり得る．まぐれ当たりの率は名目値を初期値としつつ固定せず，値を変えても結論が変わらないことを確認する．</w:t>
+        <w:t xml:space="preserve">音声刺激は音声合成によって作成し，対象のかな 1 字だけを単独で合成する構成は採らない．合成モデルはかな 1 字だけを読ませると「短い 1 文」として扱い，文末の伸びと抑揚を付ける．実測では，対象字を単独で合成すると全長が 1 秒前後まで伸び，ピッチが最大 174 Hz 動いた．そこで，対象音に全字共通の後続モーラを付けた 2 モーラの無意味語として合成し，第 1 モーラだけを切り出すキャリアフレーズ法を用いる．第 1 モーラだけを変え，第 2 モーラを固定した音節系列を用いる設計は，Sadakata と McQueen [13]，Liu と Lin [9] にならう．</w:t>
+      </w:r>
+    </w:p>
+    <w:p>
+      <w:r>
+        <w:rPr>
+          <w:rFonts w:hint="eastAsia"/>
+        </w:rPr>
+        <w:t xml:space="preserve">合成には COEIROINK v2，話者「あみたろ」，スタイル「のーまるv5」を用い，全 68 かなを「対象字＋さ」の 2 モーラで合成する．後続モーラは，さ，ぱ，た，あ の 4 通りで 68 字ぶん作って実測比較したうえで さ に決めた．さ は，後続との境界を機械検出できた字数が 68 字中 68 字と唯一すべてで成功し，母音が無声化した字は 2 字にとどまり，末尾に後続の音が残った字は 0 字だった．摩擦音は母音との境目で高域の雑音が急に立ち上がるため，母音の種類によらず同じしきい値で境界を検出できる．アクセントはエンジン任せにせず，1 つのアクセント句にまとめて対象モーラに核を置く．第 1 モーラの境界は，後続「さ」の摩擦の立ち上がり，すなわち 4 から 10 kHz の帯域が占める割合が 0.15 を超える状態が 20 ms 続く最初の点とし，その手前に 5 ms のフェードアウトを掛けて切り出す．切り出した第 1 モーラの長さは 77 から 164 ms（中央 104 ms）である．音量は，波形の実効値ではなく，聴覚特性を近似した A 特性で重みづけした実効値をそろえる．</w:t>
+      </w:r>
+    </w:p>
+    <w:p>
+      <w:r>
+        <w:rPr>
+          <w:rFonts w:hint="eastAsia"/>
+        </w:rPr>
+        <w:t xml:space="preserve">字によって合成条件が異なる点を記す．り と ろ は，対象モーラに核を置くと弾き音が母音に埋もれて「い」「も」と聞こえたため，この 2 字に限り核を外して合成し直した．全字で核を外すと第 1 モーラが短くなり，切り出しの下限に達して後続の音が残る字が増えるため，り と ろ 以外は核を置く合成のままとした．び は，語頭の破裂音の手前に音がないと唇を閉じる区間が現れず破裂が目立たないため「い」と聞こえた．この字だけ前に母音を置いた「あ＋び＋さ」の 3 モーラで合成し，前後の「あ」と「さ」を削って切り出した．り，ろ，び はいずれも次段落で述べる偽のターゲットの候補であり，本命 8 文字には含まれない．し と ち は母音が無声化するが，これは無声子音と狭母音にはさまれたときに生じる日本語として自然な現象であり，欠陥ではないためそのまま用いる．</w:t>
+      </w:r>
+    </w:p>
+    <w:p>
+      <w:r>
+        <w:rPr>
+          <w:rFonts w:hint="eastAsia"/>
+        </w:rPr>
+        <w:t xml:space="preserve">品質確認は，機械検査に加えて全 68 字を人が聞いて合否を決める．機械検査だけでは，後続「ん」の残存や弾き音の存在を見落とした例があり，最終判定は必ず人の耳で行う方針をとった．</w:t>
+      </w:r>
+    </w:p>
+    <w:p>
+      <w:r>
+        <w:rPr>
+          <w:rFonts w:hint="eastAsia"/>
+        </w:rPr>
+        <w:t xml:space="preserve">実験上の時刻 0 は，音の実体が始まる点（acoustic onset）とし，短時間エネルギーが背景雑音を十分に超える最初の点を自動検出したうえで全数を目視確認する．基準の定義，検出スクリプト，全字の値を公開する．打ち切りは，打ち切り時刻 t で終わる 5 ms のなめらかなフェードアウトによって行い，波形を突然ゼロにはしない．この仕様は全文字，全時点で共通とする．配信は WAV のまま行う．</w:t>
+      </w:r>
+    </w:p>
+    <w:p>
+      <w:r>
+        <w:rPr>
+          <w:rFonts w:hint="eastAsia"/>
+        </w:rPr>
+        <w:t xml:space="preserve">対象 8 文字以外のかなも問題に混ぜ，8 文字しか出題されないと気づかれないようにする．このため合成は全 68 かなについて行い，生成物は 544 本（68 字 × 8 打ち切り点）となる．</w:t>
+      </w:r>
+    </w:p>
+    <w:p>
+      <w:r>
+        <w:rPr>
+          <w:rFonts w:hint="eastAsia"/>
+        </w:rPr>
+        <w:t xml:space="preserve">刺激は一度だけ提示し，聞き直しと見直しは設けない．刺激に触れる回数を聴覚と視覚で揃えるためである．回答時間は無制限とする．回答は五十音表と同じ並びのかな表から選ぶ形式とするが，聴覚と視覚で表を分ける．聴覚は 68 字の表を用い，を，ぢ，づ，ゔ は単音では区別できないため出題・回答のいずれからも外し，お と を のように同音になる字は併記する．視覚は 72 字の表を用い，を，ぢ，づ，ゔ も独立したボタンとして出題・回答する．いずれの表でも，選択肢の数を根拠としてまぐれ当たりの率を確定させることはしない．同じ文字が繰り返し出題されれば，実験協力者が想定する候補集合は表の字数より狭まりうるためであり，まぐれ当たりの率は名目値を初期値としつつ固定せず，値を変えても結論が変わらないことを確認する．</w:t>
       </w:r>
     </w:p>
     <w:p>
@@ -3256,6 +3179,30 @@
       </w:r>
     </w:p>
     <w:p>
+      <w:r>
+        <w:rPr>
+          <w:rFonts w:hint="eastAsia"/>
+        </w:rPr>
+        <w:t xml:space="preserve">1 人の実験協力者が担当する測定点は，8 点のうち 3 点に絞る不完全ブロック計画とする．担当する点は参加者の通し番号から巡回的に決め，個人の負担と，出題される文字集合を学習するリスクを抑える一方，曲線そのものは集団全体で 8 点すべてを埋めて描く．出題には対象 8 文字と同じ回数だけ現れる偽のターゲットを混ぜており，出現頻度からは対象 8 文字を見分けられない（4.4 節）．</w:t>
+      </w:r>
+    </w:p>
+    <w:p>
+      <w:r>
+        <w:rPr>
+          <w:rFonts w:hint="eastAsia"/>
+        </w:rPr>
+        <w:t xml:space="preserve">視覚較正（群 A′）の進行度水準も，4 方式それぞれに独立な 8 水準を配置する．同じ進行度でも方式によって識別の難しさが大きく異なり，共通の水準を用いると，ある方式では大半の水準が正答率の下限に，別の方式では大半が上限に張り付いて曲線が描けないことを実測で確かめたためである．ぼかし解除方式はぼかしが墨の量を保存するため強くかけても輪郭が残り，他の 3 方式より薄い側の水準では識別できない．各方式の水準は，本番と同じ提示規則で実際に再生しながら，下限・立ち上がり・上限の帯がそろう位置を目視で確認して定めた．</w:t>
+      </w:r>
+    </w:p>
+    <w:p>
+      <w:r>
+        <w:rPr>
+          <w:rFonts w:hint="eastAsia"/>
+        </w:rPr>
+        <w:t xml:space="preserve">視覚課題では，刺激の直前に注視点（＋）を 1000 ms 提示し，500 ms の空白を挟んでから刺激を提示する．提示中はかな表のボタンを無効化しておき，提示の終了から 350 ms の空白を置いたのち，300 ms かけて回答案内をフェードで表示して，提示が終わったことを知らせる．</w:t>
+      </w:r>
+    </w:p>
+    <w:p>
       <w:pPr>
         <w:pStyle w:val="2"/>
         <w:ind w:left="386" w:hanging="386"/>
@@ -3280,15 +3227,15 @@
         <w:rPr>
           <w:rFonts w:hint="eastAsia"/>
         </w:rPr>
-        <w:t xml:space="preserve">群 C では，代表文字を 4 種類の表示方式で提示する．提示のしかたは 3 通りとする．1 字だけを出す条件，5 字を左から 1 字ずつ出して出た字をそのまま残す条件，5 字を同じ位置で 1 字ずつ入れ替える条件である．5 字の並びは意味のある語にしない．語として読めてしまうと，表示の見え心地ではなく語の読みやすさを答えられてしまう．3 条件とも 1 字あたりの表示寸法をそろえ，寸法の違いが評定に混ざらないようにする．代表文字は事前に固定し，結果を見てから選び直さない．進行度の列は生成した提案手法のものを用いるため，群 B が見るものと同じ絵になる．</w:t>
-      </w:r>
-    </w:p>
-    <w:p>
-      <w:r>
-        <w:rPr>
-          <w:rFonts w:hint="eastAsia"/>
-        </w:rPr>
-        <w:t xml:space="preserve">字が次々に現れる条件では，前後の刺激が互いの見え方を妨げる視覚マスキングが交絡し得る．本実験が測定するのは見え心地であり，連続提示における干渉は測定しない．そこで，干渉が起こらない十分な間隔を空けて提示する．視覚マスキングは 2 つの刺激の開始間隔が 0 から 200 ms の範囲で生じ，文字の識別に対する抑制は 60 から 120 ms 付近で最も強いことが知られている [2]．基準アニメーションが 600 ms であるため，1 字が現れきってから 300 ms 空ける設定では，字と字の開始間隔は約 900 ms となる．これは干渉が生じる時間帯の 4 倍以上である．横並びの条件では出た字が空間的に隣り合う．隣接する字が互いの識別を妨げる混み合いへの配慮として，字と字の間隔を 1 文字分以上あける．</w:t>
+        <w:t xml:space="preserve">群 C では，代表文字を 4 種類の表示方式で提示する．提示のしかたは 3 通りとする．1 字だけを出す条件，5 字を左から 1 字ずつ出して出た字をそのまま残す条件，5 字を同じ位置で 1 字ずつ入れ替える条件である．これに加えて，1 字条件に限り，何も出さないまま目標軌跡の中点まで待って完成形を一気に出すステップ表示を対照として加える．語が確定してから文字を出す既存の字幕を模した表示であり，これを含めた 13 本（4 方式 × 3 通り＋ステップ表示 × 1 字）を提示する．5 字の並びは意味のある語にしない．語として読めてしまうと，表示の見え心地ではなく語の読みやすさを答えられてしまう．いずれの条件も 1 字あたりの表示寸法をそろえ，寸法の違いが評定に混ざらないようにする．代表文字は 1 字条件を あ，5 字条件を あ・か・し・ま・ら に事前固定し，結果を見てから選び直さない．進行度の列は生成した提案手法のものを用いるため，群 B が見るものと同じ絵になる．</w:t>
+      </w:r>
+    </w:p>
+    <w:p>
+      <w:r>
+        <w:rPr>
+          <w:rFonts w:hint="eastAsia"/>
+        </w:rPr>
+        <w:t xml:space="preserve">字が次々に現れる条件では，前後の刺激が互いの見え方を妨げる視覚マスキングが交絡し得る．本実験が測定するのは見え心地であり，連続提示における干渉は測定しない．そこで，干渉が起こらない十分な間隔を空けて提示する．視覚マスキングは 2 つの刺激の開始間隔が 0 から 200 ms の範囲で生じ，文字の識別に対する抑制は 60 から 120 ms 付近で最も強いことが知られている [2]．基準アニメーションが 300 ms であるため，1 字が現れきってから 300 ms 空ける設定では，字と字の開始間隔は約 600 ms となる．これは干渉が生じる時間帯の 3 倍にあたる．横並びの条件では出た字が空間的に隣り合う．隣接する字が互いの識別を妨げる混み合いへの配慮として，字と字の間隔を 1 文字分以上あける．</w:t>
       </w:r>
     </w:p>
     <w:p>
@@ -3316,15 +3263,15 @@
         <w:rPr>
           <w:rFonts w:hint="eastAsia"/>
         </w:rPr>
-        <w:t xml:space="preserve">3.1 節で述べたとおり，提案手法は進行度が同じであれば正答率も同じであるという仮定の上に成り立つ．この仮定を測定するため，視覚の較正（群 A′）のフェード方式に限り，基準アニメーションの長さを 2 水準とし，同じ進行度の水準を両方の速さで測定する．暫定値は 600 ms と，およそ 1.7 倍ゆっくりの 1000 ms である．生成の逆引きに用いるのは 600 ms の水準の曲線だけであり，この取り決めはデータを見る前に固定して凍結の対象に含める（3.5 節）．1000 ms の水準のデータは速さの影響を調べるためだけに用いる．2 つの目的を分けるのは，速さの効果と進行度の効果を混ぜないためであり，また結果を見てから生成に都合のよい速さを選んだという批判の余地を消すためである．</w:t>
-      </w:r>
-    </w:p>
-    <w:p>
-      <w:r>
-        <w:rPr>
-          <w:rFonts w:hint="eastAsia"/>
-        </w:rPr>
-        <w:t xml:space="preserve">判定は効果量と信頼区間で行い，効果量の単位は正答率のポイントとする．同一の実験協力者が同じ文字を 2 つの速さで見るため，実験協力者と文字を効果として含む混合モデルで扱う．区間が広い場合は，この人数では判定できなかったと報告する．差が認められなければ，進行度がその時点の見えやすさを決めているという予備的な証拠となり，時間軸の変形によって軌跡を再現する生成の考え方を支える．差が認められれば，同じ進行度でもそこへ至る速さによって見え方が変わることになり，時間軸の変形だけでは移植できないという手法の限界条件を示す．群 B と群 Atest の軌跡が一致するかどうかは，この仮定の総合的な検証を兼ねる．</w:t>
+        <w:t xml:space="preserve">3.1 節で述べたとおり，提案手法は進行度が同じであれば正答率も同じであるという仮定の上に成り立つ．この仮定を測定するため，視覚の較正（群 A′）では基準アニメーションの長さを 2 水準とし，同じ進行度の水準を両方の速さで測定する．値は 300 ms と，およそ 1.7 倍ゆっくりの 500 ms である．生成の逆引きに用いるのは 300 ms の水準の曲線だけであり，この取り決めはデータを見る前に固定して凍結の対象に含める（3.5 節）．500 ms の水準のデータは速さの影響を調べるためだけに用いる．2 つの目的を分けるのは，速さの効果と進行度の効果を混ぜないためであり，また結果を見てから生成に都合のよい速さを選んだという批判の余地を消すためである．画面の書き換え周期にかかわらず指定した進行度がそろって提示されるよう，較正では打ち切りに達したフレームで指定の進行度にちょうどそろえた 1 枚を必ず描画してから消す規則を用いた．</w:t>
+      </w:r>
+    </w:p>
+    <w:p>
+      <w:r>
+        <w:rPr>
+          <w:rFonts w:hint="eastAsia"/>
+        </w:rPr>
+        <w:t xml:space="preserve">判定は効果量と信頼区間で行い，効果量の単位は正答率のポイントとする．同一の実験協力者が同じ文字を 2 つの速さで見るため，実験協力者と文字を効果として含む混合モデルで扱う．区間が広い場合は，この人数では判定できなかったと報告する．差が認められなければ，進行度がその時点の見えやすさを決めているという予備的な証拠となり，時間軸の変形によって軌跡を再現する生成の考え方を支える．差が認められれば，同じ進行度でもそこへ至る速さによって見え方が変わることになり，時間軸の変形だけでは移植できないという手法の限界条件を示す．群 B と群 Acal の軌跡が一致するかどうかは，この仮定の総合的な検証を兼ねる．</w:t>
       </w:r>
     </w:p>
     <w:p>
@@ -3368,7 +3315,7 @@
         <w:rPr>
           <w:rFonts w:hint="eastAsia"/>
         </w:rPr>
-        <w:t xml:space="preserve">差の大きさとその信頼区間を報告する．何 ms までなら実質的に同じとみなすかという基準は本稿では定めず，次の段階で扱う．</w:t>
+        <w:t xml:space="preserve">再現の成否を判定する許容誤差 δ は，事前に距離 E で 6 正答率ポイントに固定する．軌跡の形が合っている場合でも測定のばらつきだけで E はおよそ 4.7 ポイント残り，軌跡の形が合っていない場合には 8 から 10 ポイントに達することが通しシミュレーションで分かっており，δ = 6 はその中間，ばらつきの範囲を超えるが形の不一致とまでは言えない境界に置く．再現できたと判定するのは，提案条件の E がこの δ を下回り，かつ対照条件の E より有意に小さい場合に限り，対照との差が有意でないことだけをもって一致したとは判定しない．確認的に検定するのは，フェードと部分表示のそれぞれについて仮説 1・仮説 2 を検定する計 4 本であり，これらの p 値は Holm 法で調整する．方式間の忠実さの比較，見え心地，速さの影響は探索と位置づけ，効果量と信頼区間による記述にとどめる．</w:t>
       </w:r>
     </w:p>
     <w:p>
@@ -3428,7 +3375,7 @@
         <w:rPr>
           <w:rFonts w:hint="eastAsia"/>
         </w:rPr>
-        <w:t xml:space="preserve">RQ4 は，表示の識別率が進行度だけで決まるのか，そこへ至る速さにも左右されるのかである．群 A′ のフェード方式における 2 つの速さの比較によって答える（4.7 節）．</w:t>
+        <w:t xml:space="preserve">RQ4 は，表示の識別率が進行度だけで決まるのか，そこへ至る速さにも左右されるのかである．群 A′ で 4 方式について測定する 2 つの速さの比較によって答える（4.7 節）．</w:t>
       </w:r>
     </w:p>
     <w:p>
@@ -3468,7 +3415,7 @@
         <w:rPr>
           <w:rFonts w:hint="eastAsia"/>
         </w:rPr>
-        <w:t xml:space="preserve">実験ページは既存の実験実装を土台に改修した．聴覚課題は，割合による指定を音の実体の開始点からの実時間 ms による指定へ変更し，文字ごとに 7 時点を設定可能にしたうえで，5 ms の終端フェードを加えた．時点の表は文字をキーとして保持し，表に名前のない字は既定の並びを用いる．視覚課題は，4 方式それぞれについて打ち切り再生器を実装した．群 B 用には，60 Hz で評価した進行度の数値列によってアニメーションを駆動する変形モードを実装し，フェードでは不透明度，部分表示では画素の割合，ぼかし解除ではぼかし半径，ワイプでは領域の割合に進行度を割り当てた．群 C は独立のページとして実装し，繰り返し提示，3 通りの提示のしかた，7 件法の評定，2 つの選択問題を持つ．記録は 1 問 1 行とし，集団，方式，条件，時点，基準アニメーションの長さ，実際に描画された提示時間，何問目か，端末環境を保存する．論文には，フォント名，文字の寸法，想定視距離，画面のリフレッシュレート，実測したフレーム時刻，音の開始点の定義と検出スクリプト，打ち切りフェードの仕様，かな表の詳細を記載する．</w:t>
+        <w:t xml:space="preserve">実験ページは既存の実験実装を土台に改修した．聴覚課題は，割合による指定を音の実体の開始点からの実時間 ms による指定へ変更し，文字ごとに 7 時点を設定可能にしたうえで，5 ms の終端フェードを加えた．時点の表は文字をキーとして保持し，表に名前のない字は既定の並びを用いる．視覚課題は，4 方式それぞれについて打ち切り再生器を実装した．群 B 用には，60 Hz で評価した進行度の数値列によってアニメーションを駆動する変形モードを実装し，フェードでは不透明度，部分表示では画素の割合，ぼかし解除ではぼかし半径，ワイプでは領域の割合に進行度を割り当てた．群 C は独立のページとして実装し，繰り返し提示，3 通りの提示のしかたとステップ表示，7 件法の評定，2 つの選択問題を持つ．記録は 1 問 1 行とし，集団，方式，条件，時点，基準アニメーションの長さ，実際に描画された提示時間，何問目か，端末環境を保存する．論文には，フォント名，文字の寸法，想定視距離，画面のリフレッシュレート，実測したフレーム時刻，音の開始点の定義と検出スクリプト，打ち切りフェードの仕様，かな表の詳細を記載する．</w:t>
       </w:r>
     </w:p>
     <w:p/>
@@ -3492,26 +3439,31 @@
         <w:rPr>
           <w:rFonts w:hint="eastAsia"/>
         </w:rPr>
-        <w:t xml:space="preserve">較正で得られた軌跡</w:t>
-      </w:r>
-    </w:p>
-    <w:p>
-      <w:r>
-        <w:rPr>
-          <w:rFonts w:hint="eastAsia"/>
-        </w:rPr>
-        <w:t xml:space="preserve">（データ待ち．）</w:t>
-      </w:r>
-    </w:p>
-    <w:p>
-      <w:pPr>
-        <w:pStyle w:val="af6"/>
-      </w:pPr>
-      <w:r>
-        <w:rPr>
-          <w:rFonts w:hint="eastAsia"/>
-        </w:rPr>
-        <w:t xml:space="preserve">図 1．代表 1 文字について，聴覚の目標軌跡 A_i(t)，視覚の較正軌跡 V_i(s)，3 条件の進行度 s(t)，および時刻と進行度の対応を 1 枚にまとめた図．</w:t>
+        <w:t xml:space="preserve">本章の数値の扱い</w:t>
+      </w:r>
+    </w:p>
+    <w:p>
+      <w:r>
+        <w:rPr>
+          <w:rFonts w:hint="eastAsia"/>
+        </w:rPr>
+        <w:t xml:space="preserve">本章の数値のうち，較正フェーズ（群 Acal，群 A′）にもとづくもの，すなわち 5.1 節から 5.1d 節および 5.5 節，5.6 節の数値はすべて実測値である．一方，検証フェーズ（群 B）と見え心地の測定（群 C）はまだ実施していない．5.2 節から 5.4 節までの数値は，本稿がどのような構成の結果を報告することになるかを示すための仮の値であり，実験を実施していないという意味で実測ではない．該当する数値と判定にはすべて「【仮値・実測ではない】」を付す．</w:t>
+      </w:r>
+    </w:p>
+    <w:p>
+      <w:r>
+        <w:rPr>
+          <w:rFonts w:hint="eastAsia"/>
+        </w:rPr>
+        <w:t xml:space="preserve">視覚較正は 2 回に分けて実施した．1 回目（163 名）ののち，ぼかし解除方式で正答率が下げ止まらず床が測れていないこと，ワイプ方式で中間から高進行度側に測定していない区間が残ることが分かったため，同一の手続きのまま提示水準だけを置き直した 2 回目（162 名）を追加した．フェード方式と部分表示方式は 2 回とも同一の水準を用いており，この 2 方式が 2 回のあいだで一致するかどうかが，2 回の測定を 1 つの較正として扱ってよいかの検査になる（5.1c 節）．</w:t>
+      </w:r>
+    </w:p>
+    <w:p>
+      <w:r>
+        <w:rPr>
+          <w:rFonts w:hint="eastAsia"/>
+        </w:rPr>
+        <w:t xml:space="preserve">またぼかし解除方式については，一部の閲覧環境で提示が成立していなかったことが事後に判明した（5.1d 節）．本章のぼかし解除方式に関する数値は，すべて該当環境を除外して算出している．</w:t>
       </w:r>
     </w:p>
     <w:p>
@@ -3523,15 +3475,23 @@
         <w:rPr>
           <w:rFonts w:hint="eastAsia"/>
         </w:rPr>
-        <w:t xml:space="preserve">仮説 1 と仮説 2 の判定</w:t>
-      </w:r>
-    </w:p>
-    <w:p>
-      <w:r>
-        <w:rPr>
-          <w:rFonts w:hint="eastAsia"/>
-        </w:rPr>
-        <w:t xml:space="preserve">（データ待ち．）</w:t>
+        <w:t xml:space="preserve">較正で得られた軌跡</w:t>
+      </w:r>
+    </w:p>
+    <w:p>
+      <w:r>
+        <w:rPr>
+          <w:rFonts w:hint="eastAsia"/>
+        </w:rPr>
+        <w:t xml:space="preserve">較正フェーズの 1 回目には 253 人が参加した．聴覚較正（群 Acal）に 90 人，視覚較正（群 A′）に 163 人であり，試行は合計 17,733 行を記録した．253 人中 252 人が完走し，所要時間の中央値は 500 秒（四分位範囲 422 から 576 秒）であった．視覚較正の 2 回目には 162 人が参加し，全員が本命 24 問を完走した（5.1c 節）．</w:t>
+      </w:r>
+    </w:p>
+    <w:p>
+      <w:r>
+        <w:rPr>
+          <w:rFonts w:hint="eastAsia"/>
+        </w:rPr>
+        <w:t xml:space="preserve">聴覚較正で得た 8 文字の正答率 A_i(t) を表 5 に示す．各時点の試行数はおよそ 30 であり，正答率 50% 付近での二項比率の標準誤差はおよそ 9 ポイントである．したがって，か の 25 ms(52%) から 35 ms(48%) への低下のような点ごとの上下は，測定の揺らぎの範囲に収まる．全長提示（打ち切りなし）の正答率は，あ と か で 94%，ま と つ で 85% と高い一方，ぱ で 64%，し で 43%，ら で 51%，が で 3% にとどまり，文字によって大きく異なった．</w:t>
       </w:r>
     </w:p>
     <w:p>
@@ -3542,9 +3502,789 @@
         <w:rPr>
           <w:rFonts w:hint="eastAsia"/>
         </w:rPr>
-        <w:t xml:space="preserve">図 2．文字ごとの距離 E を条件別に並べた図．</w:t>
-      </w:r>
-    </w:p>
+        <w:t xml:space="preserve">表 5．聴覚較正（群 Acal，90 名）における文字ごとの正答率 A_i(t)．各点はおよそ 30 試行．括弧内は正答率（%），時間の単位は音の実体の開始点からの ms．</w:t>
+      </w:r>
+    </w:p>
+    <w:tbl>
+      <w:tblPr>
+        <w:tblStyle w:val="af7"/>
+        <w:tblW w:w="4400" w:type="dxa"/>
+        <w:jc w:val="center"/>
+        <w:tblLayout w:type="fixed"/>
+        <w:tblLook w:val="04A0" w:firstRow="1" w:lastRow="0" w:firstColumn="0" w:lastColumn="0" w:noHBand="0" w:noVBand="1"/>
+      </w:tblPr>
+      <w:tblGrid>
+        <w:gridCol w:w="500"/>
+        <w:gridCol w:w="3900"/>
+      </w:tblGrid>
+      <w:tr>
+        <w:trPr>
+          <w:jc w:val="center"/>
+        </w:trPr>
+        <w:tc>
+          <w:tcPr>
+            <w:tcW w:w="500" w:type="dxa"/>
+            <w:vAlign w:val="center"/>
+          </w:tcPr>
+          <w:p>
+            <w:pPr>
+              <w:ind w:firstLineChars="0" w:firstLine="0"/>
+              <w:jc w:val="left"/>
+              <w:rPr>
+                <w:rStyle w:val="af2"/>
+              </w:rPr>
+            </w:pPr>
+            <w:r>
+              <w:rPr>
+                <w:rStyle w:val="af2"/>
+                <w:rFonts w:hint="eastAsia"/>
+                <w:b/>
+              </w:rPr>
+              <w:t xml:space="preserve">文字</w:t>
+            </w:r>
+          </w:p>
+        </w:tc>
+        <w:tc>
+          <w:tcPr>
+            <w:tcW w:w="3900" w:type="dxa"/>
+            <w:vAlign w:val="center"/>
+          </w:tcPr>
+          <w:p>
+            <w:pPr>
+              <w:ind w:firstLineChars="0" w:firstLine="0"/>
+              <w:jc w:val="left"/>
+              <w:rPr>
+                <w:rStyle w:val="af2"/>
+              </w:rPr>
+            </w:pPr>
+            <w:r>
+              <w:rPr>
+                <w:rStyle w:val="af2"/>
+                <w:rFonts w:hint="eastAsia"/>
+                <w:b/>
+              </w:rPr>
+              <w:t xml:space="preserve">打ち切り時間（正答率）</w:t>
+            </w:r>
+          </w:p>
+        </w:tc>
+      </w:tr>
+      <w:tr>
+        <w:trPr>
+          <w:jc w:val="center"/>
+        </w:trPr>
+        <w:tc>
+          <w:tcPr>
+            <w:tcW w:w="500" w:type="dxa"/>
+            <w:vAlign w:val="center"/>
+          </w:tcPr>
+          <w:p>
+            <w:pPr>
+              <w:ind w:firstLineChars="0" w:firstLine="0"/>
+              <w:jc w:val="left"/>
+              <w:rPr>
+                <w:rStyle w:val="af2"/>
+              </w:rPr>
+            </w:pPr>
+            <w:r>
+              <w:rPr>
+                <w:rStyle w:val="af2"/>
+                <w:rFonts w:hint="eastAsia"/>
+              </w:rPr>
+              <w:t xml:space="preserve">あ</w:t>
+            </w:r>
+          </w:p>
+        </w:tc>
+        <w:tc>
+          <w:tcPr>
+            <w:tcW w:w="3900" w:type="dxa"/>
+            <w:vAlign w:val="center"/>
+          </w:tcPr>
+          <w:p>
+            <w:pPr>
+              <w:ind w:firstLineChars="0" w:firstLine="0"/>
+              <w:jc w:val="left"/>
+              <w:rPr>
+                <w:rStyle w:val="af2"/>
+              </w:rPr>
+            </w:pPr>
+            <w:r>
+              <w:rPr>
+                <w:rStyle w:val="af2"/>
+                <w:rFonts w:hint="eastAsia"/>
+              </w:rPr>
+              <w:t xml:space="preserve">10(0) 20(76) 30(97) 35(100) 50(91) 65(100) 90(94) 全長(94)</w:t>
+            </w:r>
+          </w:p>
+        </w:tc>
+      </w:tr>
+      <w:tr>
+        <w:trPr>
+          <w:jc w:val="center"/>
+        </w:trPr>
+        <w:tc>
+          <w:tcPr>
+            <w:tcW w:w="500" w:type="dxa"/>
+            <w:vAlign w:val="center"/>
+          </w:tcPr>
+          <w:p>
+            <w:pPr>
+              <w:ind w:firstLineChars="0" w:firstLine="0"/>
+              <w:jc w:val="left"/>
+              <w:rPr>
+                <w:rStyle w:val="af2"/>
+              </w:rPr>
+            </w:pPr>
+            <w:r>
+              <w:rPr>
+                <w:rStyle w:val="af2"/>
+                <w:rFonts w:hint="eastAsia"/>
+              </w:rPr>
+              <w:t xml:space="preserve">か</w:t>
+            </w:r>
+          </w:p>
+        </w:tc>
+        <w:tc>
+          <w:tcPr>
+            <w:tcW w:w="3900" w:type="dxa"/>
+            <w:vAlign w:val="center"/>
+          </w:tcPr>
+          <w:p>
+            <w:pPr>
+              <w:ind w:firstLineChars="0" w:firstLine="0"/>
+              <w:jc w:val="left"/>
+              <w:rPr>
+                <w:rStyle w:val="af2"/>
+              </w:rPr>
+            </w:pPr>
+            <w:r>
+              <w:rPr>
+                <w:rStyle w:val="af2"/>
+                <w:rFonts w:hint="eastAsia"/>
+              </w:rPr>
+              <w:t xml:space="preserve">10(12) 20(37) 25(52) 35(48) 45(60) 60(76) 85(97) 全長(94)</w:t>
+            </w:r>
+          </w:p>
+        </w:tc>
+      </w:tr>
+      <w:tr>
+        <w:trPr>
+          <w:jc w:val="center"/>
+        </w:trPr>
+        <w:tc>
+          <w:tcPr>
+            <w:tcW w:w="500" w:type="dxa"/>
+            <w:vAlign w:val="center"/>
+          </w:tcPr>
+          <w:p>
+            <w:pPr>
+              <w:ind w:firstLineChars="0" w:firstLine="0"/>
+              <w:jc w:val="left"/>
+              <w:rPr>
+                <w:rStyle w:val="af2"/>
+              </w:rPr>
+            </w:pPr>
+            <w:r>
+              <w:rPr>
+                <w:rStyle w:val="af2"/>
+                <w:rFonts w:hint="eastAsia"/>
+              </w:rPr>
+              <w:t xml:space="preserve">ま</w:t>
+            </w:r>
+          </w:p>
+        </w:tc>
+        <w:tc>
+          <w:tcPr>
+            <w:tcW w:w="3900" w:type="dxa"/>
+            <w:vAlign w:val="center"/>
+          </w:tcPr>
+          <w:p>
+            <w:pPr>
+              <w:ind w:firstLineChars="0" w:firstLine="0"/>
+              <w:jc w:val="left"/>
+              <w:rPr>
+                <w:rStyle w:val="af2"/>
+              </w:rPr>
+            </w:pPr>
+            <w:r>
+              <w:rPr>
+                <w:rStyle w:val="af2"/>
+                <w:rFonts w:hint="eastAsia"/>
+              </w:rPr>
+              <w:t xml:space="preserve">10(0) 25(3) 35(3) 50(74) 65(85) 85(88) 125(97) 全長(85)</w:t>
+            </w:r>
+          </w:p>
+        </w:tc>
+      </w:tr>
+      <w:tr>
+        <w:trPr>
+          <w:jc w:val="center"/>
+        </w:trPr>
+        <w:tc>
+          <w:tcPr>
+            <w:tcW w:w="500" w:type="dxa"/>
+            <w:vAlign w:val="center"/>
+          </w:tcPr>
+          <w:p>
+            <w:pPr>
+              <w:ind w:firstLineChars="0" w:firstLine="0"/>
+              <w:jc w:val="left"/>
+              <w:rPr>
+                <w:rStyle w:val="af2"/>
+              </w:rPr>
+            </w:pPr>
+            <w:r>
+              <w:rPr>
+                <w:rStyle w:val="af2"/>
+                <w:rFonts w:hint="eastAsia"/>
+              </w:rPr>
+              <w:t xml:space="preserve">つ</w:t>
+            </w:r>
+          </w:p>
+        </w:tc>
+        <w:tc>
+          <w:tcPr>
+            <w:tcW w:w="3900" w:type="dxa"/>
+            <w:vAlign w:val="center"/>
+          </w:tcPr>
+          <w:p>
+            <w:pPr>
+              <w:ind w:firstLineChars="0" w:firstLine="0"/>
+              <w:jc w:val="left"/>
+              <w:rPr>
+                <w:rStyle w:val="af2"/>
+              </w:rPr>
+            </w:pPr>
+            <w:r>
+              <w:rPr>
+                <w:rStyle w:val="af2"/>
+                <w:rFonts w:hint="eastAsia"/>
+              </w:rPr>
+              <w:t xml:space="preserve">10(40) 20(48) 30(71) 35(41) 50(64) 65(66) 85(67) 全長(85)</w:t>
+            </w:r>
+          </w:p>
+        </w:tc>
+      </w:tr>
+      <w:tr>
+        <w:trPr>
+          <w:jc w:val="center"/>
+        </w:trPr>
+        <w:tc>
+          <w:tcPr>
+            <w:tcW w:w="500" w:type="dxa"/>
+            <w:vAlign w:val="center"/>
+          </w:tcPr>
+          <w:p>
+            <w:pPr>
+              <w:ind w:firstLineChars="0" w:firstLine="0"/>
+              <w:jc w:val="left"/>
+              <w:rPr>
+                <w:rStyle w:val="af2"/>
+              </w:rPr>
+            </w:pPr>
+            <w:r>
+              <w:rPr>
+                <w:rStyle w:val="af2"/>
+                <w:rFonts w:hint="eastAsia"/>
+              </w:rPr>
+              <w:t xml:space="preserve">ぱ</w:t>
+            </w:r>
+          </w:p>
+        </w:tc>
+        <w:tc>
+          <w:tcPr>
+            <w:tcW w:w="3900" w:type="dxa"/>
+            <w:vAlign w:val="center"/>
+          </w:tcPr>
+          <w:p>
+            <w:pPr>
+              <w:ind w:firstLineChars="0" w:firstLine="0"/>
+              <w:jc w:val="left"/>
+              <w:rPr>
+                <w:rStyle w:val="af2"/>
+              </w:rPr>
+            </w:pPr>
+            <w:r>
+              <w:rPr>
+                <w:rStyle w:val="af2"/>
+                <w:rFonts w:hint="eastAsia"/>
+              </w:rPr>
+              <w:t xml:space="preserve">10(0) 15(18) 25(36) 30(40) 40(39) 50(48) 70(49) 全長(64)</w:t>
+            </w:r>
+          </w:p>
+        </w:tc>
+      </w:tr>
+      <w:tr>
+        <w:trPr>
+          <w:jc w:val="center"/>
+        </w:trPr>
+        <w:tc>
+          <w:tcPr>
+            <w:tcW w:w="500" w:type="dxa"/>
+            <w:vAlign w:val="center"/>
+          </w:tcPr>
+          <w:p>
+            <w:pPr>
+              <w:ind w:firstLineChars="0" w:firstLine="0"/>
+              <w:jc w:val="left"/>
+              <w:rPr>
+                <w:rStyle w:val="af2"/>
+              </w:rPr>
+            </w:pPr>
+            <w:r>
+              <w:rPr>
+                <w:rStyle w:val="af2"/>
+                <w:rFonts w:hint="eastAsia"/>
+              </w:rPr>
+              <w:t xml:space="preserve">し</w:t>
+            </w:r>
+          </w:p>
+        </w:tc>
+        <w:tc>
+          <w:tcPr>
+            <w:tcW w:w="3900" w:type="dxa"/>
+            <w:vAlign w:val="center"/>
+          </w:tcPr>
+          <w:p>
+            <w:pPr>
+              <w:ind w:firstLineChars="0" w:firstLine="0"/>
+              <w:jc w:val="left"/>
+              <w:rPr>
+                <w:rStyle w:val="af2"/>
+              </w:rPr>
+            </w:pPr>
+            <w:r>
+              <w:rPr>
+                <w:rStyle w:val="af2"/>
+                <w:rFonts w:hint="eastAsia"/>
+              </w:rPr>
+              <w:t xml:space="preserve">10(6) 20(6) 30(26) 35(21) 40(26) 50(42) 60(12) 全長(43)</w:t>
+            </w:r>
+          </w:p>
+        </w:tc>
+      </w:tr>
+      <w:tr>
+        <w:trPr>
+          <w:jc w:val="center"/>
+        </w:trPr>
+        <w:tc>
+          <w:tcPr>
+            <w:tcW w:w="500" w:type="dxa"/>
+            <w:vAlign w:val="center"/>
+          </w:tcPr>
+          <w:p>
+            <w:pPr>
+              <w:ind w:firstLineChars="0" w:firstLine="0"/>
+              <w:jc w:val="left"/>
+              <w:rPr>
+                <w:rStyle w:val="af2"/>
+              </w:rPr>
+            </w:pPr>
+            <w:r>
+              <w:rPr>
+                <w:rStyle w:val="af2"/>
+                <w:rFonts w:hint="eastAsia"/>
+              </w:rPr>
+              <w:t xml:space="preserve">ら</w:t>
+            </w:r>
+          </w:p>
+        </w:tc>
+        <w:tc>
+          <w:tcPr>
+            <w:tcW w:w="3900" w:type="dxa"/>
+            <w:vAlign w:val="center"/>
+          </w:tcPr>
+          <w:p>
+            <w:pPr>
+              <w:ind w:firstLineChars="0" w:firstLine="0"/>
+              <w:jc w:val="left"/>
+              <w:rPr>
+                <w:rStyle w:val="af2"/>
+              </w:rPr>
+            </w:pPr>
+            <w:r>
+              <w:rPr>
+                <w:rStyle w:val="af2"/>
+                <w:rFonts w:hint="eastAsia"/>
+              </w:rPr>
+              <w:t xml:space="preserve">10(0) 25(3) 35(6) 50(27) 65(50) 85(41) 110(33) 全長(51)</w:t>
+            </w:r>
+          </w:p>
+        </w:tc>
+      </w:tr>
+      <w:tr>
+        <w:trPr>
+          <w:jc w:val="center"/>
+        </w:trPr>
+        <w:tc>
+          <w:tcPr>
+            <w:tcW w:w="500" w:type="dxa"/>
+            <w:vAlign w:val="center"/>
+          </w:tcPr>
+          <w:p>
+            <w:pPr>
+              <w:ind w:firstLineChars="0" w:firstLine="0"/>
+              <w:jc w:val="left"/>
+              <w:rPr>
+                <w:rStyle w:val="af2"/>
+              </w:rPr>
+            </w:pPr>
+            <w:r>
+              <w:rPr>
+                <w:rStyle w:val="af2"/>
+                <w:rFonts w:hint="eastAsia"/>
+              </w:rPr>
+              <w:t xml:space="preserve">が</w:t>
+            </w:r>
+          </w:p>
+        </w:tc>
+        <w:tc>
+          <w:tcPr>
+            <w:tcW w:w="3900" w:type="dxa"/>
+            <w:vAlign w:val="center"/>
+          </w:tcPr>
+          <w:p>
+            <w:pPr>
+              <w:ind w:firstLineChars="0" w:firstLine="0"/>
+              <w:jc w:val="left"/>
+              <w:rPr>
+                <w:rStyle w:val="af2"/>
+              </w:rPr>
+            </w:pPr>
+            <w:r>
+              <w:rPr>
+                <w:rStyle w:val="af2"/>
+                <w:rFonts w:hint="eastAsia"/>
+              </w:rPr>
+              <w:t xml:space="preserve">10(0) 20(0) 25(0) 35(3) 45(0) 60(0) 85(3) 全長(3)</w:t>
+            </w:r>
+          </w:p>
+        </w:tc>
+      </w:tr>
+    </w:tbl>
+    <w:p/>
+    <w:p>
+      <w:pPr>
+        <w:pStyle w:val="af6"/>
+      </w:pPr>
+      <w:r>
+        <w:rPr>
+          <w:rFonts w:hint="eastAsia"/>
+        </w:rPr>
+        <w:t xml:space="preserve">図 1．代表文字「あ」について，聴覚の目標軌跡 A_i(t)，視覚の較正軌跡 V_i(s)，3 条件の進行度 s(t)，および時刻と進行度の対応を 1 枚にまとめた図．</w:t>
+      </w:r>
+    </w:p>
+    <w:p>
+      <w:r>
+        <w:rPr>
+          <w:rFonts w:hint="eastAsia"/>
+        </w:rPr>
+        <w:t xml:space="preserve">視覚較正で得た正答率 V_m(s) は，表示方式ごとに分けて報告する（表 6）．いずれも本命 8 文字の合計である．1 人が受け持つのは 8 文字それぞれについて 3 水準の計 24 問であり，方式と水準の組ごとの回答数はおよそ 122 である．正答率 50% 付近での二項比率の標準誤差はおよそ 4.5 ポイント，95% 信頼区間の幅は片側でおよそ 9 ポイントとなる．以下で「揺らぎの範囲」と述べるのはこの幅を指す．</w:t>
+      </w:r>
+    </w:p>
+    <w:p>
+      <w:r>
+        <w:rPr>
+          <w:rFonts w:hint="eastAsia"/>
+        </w:rPr>
+        <w:t xml:space="preserve">フェード方式は，濃さが 0 から 255 の 256 階調で表現されるため，進行度が小さい範囲では測定できる値がとびとびになる．進行度 0.8% は濃さ 2 に，1.2% 前後は濃さ 3 に相当し，その間に値をとる水準は作れない．実測でも，0.8%(15.4%) から 1.4%(48.4%) のあいだで正答率が 33 ポイント跳ね上がっており，この階調の粗さが表示側の制約として現れている．</w:t>
+      </w:r>
+    </w:p>
+    <w:p>
+      <w:r>
+        <w:rPr>
+          <w:rFonts w:hint="eastAsia"/>
+        </w:rPr>
+        <w:t xml:space="preserve">部分表示方式は，0.1%(1.6%) から 9%(95.9%) までおおむね単調に上昇した．打ち切りなしの 100%(96.7%) は 9% の水準よりわずかに低いが，この差は測定の揺らぎの範囲内である．</w:t>
+      </w:r>
+    </w:p>
+    <w:p>
+      <w:r>
+        <w:rPr>
+          <w:rFonts w:hint="eastAsia"/>
+        </w:rPr>
+        <w:t xml:space="preserve">ぼかし解除方式は，1 回目の水準配置（26% から 100%）では 26%(9.1%) から 100%(97.0%) まで単調に上昇した．ただし最も薄い 26% の水準でも正答率が 9.1% あり，識別がまったく成り立たない状態には達していない．そこで 2 回目では 3% から 26% の側に水準を寄せて配置し直した（5.1c 節）．</w:t>
+      </w:r>
+    </w:p>
+    <w:p>
+      <w:r>
+        <w:rPr>
+          <w:rFonts w:hint="eastAsia"/>
+        </w:rPr>
+        <w:t xml:space="preserve">ワイプ方式は，1 回目では 0.5%(5.8%) から 1%(1.7%) にかけて正答率が下がっており，これは正答率が低い範囲での測定の揺らぎと考えられる．25%(39.2%) から 100%(95.9%) のあいだの水準を配置していなかったため，この区間で正答率がどう上昇するかは 1 回目のデータからは分からない．この区間は 2 回目で埋めた．</w:t>
+      </w:r>
+    </w:p>
+    <w:p>
+      <w:pPr>
+        <w:pStyle w:val="af6"/>
+      </w:pPr>
+      <w:r>
+        <w:rPr>
+          <w:rFonts w:hint="eastAsia"/>
+        </w:rPr>
+        <w:t xml:space="preserve">表 6．視覚較正 1 回目（群 A′，163 名）における表示方式ごとの正答率 V_m(s)．8 文字合計で方式と水準の組ごとおよそ 122 問．括弧内は正答率（%）．ぼかし解除方式は 5.1d 節の閲覧環境を除外した値（およそ 105 問）．</w:t>
+      </w:r>
+    </w:p>
+    <w:tbl>
+      <w:tblPr>
+        <w:tblStyle w:val="af7"/>
+        <w:tblW w:w="4400" w:type="dxa"/>
+        <w:jc w:val="center"/>
+        <w:tblLayout w:type="fixed"/>
+        <w:tblLook w:val="04A0" w:firstRow="1" w:lastRow="0" w:firstColumn="0" w:lastColumn="0" w:noHBand="0" w:noVBand="1"/>
+      </w:tblPr>
+      <w:tblGrid>
+        <w:gridCol w:w="500"/>
+        <w:gridCol w:w="3900"/>
+      </w:tblGrid>
+      <w:tr>
+        <w:trPr>
+          <w:jc w:val="center"/>
+        </w:trPr>
+        <w:tc>
+          <w:tcPr>
+            <w:tcW w:w="500" w:type="dxa"/>
+            <w:vAlign w:val="center"/>
+          </w:tcPr>
+          <w:p>
+            <w:pPr>
+              <w:ind w:firstLineChars="0" w:firstLine="0"/>
+              <w:jc w:val="left"/>
+              <w:rPr>
+                <w:rStyle w:val="af2"/>
+              </w:rPr>
+            </w:pPr>
+            <w:r>
+              <w:rPr>
+                <w:rStyle w:val="af2"/>
+                <w:rFonts w:hint="eastAsia"/>
+                <w:b/>
+              </w:rPr>
+              <w:t xml:space="preserve">方式</w:t>
+            </w:r>
+          </w:p>
+        </w:tc>
+        <w:tc>
+          <w:tcPr>
+            <w:tcW w:w="3900" w:type="dxa"/>
+            <w:vAlign w:val="center"/>
+          </w:tcPr>
+          <w:p>
+            <w:pPr>
+              <w:ind w:firstLineChars="0" w:firstLine="0"/>
+              <w:jc w:val="left"/>
+              <w:rPr>
+                <w:rStyle w:val="af2"/>
+              </w:rPr>
+            </w:pPr>
+            <w:r>
+              <w:rPr>
+                <w:rStyle w:val="af2"/>
+                <w:rFonts w:hint="eastAsia"/>
+                <w:b/>
+              </w:rPr>
+              <w:t xml:space="preserve">進行度（正答率）</w:t>
+            </w:r>
+          </w:p>
+        </w:tc>
+      </w:tr>
+      <w:tr>
+        <w:trPr>
+          <w:jc w:val="center"/>
+        </w:trPr>
+        <w:tc>
+          <w:tcPr>
+            <w:tcW w:w="500" w:type="dxa"/>
+            <w:vAlign w:val="center"/>
+          </w:tcPr>
+          <w:p>
+            <w:pPr>
+              <w:ind w:firstLineChars="0" w:firstLine="0"/>
+              <w:jc w:val="left"/>
+              <w:rPr>
+                <w:rStyle w:val="af2"/>
+              </w:rPr>
+            </w:pPr>
+            <w:r>
+              <w:rPr>
+                <w:rStyle w:val="af2"/>
+                <w:rFonts w:hint="eastAsia"/>
+              </w:rPr>
+              <w:t xml:space="preserve">フェード</w:t>
+            </w:r>
+          </w:p>
+        </w:tc>
+        <w:tc>
+          <w:tcPr>
+            <w:tcW w:w="3900" w:type="dxa"/>
+            <w:vAlign w:val="center"/>
+          </w:tcPr>
+          <w:p>
+            <w:pPr>
+              <w:ind w:firstLineChars="0" w:firstLine="0"/>
+              <w:jc w:val="left"/>
+              <w:rPr>
+                <w:rStyle w:val="af2"/>
+              </w:rPr>
+            </w:pPr>
+            <w:r>
+              <w:rPr>
+                <w:rStyle w:val="af2"/>
+                <w:rFonts w:hint="eastAsia"/>
+              </w:rPr>
+              <w:t xml:space="preserve">0.4%(6.5) 0.8%(15.4) 1.4%(48.4) 2.2%(71.2) 3.5%(87.7) 6%(93.4) 12%(98.3) 100%(100.0)</w:t>
+            </w:r>
+          </w:p>
+        </w:tc>
+      </w:tr>
+      <w:tr>
+        <w:trPr>
+          <w:jc w:val="center"/>
+        </w:trPr>
+        <w:tc>
+          <w:tcPr>
+            <w:tcW w:w="500" w:type="dxa"/>
+            <w:vAlign w:val="center"/>
+          </w:tcPr>
+          <w:p>
+            <w:pPr>
+              <w:ind w:firstLineChars="0" w:firstLine="0"/>
+              <w:jc w:val="left"/>
+              <w:rPr>
+                <w:rStyle w:val="af2"/>
+              </w:rPr>
+            </w:pPr>
+            <w:r>
+              <w:rPr>
+                <w:rStyle w:val="af2"/>
+                <w:rFonts w:hint="eastAsia"/>
+              </w:rPr>
+              <w:t xml:space="preserve">部分表示</w:t>
+            </w:r>
+          </w:p>
+        </w:tc>
+        <w:tc>
+          <w:tcPr>
+            <w:tcW w:w="3900" w:type="dxa"/>
+            <w:vAlign w:val="center"/>
+          </w:tcPr>
+          <w:p>
+            <w:pPr>
+              <w:ind w:firstLineChars="0" w:firstLine="0"/>
+              <w:jc w:val="left"/>
+              <w:rPr>
+                <w:rStyle w:val="af2"/>
+              </w:rPr>
+            </w:pPr>
+            <w:r>
+              <w:rPr>
+                <w:rStyle w:val="af2"/>
+                <w:rFonts w:hint="eastAsia"/>
+              </w:rPr>
+              <w:t xml:space="preserve">0.1%(1.6) 0.25%(5.7) 0.5%(20.7) 1%(31.4) 2%(62.4) 4%(77.9) 9%(95.9) 100%(96.7)</w:t>
+            </w:r>
+          </w:p>
+        </w:tc>
+      </w:tr>
+      <w:tr>
+        <w:trPr>
+          <w:jc w:val="center"/>
+        </w:trPr>
+        <w:tc>
+          <w:tcPr>
+            <w:tcW w:w="500" w:type="dxa"/>
+            <w:vAlign w:val="center"/>
+          </w:tcPr>
+          <w:p>
+            <w:pPr>
+              <w:ind w:firstLineChars="0" w:firstLine="0"/>
+              <w:jc w:val="left"/>
+              <w:rPr>
+                <w:rStyle w:val="af2"/>
+              </w:rPr>
+            </w:pPr>
+            <w:r>
+              <w:rPr>
+                <w:rStyle w:val="af2"/>
+                <w:rFonts w:hint="eastAsia"/>
+              </w:rPr>
+              <w:t xml:space="preserve">ぼかし解除</w:t>
+            </w:r>
+          </w:p>
+        </w:tc>
+        <w:tc>
+          <w:tcPr>
+            <w:tcW w:w="3900" w:type="dxa"/>
+            <w:vAlign w:val="center"/>
+          </w:tcPr>
+          <w:p>
+            <w:pPr>
+              <w:ind w:firstLineChars="0" w:firstLine="0"/>
+              <w:jc w:val="left"/>
+              <w:rPr>
+                <w:rStyle w:val="af2"/>
+              </w:rPr>
+            </w:pPr>
+            <w:r>
+              <w:rPr>
+                <w:rStyle w:val="af2"/>
+                <w:rFonts w:hint="eastAsia"/>
+              </w:rPr>
+              <w:t xml:space="preserve">26%(9.1) 38%(23.5) 48%(43.3) 56%(54.5) 64%(74.7) 72%(87.3) 84%(95.2) 100%(97.0)</w:t>
+            </w:r>
+          </w:p>
+        </w:tc>
+      </w:tr>
+      <w:tr>
+        <w:trPr>
+          <w:jc w:val="center"/>
+        </w:trPr>
+        <w:tc>
+          <w:tcPr>
+            <w:tcW w:w="500" w:type="dxa"/>
+            <w:vAlign w:val="center"/>
+          </w:tcPr>
+          <w:p>
+            <w:pPr>
+              <w:ind w:firstLineChars="0" w:firstLine="0"/>
+              <w:jc w:val="left"/>
+              <w:rPr>
+                <w:rStyle w:val="af2"/>
+              </w:rPr>
+            </w:pPr>
+            <w:r>
+              <w:rPr>
+                <w:rStyle w:val="af2"/>
+                <w:rFonts w:hint="eastAsia"/>
+              </w:rPr>
+              <w:t xml:space="preserve">ワイプ</w:t>
+            </w:r>
+          </w:p>
+        </w:tc>
+        <w:tc>
+          <w:tcPr>
+            <w:tcW w:w="3900" w:type="dxa"/>
+            <w:vAlign w:val="center"/>
+          </w:tcPr>
+          <w:p>
+            <w:pPr>
+              <w:ind w:firstLineChars="0" w:firstLine="0"/>
+              <w:jc w:val="left"/>
+              <w:rPr>
+                <w:rStyle w:val="af2"/>
+              </w:rPr>
+            </w:pPr>
+            <w:r>
+              <w:rPr>
+                <w:rStyle w:val="af2"/>
+                <w:rFonts w:hint="eastAsia"/>
+              </w:rPr>
+              <w:t xml:space="preserve">0.5%(5.8) 1%(1.7) 2%(5.6) 4%(13.1) 8%(20.5) 14%(25.6) 25%(39.2) 100%(95.9)</w:t>
+            </w:r>
+          </w:p>
+        </w:tc>
+      </w:tr>
+    </w:tbl>
+    <w:p/>
     <w:p>
       <w:pPr>
         <w:pStyle w:val="2"/>
@@ -3554,26 +4294,79 @@
         <w:rPr>
           <w:rFonts w:hint="eastAsia"/>
         </w:rPr>
-        <w:t xml:space="preserve">事前に宣言した予測の検証</w:t>
-      </w:r>
-    </w:p>
-    <w:p>
-      <w:r>
-        <w:rPr>
-          <w:rFonts w:hint="eastAsia"/>
-        </w:rPr>
-        <w:t xml:space="preserve">（データ待ち．）</w:t>
-      </w:r>
-    </w:p>
-    <w:p>
-      <w:pPr>
-        <w:pStyle w:val="af6"/>
-      </w:pPr>
-      <w:r>
-        <w:rPr>
-          <w:rFonts w:hint="eastAsia"/>
-        </w:rPr>
-        <w:t xml:space="preserve">図 3．一次変換で合わせきれない度合い D_i と，提案手法の優位の大きさの関係．</w:t>
+        <w:t xml:space="preserve">b 刺激の妥当性検査</w:t>
+      </w:r>
+    </w:p>
+    <w:p>
+      <w:r>
+        <w:rPr>
+          <w:rFonts w:hint="eastAsia"/>
+        </w:rPr>
+        <w:t xml:space="preserve">較正フェーズには，打ち切りを設けず全体を提示する確認 A を組み込んでいる（4.10 節）．聴覚の正答率は 287/540（53.1%）であり，同じ形式の視覚の正答率 967/980（98.7%）を大きく下回った．視覚の確認は 98.7% と高いことから，参加者が不真面目であったとは考えにくく，聴覚刺激そのものに不具合があると考えられる．</w:t>
+      </w:r>
+    </w:p>
+    <w:p>
+      <w:r>
+        <w:rPr>
+          <w:rFonts w:hint="eastAsia"/>
+        </w:rPr>
+        <w:t xml:space="preserve">確認 A で何と回答されたかを文字ごとに見ると，あ（31 回）は あ が 30 回，か（27 回）は か が 27 回，つ（29 回）は つ が 25 回，ま（28 回）は ま が 26 回であり，いずれも高い割合で正しく回答された．一方，が（32 回）は か が 28 回，た が 2 回，と が 1 回で，が と正しく回答されたのは 1 回（3%）にとどまった．し（26 回）は ち が 14 回，し が 11 回であり，ら（33 回）は な が 21 回，ら が 8 回であった．ぱ（23 回）は ぱ が 14 回，た が 7 回であった．</w:t>
+      </w:r>
+    </w:p>
+    <w:p>
+      <w:r>
+        <w:rPr>
+          <w:rFonts w:hint="eastAsia"/>
+        </w:rPr>
+        <w:t xml:space="preserve">濁音全体で見ると，確認 A に含まれる濁音 137 回のうち，正しく回答されたのは 25 回（18%），対応する清音に取り違えられたのは 61 回（45%）であった．個別には，が は 32 回中，正解 1 回，か への取り違え 28 回，だ は 10 回中，正解 1 回，た への取り違え 9 回，ぐ は 7 回中，正解 0 回，く への取り違え 6 回であった．</w:t>
+      </w:r>
+    </w:p>
+    <w:p>
+      <w:r>
+        <w:rPr>
+          <w:rFonts w:hint="eastAsia"/>
+        </w:rPr>
+        <w:t xml:space="preserve">取り違えは一方向に偏っていた．濁音を清音と回答した割合が 45%（137 回中 61 回）であったのに対し，清音を濁音と回答した割合は 1.2%（161 回中 2 回）にとどまる．また参加者が濁音を選択した割合は 8.7%（540 回中 47 回）であり，出題に濁音が含まれた割合 24.4%（540 回中 132 回）を大きく下回った．</w:t>
+      </w:r>
+    </w:p>
+    <w:p>
+      <w:r>
+        <w:rPr>
+          <w:rFonts w:hint="eastAsia"/>
+        </w:rPr>
+        <w:t xml:space="preserve">偏りは調音位置によっても異なる．軟口蓋破裂音（が・ぎ・ぐ・げ・ご）では清音への取り違えが 79.6%（54 回中 43 回），歯茎破裂音（だ・で・ど）では 68.2%（22 回中 15 回）であったのに対し，両唇破裂音（ば・び・ぶ・べ・ぼ）では 8.8%（34 回中 3 回），摩擦音・破擦音（ざ・じ・ず・ぜ・ぞ）では 11.1%（27 回中 3 回）であった．</w:t>
+      </w:r>
+    </w:p>
+    <w:p>
+      <w:r>
+        <w:rPr>
+          <w:rFonts w:hint="eastAsia"/>
+        </w:rPr>
+        <w:t xml:space="preserve">この傾向は，まぎれ字を含む 59 文字の較正データでも一貫している．文字種ごとに束ねた識別率の上限は，清音 0.89（38 文字），濁音 0.24（17 文字），半濁音 0.18（4 文字）であった．</w:t>
+      </w:r>
+    </w:p>
+    <w:p>
+      <w:r>
+        <w:rPr>
+          <w:rFonts w:hint="eastAsia"/>
+        </w:rPr>
+        <w:t xml:space="preserve">本稿は，この低下の原因を特定しない．第 1 モーラの切り出しによって清濁の音響的手がかりが失われた可能性と，単独提示されたモーラでは清濁の判断そのものが無声側に偏る可能性の双方がありうる．前者のみであれば調音位置によらず一様に低下するはずであり，後者のみであれば両唇破裂音にも同じ偏りが現れるはずであるが，観測された偏りはいずれの説明とも完全には整合しない．切り分けには自然発話を刺激とした同一手続きの比較が必要であり，今後の課題とする．</w:t>
+      </w:r>
+    </w:p>
+    <w:p>
+      <w:r>
+        <w:rPr>
+          <w:rFonts w:hint="eastAsia"/>
+        </w:rPr>
+        <w:t xml:space="preserve">この不具合は，3 章で述べた生成手続きの結果にも表れる．較正データから q̂A_i(t) を求めると，あ は 0.23 から 0.71，0.98 を経て 1.0 に達し，か は 0.21 から 0.40 を経て 1.0 に達し，ま は 0.00 から 0.24，0.70 を経て 1.0 に達し，いずれも転写できた．一方，ら は 0.00 から立ち上がるものの 0.59 で頭打ちとなり，転写できなかった．が は 0.00 から 0.02 までしか動かず，逆引きが数学的に成り立たなかった．8 文字の選定は 4.3 節の方針どおり較正の前に固定しており，ら と が を転写の対象から外したのは，生成手続きを適用した結果として得られたものである．残る 3 文字（つ，ぱ，し）についても同じ手続きを適用しており，全文字の数値列は凍結時のコミットとともに公開する．</w:t>
+      </w:r>
+    </w:p>
+    <w:p>
+      <w:r>
+        <w:rPr>
+          <w:rFonts w:hint="eastAsia"/>
+        </w:rPr>
+        <w:t xml:space="preserve">確認 A は較正フェーズの実験の中に組み込まれており，較正の実施後に集計して判明した．品質確認を較正より前の独立した段階に置いていれば，が の刺激不良は較正の実施前に検出できた可能性がある．この点は 6 章で改めて述べる．</w:t>
       </w:r>
     </w:p>
     <w:p>
@@ -3585,15 +4378,15 @@
         <w:rPr>
           <w:rFonts w:hint="eastAsia"/>
         </w:rPr>
-        <w:t xml:space="preserve">4 方式の比較と見え心地</w:t>
-      </w:r>
-    </w:p>
-    <w:p>
-      <w:r>
-        <w:rPr>
-          <w:rFonts w:hint="eastAsia"/>
-        </w:rPr>
-        <w:t xml:space="preserve">（データ待ち．）</w:t>
+        <w:t xml:space="preserve">c 2 回目の較正と，2 回を束ねてよいかの検査</w:t>
+      </w:r>
+    </w:p>
+    <w:p>
+      <w:r>
+        <w:rPr>
+          <w:rFonts w:hint="eastAsia"/>
+        </w:rPr>
+        <w:t xml:space="preserve">2 回目の較正（162 名）は，1 回目と同一の手続き・同一の 8 文字・同一の 4 方式で行い，提示水準の配置だけを変えた．フェード方式と部分表示方式は 1 回目と同一の水準を用いた（表 7）．</w:t>
       </w:r>
     </w:p>
     <w:p>
@@ -3604,7 +4397,308 @@
         <w:rPr>
           <w:rFonts w:hint="eastAsia"/>
         </w:rPr>
-        <w:t xml:space="preserve">図 4．横軸を忠実さ，縦軸を見え心地とする設計空間に 4 方式を配置した図．</w:t>
+        <w:t xml:space="preserve">表 7．視覚較正 2 回目（162 名）における正答率 V_m(s)．方式と水準の組ごとおよそ 122 問．括弧内は正答率（%）．</w:t>
+      </w:r>
+    </w:p>
+    <w:tbl>
+      <w:tblPr>
+        <w:tblStyle w:val="af7"/>
+        <w:tblW w:w="4400" w:type="dxa"/>
+        <w:jc w:val="center"/>
+        <w:tblLayout w:type="fixed"/>
+        <w:tblLook w:val="04A0" w:firstRow="1" w:lastRow="0" w:firstColumn="0" w:lastColumn="0" w:noHBand="0" w:noVBand="1"/>
+      </w:tblPr>
+      <w:tblGrid>
+        <w:gridCol w:w="500"/>
+        <w:gridCol w:w="3900"/>
+      </w:tblGrid>
+      <w:tr>
+        <w:trPr>
+          <w:jc w:val="center"/>
+        </w:trPr>
+        <w:tc>
+          <w:tcPr>
+            <w:tcW w:w="500" w:type="dxa"/>
+            <w:vAlign w:val="center"/>
+          </w:tcPr>
+          <w:p>
+            <w:pPr>
+              <w:ind w:firstLineChars="0" w:firstLine="0"/>
+              <w:jc w:val="left"/>
+              <w:rPr>
+                <w:rStyle w:val="af2"/>
+              </w:rPr>
+            </w:pPr>
+            <w:r>
+              <w:rPr>
+                <w:rStyle w:val="af2"/>
+                <w:rFonts w:hint="eastAsia"/>
+                <w:b/>
+              </w:rPr>
+              <w:t xml:space="preserve">方式</w:t>
+            </w:r>
+          </w:p>
+        </w:tc>
+        <w:tc>
+          <w:tcPr>
+            <w:tcW w:w="3900" w:type="dxa"/>
+            <w:vAlign w:val="center"/>
+          </w:tcPr>
+          <w:p>
+            <w:pPr>
+              <w:ind w:firstLineChars="0" w:firstLine="0"/>
+              <w:jc w:val="left"/>
+              <w:rPr>
+                <w:rStyle w:val="af2"/>
+              </w:rPr>
+            </w:pPr>
+            <w:r>
+              <w:rPr>
+                <w:rStyle w:val="af2"/>
+                <w:rFonts w:hint="eastAsia"/>
+                <w:b/>
+              </w:rPr>
+              <w:t xml:space="preserve">進行度（正答率）</w:t>
+            </w:r>
+          </w:p>
+        </w:tc>
+      </w:tr>
+      <w:tr>
+        <w:trPr>
+          <w:jc w:val="center"/>
+        </w:trPr>
+        <w:tc>
+          <w:tcPr>
+            <w:tcW w:w="500" w:type="dxa"/>
+            <w:vAlign w:val="center"/>
+          </w:tcPr>
+          <w:p>
+            <w:pPr>
+              <w:ind w:firstLineChars="0" w:firstLine="0"/>
+              <w:jc w:val="left"/>
+              <w:rPr>
+                <w:rStyle w:val="af2"/>
+              </w:rPr>
+            </w:pPr>
+            <w:r>
+              <w:rPr>
+                <w:rStyle w:val="af2"/>
+                <w:rFonts w:hint="eastAsia"/>
+              </w:rPr>
+              <w:t xml:space="preserve">フェード</w:t>
+            </w:r>
+          </w:p>
+        </w:tc>
+        <w:tc>
+          <w:tcPr>
+            <w:tcW w:w="3900" w:type="dxa"/>
+            <w:vAlign w:val="center"/>
+          </w:tcPr>
+          <w:p>
+            <w:pPr>
+              <w:ind w:firstLineChars="0" w:firstLine="0"/>
+              <w:jc w:val="left"/>
+              <w:rPr>
+                <w:rStyle w:val="af2"/>
+              </w:rPr>
+            </w:pPr>
+            <w:r>
+              <w:rPr>
+                <w:rStyle w:val="af2"/>
+                <w:rFonts w:hint="eastAsia"/>
+              </w:rPr>
+              <w:t xml:space="preserve">0.4%(1.7) 0.8%(13.8) 1.4%(46.3) 2.2%(68.9) 3.5%(90.9) 6%(95.1) 12%(94.3) 100%(99.2)</w:t>
+            </w:r>
+          </w:p>
+        </w:tc>
+      </w:tr>
+      <w:tr>
+        <w:trPr>
+          <w:jc w:val="center"/>
+        </w:trPr>
+        <w:tc>
+          <w:tcPr>
+            <w:tcW w:w="500" w:type="dxa"/>
+            <w:vAlign w:val="center"/>
+          </w:tcPr>
+          <w:p>
+            <w:pPr>
+              <w:ind w:firstLineChars="0" w:firstLine="0"/>
+              <w:jc w:val="left"/>
+              <w:rPr>
+                <w:rStyle w:val="af2"/>
+              </w:rPr>
+            </w:pPr>
+            <w:r>
+              <w:rPr>
+                <w:rStyle w:val="af2"/>
+                <w:rFonts w:hint="eastAsia"/>
+              </w:rPr>
+              <w:t xml:space="preserve">部分表示</w:t>
+            </w:r>
+          </w:p>
+        </w:tc>
+        <w:tc>
+          <w:tcPr>
+            <w:tcW w:w="3900" w:type="dxa"/>
+            <w:vAlign w:val="center"/>
+          </w:tcPr>
+          <w:p>
+            <w:pPr>
+              <w:ind w:firstLineChars="0" w:firstLine="0"/>
+              <w:jc w:val="left"/>
+              <w:rPr>
+                <w:rStyle w:val="af2"/>
+              </w:rPr>
+            </w:pPr>
+            <w:r>
+              <w:rPr>
+                <w:rStyle w:val="af2"/>
+                <w:rFonts w:hint="eastAsia"/>
+              </w:rPr>
+              <w:t xml:space="preserve">0.1%(1.6) 0.25%(7.4) 0.5%(11.5) 1%(25.4) 2%(55.3) 4%(81.8) 9%(98.4) 100%(100.0)</w:t>
+            </w:r>
+          </w:p>
+        </w:tc>
+      </w:tr>
+      <w:tr>
+        <w:trPr>
+          <w:jc w:val="center"/>
+        </w:trPr>
+        <w:tc>
+          <w:tcPr>
+            <w:tcW w:w="500" w:type="dxa"/>
+            <w:vAlign w:val="center"/>
+          </w:tcPr>
+          <w:p>
+            <w:pPr>
+              <w:ind w:firstLineChars="0" w:firstLine="0"/>
+              <w:jc w:val="left"/>
+              <w:rPr>
+                <w:rStyle w:val="af2"/>
+              </w:rPr>
+            </w:pPr>
+            <w:r>
+              <w:rPr>
+                <w:rStyle w:val="af2"/>
+                <w:rFonts w:hint="eastAsia"/>
+              </w:rPr>
+              <w:t xml:space="preserve">ぼかし解除</w:t>
+            </w:r>
+          </w:p>
+        </w:tc>
+        <w:tc>
+          <w:tcPr>
+            <w:tcW w:w="3900" w:type="dxa"/>
+            <w:vAlign w:val="center"/>
+          </w:tcPr>
+          <w:p>
+            <w:pPr>
+              <w:ind w:firstLineChars="0" w:firstLine="0"/>
+              <w:jc w:val="left"/>
+              <w:rPr>
+                <w:rStyle w:val="af2"/>
+              </w:rPr>
+            </w:pPr>
+            <w:r>
+              <w:rPr>
+                <w:rStyle w:val="af2"/>
+                <w:rFonts w:hint="eastAsia"/>
+              </w:rPr>
+              <w:t xml:space="preserve">3%(3.7) 7%(1.8) 12%(7.4) 17%(1.9) 22%(4.6) 26%(4.5) 48%(23.1) 100%(100.0)</w:t>
+            </w:r>
+          </w:p>
+        </w:tc>
+      </w:tr>
+      <w:tr>
+        <w:trPr>
+          <w:jc w:val="center"/>
+        </w:trPr>
+        <w:tc>
+          <w:tcPr>
+            <w:tcW w:w="500" w:type="dxa"/>
+            <w:vAlign w:val="center"/>
+          </w:tcPr>
+          <w:p>
+            <w:pPr>
+              <w:ind w:firstLineChars="0" w:firstLine="0"/>
+              <w:jc w:val="left"/>
+              <w:rPr>
+                <w:rStyle w:val="af2"/>
+              </w:rPr>
+            </w:pPr>
+            <w:r>
+              <w:rPr>
+                <w:rStyle w:val="af2"/>
+                <w:rFonts w:hint="eastAsia"/>
+              </w:rPr>
+              <w:t xml:space="preserve">ワイプ</w:t>
+            </w:r>
+          </w:p>
+        </w:tc>
+        <w:tc>
+          <w:tcPr>
+            <w:tcW w:w="3900" w:type="dxa"/>
+            <w:vAlign w:val="center"/>
+          </w:tcPr>
+          <w:p>
+            <w:pPr>
+              <w:ind w:firstLineChars="0" w:firstLine="0"/>
+              <w:jc w:val="left"/>
+              <w:rPr>
+                <w:rStyle w:val="af2"/>
+              </w:rPr>
+            </w:pPr>
+            <w:r>
+              <w:rPr>
+                <w:rStyle w:val="af2"/>
+                <w:rFonts w:hint="eastAsia"/>
+              </w:rPr>
+              <w:t xml:space="preserve">2%(4.1) 8%(25.6) 20%(40.2) 35%(65.3) 50%(69.9) 65%(73.6) 80%(93.5) 100%(98.3)</w:t>
+            </w:r>
+          </w:p>
+        </w:tc>
+      </w:tr>
+    </w:tbl>
+    <w:p/>
+    <w:p>
+      <w:r>
+        <w:rPr>
+          <w:rFonts w:hint="eastAsia"/>
+        </w:rPr>
+        <w:t xml:space="preserve">水準を変えなかった 2 方式は一致した． 参加者を単位としたブートストラップにより，共通する 8 水準を等重みでそろえて 2 回の差を求めると，フェード方式は −1.4 ポイント［95% CI −5.3 から 2.6］，部分表示方式は −1.4 ポイント［95% CI −5.0 から 2.4］であり，いずれも 0 を含んだ（Holm 補正後 p はともに 0.91）．水準ごとに見ても，両方式とも 8 水準すべてで信頼区間が 0 をまたいだ．したがってこの 2 方式については，2 回の較正を 1 つの測定として扱ってよい．</w:t>
+      </w:r>
+    </w:p>
+    <w:p>
+      <w:r>
+        <w:rPr>
+          <w:rFonts w:hint="eastAsia"/>
+        </w:rPr>
+        <w:t xml:space="preserve">一方，ぼかし解除方式は一致しなかった． 2 回に共通する 3 水準（26%，48%，100%）で同じ検査を行うと，2 回目が −7.2 ポイント［95% CI −12.5 から −1.9］低い（Holm 補正後 p = 0.029）．とくに 48% では 1 回目 43.3% に対し 2 回目 23.1% であった．</w:t>
+      </w:r>
+    </w:p>
+    <w:p>
+      <w:r>
+        <w:rPr>
+          <w:rFonts w:hint="eastAsia"/>
+        </w:rPr>
+        <w:t xml:space="preserve">この差は刺激そのものの違いではない．ぼかし半径は進行度だけから決まる関数であり（3.6 節），提示時間の実測値も水準ごとに 2 回で一致していた（26% かつ基準 300 ms では両回とも 117 ms・6 フレーム）．文字の構成，参加者の端末構成，同一参加者における他方式の成績も，2 回のあいだで差がなかった．</w:t>
+      </w:r>
+    </w:p>
+    <w:p>
+      <w:r>
+        <w:rPr>
+          <w:rFonts w:hint="eastAsia"/>
+        </w:rPr>
+        <w:t xml:space="preserve">差はセッション内の学習量の違いから生じている．共通水準 48% の正答率を試行順の三分位で分けると，1 回目は 23.5%，47.9%，55.6% と上昇するのに対し，2 回目は 32.7%，21.1%，26.3% と上昇しない．ロジスティック回帰では試行位置の主効果（+0.542，p = 0.00008）と，試行位置と実施回の交互作用（−0.690，p = 0.00036）がともに有意であり，同じ検査をフェード方式と部分表示方式に対して行うと交互作用は認められない（p = 0.31，0.36）．1 回目の水準配置は読み取れるぼかしを何度も含むため参加者はセッション中に上達するが，2 回目の配置はほとんどが読み取れないため上達が起こらない，という説明と整合する．</w:t>
+      </w:r>
+    </w:p>
+    <w:p>
+      <w:r>
+        <w:rPr>
+          <w:rFonts w:hint="eastAsia"/>
+        </w:rPr>
+        <w:t xml:space="preserve">ぼかし解除方式の較正曲線は，どの水準の組を提示したかに依存する． したがって水準配置の異なる測定どうしを束ねてはならない．フェード方式と部分表示方式にはこの依存性が認められなかった．この点は，較正にもとづく転写という枠組みそのものに対する制約であり，6 章で改めて述べる．</w:t>
       </w:r>
     </w:p>
     <w:p>
@@ -3616,15 +4710,612 @@
         <w:rPr>
           <w:rFonts w:hint="eastAsia"/>
         </w:rPr>
-        <w:t xml:space="preserve">進行の速さの影響</w:t>
-      </w:r>
-    </w:p>
-    <w:p>
-      <w:r>
-        <w:rPr>
-          <w:rFonts w:hint="eastAsia"/>
-        </w:rPr>
-        <w:t xml:space="preserve">（データ待ち．）</w:t>
+        <w:t xml:space="preserve">d ぼかし解除方式が提示されていなかった閲覧環境</w:t>
+      </w:r>
+    </w:p>
+    <w:p>
+      <w:r>
+        <w:rPr>
+          <w:rFonts w:hint="eastAsia"/>
+        </w:rPr>
+        <w:t xml:space="preserve">較正データの検査により，一部の閲覧環境でぼかしがまったく適用されず，文字が鮮明なまま提示されていたことが判明した．該当環境では，ぼかし半径 69.8 ピクセル（文字の判読が成り立たないはずの水準）においても正答率が 100% であった（表 8）．他の 3 方式の正答率は環境間でほぼ変わらないため，参加者の側の問題ではなく，描画の不具合である．</w:t>
+      </w:r>
+    </w:p>
+    <w:p>
+      <w:pPr>
+        <w:pStyle w:val="af6"/>
+      </w:pPr>
+      <w:r>
+        <w:rPr>
+          <w:rFonts w:hint="eastAsia"/>
+        </w:rPr>
+        <w:t xml:space="preserve">表 8．ぼかし解除方式の正答率．該当環境（45 名）とそれ以外（281 名）．偶然に選べる確率は 1/72 = 1.4%．</w:t>
+      </w:r>
+    </w:p>
+    <w:tbl>
+      <w:tblPr>
+        <w:tblStyle w:val="af7"/>
+        <w:tblW w:w="4400" w:type="dxa"/>
+        <w:jc w:val="center"/>
+        <w:tblLayout w:type="fixed"/>
+        <w:tblLook w:val="04A0" w:firstRow="1" w:lastRow="0" w:firstColumn="0" w:lastColumn="0" w:noHBand="0" w:noVBand="1"/>
+      </w:tblPr>
+      <w:tblGrid>
+        <w:gridCol w:w="800"/>
+        <w:gridCol w:w="1400"/>
+        <w:gridCol w:w="1200"/>
+        <w:gridCol w:w="1000"/>
+      </w:tblGrid>
+      <w:tr>
+        <w:trPr>
+          <w:jc w:val="center"/>
+        </w:trPr>
+        <w:tc>
+          <w:tcPr>
+            <w:tcW w:w="800" w:type="dxa"/>
+            <w:vAlign w:val="center"/>
+          </w:tcPr>
+          <w:p>
+            <w:pPr>
+              <w:ind w:firstLineChars="0" w:firstLine="0"/>
+              <w:jc w:val="left"/>
+              <w:rPr>
+                <w:rStyle w:val="af2"/>
+              </w:rPr>
+            </w:pPr>
+            <w:r>
+              <w:rPr>
+                <w:rStyle w:val="af2"/>
+                <w:rFonts w:hint="eastAsia"/>
+                <w:b/>
+              </w:rPr>
+              <w:t xml:space="preserve">進行度</w:t>
+            </w:r>
+          </w:p>
+        </w:tc>
+        <w:tc>
+          <w:tcPr>
+            <w:tcW w:w="1400" w:type="dxa"/>
+            <w:vAlign w:val="center"/>
+          </w:tcPr>
+          <w:p>
+            <w:pPr>
+              <w:ind w:firstLineChars="0" w:firstLine="0"/>
+              <w:jc w:val="left"/>
+              <w:rPr>
+                <w:rStyle w:val="af2"/>
+              </w:rPr>
+            </w:pPr>
+            <w:r>
+              <w:rPr>
+                <w:rStyle w:val="af2"/>
+                <w:rFonts w:hint="eastAsia"/>
+                <w:b/>
+              </w:rPr>
+              <w:t xml:space="preserve">ぼかし半径</w:t>
+            </w:r>
+          </w:p>
+        </w:tc>
+        <w:tc>
+          <w:tcPr>
+            <w:tcW w:w="1200" w:type="dxa"/>
+            <w:vAlign w:val="center"/>
+          </w:tcPr>
+          <w:p>
+            <w:pPr>
+              <w:ind w:firstLineChars="0" w:firstLine="0"/>
+              <w:jc w:val="left"/>
+              <w:rPr>
+                <w:rStyle w:val="af2"/>
+              </w:rPr>
+            </w:pPr>
+            <w:r>
+              <w:rPr>
+                <w:rStyle w:val="af2"/>
+                <w:rFonts w:hint="eastAsia"/>
+                <w:b/>
+              </w:rPr>
+              <w:t xml:space="preserve">該当環境</w:t>
+            </w:r>
+          </w:p>
+        </w:tc>
+        <w:tc>
+          <w:tcPr>
+            <w:tcW w:w="1000" w:type="dxa"/>
+            <w:vAlign w:val="center"/>
+          </w:tcPr>
+          <w:p>
+            <w:pPr>
+              <w:ind w:firstLineChars="0" w:firstLine="0"/>
+              <w:jc w:val="left"/>
+              <w:rPr>
+                <w:rStyle w:val="af2"/>
+              </w:rPr>
+            </w:pPr>
+            <w:r>
+              <w:rPr>
+                <w:rStyle w:val="af2"/>
+                <w:rFonts w:hint="eastAsia"/>
+                <w:b/>
+              </w:rPr>
+              <w:t xml:space="preserve">それ以外</w:t>
+            </w:r>
+          </w:p>
+        </w:tc>
+      </w:tr>
+      <w:tr>
+        <w:trPr>
+          <w:jc w:val="center"/>
+        </w:trPr>
+        <w:tc>
+          <w:tcPr>
+            <w:tcW w:w="800" w:type="dxa"/>
+            <w:vAlign w:val="center"/>
+          </w:tcPr>
+          <w:p>
+            <w:pPr>
+              <w:ind w:firstLineChars="0" w:firstLine="0"/>
+              <w:jc w:val="left"/>
+              <w:rPr>
+                <w:rStyle w:val="af2"/>
+              </w:rPr>
+            </w:pPr>
+            <w:r>
+              <w:rPr>
+                <w:rStyle w:val="af2"/>
+                <w:rFonts w:hint="eastAsia"/>
+              </w:rPr>
+              <w:t xml:space="preserve">3%</w:t>
+            </w:r>
+          </w:p>
+        </w:tc>
+        <w:tc>
+          <w:tcPr>
+            <w:tcW w:w="1400" w:type="dxa"/>
+            <w:vAlign w:val="center"/>
+          </w:tcPr>
+          <w:p>
+            <w:pPr>
+              <w:ind w:firstLineChars="0" w:firstLine="0"/>
+              <w:jc w:val="left"/>
+              <w:rPr>
+                <w:rStyle w:val="af2"/>
+              </w:rPr>
+            </w:pPr>
+            <w:r>
+              <w:rPr>
+                <w:rStyle w:val="af2"/>
+                <w:rFonts w:hint="eastAsia"/>
+              </w:rPr>
+              <w:t xml:space="preserve">69.8 px</w:t>
+            </w:r>
+          </w:p>
+        </w:tc>
+        <w:tc>
+          <w:tcPr>
+            <w:tcW w:w="1200" w:type="dxa"/>
+            <w:vAlign w:val="center"/>
+          </w:tcPr>
+          <w:p>
+            <w:pPr>
+              <w:ind w:firstLineChars="0" w:firstLine="0"/>
+              <w:jc w:val="left"/>
+              <w:rPr>
+                <w:rStyle w:val="af2"/>
+              </w:rPr>
+            </w:pPr>
+            <w:r>
+              <w:rPr>
+                <w:rStyle w:val="af2"/>
+                <w:rFonts w:hint="eastAsia"/>
+              </w:rPr>
+              <w:t xml:space="preserve">100.0%</w:t>
+            </w:r>
+          </w:p>
+        </w:tc>
+        <w:tc>
+          <w:tcPr>
+            <w:tcW w:w="1000" w:type="dxa"/>
+            <w:vAlign w:val="center"/>
+          </w:tcPr>
+          <w:p>
+            <w:pPr>
+              <w:ind w:firstLineChars="0" w:firstLine="0"/>
+              <w:jc w:val="left"/>
+              <w:rPr>
+                <w:rStyle w:val="af2"/>
+              </w:rPr>
+            </w:pPr>
+            <w:r>
+              <w:rPr>
+                <w:rStyle w:val="af2"/>
+                <w:rFonts w:hint="eastAsia"/>
+              </w:rPr>
+              <w:t xml:space="preserve">3.3%</w:t>
+            </w:r>
+          </w:p>
+        </w:tc>
+      </w:tr>
+      <w:tr>
+        <w:trPr>
+          <w:jc w:val="center"/>
+        </w:trPr>
+        <w:tc>
+          <w:tcPr>
+            <w:tcW w:w="800" w:type="dxa"/>
+            <w:vAlign w:val="center"/>
+          </w:tcPr>
+          <w:p>
+            <w:pPr>
+              <w:ind w:firstLineChars="0" w:firstLine="0"/>
+              <w:jc w:val="left"/>
+              <w:rPr>
+                <w:rStyle w:val="af2"/>
+              </w:rPr>
+            </w:pPr>
+            <w:r>
+              <w:rPr>
+                <w:rStyle w:val="af2"/>
+                <w:rFonts w:hint="eastAsia"/>
+              </w:rPr>
+              <w:t xml:space="preserve">7%</w:t>
+            </w:r>
+          </w:p>
+        </w:tc>
+        <w:tc>
+          <w:tcPr>
+            <w:tcW w:w="1400" w:type="dxa"/>
+            <w:vAlign w:val="center"/>
+          </w:tcPr>
+          <w:p>
+            <w:pPr>
+              <w:ind w:firstLineChars="0" w:firstLine="0"/>
+              <w:jc w:val="left"/>
+              <w:rPr>
+                <w:rStyle w:val="af2"/>
+              </w:rPr>
+            </w:pPr>
+            <w:r>
+              <w:rPr>
+                <w:rStyle w:val="af2"/>
+                <w:rFonts w:hint="eastAsia"/>
+              </w:rPr>
+              <w:t xml:space="preserve">67.0 px</w:t>
+            </w:r>
+          </w:p>
+        </w:tc>
+        <w:tc>
+          <w:tcPr>
+            <w:tcW w:w="1200" w:type="dxa"/>
+            <w:vAlign w:val="center"/>
+          </w:tcPr>
+          <w:p>
+            <w:pPr>
+              <w:ind w:firstLineChars="0" w:firstLine="0"/>
+              <w:jc w:val="left"/>
+              <w:rPr>
+                <w:rStyle w:val="af2"/>
+              </w:rPr>
+            </w:pPr>
+            <w:r>
+              <w:rPr>
+                <w:rStyle w:val="af2"/>
+                <w:rFonts w:hint="eastAsia"/>
+              </w:rPr>
+              <w:t xml:space="preserve">92.9%</w:t>
+            </w:r>
+          </w:p>
+        </w:tc>
+        <w:tc>
+          <w:tcPr>
+            <w:tcW w:w="1000" w:type="dxa"/>
+            <w:vAlign w:val="center"/>
+          </w:tcPr>
+          <w:p>
+            <w:pPr>
+              <w:ind w:firstLineChars="0" w:firstLine="0"/>
+              <w:jc w:val="left"/>
+              <w:rPr>
+                <w:rStyle w:val="af2"/>
+              </w:rPr>
+            </w:pPr>
+            <w:r>
+              <w:rPr>
+                <w:rStyle w:val="af2"/>
+                <w:rFonts w:hint="eastAsia"/>
+              </w:rPr>
+              <w:t xml:space="preserve">1.1%</w:t>
+            </w:r>
+          </w:p>
+        </w:tc>
+      </w:tr>
+      <w:tr>
+        <w:trPr>
+          <w:jc w:val="center"/>
+        </w:trPr>
+        <w:tc>
+          <w:tcPr>
+            <w:tcW w:w="800" w:type="dxa"/>
+            <w:vAlign w:val="center"/>
+          </w:tcPr>
+          <w:p>
+            <w:pPr>
+              <w:ind w:firstLineChars="0" w:firstLine="0"/>
+              <w:jc w:val="left"/>
+              <w:rPr>
+                <w:rStyle w:val="af2"/>
+              </w:rPr>
+            </w:pPr>
+            <w:r>
+              <w:rPr>
+                <w:rStyle w:val="af2"/>
+                <w:rFonts w:hint="eastAsia"/>
+              </w:rPr>
+              <w:t xml:space="preserve">26%</w:t>
+            </w:r>
+          </w:p>
+        </w:tc>
+        <w:tc>
+          <w:tcPr>
+            <w:tcW w:w="1400" w:type="dxa"/>
+            <w:vAlign w:val="center"/>
+          </w:tcPr>
+          <w:p>
+            <w:pPr>
+              <w:ind w:firstLineChars="0" w:firstLine="0"/>
+              <w:jc w:val="left"/>
+              <w:rPr>
+                <w:rStyle w:val="af2"/>
+              </w:rPr>
+            </w:pPr>
+            <w:r>
+              <w:rPr>
+                <w:rStyle w:val="af2"/>
+                <w:rFonts w:hint="eastAsia"/>
+              </w:rPr>
+              <w:t xml:space="preserve">53.3 px</w:t>
+            </w:r>
+          </w:p>
+        </w:tc>
+        <w:tc>
+          <w:tcPr>
+            <w:tcW w:w="1200" w:type="dxa"/>
+            <w:vAlign w:val="center"/>
+          </w:tcPr>
+          <w:p>
+            <w:pPr>
+              <w:ind w:firstLineChars="0" w:firstLine="0"/>
+              <w:jc w:val="left"/>
+              <w:rPr>
+                <w:rStyle w:val="af2"/>
+              </w:rPr>
+            </w:pPr>
+            <w:r>
+              <w:rPr>
+                <w:rStyle w:val="af2"/>
+                <w:rFonts w:hint="eastAsia"/>
+              </w:rPr>
+              <w:t xml:space="preserve">100.0%</w:t>
+            </w:r>
+          </w:p>
+        </w:tc>
+        <w:tc>
+          <w:tcPr>
+            <w:tcW w:w="1000" w:type="dxa"/>
+            <w:vAlign w:val="center"/>
+          </w:tcPr>
+          <w:p>
+            <w:pPr>
+              <w:ind w:firstLineChars="0" w:firstLine="0"/>
+              <w:jc w:val="left"/>
+              <w:rPr>
+                <w:rStyle w:val="af2"/>
+              </w:rPr>
+            </w:pPr>
+            <w:r>
+              <w:rPr>
+                <w:rStyle w:val="af2"/>
+                <w:rFonts w:hint="eastAsia"/>
+              </w:rPr>
+              <w:t xml:space="preserve">2.5%</w:t>
+            </w:r>
+          </w:p>
+        </w:tc>
+      </w:tr>
+      <w:tr>
+        <w:trPr>
+          <w:jc w:val="center"/>
+        </w:trPr>
+        <w:tc>
+          <w:tcPr>
+            <w:tcW w:w="800" w:type="dxa"/>
+            <w:vAlign w:val="center"/>
+          </w:tcPr>
+          <w:p>
+            <w:pPr>
+              <w:ind w:firstLineChars="0" w:firstLine="0"/>
+              <w:jc w:val="left"/>
+              <w:rPr>
+                <w:rStyle w:val="af2"/>
+              </w:rPr>
+            </w:pPr>
+            <w:r>
+              <w:rPr>
+                <w:rStyle w:val="af2"/>
+                <w:rFonts w:hint="eastAsia"/>
+              </w:rPr>
+              <w:t xml:space="preserve">48%</w:t>
+            </w:r>
+          </w:p>
+        </w:tc>
+        <w:tc>
+          <w:tcPr>
+            <w:tcW w:w="1400" w:type="dxa"/>
+            <w:vAlign w:val="center"/>
+          </w:tcPr>
+          <w:p>
+            <w:pPr>
+              <w:ind w:firstLineChars="0" w:firstLine="0"/>
+              <w:jc w:val="left"/>
+              <w:rPr>
+                <w:rStyle w:val="af2"/>
+              </w:rPr>
+            </w:pPr>
+            <w:r>
+              <w:rPr>
+                <w:rStyle w:val="af2"/>
+                <w:rFonts w:hint="eastAsia"/>
+              </w:rPr>
+              <w:t xml:space="preserve">37.4 px</w:t>
+            </w:r>
+          </w:p>
+        </w:tc>
+        <w:tc>
+          <w:tcPr>
+            <w:tcW w:w="1200" w:type="dxa"/>
+            <w:vAlign w:val="center"/>
+          </w:tcPr>
+          <w:p>
+            <w:pPr>
+              <w:ind w:firstLineChars="0" w:firstLine="0"/>
+              <w:jc w:val="left"/>
+              <w:rPr>
+                <w:rStyle w:val="af2"/>
+              </w:rPr>
+            </w:pPr>
+            <w:r>
+              <w:rPr>
+                <w:rStyle w:val="af2"/>
+                <w:rFonts w:hint="eastAsia"/>
+              </w:rPr>
+              <w:t xml:space="preserve">100.0%</w:t>
+            </w:r>
+          </w:p>
+        </w:tc>
+        <w:tc>
+          <w:tcPr>
+            <w:tcW w:w="1000" w:type="dxa"/>
+            <w:vAlign w:val="center"/>
+          </w:tcPr>
+          <w:p>
+            <w:pPr>
+              <w:ind w:firstLineChars="0" w:firstLine="0"/>
+              <w:jc w:val="left"/>
+              <w:rPr>
+                <w:rStyle w:val="af2"/>
+              </w:rPr>
+            </w:pPr>
+            <w:r>
+              <w:rPr>
+                <w:rStyle w:val="af2"/>
+                <w:rFonts w:hint="eastAsia"/>
+              </w:rPr>
+              <w:t xml:space="preserve">26.7%</w:t>
+            </w:r>
+          </w:p>
+        </w:tc>
+      </w:tr>
+      <w:tr>
+        <w:trPr>
+          <w:jc w:val="center"/>
+        </w:trPr>
+        <w:tc>
+          <w:tcPr>
+            <w:tcW w:w="800" w:type="dxa"/>
+            <w:vAlign w:val="center"/>
+          </w:tcPr>
+          <w:p>
+            <w:pPr>
+              <w:ind w:firstLineChars="0" w:firstLine="0"/>
+              <w:jc w:val="left"/>
+              <w:rPr>
+                <w:rStyle w:val="af2"/>
+              </w:rPr>
+            </w:pPr>
+            <w:r>
+              <w:rPr>
+                <w:rStyle w:val="af2"/>
+                <w:rFonts w:hint="eastAsia"/>
+              </w:rPr>
+              <w:t xml:space="preserve">100%</w:t>
+            </w:r>
+          </w:p>
+        </w:tc>
+        <w:tc>
+          <w:tcPr>
+            <w:tcW w:w="1400" w:type="dxa"/>
+            <w:vAlign w:val="center"/>
+          </w:tcPr>
+          <w:p>
+            <w:pPr>
+              <w:ind w:firstLineChars="0" w:firstLine="0"/>
+              <w:jc w:val="left"/>
+              <w:rPr>
+                <w:rStyle w:val="af2"/>
+              </w:rPr>
+            </w:pPr>
+            <w:r>
+              <w:rPr>
+                <w:rStyle w:val="af2"/>
+                <w:rFonts w:hint="eastAsia"/>
+              </w:rPr>
+              <w:t xml:space="preserve">0 px</w:t>
+            </w:r>
+          </w:p>
+        </w:tc>
+        <w:tc>
+          <w:tcPr>
+            <w:tcW w:w="1200" w:type="dxa"/>
+            <w:vAlign w:val="center"/>
+          </w:tcPr>
+          <w:p>
+            <w:pPr>
+              <w:ind w:firstLineChars="0" w:firstLine="0"/>
+              <w:jc w:val="left"/>
+              <w:rPr>
+                <w:rStyle w:val="af2"/>
+              </w:rPr>
+            </w:pPr>
+            <w:r>
+              <w:rPr>
+                <w:rStyle w:val="af2"/>
+                <w:rFonts w:hint="eastAsia"/>
+              </w:rPr>
+              <w:t xml:space="preserve">100.0%</w:t>
+            </w:r>
+          </w:p>
+        </w:tc>
+        <w:tc>
+          <w:tcPr>
+            <w:tcW w:w="1000" w:type="dxa"/>
+            <w:vAlign w:val="center"/>
+          </w:tcPr>
+          <w:p>
+            <w:pPr>
+              <w:ind w:firstLineChars="0" w:firstLine="0"/>
+              <w:jc w:val="left"/>
+              <w:rPr>
+                <w:rStyle w:val="af2"/>
+              </w:rPr>
+            </w:pPr>
+            <w:r>
+              <w:rPr>
+                <w:rStyle w:val="af2"/>
+                <w:rFonts w:hint="eastAsia"/>
+              </w:rPr>
+              <w:t xml:space="preserve">99.6%</w:t>
+            </w:r>
+          </w:p>
+        </w:tc>
+      </w:tr>
+    </w:tbl>
+    <w:p/>
+    <w:p>
+      <w:r>
+        <w:rPr>
+          <w:rFonts w:hint="eastAsia"/>
+        </w:rPr>
+        <w:t xml:space="preserve">原因は，実装が用いた描画面のフィルタ機能が，該当環境では例外も警告も出さないまま無視される点にある．該当は視覚較正の参加者 325 名中 45 名（13.8%）であった．本稿のぼかし解除方式に関する数値はすべて該当環境を除外して算出している．検証フェーズ（群 B）に向けては，フィルタが実際に効くかを実行時に描画して判定し，効かない環境では課題に入る前に参加を見合わせていただく処理を実装した．表示のしかたを別の実装で置き換えて見た目を近づける方法は採らない．較正と検証で刺激が変わり，曲線を束ねられなくなるためである．</w:t>
       </w:r>
     </w:p>
     <w:p>
@@ -3636,6 +5327,215 @@
         <w:rPr>
           <w:rFonts w:hint="eastAsia"/>
         </w:rPr>
+        <w:t xml:space="preserve">e ぼかし解除方式の床と，時間の効き方</w:t>
+      </w:r>
+    </w:p>
+    <w:p>
+      <w:r>
+        <w:rPr>
+          <w:rFonts w:hint="eastAsia"/>
+        </w:rPr>
+        <w:t xml:space="preserve">該当環境を除いて 2 回目の水準配置を見ると，ぼかし解除方式の正答率は 3% から 26% までの 6 水準にわたって 1.1% から 7.4% の範囲にとどまり，偶然に選べる確率 1.4% と区別できない水準まで落ちる（表 7）．ぼかし解除方式には，識別がまったく成り立たない状態が存在する．</w:t>
+      </w:r>
+    </w:p>
+    <w:p>
+      <w:r>
+        <w:rPr>
+          <w:rFonts w:hint="eastAsia"/>
+        </w:rPr>
+        <w:t xml:space="preserve">この床が，ぼかしの強さによるものか，提示時間の短さによるものかを切り分けた．提示時間は進行度と基準アニメーションの長さの積で決まるため，進行度が小さい水準ほど提示時間も短くなる．ただし本実装は終端を 2 フレーム保持するため，最も短い 3% の水準でも実測の提示時間は 50 ms（2 フレーム）ある．同一の進行度のまま基準アニメーションの長さだけを変えて提示時間を延ばした比較では，3%（50 ms のまま）で +3.5 ポイント［−0.3 から 7.2］，17%（100 から 133 ms）で +1.3 ポイント［−2.3 から 4.8］，26%（117 から 167 ms）で −0.5 ポイント［−4.3 から 3.4］，48%（183 から 283 ms）で −3.0 ポイント［−14.3 から 8.2］であり，いずれも Holm 補正後 p = 1.0 であった．同じ絵を長く見せても正答率は変わらない．したがってこの床は空間的な情報の欠如によるものであり，提示時間の不足によるものではない．</w:t>
+      </w:r>
+    </w:p>
+    <w:p>
+      <w:pPr>
+        <w:pStyle w:val="2"/>
+        <w:ind w:left="386" w:hanging="386"/>
+      </w:pPr>
+      <w:r>
+        <w:rPr>
+          <w:rFonts w:hint="eastAsia"/>
+        </w:rPr>
+        <w:t xml:space="preserve">f ワイプ方式における濁点の出現位置の予測</w:t>
+      </w:r>
+    </w:p>
+    <w:p>
+      <w:r>
+        <w:rPr>
+          <w:rFonts w:hint="eastAsia"/>
+        </w:rPr>
+        <w:t xml:space="preserve">ワイプ方式は文字の描画領域を左から右へ広げる．濁点と半濁点は文字の右上に位置するため，最後に現れる．完成形の画像から幾何的に計算すると，本実験で用いた「が」「ぱ」では進行度 67% から 68% で濁点・半濁点の描画が始まる．2 回目の水準配置（50%，65%，80%）はこの位置をまたぐ．</w:t>
+      </w:r>
+    </w:p>
+    <w:p>
+      <w:r>
+        <w:rPr>
+          <w:rFonts w:hint="eastAsia"/>
+        </w:rPr>
+        <w:t xml:space="preserve">予測どおりの跳躍が観測された．濁点・半濁点を持つ 2 文字の正答率は，50% で 3.3%，65% で 0.0% と床にとどまり，80% で 78.1% に跳ね上がった（65% から 80% への差 +78.1 ポイント［95% CI +63.8 から +92.4］，Holm 補正後 p = 2.2×10⁻⁹）．文字ごとには，が が 0.0% から 86.7% へ，ぱ が 0.0% から 68.8% へ変化した．一方，濁点を持たない 6 文字は 65% の時点ですでに 97.8% に達しており，同じ区間での変化は +1.1 ポイント［−2.6 から +4.8］にとどまる．</w:t>
+      </w:r>
+    </w:p>
+    <w:p>
+      <w:r>
+        <w:rPr>
+          <w:rFonts w:hint="eastAsia"/>
+        </w:rPr>
+        <w:t xml:space="preserve">表示方式の幾何構造から，どの進行度で何が読めるようになるかを事前に予測でき，それが量的に確認された．進行度という一つの数だけでは，同じ値でも文字によって読める状態がまったく異なりうる．</w:t>
+      </w:r>
+    </w:p>
+    <w:p>
+      <w:pPr>
+        <w:pStyle w:val="2"/>
+        <w:ind w:left="386" w:hanging="386"/>
+      </w:pPr>
+      <w:r>
+        <w:rPr>
+          <w:rFonts w:hint="eastAsia"/>
+        </w:rPr>
+        <w:t xml:space="preserve">仮説 1 と仮説 2 の判定</w:t>
+      </w:r>
+    </w:p>
+    <w:p>
+      <w:r>
+        <w:rPr>
+          <w:rFonts w:hint="eastAsia"/>
+        </w:rPr>
+        <w:t xml:space="preserve">以下は群 B と群 Acal の比較にもとづく判定であり，検証を実施していないためすべて仮の値である．フェード方式では，距離 E は提案 6.8【仮値・実測ではない】，対照 1（等速） 17.9【仮値・実測ではない】，対照 2（一次変換） 11.2【仮値・実測ではない】であった．対照 1 との差は 11.1 ポイント［95% CI 7.4 から 14.8］【仮値・実測ではない】，対照 2 との差は 4.4 ポイント［95% CI 1.1 から 7.7］【仮値・実測ではない】であり，仮説 1，仮説 2 とも支持された【仮値・実測ではない】．</w:t>
+      </w:r>
+    </w:p>
+    <w:p>
+      <w:r>
+        <w:rPr>
+          <w:rFonts w:hint="eastAsia"/>
+        </w:rPr>
+        <w:t xml:space="preserve">部分表示方式では，距離 E は提案 8.9【仮値・実測ではない】，対照 1 16.4【仮値・実測ではない】，対照 2 9.7【仮値・実測ではない】であった．対照 1 との差は 7.5 ポイント［95% CI 3.6 から 11.4］【仮値・実測ではない】であり仮説 1 は支持された【仮値・実測ではない】が，対照 2 との差は 0.8 ポイント［95% CI −2.1 から 3.7］【仮値・実測ではない】であり仮説 2 は支持されなかった【仮値・実測ではない】．この差は 4.8 節で述べた測定の揺らぎの目安（約 4.7 ポイント，実測）の範囲内である．</w:t>
+      </w:r>
+    </w:p>
+    <w:p>
+      <w:pPr>
+        <w:pStyle w:val="af6"/>
+      </w:pPr>
+      <w:r>
+        <w:rPr>
+          <w:rFonts w:hint="eastAsia"/>
+        </w:rPr>
+        <w:t xml:space="preserve">図 2．文字ごとの距離 E を条件別に並べた図（フェード，部分表示の 2 方式）．【仮値・実測ではない】</w:t>
+      </w:r>
+    </w:p>
+    <w:p>
+      <w:pPr>
+        <w:pStyle w:val="2"/>
+        <w:ind w:left="386" w:hanging="386"/>
+      </w:pPr>
+      <w:r>
+        <w:rPr>
+          <w:rFonts w:hint="eastAsia"/>
+        </w:rPr>
+        <w:t xml:space="preserve">事前に宣言した予測の検証</w:t>
+      </w:r>
+    </w:p>
+    <w:p>
+      <w:r>
+        <w:rPr>
+          <w:rFonts w:hint="eastAsia"/>
+        </w:rPr>
+        <w:t xml:space="preserve">が と ら は 5.1b 節で述べたとおり転写が成立しないため，この検証から除外する．以下，残る 6 文字（あ，か，つ，ぱ，し，ま）についての数値はすべて群 B と群 Acal にもとづく仮の値である．</w:t>
+      </w:r>
+    </w:p>
+    <w:p>
+      <w:r>
+        <w:rPr>
+          <w:rFonts w:hint="eastAsia"/>
+        </w:rPr>
+        <w:t xml:space="preserve">一次変換で合わせきれない度合い D_i と，提案手法の対照 2 に対する優位（E(対照 2) − E(提案)）の関係を見ると，相関係数は 0.58［95% CI −0.05 から 0.87］【仮値・実測ではない】であった．D_i が大きい文字ほど提案手法の優位が大きいという事前の予測におおむね沿う結果であった【仮値・実測ではない】．最も D_i が大きかったのは し であり，優位は 6.1 ポイント【仮値・実測ではない】であった．最も D_i が小さかったのは あ であり，優位は 0.9 ポイント【仮値・実測ではない】であった．</w:t>
+      </w:r>
+    </w:p>
+    <w:p>
+      <w:pPr>
+        <w:pStyle w:val="af6"/>
+      </w:pPr>
+      <w:r>
+        <w:rPr>
+          <w:rFonts w:hint="eastAsia"/>
+        </w:rPr>
+        <w:t xml:space="preserve">図 3．一次変換で合わせきれない度合い D_i と，提案手法の優位の大きさの関係．【仮値・実測ではない】</w:t>
+      </w:r>
+    </w:p>
+    <w:p>
+      <w:pPr>
+        <w:pStyle w:val="2"/>
+        <w:ind w:left="386" w:hanging="386"/>
+      </w:pPr>
+      <w:r>
+        <w:rPr>
+          <w:rFonts w:hint="eastAsia"/>
+        </w:rPr>
+        <w:t xml:space="preserve">4 方式の比較と見え心地</w:t>
+      </w:r>
+    </w:p>
+    <w:p>
+      <w:r>
+        <w:rPr>
+          <w:rFonts w:hint="eastAsia"/>
+        </w:rPr>
+        <w:t xml:space="preserve">以下は群 B（フェード，部分表示），探索の 2 方式（ぼかし解除，ワイプ），および群 C にもとづく仮の値である．目標軌跡への近さ（距離 E）は，フェード 6.8【仮値・実測ではない】，部分表示 8.9【仮値・実測ではない】，ぼかし解除 9.4【仮値・実測ではない】，ワイプ 14.2【仮値・実測ではない】であった．群 C の見え心地評定（7 件法 3 項目の合成得点）は，フェード 5.1【仮値・実測ではない】，ぼかし解除 4.8【仮値・実測ではない】，部分表示 3.9【仮値・実測ではない】，ワイプ 3.2【仮値・実測ではない】であった．忠実さの順位と見え心地の順位は一致しなかった【仮値・実測ではない】．</w:t>
+      </w:r>
+    </w:p>
+    <w:p>
+      <w:pPr>
+        <w:pStyle w:val="af6"/>
+      </w:pPr>
+      <w:r>
+        <w:rPr>
+          <w:rFonts w:hint="eastAsia"/>
+        </w:rPr>
+        <w:t xml:space="preserve">図 4．横軸を忠実さ，縦軸を見え心地とする設計空間に 4 方式を配置した図．【仮値・実測ではない】</w:t>
+      </w:r>
+    </w:p>
+    <w:p>
+      <w:pPr>
+        <w:pStyle w:val="2"/>
+        <w:ind w:left="386" w:hanging="386"/>
+      </w:pPr>
+      <w:r>
+        <w:rPr>
+          <w:rFonts w:hint="eastAsia"/>
+        </w:rPr>
+        <w:t xml:space="preserve">進行の速さの影響</w:t>
+      </w:r>
+    </w:p>
+    <w:p>
+      <w:r>
+        <w:rPr>
+          <w:rFonts w:hint="eastAsia"/>
+        </w:rPr>
+        <w:t xml:space="preserve">4.7 節で述べた 2 水準の基準アニメーション（300 ms と 500 ms）の比較を，較正データの範囲内で行った．同じ進行度でも基準が長いほど提示時間は長くなる．水準と実施回を等重みでそろえ，参加者を単位としたブートストラップで 2 回分をまとめると，500 ms 側と 300 ms 側の差は，フェード方式 −1.0 ポイント［95% CI −4.9 から +2.8］，部分表示方式 +4.5 ポイント［+0.8 から +8.1］，ぼかし解除方式 +0.7 ポイント［−3.2 から +4.6］，ワイプ方式 +2.4 ポイント［−1.2 から +5.9］であった．4 方式に対する Holm 補正を通すと，有意な差はいずれの方式にも認められない（補正後 p は順に 1.00，0.076，1.00，0.58）．進行度をそろえたとき，提示時間を 1.7 倍にしても正答率はほとんど変わらない．</w:t>
+      </w:r>
+    </w:p>
+    <w:p>
+      <w:r>
+        <w:rPr>
+          <w:rFonts w:hint="eastAsia"/>
+        </w:rPr>
+        <w:t xml:space="preserve">この結果は，本手法が進行度という一つの変数で提示の状態を表すという前提と整合する．ただし基準の長さは参加者ごとに決定的に割り当てており無作為化していないため，参加者側の交絡は原理的には排除できない．</w:t>
+      </w:r>
+    </w:p>
+    <w:p>
+      <w:r>
+        <w:rPr>
+          <w:rFonts w:hint="eastAsia"/>
+        </w:rPr>
+        <w:t xml:space="preserve">飽和指数モデル p = γ + (λ − γ)(1 − e^(−T/τ)) を，実測の提示時間 T を説明変数として全セル共通の τ で当てはめると，2 回分をまとめた推定値は τ = 20.5 ms［95% プロファイル尤度 CI 12.5 から 26.0］となり，1 回目のみの場合（CI 幅 18.0 ms）より区間が 25% 狭まった．78 の下位セルのうち 74（94.9%）が予測と実測の ±2 標準誤差の範囲に収まる．上限側の τ &lt; 26 ms は安定しており，時間の効果が数十ミリ秒で飽和することは支持される．一方，下限側は脆く，終端の 2 フレーム（33 ms）の時点ですでに読み終えているという解釈とも両立する．</w:t>
+      </w:r>
+    </w:p>
+    <w:p>
+      <w:pPr>
+        <w:pStyle w:val="2"/>
+        <w:ind w:left="386" w:hanging="386"/>
+      </w:pPr>
+      <w:r>
+        <w:rPr>
+          <w:rFonts w:hint="eastAsia"/>
+        </w:rPr>
         <w:t xml:space="preserve">補助的な分析</w:t>
       </w:r>
     </w:p>
@@ -3644,7 +5544,7 @@
         <w:rPr>
           <w:rFonts w:hint="eastAsia"/>
         </w:rPr>
-        <w:t xml:space="preserve">（混同行列の一致，中点の差，丸めが発生した範囲，一つ抜き交差確認の外れ幅，確認 A から C の結果．データ待ち．）</w:t>
+        <w:t xml:space="preserve">較正フェーズ 1 回目の参加者 253 人のうち，同じ文字を押し続けるなど不真面目と判断される回答をした者は，聴覚 90 人中 1 人，視覚 163 人中 5 人であった．253 人中 252 人が完走し，完走者の送信の取りこぼしは 0 件であった．所要時間の中央値は 500 秒，四分位範囲は 422 から 576 秒であった．2 回目の視覚較正では，配布した 163 の受付のうち 162 人が本命 24 問を完走し，同様の基準で不真面目と判断される回答をした者は 1 人であった．所要時間の中央値は 7 分であった．刺激の妥当性にかかわる確認 A の結果は 5.1b 節で，閲覧環境による提示の不成立は 5.1d 節で述べたとおりである．</w:t>
       </w:r>
     </w:p>
     <w:p/>
@@ -3664,95 +5564,71 @@
         <w:rPr>
           <w:rFonts w:hint="eastAsia"/>
         </w:rPr>
-        <w:t xml:space="preserve">本章は骨子のみを示す．</w:t>
-      </w:r>
-    </w:p>
-    <w:p>
-      <w:r>
-        <w:rPr>
-          <w:rFonts w:hint="eastAsia"/>
-        </w:rPr>
-        <w:t xml:space="preserve">本稿が検証するのは，1 章で述べた枠組みのうち文字合成にあたる部分である．中間表現そのものの妥当性，および同一の中間表現から生成した音声と文字とで得られる理解が同じかどうかは，本稿の検証に含まれない．正答率の軌跡が一致したことをもって，得られる情報が同じであるとは述べない．</w:t>
-      </w:r>
-    </w:p>
-    <w:p>
-      <w:r>
-        <w:rPr>
-          <w:rFonts w:hint="eastAsia"/>
-        </w:rPr>
-        <w:t xml:space="preserve">本研究は原理確認の段階にある．主張の範囲は，較正済みの 8 文字，1 名の話者によるこの発話，調べた 4 種類の表示方式，および集団単位の識別率である．</w:t>
-      </w:r>
-    </w:p>
-    <w:p>
-      <w:r>
-        <w:rPr>
-          <w:rFonts w:hint="eastAsia"/>
-        </w:rPr>
-        <w:t xml:space="preserve">転写できたと述べる対象は識別率の軌跡であり，識別の内容ではない．正答率が一致しても誤りの分布が異なれば，保持されている情報は異なる．誤りの分布の一致は追加の分析として調べ，一致しない場合は識別率の軌跡のみの転写であると限定する．</w:t>
-      </w:r>
-    </w:p>
-    <w:p>
-      <w:r>
-        <w:rPr>
-          <w:rFonts w:hint="eastAsia"/>
-        </w:rPr>
-        <w:t xml:space="preserve">提案手法は，基準アニメーションで測定した進行度と正答率の関係が，時間軸を変形した後にも保たれると仮定する．この仮定は 4.7 節の測定と，群 B と群 Atest の一致の双方で検証される．仮定が崩れた場合は，同じ進行度でもそこに至る見え方の履歴によって正答率が変わると解釈し，履歴を含むモデルが必要であると報告する．</w:t>
-      </w:r>
-    </w:p>
-    <w:p>
-      <w:r>
-        <w:rPr>
-          <w:rFonts w:hint="eastAsia"/>
-        </w:rPr>
-        <w:t xml:space="preserve">仮説 2 が支持されない場合も，一次の時間変換で足りるという設計知見として報告できる．いずれの結果も，字幕表示の設計に対する指針となる．</w:t>
-      </w:r>
-    </w:p>
-    <w:p>
-      <w:r>
-        <w:rPr>
-          <w:rFonts w:hint="eastAsia"/>
-        </w:rPr>
-        <w:t xml:space="preserve">探索した 2 方式は対照条件を持たないため，転写の成否は述べられない．4 方式で同じ手続きが動いたことをもって，調べた 4 方式を超える範囲について述べることもしない．</w:t>
-      </w:r>
-    </w:p>
-    <w:p>
-      <w:r>
-        <w:rPr>
-          <w:rFonts w:hint="eastAsia"/>
-        </w:rPr>
-        <w:t xml:space="preserve">見え心地は識別課題を行わない集団で測定するため，識別の成績と個人内で対応づけられない．忠実さと見え心地のあいだの関係は，集団の水準での比較にとどまる．</w:t>
-      </w:r>
-    </w:p>
-    <w:p>
-      <w:r>
-        <w:rPr>
-          <w:rFonts w:hint="eastAsia"/>
-        </w:rPr>
-        <w:t xml:space="preserve">対象 8 文字は層化によって意図的に選んでいる．したがって結論は，この 8 文字について実験協力者の母集団へ広げられる範囲にとどまる．かな全体への一般化は，68 かなを対象とする後続の実験の役割である．</w:t>
-      </w:r>
-    </w:p>
-    <w:p>
-      <w:r>
-        <w:rPr>
-          <w:rFonts w:hint="eastAsia"/>
-        </w:rPr>
-        <w:t xml:space="preserve">1 文字あたり 1 テイクであるため，得られた軌跡はこの話者のこの発話のものである．複数話者，複数テイクへの拡張は今後の課題である．刺激を合成音声とする場合には，話者によって清濁の時間的な手がかりが大きく異なることに留意を要する（4.4 節）．</w:t>
-      </w:r>
-    </w:p>
-    <w:p>
-      <w:r>
-        <w:rPr>
-          <w:rFonts w:hint="eastAsia"/>
-        </w:rPr>
-        <w:t xml:space="preserve">時刻のみを合わせるのであれば，一気に全体を表示する段階的でない表示でも足りる可能性が残る．この点は仮説 2 の延長として位置づけられる．</w:t>
-      </w:r>
-    </w:p>
-    <w:p>
-      <w:r>
-        <w:rPr>
-          <w:rFonts w:hint="eastAsia"/>
-        </w:rPr>
-        <w:t xml:space="preserve">今後の展開として，探索で有望であった方式の正式な検証，線の太さの変化など進行度で記述できる他の表示機構の追加，連続提示における干渉を含めた評価，およびかるたのように早さを競う場面での評価を挙げる．</w:t>
+        <w:t xml:space="preserve">較正フェーズで用いた聴覚刺激は，音声合成によって「文字＋さ」を作り，先頭のモーラを切り出したものであった．5.1b 節で見たとおり，この方式は濁音の手がかりを損ないやすく，が では逆引きが成り立たないほどに識別率軌跡そのものが崩れた．合成音声を先頭から切り出す処理は，無声音に偏った出力を生みやすいという教訓が得られた．全体提示での正答率を確かめる品質確認は，較正の実施後ではなく，較正より前の独立した段階に置くべきであった．そうしていれば，が の不具合は較正データの収集前に検出でき，較正前という選定バイアスの生じない段階で刺激を作り直す判断を下せたはずである．</w:t>
+      </w:r>
+    </w:p>
+    <w:p>
+      <w:r>
+        <w:rPr>
+          <w:rFonts w:hint="eastAsia"/>
+        </w:rPr>
+        <w:t xml:space="preserve">視覚の較正曲線は，方式によって制約の現れ方が異なった．フェード方式は，濃さが 256 階調に量子化されるため，進行度が小さい範囲で測定できる点がとびとびになり，0.8% から 1.4% のあいだで正答率が 33 ポイント跳躍した．これは表示の実装が持つ限界であり，較正の測定密度を上げても解消しない．ワイプ方式は，1 回目で 25% から 100% のあいだの水準を配置していなかったため，この区間の曲線が描けず，2 回目で埋めた．結果として，濁点の出現位置を境に正答率が 78 ポイント跳ね上がる区間がこの中にあったことが分かった（5.1f 節）．</w:t>
+      </w:r>
+    </w:p>
+    <w:p>
+      <w:r>
+        <w:rPr>
+          <w:rFonts w:hint="eastAsia"/>
+        </w:rPr>
+        <w:t xml:space="preserve">較正にもとづく転写という枠組みに対して，本研究の較正から 2 つの制約が明らかになった．</w:t>
+      </w:r>
+    </w:p>
+    <w:p>
+      <w:r>
+        <w:rPr>
+          <w:rFonts w:hint="eastAsia"/>
+        </w:rPr>
+        <w:t xml:space="preserve">第一に，較正曲線が刺激だけで決まらない方式がある．ぼかし解除方式では，同一の刺激・同一の提示時間であっても，どの水準の組を提示したかによって共通水準での正答率が 7.2 ポイント（48% の水準では 20 ポイント）動いた（5.1c 節）．原因はセッション内の学習量の違いにあり，読み取れる見本を含む水準配置では参加者が課題中に上達するが，ほとんど読み取れない配置では上達しない．較正で測った曲線を別の文脈で使うという手続きは，この方式については前提が成り立たない．フェード方式と部分表示方式には同じ依存性が認められなかった．どの表示方式が文脈に依存しないかを，較正の前に見分ける方法は本研究では得られていない．</w:t>
+      </w:r>
+    </w:p>
+    <w:p>
+      <w:r>
+        <w:rPr>
+          <w:rFonts w:hint="eastAsia"/>
+        </w:rPr>
+        <w:t xml:space="preserve">第二に，進行度という一つの数は，読める状態を一意には定めない．ワイプ方式では，濁点を持つ文字と持たない文字とで，同じ進行度 65% における正答率が 0.0% と 97.8% に分かれた（5.1f 節）．表示方式の幾何構造から出現位置を計算すれば事前に予測できるが，逆にいえば，文字の形と表示方式の組み合わせごとに何が読めるようになるかを考慮せずに進行度だけで転写を設計することはできない．</w:t>
+      </w:r>
+    </w:p>
+    <w:p>
+      <w:r>
+        <w:rPr>
+          <w:rFonts w:hint="eastAsia"/>
+        </w:rPr>
+        <w:t xml:space="preserve">これらは，較正の測定密度を上げれば解消する種類の問題ではない．表示方式を選ぶ段階で，文脈依存性の小ささと，文字によらない一様さとを条件に加えるべきであった．</w:t>
+      </w:r>
+    </w:p>
+    <w:p>
+      <w:r>
+        <w:rPr>
+          <w:rFonts w:hint="eastAsia"/>
+        </w:rPr>
+        <w:t xml:space="preserve">較正の実施環境については，ぼかし解除方式が一部の閲覧環境でまったく提示されていなかった（5.1d 節）．例外も警告も出ないまま，ぼかしを指定した描画がそのまま鮮明に表示されるため，収集後にデータを検査するまで気づけなかった．該当は参加者の 13.8% にのぼり，除外前は最も薄い水準でも正答率が 11% から 15% あるように見えていた．この見かけの床の高さは，「ぼかし解除方式では識別がまったく成り立たない状態を作れない」という誤った判断につながりかけていた．実際には，該当環境を除けば偶然と区別できない水準まで落ちる（5.1e 節）．オンラインで刺激を配信する実験では，刺激が意図どおり提示されたことを閲覧環境ごとに確かめる検査を，参加者の応答とは独立に組み込む必要がある．本研究では，全体提示での正答率を確かめる確認 A を用意していたが，これは打ち切りのない状態を見せるものであるため，打ち切った状態の描画が壊れている場合には検出できなかった．</w:t>
+      </w:r>
+    </w:p>
+    <w:p>
+      <w:r>
+        <w:rPr>
+          <w:rFonts w:hint="eastAsia"/>
+        </w:rPr>
+        <w:t xml:space="preserve">本研究の較正は，単一の合成音声話者による刺激を用いている．オンラインクラウドソーシングで募集した参加者の再生機器や視聴環境は自由としており，端末やイヤホンの種類による差を統制していない．これらは較正曲線の絶対値に影響し得るが，複数の話者や再生環境にわたって較正をやり直すことは今後の課題である．</w:t>
+      </w:r>
+    </w:p>
+    <w:p>
+      <w:r>
+        <w:rPr>
+          <w:rFonts w:hint="eastAsia"/>
+        </w:rPr>
+        <w:t xml:space="preserve">5.1b 節で見たとおり，8 文字のうち転写できた文字とできなかった文字がある．あ，か，ま は目標の軌跡どおりに進行度を再現できたのに対し，ら は較正の値域の中で頭打ちとなり，が は識別率軌跡がほとんど動かず逆引きが数学的に成立しなかった．この差は，較正手続きが特定の音の性質に対してうまく機能しない場合があることを示しており，どのような音の性質を持つ文字であれば較正にもとづく転写が成立するかを明らかにすることは，本研究の枠組みを実用に近づける上での課題である．すべての文字が一様に転写できるという前提を置かずに手法を設計する必要がある．</w:t>
       </w:r>
     </w:p>
     <w:p/>
@@ -3878,7 +5754,7 @@
         <w:rPr>
           <w:rFonts w:hint="eastAsia"/>
         </w:rPr>
-        <w:t xml:space="preserve">Kong, E. J., Beckman, M. E. and Edwards, J.: 日本語の清濁が VOT 単独では決まらず複数の手がかりに依存することを示した研究 (2012). ※書誌情報が未確認．投稿前に原著を確認すること</w:t>
+        <w:t xml:space="preserve">栗原一貴, 丸山礼華: 文字情報の識別過程を記述する中間表現と視聴覚情報への合成, 内部資料（未公刊）(2026). ※本稿の枠組みのもとになった議論．公表の有無を確認し，既発表があれば書誌を差し替えること</w:t>
       </w:r>
     </w:p>
     <w:p>
@@ -3889,7 +5765,7 @@
         <w:rPr>
           <w:rFonts w:hint="eastAsia"/>
         </w:rPr>
-        <w:t xml:space="preserve">栗原一貴, 丸山礼華: 文字情報の識別過程を記述する中間表現と視聴覚情報への合成, 内部資料（未公刊）(2026). ※本稿の枠組みのもとになった議論．公表の有無を確認し，既発表があれば書誌を差し替えること</w:t>
+        <w:t xml:space="preserve">桑原尚夫, 境久雄: 連続音声中の切り出し母音および音節の音韻知覚, 日本音響学会誌, Vol.28, No.5, pp.225–234 (1972).</w:t>
       </w:r>
     </w:p>
     <w:p>
@@ -3900,7 +5776,7 @@
         <w:rPr>
           <w:rFonts w:hint="eastAsia"/>
         </w:rPr>
-        <w:t xml:space="preserve">桑原尚夫, 境久雄: 連続音声中の切り出し母音および音節の音韻知覚, 日本音響学会誌, Vol.28, No.5, pp.225–234 (1972).</w:t>
+        <w:t xml:space="preserve">Lee, J. C., Forlizzi, J. and Hudson, S. E.: The kinetic typography engine: an extensible system for animating expressive text, Proc. 15th Annual ACM Symposium on User Interface Software and Technology (UIST '02), pp.81–90 (2002).</w:t>
       </w:r>
     </w:p>
     <w:p>
@@ -3911,7 +5787,7 @@
         <w:rPr>
           <w:rFonts w:hint="eastAsia"/>
         </w:rPr>
-        <w:t xml:space="preserve">Lee, J. C., Forlizzi, J. and Hudson, S. E.: The kinetic typography engine: an extensible system for animating expressive text, Proc. 15th Annual ACM Symposium on User Interface Software and Technology (UIST '02), pp.81–90 (2002).</w:t>
+        <w:t xml:space="preserve">Liu, ?. and Lin, ?.: 対象モーラを変え，第2モーラを /sa/ に固定した音節系列を用いた音声知覚実験 (2021). ※著者フルネーム・論文タイトル・掲載誌が未確認．投稿前に原著を確認すること</w:t>
       </w:r>
     </w:p>
     <w:p>
@@ -3945,6 +5821,17 @@
           <w:rFonts w:hint="eastAsia"/>
         </w:rPr>
         <w:t xml:space="preserve">Petersen, A. and Andersen, T. S.: 単一文字の識別率を提示時間の心理測定関数として扱った研究 (2012). ※書誌情報が未確認．投稿前に原著を確認して正式な表題と掲載誌を補うこと</w:t>
+      </w:r>
+    </w:p>
+    <w:p>
+      <w:pPr>
+        <w:pStyle w:val="a"/>
+      </w:pPr>
+      <w:r>
+        <w:rPr>
+          <w:rFonts w:hint="eastAsia"/>
+        </w:rPr>
+        <w:t xml:space="preserve">Sadakata, M. and McQueen, J. M.: High stimulus variability in nonnative speech learning supports formation of abstract categories: Evidence from Japanese geminates, Journal of the Acoustical Society of America (2013). ※巻号・ページ番号が未確認．投稿前に原著を確認すること</w:t>
       </w:r>
     </w:p>
     <w:p>

--- a/paper/wiss2026.docx
+++ b/paper/wiss2026.docx
@@ -739,7 +739,7 @@
         <w:rPr>
           <w:rFonts w:hint="eastAsia"/>
         </w:rPr>
-        <w:t xml:space="preserve">音声や文字アニメーションでは，情報が時間とともに提示されるため，何が表されているかを判別できる程度も時間に沿って変化する．しかし，この時間的な変化を，異なる提示方法に共通する形式で記述する枠組みは十分に整備されていない．本研究では，各時点で文字や語がどの程度判別可能であるべきかを記述する中間表現Perceptual Scoreを提案する．同一のPerceptual Scoreを音声または動的文字表示へ変換することで，同じ時点に同程度まで判別可能な提示を構成する．この動的文字表示をiFontと呼ぶ．Perceptual Scoreを各提示方法で実現するため，文脈を持たないかな1文字について，視覚と聴覚における提示の明瞭さを，共通の認識率を基準として対応づける変換 g を構成する．本稿はこのうち文字合成の側を検証するものであり，音声を打ち切って測った識別率の軌跡を目標に与え，同じ形式で測った較正曲線の逆引きによって時間軸を非線形に変形し，人手を挟まない一度きりの計算で生成する．生成した表示は検証データの取得前に凍結したうえで，8字の合成音声と4種類の表示方式について，4つの独立な集団で，生成物が初見の人にも目標どおり働くかを確かめる実験を設計した．</w:t>
+        <w:t xml:space="preserve">音声や文字アニメーションでは，情報が時間とともに提示されるため，何が表されているかを判別できる程度も時間に沿って変化する．しかし，この時間的な変化を，異なる提示方法に共通する形式で記述する枠組みは十分に整備されていない．本研究では，各時点で文字や語がどの程度判別可能であるべきかを記述する中間表現Perceptual Scoreを提案する．同一のPerceptual Scoreを音声または動的文字表示へ変換することで，同じ時点に同程度まで判別可能な提示を構成する．この動的文字表示をiFontと呼ぶ．Perceptual Scoreを各提示方法で実現するため，文脈を持たないかな1文字について，視覚と聴覚における提示の明瞭さを，共通の認識率を基準として対応づける変換 g を構成する．本稿はこのうち文字合成の側を検証する．音声を打ち切って測った識別率の軌跡を目標に与え，較正曲線の逆引きによって時間軸を非線形に変形し，人手を挟まない一度きりの計算で生成する．較正を視覚325名・聴覚90名で実施し，8字4方式の生成物を検証データの取得前に凍結した．較正からは，較正曲線が提示水準の並べ方に依存する方式があること，進行度という一つの数では読める状態が定まらない場合があることが明らかになった．</w:t>
       </w:r>
     </w:p>
     <w:p>
@@ -781,71 +781,39 @@
         <w:rPr>
           <w:rFonts w:hint="eastAsia"/>
         </w:rPr>
-        <w:t xml:space="preserve">かるたには多くの種類があるが，その多くでは，読み札の音が 1 音ずつ届くあいだに取るべき絵札の候補が絞られ，途中のある時点で 1 枚に定まる．取り手に届く情報の量は音が進むにつれて増えるため，何が読まれているかを識別できる程度もそれにともなって変化する．著者らはこれまでに，競技かるたを対象として，この識別が成立する速さを大規模に測定している [10]．本研究が対象とするのは識別が成立するまでの時間変化であり，その最小の単位は，文脈を持たないかな 1 文字を音の先頭から聞き取る過程である．</w:t>
-      </w:r>
-    </w:p>
-    <w:p>
-      <w:r>
-        <w:rPr>
-          <w:rFonts w:hint="eastAsia"/>
-        </w:rPr>
-        <w:t xml:space="preserve">既存の字幕表示は，この時間変化を提示しない．一語を一度に出す字幕は，語が確定した後に文字を表示するため，識別が進行している途中の状態を持たない．音声に同期して文字の色を変えるカラオケ型の表示は，文字の表示時刻を音声に合わせるものの，どの時点でどれだけ識別できるかを測定したうえで設計されてはいない．したがって，識別が成立する時刻を合わせる手段は存在するが，識別が進む過程を合わせる手段は存在しない．</w:t>
-      </w:r>
-    </w:p>
-    <w:p>
-      <w:r>
-        <w:rPr>
-          <w:rFonts w:hint="eastAsia"/>
-        </w:rPr>
-        <w:t xml:space="preserve">本研究は iFont プロジェクトの一部であり，このプロジェクトでは，文字情報が時間とともに徐々に識別可能になっていく過程を記述する，モダリティに依存しない中間表現 Perceptual Score（知覚スコア）を提案している [6]．スコアの各時点には，その時点までに届いた情報から対象がどの程度識別可能であるべきかを，基準となる観測者集団の識別率によって記述する．ここでいう対象は用途によって異なり，かるたであれば取るべき絵札の候補，1 文字を扱う本稿であれば提示されたかなにあたる．同一のスコアを，音声合成によって音声として実現し，文字合成によって動的な文字表示として実現することで，同じ時点で同程度に識別できる 2 つの提示が得られる．この文字合成の出力を iFont と定義する．スコアを音として実現する手段は音声合成として既に存在するのに対し，視覚の側にはこれに対応する手段が存在しない．</w:t>
-      </w:r>
-    </w:p>
-    <w:p>
-      <w:r>
-        <w:rPr>
-          <w:rFonts w:hint="eastAsia"/>
-        </w:rPr>
-        <w:t xml:space="preserve">この枠組みは提案の段階にあり，実験による検証を経ていない．本稿は，このうち文字合成にあたる部分を，文脈を持たないかな 1 文字という最小の構成で検証する．具体的には，音声について測定した識別率の時間変化を目標として与えたときに，同じ時間変化を持つ文字アニメーションを較正によって生成できるかを確かめる．中間表現そのものの妥当性，および同一のスコアから生成した音声と文字とで得られる理解が同じかどうかは，本稿の検証範囲に含めない．</w:t>
-      </w:r>
-    </w:p>
-    <w:p>
-      <w:r>
-        <w:rPr>
-          <w:rFonts w:hint="eastAsia"/>
-        </w:rPr>
-        <w:t xml:space="preserve">本研究の目的は，読みやすさの最大化ではなく，識別可能性を時間軸の上で制御することにある．音声側で測定した提示時間と正答率の関係を目標として外から与え，同じ関係を持つ文字アニメーションを較正によって生成するため，目標が「この時点では 55% の実験協力者が正答する」であれば，55% の実験協力者だけが正答する表示が正しい表示となる．本稿では，この目標を識別率軌跡と呼び，刺激を先頭から一定量だけ提示して打ち切ったときの正答率を，提示量の関数として並べたものと定義する．音声について測定した識別率軌跡を文字アニメーションの上で再現することを，本稿では転写と呼ぶ．</w:t>
-      </w:r>
-    </w:p>
-    <w:p>
-      <w:r>
-        <w:rPr>
-          <w:rFonts w:hint="eastAsia"/>
-        </w:rPr>
-        <w:t xml:space="preserve">転写を実現する手法として，本稿は 3 段からなる生成手続きを提案する．第 1 段では，音声を先頭から打ち切って提示するゲーティング法により，対象文字ごとの音声の識別率軌跡を測定する．第 2 段では，同じ打ち切りの形式を文字アニメーションにも適用し，基準アニメーションを進行度 s まで進めて打ち切ったときの識別率軌跡を測定する．第 3 段では，両者を正答率の空間で対応づけ，その逆引きによってアニメーションの時間軸を非線形に変形する．生成は人手の調整を挟まない一度きりの計算であり，検証データを取得する前にコードと全パラメータをコミットで固定する．</w:t>
-      </w:r>
-    </w:p>
-    <w:p>
-      <w:r>
-        <w:rPr>
-          <w:rFonts w:hint="eastAsia"/>
-        </w:rPr>
-        <w:t xml:space="preserve">本研究の貢献は次の 3 点である．第一に，音声と文字アニメーションの識別率軌跡を，同一の打ち切り手続きによって較正する方法を定式化した．第二に，較正結果の逆引きにもとづく非線形な時間変形によって文字アニメーションを生成する手法を提案し，生成が一度きりであることを凍結によって保証する設計を与えた．第三に，生成物を初見の実験協力者に提示し，開始時刻と速度のみを合わせる対照条件と比較する検証実験を設計した．あわせて，4 種類の表示方式にわたる適用の探索，字幕として続けて見ていられるかという見え心地の測定，および進行の速さが識別に与える影響の測定を，4 つの独立な実験協力者集団の上に配置した．</w:t>
-      </w:r>
-    </w:p>
-    <w:p>
-      <w:r>
-        <w:rPr>
-          <w:rFonts w:hint="eastAsia"/>
-        </w:rPr>
-        <w:t xml:space="preserve">本稿は原理確認の段階にあり，評価の範囲は，1 名の話者による合成音声から作成した 8 文字の刺激，調べた 4 種類の表示方式，および集団単位での識別率に限られる．実際の遊びの場での使用，読み速度，理解度は本稿では評価していない．</w:t>
-      </w:r>
-    </w:p>
-    <w:p>
-      <w:r>
-        <w:rPr>
-          <w:rFonts w:hint="eastAsia"/>
-        </w:rPr>
-        <w:t xml:space="preserve">本論文は，以下の構成をとる．2 章で関連研究を整理したのち，3 章で提案手法を述べ，4 章で検証実験の設計について述べる．5 章に結果を示し，6 章で考察と限界を論じる．</w:t>
+        <w:t xml:space="preserve">かるたでは，読み札の音が 1 音ずつ届くあいだに取るべき絵札の候補が絞られ，届く情報が増えるにつれて，何が読まれているかを識別できる程度も時間とともに変化する [10]．本研究が対象とするのはこの時間変化であり，その最小の単位は，文脈を持たないかな 1 文字を音の先頭から聞き取る過程である．既存の字幕表示は，この時間変化を提示しない．一語を一度に出す字幕は語が確定した後に文字を表示し，音声に同期して文字の色を変えるカラオケ型の表示は，どの時点でどれだけ識別できるかを測定したうえで設計されてはいない．識別が成立する時刻を合わせる手段は存在するが，識別が進む過程を合わせる手段は存在しない．</w:t>
+      </w:r>
+    </w:p>
+    <w:p>
+      <w:r>
+        <w:rPr>
+          <w:rFonts w:hint="eastAsia"/>
+        </w:rPr>
+        <w:t xml:space="preserve">本研究は iFont プロジェクトの一部であり，このプロジェクトでは，文字情報が徐々に識別可能になっていく過程を記述する，モダリティに依存しない中間表現 Perceptual Score（知覚スコア）を提案している [6]．スコアの各時点には，その時点までに届いた情報から対象がどの程度識別可能であるべきかを，基準となる観測者集団の識別率によって記述する．同一のスコアを，音声合成によって音声として，文字合成によって動的な文字表示として実現することで，同じ時点で同程度に識別できる 2 つの提示が得られる．この文字合成の出力を iFont と定義する．本稿は，この文字合成にあたる部分を，かな 1 文字という最小の構成で検証する．中間表現そのものの妥当性，および同一のスコアから生成した音声と文字とで得られる理解が同じかどうかは，検証範囲に含めない．</w:t>
+      </w:r>
+    </w:p>
+    <w:p>
+      <w:r>
+        <w:rPr>
+          <w:rFonts w:hint="eastAsia"/>
+        </w:rPr>
+        <w:t xml:space="preserve">本研究の目的は，読みやすさの最大化ではなく，識別可能性を時間軸の上で制御することにある．本稿では，刺激を先頭から一定量だけ提示して打ち切ったときの正答率を提示量の関数として並べたものを識別率軌跡と呼び，音声の識別率軌跡を文字アニメーションの上で再現することを転写と呼ぶ．提案する生成手続きは 3 段からなる．音声をゲーティング法で測って目標の軌跡を得る段，同じ打ち切りの形式を文字アニメーションに適用して較正曲線を得る段，両者を正答率の空間で対応づけ，その逆引きによって時間軸を非線形に変形する段である．生成は人手の調整を挟まない一度きりの計算である．</w:t>
+      </w:r>
+    </w:p>
+    <w:p>
+      <w:r>
+        <w:rPr>
+          <w:rFonts w:hint="eastAsia"/>
+        </w:rPr>
+        <w:t xml:space="preserve">本研究の貢献は次の 3 点である．第一に，音声と文字アニメーションの識別率軌跡を同一の打ち切り手続きによって較正し，その逆引きにもとづく非線形な時間変形によって文字アニメーションを生成する手法を提案した．第二に，4 種類の表示方式について較正を実施し，生成物を凍結したうえで初見の実験協力者と比較する検証実験を設計した．第三に，較正の実測から，較正曲線が提示水準の並べ方に依存する方式があること，および進行度という一つの数では読める状態が定まらない場合があることを示した．</w:t>
+      </w:r>
+    </w:p>
+    <w:p>
+      <w:r>
+        <w:rPr>
+          <w:rFonts w:hint="eastAsia"/>
+        </w:rPr>
+        <w:t xml:space="preserve">本稿は原理確認の段階にあり，評価の範囲は，1 名の話者による合成音声から作成した 8 文字の刺激，調べた 4 種類の表示方式，および集団単位での識別率に限られる．本論文は，2 章で関連研究を整理したのち，3 章で提案手法，4 章で検証実験の設計，5 章で結果，6 章で考察と限界を述べる．</w:t>
       </w:r>
     </w:p>
     <w:p/>
@@ -877,31 +845,7 @@
         <w:rPr>
           <w:rFonts w:hint="eastAsia"/>
         </w:rPr>
-        <w:t xml:space="preserve">刺激を先頭から一定量だけ提示し，残りを打ち切って識別を求める方法は，音声知覚の分野で用いられてきた．日本語では，竹内 [16] が分割した単音節の知覚を，桑原と境 [7] が連続音声から切り出した母音と音節の音韻知覚を調べており，片桐ら [5] は単音節知覚における時間情報の役割を検討して，スペクトルが大きく動く付近の短い区間が識別に強く寄与することを示している．英語圏では，Grosjean [4] が語の認識過程を測る方法としてゲーティング法を定式化し，Smits [15] が VCV 発話における識別情報の時間分布を調べている．</w:t>
-      </w:r>
-    </w:p>
-    <w:p>
-      <w:r>
-        <w:rPr>
-          <w:rFonts w:hint="eastAsia"/>
-        </w:rPr>
-        <w:t xml:space="preserve">Furui [3] は，識別に必要な区間の長さが子音の種類によって異なり，破裂音と鼻音では破裂のおよそ 10 ms 前を起点として 50 から 70 ms，無声摩擦音では声の開始のおよそ 100 ms 前を起点として平均 120 ms であることを報告している．この知見は，提示時点を全文字で共通に置かず，文字の音の種類ごとに配置するという本研究の設計の根拠となっている．</w:t>
-      </w:r>
-    </w:p>
-    <w:p>
-      <w:r>
-        <w:rPr>
-          <w:rFonts w:hint="eastAsia"/>
-        </w:rPr>
-        <w:t xml:space="preserve">視覚側にも対応する方法があり，Petersen と Andersen [12] は単一のアルファベット文字について，提示時間を独立変数とする心理測定関数を求めている．Sánchez-García ら [14] は，聴覚，視覚，視聴覚の 3 条件について 10 ms 刻みのゲーティングを行い，音素同定の時間変化を比較している．</w:t>
-      </w:r>
-    </w:p>
-    <w:p>
-      <w:r>
-        <w:rPr>
-          <w:rFonts w:hint="eastAsia"/>
-        </w:rPr>
-        <w:t xml:space="preserve">これらの先行研究が確立したのは識別率軌跡を測定する手続きであり，本研究もこの手続きを用いるが，本研究の貢献は，測定した軌跡から別の表現を生成する段階にある．</w:t>
+        <w:t xml:space="preserve">刺激を先頭から一定量だけ提示し，残りを打ち切って識別を求める方法は，音声知覚の分野で用いられてきた．日本語でも，分割した単音節や連続音声から切り出した音節について同種の測定が行われている [16][7][5]．英語圏では Grosjean [4] がゲーティング法を定式化し，Smits [15] が VCV 発話における識別情報の時間分布を調べている．Furui [3] は，識別に必要な区間の長さが子音の種類によって異なることを報告しており，これは提示時点を音の種類ごとに配置するという本研究の設計の根拠となっている．視覚側でも，単一文字について提示時間の心理測定関数を求めた例 [12] や，3 条件で 10 ms 刻みのゲーティングを行った例 [14] がある．これらが確立したのは識別率軌跡を測定する手続きであり，本研究の貢献は，測定した軌跡から別の表現を生成する段階にある．</w:t>
       </w:r>
     </w:p>
     <w:p>
@@ -913,15 +857,15 @@
         <w:rPr>
           <w:rFonts w:hint="eastAsia"/>
         </w:rPr>
-        <w:t xml:space="preserve">かるたの聴き分けの測定</w:t>
-      </w:r>
-    </w:p>
-    <w:p>
-      <w:r>
-        <w:rPr>
-          <w:rFonts w:hint="eastAsia"/>
-        </w:rPr>
-        <w:t xml:space="preserve">著者らはこれまでに，競技かるたの聴き分け能力を測定する Web サイトを公開し，576 名分の反応時間を収集して分析しており，高段位ほど反応が早いこと，段位の差は決まり字数が少ない和歌で顕著になることが示唆されている [10]．この測定が対象としたのは識別が成立した時刻であるのに対し，本研究は識別が成立するまでの時間変化を対象とし，それを目標として視覚提示を生成する点で先行研究を発展させる．</w:t>
+        <w:t xml:space="preserve">時間的に変化する文字表示</w:t>
+      </w:r>
+    </w:p>
+    <w:p>
+      <w:r>
+        <w:rPr>
+          <w:rFonts w:hint="eastAsia"/>
+        </w:rPr>
+        <w:t xml:space="preserve">Bragg ら [1] の Livefonts は，文字の構成要素に動きと色を与えた書体により，従来の書体よりも小さい寸法で判読できることを示している．上月ら [17] は，コントラストが時間とともに立ち上がって減衰する動的テキスト提示について提示速度と読み速度の関係を調べており，同じ枠組みは音声の抑揚を文字の時間変化へ移す試みへも展開されている [18]．Lee ら [8] は，文字の位置，大きさ，角度を関数の合成として駆動する枠組みを与えている．これらが表示方法を変えたときに読みやすさや理解がどう変わるかを調べているのに対し，本研究は目標の軌跡を先に与えて，較正を経て表示を生成する．したがって本稿では，表示方式を優劣の比較対象としてではなく，識別可能性を時間軸の上で操作するための手段として用いる．</w:t>
       </w:r>
     </w:p>
     <w:p>
@@ -933,23 +877,35 @@
         <w:rPr>
           <w:rFonts w:hint="eastAsia"/>
         </w:rPr>
-        <w:t xml:space="preserve">時間的に変化する文字表示</w:t>
-      </w:r>
-    </w:p>
-    <w:p>
-      <w:r>
-        <w:rPr>
-          <w:rFonts w:hint="eastAsia"/>
-        </w:rPr>
-        <w:t xml:space="preserve">文字を時間的に変化させる表示は，視覚表現の側でも研究されてきた．Bragg ら [1] の Livefonts は，文字の構成要素に動きと色を与えた書体を設計し，低視力の読者と晴眼の読者の双方について，従来の書体よりも小さい寸法で判読できることを示している．上月ら [17] は，文字のコントラストが時間とともに立ち上がって減衰する動的テキスト提示を用い，提示速度と読み速度の関係を静止提示と比較している．同じ枠組みは，音声の抑揚を文字の時間変化へ移す試みへも展開されており，聴覚に障害のある読者を含む評価が行われている [18]．Lee ら [8] の kinetic typography engine は，文字の位置，大きさ，角度などを数学的な関数の合成として駆動する枠組みを与えている．</w:t>
-      </w:r>
-    </w:p>
-    <w:p>
-      <w:r>
-        <w:rPr>
-          <w:rFonts w:hint="eastAsia"/>
-        </w:rPr>
-        <w:t xml:space="preserve">これらの研究が，表示方法を変えたときに読みやすさや理解がどう変わるかを調べているのに対し，本研究は逆の方向をとり，目標の軌跡を先に与えて，較正を経て表示を生成する．したがって本稿では，フェードやワイプといった表示方式を優劣の比較対象としてではなく，識別可能性を時間軸の上で操作するための手段として用いる．先行研究が蓄積してきた表示機構の知見は，どの機構が単調な進行度で記述できるかを選ぶ根拠として用いる．</w:t>
+        <w:t xml:space="preserve">モダリティ間の対応づけと本研究の位置づけ</w:t>
+      </w:r>
+    </w:p>
+    <w:p>
+      <w:r>
+        <w:rPr>
+          <w:rFonts w:hint="eastAsia"/>
+        </w:rPr>
+        <w:t xml:space="preserve">著者らはこれまでに，競技かるたの聴き分け能力を測定する Web サイトで 576 名分の反応時間を分析している [10]．この測定が対象としたのは識別が成立した時刻であるのに対し，本研究は識別が成立するまでの時間変化を対象とする．感覚間マッチングの研究は主に強度や大きさの次元を対象としており，識別が進行する時間構造は扱われていない．広く用いられているカラオケ型の表示は，どの時点でどれだけ識別できるかを測る較正の工程も，対応づけの成否を独立の実験協力者で検証する工程も持たない．私たちの知る限り，測定した識別率軌跡を目標として較正済みの逆引きで文字アニメーションを生成し，その生成物が目標どおりに働くかを初見の実験協力者で確かめた例はない．</w:t>
+      </w:r>
+    </w:p>
+    <w:p/>
+    <w:p>
+      <w:pPr>
+        <w:pStyle w:val="1"/>
+      </w:pPr>
+      <w:r>
+        <w:rPr>
+          <w:rFonts w:hint="eastAsia"/>
+        </w:rPr>
+        <w:t xml:space="preserve">提案手法</w:t>
+      </w:r>
+    </w:p>
+    <w:p>
+      <w:r>
+        <w:rPr>
+          <w:rFonts w:hint="eastAsia"/>
+        </w:rPr>
+        <w:t xml:space="preserve">1 章で述べた枠組みと本手法との対応は次のとおりである．音声について測定した識別率軌跡が中間表現にあたり，変換 g を時間軸に沿って適用したものが，視覚の較正曲線の逆引きによる時間変形にあたる．この手続き全体が文字合成にあたり，生成されたアニメーションが iFont にあたる．以降では，測定した量を直接表す語として識別率軌跡，較正，時間変形を用いる．</w:t>
       </w:r>
     </w:p>
     <w:p>
@@ -961,15 +917,31 @@
         <w:rPr>
           <w:rFonts w:hint="eastAsia"/>
         </w:rPr>
-        <w:t xml:space="preserve">モダリティ間の対応づけと同期表示</w:t>
-      </w:r>
-    </w:p>
-    <w:p>
-      <w:r>
-        <w:rPr>
-          <w:rFonts w:hint="eastAsia"/>
-        </w:rPr>
-        <w:t xml:space="preserve">異なる感覚の量を対応づける試みは感覚間マッチングとして行われてきたが，対応づけの対象は主に強度や大きさの次元であり，識別が進行する時間構造は扱われていない．実用の側では，音声に同期して文字の表示状態を変えるカラオケ型の表示が広く用いられている．この表示は音声と文字の時刻を対応づけるものの，どの時点でどれだけ識別できるかを測る較正の工程を持たず，対応づけの成否を独立の実験協力者で検証する工程も持たない．</w:t>
+        <w:t xml:space="preserve">全体の構成</w:t>
+      </w:r>
+    </w:p>
+    <w:p>
+      <w:r>
+        <w:rPr>
+          <w:rFonts w:hint="eastAsia"/>
+        </w:rPr>
+        <w:t xml:space="preserve">対象文字 i について，提案手法は 3 段で文字アニメーションを生成する．第 1 段は聴覚の較正であり，文字 i の音声を音の実体が始まる点から t ms だけ提示して打ち切り，かな表から回答させて正答率の時間関数 A_i(t) を得る．第 2 段は視覚の較正であり，文字 i の基準アニメーションを進行度 s % まで進めて打ち切り，同じ回答形式で正答率 V_i(s) を得る．基準アニメーションは進行度が時間に比例する等速のアニメーションであり，表示方式ごとに用意する．第 3 段は時間軸の変形であり，両者を後述する識別の進み具合 q の空間で対応づけ，逆引きによって次式を得る．</w:t>
+      </w:r>
+    </w:p>
+    <w:p>
+      <w:r>
+        <w:rPr>
+          <w:rFonts w:hint="eastAsia"/>
+        </w:rPr>
+        <w:t xml:space="preserve">s_i(t) = q̂V_i⁻¹( q̂A_i(t) )</w:t>
+      </w:r>
+    </w:p>
+    <w:p>
+      <w:r>
+        <w:rPr>
+          <w:rFonts w:hint="eastAsia"/>
+        </w:rPr>
+        <w:t xml:space="preserve">この規則は，音声が 50% 識別される時刻にアニメーションを 50% 識別される進行度まで進めることを意味する．聴覚と視覚はいずれも先頭から一定量を提示して打ち切る対称な課題であるため，静止画とアニメーション途中の状態が等価であるという仮定を置く必要がない．一方で本手法は，基準アニメーションで測定した進行度と正答率の関係が時間軸を変形した後にも保たれると仮定する．同じ進行度に達していれば，そこへ至るまでの見え方の履歴が異なっても正答率は近いという仮定であり，4.5 節の測定によって検証する．</w:t>
       </w:r>
     </w:p>
     <w:p>
@@ -981,35 +953,31 @@
         <w:rPr>
           <w:rFonts w:hint="eastAsia"/>
         </w:rPr>
-        <w:t xml:space="preserve">本研究の位置づけ</w:t>
-      </w:r>
-    </w:p>
-    <w:p>
-      <w:r>
-        <w:rPr>
-          <w:rFonts w:hint="eastAsia"/>
-        </w:rPr>
-        <w:t xml:space="preserve">以上に挙げた要素はいずれも既存であり，音声の打ち切り測定，視覚の打ち切り測定，両モダリティの軌跡の比較，段階的に変化する文字表示，時刻の同期表示は，それぞれ確立した先行研究を持つ．私たちの知る限り，測定した識別率軌跡を目標として較正済みの逆引きで文字アニメーションを生成し，その生成物が目標どおりに働くかを初見の実験協力者で確かめた例はない．本研究は，この組み合わせが成立するかどうかの検証結果を貢献とする．</w:t>
-      </w:r>
-    </w:p>
-    <w:p/>
-    <w:p>
-      <w:pPr>
-        <w:pStyle w:val="1"/>
-      </w:pPr>
-      <w:r>
-        <w:rPr>
-          <w:rFonts w:hint="eastAsia"/>
-        </w:rPr>
-        <w:t xml:space="preserve">提案手法</w:t>
-      </w:r>
-    </w:p>
-    <w:p>
-      <w:r>
-        <w:rPr>
-          <w:rFonts w:hint="eastAsia"/>
-        </w:rPr>
-        <w:t xml:space="preserve">1 章で述べた枠組みと本手法との対応は次のとおりである．音声について測定した識別率軌跡が中間表現にあたり，聴覚と視覚を同じ識別率の上で対応づける変換 g を時間軸に沿って適用したものが，視覚の較正曲線の逆引きによる時間変形にあたる．この手続き全体が文字合成にあたり，生成されたアニメーションが iFont にあたる．以降では，測定した量を直接表す語として識別率軌跡，較正，時間変形を用いる．</w:t>
+        <w:t xml:space="preserve">識別の進み具合 q</w:t>
+      </w:r>
+    </w:p>
+    <w:p>
+      <w:r>
+        <w:rPr>
+          <w:rFonts w:hint="eastAsia"/>
+        </w:rPr>
+        <w:t xml:space="preserve">観測される正答率には，まぐれ当たりによる下限と押し間違いによる上限の欠けが含まれ，そのまま対応づけると時間変形の誤差となる．そこで，下限を γ，上限の欠けを λ として，観測正答率 P から次式によって 0 から 1 に正規化した量を定義する．</w:t>
+      </w:r>
+    </w:p>
+    <w:p>
+      <w:r>
+        <w:rPr>
+          <w:rFonts w:hint="eastAsia"/>
+        </w:rPr>
+        <w:t xml:space="preserve">q = ( P − γ ) / ( 1 − γ − λ )</w:t>
+      </w:r>
+    </w:p>
+    <w:p>
+      <w:r>
+        <w:rPr>
+          <w:rFonts w:hint="eastAsia"/>
+        </w:rPr>
+        <w:t xml:space="preserve">この量を識別の進み具合と呼び，対応づけと逆引きはすべて q の空間で行う．</w:t>
       </w:r>
     </w:p>
     <w:p>
@@ -1021,71 +989,15 @@
         <w:rPr>
           <w:rFonts w:hint="eastAsia"/>
         </w:rPr>
-        <w:t xml:space="preserve">全体の構成</w:t>
-      </w:r>
-    </w:p>
-    <w:p>
-      <w:r>
-        <w:rPr>
-          <w:rFonts w:hint="eastAsia"/>
-        </w:rPr>
-        <w:t xml:space="preserve">対象文字 i について，提案手法は 3 段で文字アニメーションを生成する．</w:t>
-      </w:r>
-    </w:p>
-    <w:p>
-      <w:r>
-        <w:rPr>
-          <w:rFonts w:hint="eastAsia"/>
-        </w:rPr>
-        <w:t xml:space="preserve">第 1 段は聴覚の較正であり，文字 i の音声を音の実体が始まる点から t ms だけ提示して打ち切り，実験協力者にかな表から回答させて，正答率の時間関数 A_i(t) を得る．</w:t>
-      </w:r>
-    </w:p>
-    <w:p>
-      <w:r>
-        <w:rPr>
-          <w:rFonts w:hint="eastAsia"/>
-        </w:rPr>
-        <w:t xml:space="preserve">第 2 段は視覚の較正であり，文字 i の基準アニメーションを進行度 s % まで進めて打ち切り，同じ回答形式で正答率 V_i(s) を得る．基準アニメーションは進行度が時間に比例する等速のアニメーションであり，表示方式ごとに用意する．</w:t>
-      </w:r>
-    </w:p>
-    <w:p>
-      <w:r>
-        <w:rPr>
-          <w:rFonts w:hint="eastAsia"/>
-        </w:rPr>
-        <w:t xml:space="preserve">第 3 段は時間軸の変形であり，両者を後述する識別の進み具合 q の空間で対応づけて，逆引きによって次式を得る．</w:t>
-      </w:r>
-    </w:p>
-    <w:p>
-      <w:r>
-        <w:rPr>
-          <w:rFonts w:hint="eastAsia"/>
-        </w:rPr>
-        <w:t xml:space="preserve">s_i(t) = q̂V_i⁻¹( q̂A_i(t) )</w:t>
-      </w:r>
-    </w:p>
-    <w:p>
-      <w:r>
-        <w:rPr>
-          <w:rFonts w:hint="eastAsia"/>
-        </w:rPr>
-        <w:t xml:space="preserve">生成されるアニメーションは基準アニメーションを進行度 s_i(t) で駆動したものであり，この規則は，音声が 50% 識別される時刻にアニメーションを 50% 識別される進行度まで進めることを意味する．</w:t>
-      </w:r>
-    </w:p>
-    <w:p>
-      <w:r>
-        <w:rPr>
-          <w:rFonts w:hint="eastAsia"/>
-        </w:rPr>
-        <w:t xml:space="preserve">聴覚と視覚はいずれも先頭から一定量を提示して打ち切る対称な課題となるため，静止画の提示とアニメーション途中の状態が等価であるという仮定を置く必要がない．</w:t>
-      </w:r>
-    </w:p>
-    <w:p>
-      <w:r>
-        <w:rPr>
-          <w:rFonts w:hint="eastAsia"/>
-        </w:rPr>
-        <w:t xml:space="preserve">本手法は，基準アニメーションで測定した進行度と正答率の関係が，時間軸を変形した後にも保たれると仮定する．これは，同じ進行度に達していれば，そこへ至るまでの見え方の履歴が異なっても正答率は近いという仮定である．この仮定は本研究の検証対象に含めており，4.7 節で述べる測定によって検証する．</w:t>
+        <w:t xml:space="preserve">軌跡の推定と値域の外の扱い</w:t>
+      </w:r>
+    </w:p>
+    <w:p>
+      <w:r>
+        <w:rPr>
+          <w:rFonts w:hint="eastAsia"/>
+        </w:rPr>
+        <w:t xml:space="preserve">生成に用いる q̂A_i と q̂V_i は，関数形をあらかじめ決めずに単調性の制約を課した回帰によって推定し，逆関数は推定した単調曲線から解析的に求める．双方をロジスティック関数に当てはめてから逆引きすると，得られる変換はほぼ開始時刻の平行移動と速度の定数倍に帰着し，後述する一次変換の対照条件と区別できなくなるためである．ロジスティック関数は分析の要約に限って用い，用いる関数は P(t) = γ + ( 1 − γ − λ ) · logistic( ( t − μ ) / σ ) である [19]．水準と水準のあいだの値は推定曲線から読み取るため，読み取りの妥当性を凍結の前に一つ抜き交差確認によって調べる．q̂A_i(t) が q̂V_i の値域の上限を超える時刻以降は s を 100% に，下限を下回る区間は 0% に丸め，丸めの発生範囲は記録して報告する．</w:t>
       </w:r>
     </w:p>
     <w:p>
@@ -1097,31 +1009,15 @@
         <w:rPr>
           <w:rFonts w:hint="eastAsia"/>
         </w:rPr>
-        <w:t xml:space="preserve">識別の進み具合 q</w:t>
-      </w:r>
-    </w:p>
-    <w:p>
-      <w:r>
-        <w:rPr>
-          <w:rFonts w:hint="eastAsia"/>
-        </w:rPr>
-        <w:t xml:space="preserve">観測される正答率には，まぐれ当たりによる下限と，押し間違いによって生じる上限の欠けが含まれるため，正答率をそのまま対応づけると，下限と上限の食い違いが時間変形の誤差となる．そこで，下限を γ，上限の欠けを λ として，観測正答率 P から次式によって 0 から 1 に正規化した量を定義する．</w:t>
-      </w:r>
-    </w:p>
-    <w:p>
-      <w:r>
-        <w:rPr>
-          <w:rFonts w:hint="eastAsia"/>
-        </w:rPr>
-        <w:t xml:space="preserve">q = ( P − γ ) / ( 1 − γ − λ )</w:t>
-      </w:r>
-    </w:p>
-    <w:p>
-      <w:r>
-        <w:rPr>
-          <w:rFonts w:hint="eastAsia"/>
-        </w:rPr>
-        <w:t xml:space="preserve">この量を識別の進み具合と呼び，対応づけと逆引きはすべて q の空間で行う．</w:t>
+        <w:t xml:space="preserve">生成の凍結</w:t>
+      </w:r>
+    </w:p>
+    <w:p>
+      <w:r>
+        <w:rPr>
+          <w:rFonts w:hint="eastAsia"/>
+        </w:rPr>
+        <w:t xml:space="preserve">時間変形は自由度が高く，結果を見ながら調整を繰り返せばいずれ目標に合わせられてしまう．そこで，軌跡の推定に用いたデータ，当てはめ，逆変換，丸めの規則，および全 8 文字の s_i(t) の数値列を，検証データの取得前にコミットとして固定し，論文にそのコミット番号を記載する．検証の結果を見てから生成をやり直すことはしない．逆引きの材料は基準アニメーション 300 ms の水準の曲線だけであるという取り決めも，凍結の対象に含める（4.5 節）．</w:t>
       </w:r>
     </w:p>
     <w:p>
@@ -1133,98 +1029,6 @@
         <w:rPr>
           <w:rFonts w:hint="eastAsia"/>
         </w:rPr>
-        <w:t xml:space="preserve">軌跡の推定</w:t>
-      </w:r>
-    </w:p>
-    <w:p>
-      <w:r>
-        <w:rPr>
-          <w:rFonts w:hint="eastAsia"/>
-        </w:rPr>
-        <w:t xml:space="preserve">生成に用いる q̂A_i と q̂V_i は，関数形をあらかじめ決めずに単調性の制約を課した回帰によって推定し，逆関数は推定した単調曲線から解析的に求める．</w:t>
-      </w:r>
-    </w:p>
-    <w:p>
-      <w:r>
-        <w:rPr>
-          <w:rFonts w:hint="eastAsia"/>
-        </w:rPr>
-        <w:t xml:space="preserve">関数形を仮定しない理由は，逆引きの退化を避けるためである．聴覚と視覚の双方をロジスティック関数に当てはめてから逆引きすると，得られる変換は数学的にほぼ開始時刻の平行移動と速度の定数倍に帰着し，提案手法が後述する一次変換の対照条件と区別できなくなる．そこで，ロジスティック関数への当てはめは分析の要約に限って用いることとし，要約に用いる関数は次式である．</w:t>
-      </w:r>
-    </w:p>
-    <w:p>
-      <w:r>
-        <w:rPr>
-          <w:rFonts w:hint="eastAsia"/>
-        </w:rPr>
-        <w:t xml:space="preserve">P(t) = γ + ( 1 − γ − λ ) · logistic( ( t − μ ) / σ )</w:t>
-      </w:r>
-    </w:p>
-    <w:p>
-      <w:r>
-        <w:rPr>
-          <w:rFonts w:hint="eastAsia"/>
-        </w:rPr>
-        <w:t xml:space="preserve">ここで μ は下限と上限の中間に達する時刻，σ は立ち上がりの急峻さ，λ は押し間違いの割合を表す [19]．μ は正答率 50% の時刻ではないため，正答率 50% の時刻が必要な場合は別に逆算する．</w:t>
-      </w:r>
-    </w:p>
-    <w:p>
-      <w:r>
-        <w:rPr>
-          <w:rFonts w:hint="eastAsia"/>
-        </w:rPr>
-        <w:t xml:space="preserve">生成では，測定した提示水準と水準のあいだの値を推定曲線から読み取るため，この読み取りの妥当性を，凍結の前に一つ抜き交差確認によって調べる．較正で測定した提示水準のうち 1 つを取り除き，残りだけで曲線を当てはめ，伏せた水準の正答率を予測させて実測と比べる手続きを，水準ごとに繰り返す．予測と実測の差は正答率のポイントで報告し，生成に用いた曲線の信頼性の目安として示す．</w:t>
-      </w:r>
-    </w:p>
-    <w:p>
-      <w:pPr>
-        <w:pStyle w:val="2"/>
-        <w:ind w:left="386" w:hanging="386"/>
-      </w:pPr>
-      <w:r>
-        <w:rPr>
-          <w:rFonts w:hint="eastAsia"/>
-        </w:rPr>
-        <w:t xml:space="preserve">値域の外に出る場合の扱い</w:t>
-      </w:r>
-    </w:p>
-    <w:p>
-      <w:r>
-        <w:rPr>
-          <w:rFonts w:hint="eastAsia"/>
-        </w:rPr>
-        <w:t xml:space="preserve">q̂A_i(t) が q̂V_i の値域の上限を超える時刻以降は s を 100% に，下限を下回る区間は s を 0% に丸める．丸めが発生した文字と時間の範囲は記録して結果とともに報告し，丸めが広範囲に及ぶ場合は，その文字について基準アニメーションの表現力が目標に届かなかったと解釈する．</w:t>
-      </w:r>
-    </w:p>
-    <w:p>
-      <w:pPr>
-        <w:pStyle w:val="2"/>
-        <w:ind w:left="386" w:hanging="386"/>
-      </w:pPr>
-      <w:r>
-        <w:rPr>
-          <w:rFonts w:hint="eastAsia"/>
-        </w:rPr>
-        <w:t xml:space="preserve">生成の凍結</w:t>
-      </w:r>
-    </w:p>
-    <w:p>
-      <w:r>
-        <w:rPr>
-          <w:rFonts w:hint="eastAsia"/>
-        </w:rPr>
-        <w:t xml:space="preserve">時間変形は自由度が高く，結果を見ながら調整を繰り返せばいずれ目標に合わせられてしまう．この批判に対応するため，軌跡の推定に用いたデータ，当てはめ，逆変換，丸めの規則，および全 8 文字の s_i(t) の数値列を，検証データの取得前にコミットとして固定し，論文にそのコミット番号を記載する．検証の結果を見てから生成をやり直すことはしない．凍結の対象には，視覚の較正で 2 つの速度を測定するうち，逆引きの材料として用いるのは基準アニメーション 300 ms の水準の曲線だけであるという取り決めも含める（4.7 節）．</w:t>
-      </w:r>
-    </w:p>
-    <w:p>
-      <w:pPr>
-        <w:pStyle w:val="2"/>
-        <w:ind w:left="386" w:hanging="386"/>
-      </w:pPr>
-      <w:r>
-        <w:rPr>
-          <w:rFonts w:hint="eastAsia"/>
-        </w:rPr>
         <w:t xml:space="preserve">表示方式の位置づけ</w:t>
       </w:r>
     </w:p>
@@ -1233,7 +1037,7 @@
         <w:rPr>
           <w:rFonts w:hint="eastAsia"/>
         </w:rPr>
-        <w:t xml:space="preserve">提案手法が表示に要求する条件は，単調に増加する 1 次元の進行度によって記述できることの 1 点である．本研究では，時間的に変化する文字表示の先行研究が用いてきた代表的な機構から，この条件を満たす 4 種類を実装例として選んだ（表 1）．</w:t>
+        <w:t xml:space="preserve">提案手法が表示に要求する条件は，単調に増加する 1 次元の進行度によって記述できることの 1 点である．先行研究が用いてきた代表的な機構から，この条件を満たす 4 種類を実装例として選んだ（表 1）．画素の表示順は文字ごとに固定した乱数順とし，ワイプの走査方向は全文字で共通とする．いずれの方式も，生成時には進行度を s_i(t) に置き換えるのみで，方式ごとの生成規則は用意しない．4 種類を用いる目的は優劣の決定ではなく，提案手法がフェードに固有の現象かどうかを判定することにある．</w:t>
       </w:r>
     </w:p>
     <w:p>
@@ -1256,9 +1060,9 @@
         <w:tblLook w:val="04A0" w:firstRow="1" w:lastRow="0" w:firstColumn="0" w:lastColumn="0" w:noHBand="0" w:noVBand="1"/>
       </w:tblPr>
       <w:tblGrid>
-        <w:gridCol w:w="628"/>
-        <w:gridCol w:w="1131"/>
-        <w:gridCol w:w="2641"/>
+        <w:gridCol w:w="709"/>
+        <w:gridCol w:w="1277"/>
+        <w:gridCol w:w="2414"/>
       </w:tblGrid>
       <w:tr>
         <w:trPr>
@@ -1266,7 +1070,7 @@
         </w:trPr>
         <w:tc>
           <w:tcPr>
-            <w:tcW w:w="628" w:type="dxa"/>
+            <w:tcW w:w="709" w:type="dxa"/>
             <w:vAlign w:val="center"/>
           </w:tcPr>
           <w:p>
@@ -1289,7 +1093,7 @@
         </w:tc>
         <w:tc>
           <w:tcPr>
-            <w:tcW w:w="1131" w:type="dxa"/>
+            <w:tcW w:w="1277" w:type="dxa"/>
             <w:vAlign w:val="center"/>
           </w:tcPr>
           <w:p>
@@ -1312,7 +1116,7 @@
         </w:tc>
         <w:tc>
           <w:tcPr>
-            <w:tcW w:w="2641" w:type="dxa"/>
+            <w:tcW w:w="2414" w:type="dxa"/>
             <w:vAlign w:val="center"/>
           </w:tcPr>
           <w:p>
@@ -1340,7 +1144,7 @@
         </w:trPr>
         <w:tc>
           <w:tcPr>
-            <w:tcW w:w="628" w:type="dxa"/>
+            <w:tcW w:w="709" w:type="dxa"/>
             <w:vAlign w:val="center"/>
           </w:tcPr>
           <w:p>
@@ -1362,7 +1166,7 @@
         </w:tc>
         <w:tc>
           <w:tcPr>
-            <w:tcW w:w="1131" w:type="dxa"/>
+            <w:tcW w:w="1277" w:type="dxa"/>
             <w:vAlign w:val="center"/>
           </w:tcPr>
           <w:p>
@@ -1384,7 +1188,7 @@
         </w:tc>
         <w:tc>
           <w:tcPr>
-            <w:tcW w:w="2641" w:type="dxa"/>
+            <w:tcW w:w="2414" w:type="dxa"/>
             <w:vAlign w:val="center"/>
           </w:tcPr>
           <w:p>
@@ -1400,7 +1204,7 @@
                 <w:rStyle w:val="af2"/>
                 <w:rFonts w:hint="eastAsia"/>
               </w:rPr>
-              <w:t xml:space="preserve">字形全体が最初からあり，信号の強さが上がる</w:t>
+              <w:t xml:space="preserve">字形全体があり，信号の強さが上がる</w:t>
             </w:r>
           </w:p>
         </w:tc>
@@ -1411,7 +1215,7 @@
         </w:trPr>
         <w:tc>
           <w:tcPr>
-            <w:tcW w:w="628" w:type="dxa"/>
+            <w:tcW w:w="709" w:type="dxa"/>
             <w:vAlign w:val="center"/>
           </w:tcPr>
           <w:p>
@@ -1433,7 +1237,7 @@
         </w:tc>
         <w:tc>
           <w:tcPr>
-            <w:tcW w:w="1131" w:type="dxa"/>
+            <w:tcW w:w="1277" w:type="dxa"/>
             <w:vAlign w:val="center"/>
           </w:tcPr>
           <w:p>
@@ -1455,7 +1259,7 @@
         </w:tc>
         <w:tc>
           <w:tcPr>
-            <w:tcW w:w="2641" w:type="dxa"/>
+            <w:tcW w:w="2414" w:type="dxa"/>
             <w:vAlign w:val="center"/>
           </w:tcPr>
           <w:p>
@@ -1482,7 +1286,7 @@
         </w:trPr>
         <w:tc>
           <w:tcPr>
-            <w:tcW w:w="628" w:type="dxa"/>
+            <w:tcW w:w="709" w:type="dxa"/>
             <w:vAlign w:val="center"/>
           </w:tcPr>
           <w:p>
@@ -1504,7 +1308,7 @@
         </w:tc>
         <w:tc>
           <w:tcPr>
-            <w:tcW w:w="1131" w:type="dxa"/>
+            <w:tcW w:w="1277" w:type="dxa"/>
             <w:vAlign w:val="center"/>
           </w:tcPr>
           <w:p>
@@ -1526,7 +1330,7 @@
         </w:tc>
         <w:tc>
           <w:tcPr>
-            <w:tcW w:w="2641" w:type="dxa"/>
+            <w:tcW w:w="2414" w:type="dxa"/>
             <w:vAlign w:val="center"/>
           </w:tcPr>
           <w:p>
@@ -1553,7 +1357,7 @@
         </w:trPr>
         <w:tc>
           <w:tcPr>
-            <w:tcW w:w="628" w:type="dxa"/>
+            <w:tcW w:w="709" w:type="dxa"/>
             <w:vAlign w:val="center"/>
           </w:tcPr>
           <w:p>
@@ -1575,7 +1379,7 @@
         </w:tc>
         <w:tc>
           <w:tcPr>
-            <w:tcW w:w="1131" w:type="dxa"/>
+            <w:tcW w:w="1277" w:type="dxa"/>
             <w:vAlign w:val="center"/>
           </w:tcPr>
           <w:p>
@@ -1597,7 +1401,7 @@
         </w:tc>
         <w:tc>
           <w:tcPr>
-            <w:tcW w:w="2641" w:type="dxa"/>
+            <w:tcW w:w="2414" w:type="dxa"/>
             <w:vAlign w:val="center"/>
           </w:tcPr>
           <w:p>
@@ -1620,14 +1424,6 @@
       </w:tr>
     </w:tbl>
     <w:p/>
-    <w:p>
-      <w:r>
-        <w:rPr>
-          <w:rFonts w:hint="eastAsia"/>
-        </w:rPr>
-        <w:t xml:space="preserve">画素の表示順は文字ごとに固定した乱数順とし，ワイプの走査方向は全文字で共通とする．いずれの方式も，生成時には基準アニメーションの進行度を s_i(t) に置き換えるのみであり，方式ごとに異なる生成規則を用意しない．4 種類を用いる目的は優劣の決定ではなく，提案手法がフェードに固有の現象であるかどうかを判定することにある．</w:t>
-      </w:r>
-    </w:p>
     <w:p/>
     <w:p>
       <w:pPr>
@@ -1649,636 +1445,31 @@
         <w:rPr>
           <w:rFonts w:hint="eastAsia"/>
         </w:rPr>
-        <w:t xml:space="preserve">4 つの実験協力者集団と生成工程</w:t>
-      </w:r>
-    </w:p>
-    <w:p>
-      <w:r>
-        <w:rPr>
-          <w:rFonts w:hint="eastAsia"/>
-        </w:rPr>
-        <w:t xml:space="preserve">実験は，測る，作る，別の人で確かめる，の順で進む．実験協力者が参加するのは較正の 2 集団と検証の 1 集団，および見え心地の 1 集団であり，生成は実験協力者を伴わない計算工程である（表 2）．</w:t>
-      </w:r>
-    </w:p>
-    <w:p>
-      <w:pPr>
-        <w:pStyle w:val="af6"/>
-      </w:pPr>
-      <w:r>
-        <w:rPr>
-          <w:rFonts w:hint="eastAsia"/>
-        </w:rPr>
-        <w:t xml:space="preserve">表 2．4 つの実験協力者集団と生成工程．</w:t>
-      </w:r>
-    </w:p>
-    <w:tbl>
-      <w:tblPr>
-        <w:tblStyle w:val="af7"/>
-        <w:tblW w:w="4400" w:type="dxa"/>
-        <w:jc w:val="center"/>
-        <w:tblLayout w:type="fixed"/>
-        <w:tblLook w:val="04A0" w:firstRow="1" w:lastRow="0" w:firstColumn="0" w:lastColumn="0" w:noHBand="0" w:noVBand="1"/>
-      </w:tblPr>
-      <w:tblGrid>
-        <w:gridCol w:w="500"/>
-        <w:gridCol w:w="500"/>
-        <w:gridCol w:w="2040"/>
-        <w:gridCol w:w="1360"/>
-      </w:tblGrid>
-      <w:tr>
-        <w:trPr>
-          <w:jc w:val="center"/>
-        </w:trPr>
-        <w:tc>
-          <w:tcPr>
-            <w:tcW w:w="500" w:type="dxa"/>
-            <w:vAlign w:val="center"/>
-          </w:tcPr>
-          <w:p>
-            <w:pPr>
-              <w:ind w:firstLineChars="0" w:firstLine="0"/>
-              <w:jc w:val="left"/>
-              <w:rPr>
-                <w:rStyle w:val="af2"/>
-              </w:rPr>
-            </w:pPr>
-            <w:r>
-              <w:rPr>
-                <w:rStyle w:val="af2"/>
-                <w:rFonts w:hint="eastAsia"/>
-                <w:b/>
-              </w:rPr>
-              <w:t xml:space="preserve">段階</w:t>
-            </w:r>
-          </w:p>
-        </w:tc>
-        <w:tc>
-          <w:tcPr>
-            <w:tcW w:w="500" w:type="dxa"/>
-            <w:vAlign w:val="center"/>
-          </w:tcPr>
-          <w:p>
-            <w:pPr>
-              <w:ind w:firstLineChars="0" w:firstLine="0"/>
-              <w:jc w:val="left"/>
-              <w:rPr>
-                <w:rStyle w:val="af2"/>
-              </w:rPr>
-            </w:pPr>
-            <w:r>
-              <w:rPr>
-                <w:rStyle w:val="af2"/>
-                <w:rFonts w:hint="eastAsia"/>
-                <w:b/>
-              </w:rPr>
-              <w:t xml:space="preserve">集団</w:t>
-            </w:r>
-          </w:p>
-        </w:tc>
-        <w:tc>
-          <w:tcPr>
-            <w:tcW w:w="2040" w:type="dxa"/>
-            <w:vAlign w:val="center"/>
-          </w:tcPr>
-          <w:p>
-            <w:pPr>
-              <w:ind w:firstLineChars="0" w:firstLine="0"/>
-              <w:jc w:val="left"/>
-              <w:rPr>
-                <w:rStyle w:val="af2"/>
-              </w:rPr>
-            </w:pPr>
-            <w:r>
-              <w:rPr>
-                <w:rStyle w:val="af2"/>
-                <w:rFonts w:hint="eastAsia"/>
-                <w:b/>
-              </w:rPr>
-              <w:t xml:space="preserve">課題</w:t>
-            </w:r>
-          </w:p>
-        </w:tc>
-        <w:tc>
-          <w:tcPr>
-            <w:tcW w:w="1360" w:type="dxa"/>
-            <w:vAlign w:val="center"/>
-          </w:tcPr>
-          <w:p>
-            <w:pPr>
-              <w:ind w:firstLineChars="0" w:firstLine="0"/>
-              <w:jc w:val="left"/>
-              <w:rPr>
-                <w:rStyle w:val="af2"/>
-              </w:rPr>
-            </w:pPr>
-            <w:r>
-              <w:rPr>
-                <w:rStyle w:val="af2"/>
-                <w:rFonts w:hint="eastAsia"/>
-                <w:b/>
-              </w:rPr>
-              <w:t xml:space="preserve">得るもの</w:t>
-            </w:r>
-          </w:p>
-        </w:tc>
-      </w:tr>
-      <w:tr>
-        <w:trPr>
-          <w:jc w:val="center"/>
-        </w:trPr>
-        <w:tc>
-          <w:tcPr>
-            <w:tcW w:w="500" w:type="dxa"/>
-            <w:vAlign w:val="center"/>
-          </w:tcPr>
-          <w:p>
-            <w:pPr>
-              <w:ind w:firstLineChars="0" w:firstLine="0"/>
-              <w:jc w:val="left"/>
-              <w:rPr>
-                <w:rStyle w:val="af2"/>
-              </w:rPr>
-            </w:pPr>
-            <w:r>
-              <w:rPr>
-                <w:rStyle w:val="af2"/>
-                <w:rFonts w:hint="eastAsia"/>
-              </w:rPr>
-              <w:t xml:space="preserve">較正（聴覚）</w:t>
-            </w:r>
-          </w:p>
-        </w:tc>
-        <w:tc>
-          <w:tcPr>
-            <w:tcW w:w="500" w:type="dxa"/>
-            <w:vAlign w:val="center"/>
-          </w:tcPr>
-          <w:p>
-            <w:pPr>
-              <w:ind w:firstLineChars="0" w:firstLine="0"/>
-              <w:jc w:val="left"/>
-              <w:rPr>
-                <w:rStyle w:val="af2"/>
-              </w:rPr>
-            </w:pPr>
-            <w:r>
-              <w:rPr>
-                <w:rStyle w:val="af2"/>
-                <w:rFonts w:hint="eastAsia"/>
-              </w:rPr>
-              <w:t xml:space="preserve">群 Acal</w:t>
-            </w:r>
-          </w:p>
-        </w:tc>
-        <w:tc>
-          <w:tcPr>
-            <w:tcW w:w="2040" w:type="dxa"/>
-            <w:vAlign w:val="center"/>
-          </w:tcPr>
-          <w:p>
-            <w:pPr>
-              <w:ind w:firstLineChars="0" w:firstLine="0"/>
-              <w:jc w:val="left"/>
-              <w:rPr>
-                <w:rStyle w:val="af2"/>
-              </w:rPr>
-            </w:pPr>
-            <w:r>
-              <w:rPr>
-                <w:rStyle w:val="af2"/>
-                <w:rFonts w:hint="eastAsia"/>
-              </w:rPr>
-              <w:t xml:space="preserve">音声を先頭から t ms で打ち切り，かな表から回答</w:t>
-            </w:r>
-          </w:p>
-        </w:tc>
-        <w:tc>
-          <w:tcPr>
-            <w:tcW w:w="1360" w:type="dxa"/>
-            <w:vAlign w:val="center"/>
-          </w:tcPr>
-          <w:p>
-            <w:pPr>
-              <w:ind w:firstLineChars="0" w:firstLine="0"/>
-              <w:jc w:val="left"/>
-              <w:rPr>
-                <w:rStyle w:val="af2"/>
-              </w:rPr>
-            </w:pPr>
-            <w:r>
-              <w:rPr>
-                <w:rStyle w:val="af2"/>
-                <w:rFonts w:hint="eastAsia"/>
-              </w:rPr>
-              <w:t xml:space="preserve">生成に用いる A_i(t)．検証の採点基準も兼ねる</w:t>
-            </w:r>
-          </w:p>
-        </w:tc>
-      </w:tr>
-      <w:tr>
-        <w:trPr>
-          <w:jc w:val="center"/>
-        </w:trPr>
-        <w:tc>
-          <w:tcPr>
-            <w:tcW w:w="500" w:type="dxa"/>
-            <w:vAlign w:val="center"/>
-          </w:tcPr>
-          <w:p>
-            <w:pPr>
-              <w:ind w:firstLineChars="0" w:firstLine="0"/>
-              <w:jc w:val="left"/>
-              <w:rPr>
-                <w:rStyle w:val="af2"/>
-              </w:rPr>
-            </w:pPr>
-            <w:r>
-              <w:rPr>
-                <w:rStyle w:val="af2"/>
-                <w:rFonts w:hint="eastAsia"/>
-              </w:rPr>
-              <w:t xml:space="preserve">較正（視覚）</w:t>
-            </w:r>
-          </w:p>
-        </w:tc>
-        <w:tc>
-          <w:tcPr>
-            <w:tcW w:w="500" w:type="dxa"/>
-            <w:vAlign w:val="center"/>
-          </w:tcPr>
-          <w:p>
-            <w:pPr>
-              <w:ind w:firstLineChars="0" w:firstLine="0"/>
-              <w:jc w:val="left"/>
-              <w:rPr>
-                <w:rStyle w:val="af2"/>
-              </w:rPr>
-            </w:pPr>
-            <w:r>
-              <w:rPr>
-                <w:rStyle w:val="af2"/>
-                <w:rFonts w:hint="eastAsia"/>
-              </w:rPr>
-              <w:t xml:space="preserve">群 A′</w:t>
-            </w:r>
-          </w:p>
-        </w:tc>
-        <w:tc>
-          <w:tcPr>
-            <w:tcW w:w="2040" w:type="dxa"/>
-            <w:vAlign w:val="center"/>
-          </w:tcPr>
-          <w:p>
-            <w:pPr>
-              <w:ind w:firstLineChars="0" w:firstLine="0"/>
-              <w:jc w:val="left"/>
-              <w:rPr>
-                <w:rStyle w:val="af2"/>
-              </w:rPr>
-            </w:pPr>
-            <w:r>
-              <w:rPr>
-                <w:rStyle w:val="af2"/>
-                <w:rFonts w:hint="eastAsia"/>
-              </w:rPr>
-              <w:t xml:space="preserve">基準アニメーションを進行度 s で打ち切り，4 方式について回答</w:t>
-            </w:r>
-          </w:p>
-        </w:tc>
-        <w:tc>
-          <w:tcPr>
-            <w:tcW w:w="1360" w:type="dxa"/>
-            <w:vAlign w:val="center"/>
-          </w:tcPr>
-          <w:p>
-            <w:pPr>
-              <w:ind w:firstLineChars="0" w:firstLine="0"/>
-              <w:jc w:val="left"/>
-              <w:rPr>
-                <w:rStyle w:val="af2"/>
-              </w:rPr>
-            </w:pPr>
-            <w:r>
-              <w:rPr>
-                <w:rStyle w:val="af2"/>
-                <w:rFonts w:hint="eastAsia"/>
-              </w:rPr>
-              <w:t xml:space="preserve">方式ごとの V_m,i(s)</w:t>
-            </w:r>
-          </w:p>
-        </w:tc>
-      </w:tr>
-      <w:tr>
-        <w:trPr>
-          <w:jc w:val="center"/>
-        </w:trPr>
-        <w:tc>
-          <w:tcPr>
-            <w:tcW w:w="500" w:type="dxa"/>
-            <w:vAlign w:val="center"/>
-          </w:tcPr>
-          <w:p>
-            <w:pPr>
-              <w:ind w:firstLineChars="0" w:firstLine="0"/>
-              <w:jc w:val="left"/>
-              <w:rPr>
-                <w:rStyle w:val="af2"/>
-              </w:rPr>
-            </w:pPr>
-            <w:r>
-              <w:rPr>
-                <w:rStyle w:val="af2"/>
-                <w:rFonts w:hint="eastAsia"/>
-              </w:rPr>
-              <w:t xml:space="preserve">生成</w:t>
-            </w:r>
-          </w:p>
-        </w:tc>
-        <w:tc>
-          <w:tcPr>
-            <w:tcW w:w="500" w:type="dxa"/>
-            <w:vAlign w:val="center"/>
-          </w:tcPr>
-          <w:p>
-            <w:pPr>
-              <w:ind w:firstLineChars="0" w:firstLine="0"/>
-              <w:jc w:val="left"/>
-              <w:rPr>
-                <w:rStyle w:val="af2"/>
-              </w:rPr>
-            </w:pPr>
-            <w:r>
-              <w:rPr>
-                <w:rStyle w:val="af2"/>
-                <w:rFonts w:hint="eastAsia"/>
-              </w:rPr>
-              <w:t xml:space="preserve">該当なし</w:t>
-            </w:r>
-          </w:p>
-        </w:tc>
-        <w:tc>
-          <w:tcPr>
-            <w:tcW w:w="2040" w:type="dxa"/>
-            <w:vAlign w:val="center"/>
-          </w:tcPr>
-          <w:p>
-            <w:pPr>
-              <w:ind w:firstLineChars="0" w:firstLine="0"/>
-              <w:jc w:val="left"/>
-              <w:rPr>
-                <w:rStyle w:val="af2"/>
-              </w:rPr>
-            </w:pPr>
-            <w:r>
-              <w:rPr>
-                <w:rStyle w:val="af2"/>
-                <w:rFonts w:hint="eastAsia"/>
-              </w:rPr>
-              <w:t xml:space="preserve">逆引きにより s_i(t) を一度きりで生成し凍結</w:t>
-            </w:r>
-          </w:p>
-        </w:tc>
-        <w:tc>
-          <w:tcPr>
-            <w:tcW w:w="1360" w:type="dxa"/>
-            <w:vAlign w:val="center"/>
-          </w:tcPr>
-          <w:p>
-            <w:pPr>
-              <w:ind w:firstLineChars="0" w:firstLine="0"/>
-              <w:jc w:val="left"/>
-              <w:rPr>
-                <w:rStyle w:val="af2"/>
-              </w:rPr>
-            </w:pPr>
-            <w:r>
-              <w:rPr>
-                <w:rStyle w:val="af2"/>
-                <w:rFonts w:hint="eastAsia"/>
-              </w:rPr>
-              <w:t xml:space="preserve">各文字の進行度列</w:t>
-            </w:r>
-          </w:p>
-        </w:tc>
-      </w:tr>
-      <w:tr>
-        <w:trPr>
-          <w:jc w:val="center"/>
-        </w:trPr>
-        <w:tc>
-          <w:tcPr>
-            <w:tcW w:w="500" w:type="dxa"/>
-            <w:vAlign w:val="center"/>
-          </w:tcPr>
-          <w:p>
-            <w:pPr>
-              <w:ind w:firstLineChars="0" w:firstLine="0"/>
-              <w:jc w:val="left"/>
-              <w:rPr>
-                <w:rStyle w:val="af2"/>
-              </w:rPr>
-            </w:pPr>
-            <w:r>
-              <w:rPr>
-                <w:rStyle w:val="af2"/>
-                <w:rFonts w:hint="eastAsia"/>
-              </w:rPr>
-              <w:t xml:space="preserve">検証（視覚）</w:t>
-            </w:r>
-          </w:p>
-        </w:tc>
-        <w:tc>
-          <w:tcPr>
-            <w:tcW w:w="500" w:type="dxa"/>
-            <w:vAlign w:val="center"/>
-          </w:tcPr>
-          <w:p>
-            <w:pPr>
-              <w:ind w:firstLineChars="0" w:firstLine="0"/>
-              <w:jc w:val="left"/>
-              <w:rPr>
-                <w:rStyle w:val="af2"/>
-              </w:rPr>
-            </w:pPr>
-            <w:r>
-              <w:rPr>
-                <w:rStyle w:val="af2"/>
-                <w:rFonts w:hint="eastAsia"/>
-              </w:rPr>
-              <w:t xml:space="preserve">群 B</w:t>
-            </w:r>
-          </w:p>
-        </w:tc>
-        <w:tc>
-          <w:tcPr>
-            <w:tcW w:w="2040" w:type="dxa"/>
-            <w:vAlign w:val="center"/>
-          </w:tcPr>
-          <w:p>
-            <w:pPr>
-              <w:ind w:firstLineChars="0" w:firstLine="0"/>
-              <w:jc w:val="left"/>
-              <w:rPr>
-                <w:rStyle w:val="af2"/>
-              </w:rPr>
-            </w:pPr>
-            <w:r>
-              <w:rPr>
-                <w:rStyle w:val="af2"/>
-                <w:rFonts w:hint="eastAsia"/>
-              </w:rPr>
-              <w:t xml:space="preserve">8 条件のアニメーション課題</w:t>
-            </w:r>
-          </w:p>
-        </w:tc>
-        <w:tc>
-          <w:tcPr>
-            <w:tcW w:w="1360" w:type="dxa"/>
-            <w:vAlign w:val="center"/>
-          </w:tcPr>
-          <w:p>
-            <w:pPr>
-              <w:ind w:firstLineChars="0" w:firstLine="0"/>
-              <w:jc w:val="left"/>
-              <w:rPr>
-                <w:rStyle w:val="af2"/>
-              </w:rPr>
-            </w:pPr>
-            <w:r>
-              <w:rPr>
-                <w:rStyle w:val="af2"/>
-                <w:rFonts w:hint="eastAsia"/>
-              </w:rPr>
-              <w:t xml:space="preserve">条件ごとの軌跡</w:t>
-            </w:r>
-          </w:p>
-        </w:tc>
-      </w:tr>
-      <w:tr>
-        <w:trPr>
-          <w:jc w:val="center"/>
-        </w:trPr>
-        <w:tc>
-          <w:tcPr>
-            <w:tcW w:w="500" w:type="dxa"/>
-            <w:vAlign w:val="center"/>
-          </w:tcPr>
-          <w:p>
-            <w:pPr>
-              <w:ind w:firstLineChars="0" w:firstLine="0"/>
-              <w:jc w:val="left"/>
-              <w:rPr>
-                <w:rStyle w:val="af2"/>
-              </w:rPr>
-            </w:pPr>
-            <w:r>
-              <w:rPr>
-                <w:rStyle w:val="af2"/>
-                <w:rFonts w:hint="eastAsia"/>
-              </w:rPr>
-              <w:t xml:space="preserve">見え心地</w:t>
-            </w:r>
-          </w:p>
-        </w:tc>
-        <w:tc>
-          <w:tcPr>
-            <w:tcW w:w="500" w:type="dxa"/>
-            <w:vAlign w:val="center"/>
-          </w:tcPr>
-          <w:p>
-            <w:pPr>
-              <w:ind w:firstLineChars="0" w:firstLine="0"/>
-              <w:jc w:val="left"/>
-              <w:rPr>
-                <w:rStyle w:val="af2"/>
-              </w:rPr>
-            </w:pPr>
-            <w:r>
-              <w:rPr>
-                <w:rStyle w:val="af2"/>
-                <w:rFonts w:hint="eastAsia"/>
-              </w:rPr>
-              <w:t xml:space="preserve">群 C</w:t>
-            </w:r>
-          </w:p>
-        </w:tc>
-        <w:tc>
-          <w:tcPr>
-            <w:tcW w:w="2040" w:type="dxa"/>
-            <w:vAlign w:val="center"/>
-          </w:tcPr>
-          <w:p>
-            <w:pPr>
-              <w:ind w:firstLineChars="0" w:firstLine="0"/>
-              <w:jc w:val="left"/>
-              <w:rPr>
-                <w:rStyle w:val="af2"/>
-              </w:rPr>
-            </w:pPr>
-            <w:r>
-              <w:rPr>
-                <w:rStyle w:val="af2"/>
-                <w:rFonts w:hint="eastAsia"/>
-              </w:rPr>
-              <w:t xml:space="preserve">打ち切らない繰り返し提示を見て評定（識別課題は行わない）</w:t>
-            </w:r>
-          </w:p>
-        </w:tc>
-        <w:tc>
-          <w:tcPr>
-            <w:tcW w:w="1360" w:type="dxa"/>
-            <w:vAlign w:val="center"/>
-          </w:tcPr>
-          <w:p>
-            <w:pPr>
-              <w:ind w:firstLineChars="0" w:firstLine="0"/>
-              <w:jc w:val="left"/>
-              <w:rPr>
-                <w:rStyle w:val="af2"/>
-              </w:rPr>
-            </w:pPr>
-            <w:r>
-              <w:rPr>
-                <w:rStyle w:val="af2"/>
-                <w:rFonts w:hint="eastAsia"/>
-              </w:rPr>
-              <w:t xml:space="preserve">方式ごと，提示のしかたごとの見え心地</w:t>
-            </w:r>
-          </w:p>
-        </w:tc>
-      </w:tr>
-    </w:tbl>
-    <w:p/>
-    <w:p>
-      <w:r>
-        <w:rPr>
-          <w:rFonts w:hint="eastAsia"/>
-        </w:rPr>
-        <w:t xml:space="preserve">検証の比較は群 B と群 Acal の間で行う．群 Acal と同一の音声課題をもう一つの独立な集団に行わせ，その軌跡を採点基準として群 Acal とは別に置く設計（群 Atest）を検討したが，外部の専門家 2 名に相談したうえで採らないことにした．理由は 3 つある．第一に，群 B は生成の工程に一切関与していない独立な集団であり，群 Acal の軌跡と群 B の軌跡を比べること自体が，生成に関与していない集団による検証として成立し，較正した標本に合わせ込んだだけであるという疑いには当たらない．第二に，較正と採点基準をそれぞれ少人数の集団に分けると，集団間の標本誤差そのものが大きくなり，群 B の軌跡が目標と一致しなかったときに，それが手法の限界によるものか標本のずれによるものかをかえって切り分けにくくする．第三に，群 Acal を前半と後半に分けて一方を目標，他方を採点基準とする案も検討したが，人数を半分にすると目標曲線自体が不安定になり，その曲線を逆引きに通すことで誤差が増幅する．浮いた予算と日数は群 Acal の人数増強に充て，目標曲線の精度を上げることを選んだ．</w:t>
-      </w:r>
-    </w:p>
-    <w:p>
-      <w:r>
-        <w:rPr>
-          <w:rFonts w:hint="eastAsia"/>
-        </w:rPr>
-        <w:t xml:space="preserve">この変更にともない，本稿が主張する範囲を明記する．群 Acal の軌跡は，母集団における音声識別率の真値ではなく，生成手続きに与えた目標プロファイルである．本研究が検証するのは，この目標軌跡を視覚提示によって再現する変換手法の妥当性であり，較正に参加していない未知の音声協力者集団への一般化は主張しない．一般化は今後の課題とする．群 Atest を置けば得られたはずの，群 Acal の標本の偏りそのものを外部から診断する手段は失われるため，代わりに群 Acal の標本を参加者単位でブートストラップし，曲線の当てはめをやり直すことで目標曲線自体の不確実性を評価する．心理測定関数の不確実性評価にパラメトリック・ブートストラップを用いることは，Wichmann と Hill [19] にならう．</w:t>
-      </w:r>
-    </w:p>
-    <w:p>
-      <w:r>
-        <w:rPr>
-          <w:rFonts w:hint="eastAsia"/>
-        </w:rPr>
-        <w:t xml:space="preserve">較正の聴覚と視覚を別集団とするのは，同じ実験協力者が両方を行うと，先の課題で出題される文字や刺激の癖を学習し，後の課題の軌跡が影響を受けるためである．軌跡は集団単位で扱うため，同一人物で対応を取る利点は小さい．</w:t>
-      </w:r>
-    </w:p>
-    <w:p>
-      <w:r>
-        <w:rPr>
-          <w:rFonts w:hint="eastAsia"/>
-        </w:rPr>
-        <w:t xml:space="preserve">4 集団はすべて独立であり，同じ実験協力者は一度しか参加しないが，別々の掲載どうしで排他参加を強制する手段はない．そこで，較正フェーズは群 Acal と群 A′ をまとめて 1 つの掲載とし，サーバ側の名簿から両群へ振り分ける．検証フェーズは群 B のみの 1 掲載とする．群 C は課題の内容が異なるため統合できず，検証フェーズと同時期に走る 2 本目の掲載とする．同時期の 2 本の掲載のあいだの重複は，実験協力者の ID をサーバ記録と照合し，どちらの向きにも断ることで防ぐ．フェーズをまたぐ重複参加も同じ照合によって受付時に断る．</w:t>
+        <w:t xml:space="preserve">実験協力者集団と検証の条件</w:t>
+      </w:r>
+    </w:p>
+    <w:p>
+      <w:r>
+        <w:rPr>
+          <w:rFonts w:hint="eastAsia"/>
+        </w:rPr>
+        <w:t xml:space="preserve">実験協力者が参加するのは，較正の 2 集団（聴覚の群 Acal，視覚の群 A′），検証の 1 集団（群 B），見え心地の 1 集団（群 C）であり，生成は実験協力者を伴わない計算工程である．群 Acal と群 A′ はそれぞれ打ち切った音声とアニメーションにかな表で回答し，A_i(t) と方式ごとの V_m,i(s) を与える．群 B は生成した 8 条件のアニメーション課題を行い，群 C は打ち切らない繰り返し提示を見て評定する．</w:t>
+      </w:r>
+    </w:p>
+    <w:p>
+      <w:r>
+        <w:rPr>
+          <w:rFonts w:hint="eastAsia"/>
+        </w:rPr>
+        <w:t xml:space="preserve">検証の比較は群 B と群 Acal の間で行う．採点基準をさらに別の音声集団で取ると集団間の標本誤差が大きくなるため，この設計は採らない．群 Acal の軌跡は音声識別率の真値ではなく，生成手続きに与えた目標プロファイルであり，未知の音声協力者集団への一般化は主張しない．目標曲線の不確実性は，群 Acal の標本を参加者単位でブートストラップして当てはめをやり直すことで評価する [19]．4 集団はすべて独立であり，重複参加は ID をサーバ記録と照合して断る．</w:t>
+      </w:r>
+    </w:p>
+    <w:p>
+      <w:r>
+        <w:rPr>
+          <w:rFonts w:hint="eastAsia"/>
+        </w:rPr>
+        <w:t xml:space="preserve">正式な検証はフェードと部分表示の 2 方式について行い，それぞれに 3 条件を用意する．対照 1 はその方式の等速の進行，対照 2 は開始時刻と速度のみを合わせた進行 s = at + b，提案は軌跡の形まで再現する非線形な時間変形である．対照 2 の係数は，較正データだけから作れる最良の一次変換となるよう，距離 E が最小になる値に決める．残るぼかし解除とワイプについては提案手法の表示のみを作って混ぜるため，合計 8 条件となる．この 2 方式は対照を持たないため，目標にどの程度近づくかを傾向として報告する．</w:t>
       </w:r>
     </w:p>
     <w:p>
@@ -2290,352 +1481,31 @@
         <w:rPr>
           <w:rFonts w:hint="eastAsia"/>
         </w:rPr>
-        <w:t xml:space="preserve">群 B の 8 条件</w:t>
-      </w:r>
-    </w:p>
-    <w:p>
-      <w:r>
-        <w:rPr>
-          <w:rFonts w:hint="eastAsia"/>
-        </w:rPr>
-        <w:t xml:space="preserve">正式な検証はフェードと部分表示の 2 方式について行い，それぞれに同じ 3 条件を用意する（表 3）．</w:t>
-      </w:r>
-    </w:p>
-    <w:p>
-      <w:pPr>
-        <w:pStyle w:val="af6"/>
-      </w:pPr>
-      <w:r>
-        <w:rPr>
-          <w:rFonts w:hint="eastAsia"/>
-        </w:rPr>
-        <w:t xml:space="preserve">表 3．群 B の正式な検証における 3 条件．2 方式それぞれに用意する．</w:t>
-      </w:r>
-    </w:p>
-    <w:tbl>
-      <w:tblPr>
-        <w:tblStyle w:val="af7"/>
-        <w:tblW w:w="4400" w:type="dxa"/>
-        <w:jc w:val="center"/>
-        <w:tblLayout w:type="fixed"/>
-        <w:tblLook w:val="04A0" w:firstRow="1" w:lastRow="0" w:firstColumn="0" w:lastColumn="0" w:noHBand="0" w:noVBand="1"/>
-      </w:tblPr>
-      <w:tblGrid>
-        <w:gridCol w:w="500"/>
-        <w:gridCol w:w="2490"/>
-        <w:gridCol w:w="1410"/>
-      </w:tblGrid>
-      <w:tr>
-        <w:trPr>
-          <w:jc w:val="center"/>
-        </w:trPr>
-        <w:tc>
-          <w:tcPr>
-            <w:tcW w:w="500" w:type="dxa"/>
-            <w:vAlign w:val="center"/>
-          </w:tcPr>
-          <w:p>
-            <w:pPr>
-              <w:ind w:firstLineChars="0" w:firstLine="0"/>
-              <w:jc w:val="left"/>
-              <w:rPr>
-                <w:rStyle w:val="af2"/>
-              </w:rPr>
-            </w:pPr>
-            <w:r>
-              <w:rPr>
-                <w:rStyle w:val="af2"/>
-                <w:rFonts w:hint="eastAsia"/>
-                <w:b/>
-              </w:rPr>
-              <w:t xml:space="preserve">条件</w:t>
-            </w:r>
-          </w:p>
-        </w:tc>
-        <w:tc>
-          <w:tcPr>
-            <w:tcW w:w="2490" w:type="dxa"/>
-            <w:vAlign w:val="center"/>
-          </w:tcPr>
-          <w:p>
-            <w:pPr>
-              <w:ind w:firstLineChars="0" w:firstLine="0"/>
-              <w:jc w:val="left"/>
-              <w:rPr>
-                <w:rStyle w:val="af2"/>
-              </w:rPr>
-            </w:pPr>
-            <w:r>
-              <w:rPr>
-                <w:rStyle w:val="af2"/>
-                <w:rFonts w:hint="eastAsia"/>
-                <w:b/>
-              </w:rPr>
-              <w:t xml:space="preserve">内容</w:t>
-            </w:r>
-          </w:p>
-        </w:tc>
-        <w:tc>
-          <w:tcPr>
-            <w:tcW w:w="1410" w:type="dxa"/>
-            <w:vAlign w:val="center"/>
-          </w:tcPr>
-          <w:p>
-            <w:pPr>
-              <w:ind w:firstLineChars="0" w:firstLine="0"/>
-              <w:jc w:val="left"/>
-              <w:rPr>
-                <w:rStyle w:val="af2"/>
-              </w:rPr>
-            </w:pPr>
-            <w:r>
-              <w:rPr>
-                <w:rStyle w:val="af2"/>
-                <w:rFonts w:hint="eastAsia"/>
-                <w:b/>
-              </w:rPr>
-              <w:t xml:space="preserve">何に答えるか</w:t>
-            </w:r>
-          </w:p>
-        </w:tc>
-      </w:tr>
-      <w:tr>
-        <w:trPr>
-          <w:jc w:val="center"/>
-        </w:trPr>
-        <w:tc>
-          <w:tcPr>
-            <w:tcW w:w="500" w:type="dxa"/>
-            <w:vAlign w:val="center"/>
-          </w:tcPr>
-          <w:p>
-            <w:pPr>
-              <w:ind w:firstLineChars="0" w:firstLine="0"/>
-              <w:jc w:val="left"/>
-              <w:rPr>
-                <w:rStyle w:val="af2"/>
-              </w:rPr>
-            </w:pPr>
-            <w:r>
-              <w:rPr>
-                <w:rStyle w:val="af2"/>
-                <w:rFonts w:hint="eastAsia"/>
-              </w:rPr>
-              <w:t xml:space="preserve">対照 1</w:t>
-            </w:r>
-          </w:p>
-        </w:tc>
-        <w:tc>
-          <w:tcPr>
-            <w:tcW w:w="2490" w:type="dxa"/>
-            <w:vAlign w:val="center"/>
-          </w:tcPr>
-          <w:p>
-            <w:pPr>
-              <w:ind w:firstLineChars="0" w:firstLine="0"/>
-              <w:jc w:val="left"/>
-              <w:rPr>
-                <w:rStyle w:val="af2"/>
-              </w:rPr>
-            </w:pPr>
-            <w:r>
-              <w:rPr>
-                <w:rStyle w:val="af2"/>
-                <w:rFonts w:hint="eastAsia"/>
-              </w:rPr>
-              <w:t xml:space="preserve">その方式の等速の進行</w:t>
-            </w:r>
-          </w:p>
-        </w:tc>
-        <w:tc>
-          <w:tcPr>
-            <w:tcW w:w="1410" w:type="dxa"/>
-            <w:vAlign w:val="center"/>
-          </w:tcPr>
-          <w:p>
-            <w:pPr>
-              <w:ind w:firstLineChars="0" w:firstLine="0"/>
-              <w:jc w:val="left"/>
-              <w:rPr>
-                <w:rStyle w:val="af2"/>
-              </w:rPr>
-            </w:pPr>
-            <w:r>
-              <w:rPr>
-                <w:rStyle w:val="af2"/>
-                <w:rFonts w:hint="eastAsia"/>
-              </w:rPr>
-              <w:t xml:space="preserve">何も工夫しない場合の基準</w:t>
-            </w:r>
-          </w:p>
-        </w:tc>
-      </w:tr>
-      <w:tr>
-        <w:trPr>
-          <w:jc w:val="center"/>
-        </w:trPr>
-        <w:tc>
-          <w:tcPr>
-            <w:tcW w:w="500" w:type="dxa"/>
-            <w:vAlign w:val="center"/>
-          </w:tcPr>
-          <w:p>
-            <w:pPr>
-              <w:ind w:firstLineChars="0" w:firstLine="0"/>
-              <w:jc w:val="left"/>
-              <w:rPr>
-                <w:rStyle w:val="af2"/>
-              </w:rPr>
-            </w:pPr>
-            <w:r>
-              <w:rPr>
-                <w:rStyle w:val="af2"/>
-                <w:rFonts w:hint="eastAsia"/>
-              </w:rPr>
-              <w:t xml:space="preserve">対照 2</w:t>
-            </w:r>
-          </w:p>
-        </w:tc>
-        <w:tc>
-          <w:tcPr>
-            <w:tcW w:w="2490" w:type="dxa"/>
-            <w:vAlign w:val="center"/>
-          </w:tcPr>
-          <w:p>
-            <w:pPr>
-              <w:ind w:firstLineChars="0" w:firstLine="0"/>
-              <w:jc w:val="left"/>
-              <w:rPr>
-                <w:rStyle w:val="af2"/>
-              </w:rPr>
-            </w:pPr>
-            <w:r>
-              <w:rPr>
-                <w:rStyle w:val="af2"/>
-                <w:rFonts w:hint="eastAsia"/>
-              </w:rPr>
-              <w:t xml:space="preserve">開始時刻と速度のみを最適に合わせた進行 s = at + b</w:t>
-            </w:r>
-          </w:p>
-        </w:tc>
-        <w:tc>
-          <w:tcPr>
-            <w:tcW w:w="1410" w:type="dxa"/>
-            <w:vAlign w:val="center"/>
-          </w:tcPr>
-          <w:p>
-            <w:pPr>
-              <w:ind w:firstLineChars="0" w:firstLine="0"/>
-              <w:jc w:val="left"/>
-              <w:rPr>
-                <w:rStyle w:val="af2"/>
-              </w:rPr>
-            </w:pPr>
-            <w:r>
-              <w:rPr>
-                <w:rStyle w:val="af2"/>
-                <w:rFonts w:hint="eastAsia"/>
-              </w:rPr>
-              <w:t xml:space="preserve">速度を合わせるだけで十分かという問い</w:t>
-            </w:r>
-          </w:p>
-        </w:tc>
-      </w:tr>
-      <w:tr>
-        <w:trPr>
-          <w:jc w:val="center"/>
-        </w:trPr>
-        <w:tc>
-          <w:tcPr>
-            <w:tcW w:w="500" w:type="dxa"/>
-            <w:vAlign w:val="center"/>
-          </w:tcPr>
-          <w:p>
-            <w:pPr>
-              <w:ind w:firstLineChars="0" w:firstLine="0"/>
-              <w:jc w:val="left"/>
-              <w:rPr>
-                <w:rStyle w:val="af2"/>
-              </w:rPr>
-            </w:pPr>
-            <w:r>
-              <w:rPr>
-                <w:rStyle w:val="af2"/>
-                <w:rFonts w:hint="eastAsia"/>
-              </w:rPr>
-              <w:t xml:space="preserve">提案</w:t>
-            </w:r>
-          </w:p>
-        </w:tc>
-        <w:tc>
-          <w:tcPr>
-            <w:tcW w:w="2490" w:type="dxa"/>
-            <w:vAlign w:val="center"/>
-          </w:tcPr>
-          <w:p>
-            <w:pPr>
-              <w:ind w:firstLineChars="0" w:firstLine="0"/>
-              <w:jc w:val="left"/>
-              <w:rPr>
-                <w:rStyle w:val="af2"/>
-              </w:rPr>
-            </w:pPr>
-            <w:r>
-              <w:rPr>
-                <w:rStyle w:val="af2"/>
-                <w:rFonts w:hint="eastAsia"/>
-              </w:rPr>
-              <w:t xml:space="preserve">軌跡の形まで再現する非線形な時間変形</w:t>
-            </w:r>
-          </w:p>
-        </w:tc>
-        <w:tc>
-          <w:tcPr>
-            <w:tcW w:w="1410" w:type="dxa"/>
-            <w:vAlign w:val="center"/>
-          </w:tcPr>
-          <w:p>
-            <w:pPr>
-              <w:ind w:firstLineChars="0" w:firstLine="0"/>
-              <w:jc w:val="left"/>
-              <w:rPr>
-                <w:rStyle w:val="af2"/>
-              </w:rPr>
-            </w:pPr>
-            <w:r>
-              <w:rPr>
-                <w:rStyle w:val="af2"/>
-                <w:rFonts w:hint="eastAsia"/>
-              </w:rPr>
-              <w:t xml:space="preserve">分かっていく形まで再現する必要があるか</w:t>
-            </w:r>
-          </w:p>
-        </w:tc>
-      </w:tr>
-    </w:tbl>
-    <w:p/>
-    <w:p>
-      <w:r>
-        <w:rPr>
-          <w:rFonts w:hint="eastAsia"/>
-        </w:rPr>
-        <w:t xml:space="preserve">対照 2 の係数 a と b は，較正データのみから，後述する距離 E が最小になるように決める．中点のみを合わせた対照では，傾きも合わせれば十分ではないかという反論が残るため，較正データだけから作れる最良の一次変換を対照とする．</w:t>
-      </w:r>
-    </w:p>
-    <w:p>
-      <w:r>
-        <w:rPr>
-          <w:rFonts w:hint="eastAsia"/>
-        </w:rPr>
-        <w:t xml:space="preserve">残るぼかし解除とワイプの 2 方式については，提案手法の表示のみを作って群 B に混ぜるため，合計で 8 条件となる．この 2 方式は対照を持たないため，転写が成立したという言い方はせず，同じ較正手続きで生成できるか，目標にどの程度近づくかを傾向として報告する．</w:t>
-      </w:r>
-    </w:p>
-    <w:p>
-      <w:r>
-        <w:rPr>
-          <w:rFonts w:hint="eastAsia"/>
-        </w:rPr>
-        <w:t xml:space="preserve">比較はすべて方式の内部で行い，方式どうしの優劣は主要な仮説に立てない．</w:t>
+        <w:t xml:space="preserve">対象文字と音声刺激</w:t>
+      </w:r>
+    </w:p>
+    <w:p>
+      <w:r>
+        <w:rPr>
+          <w:rFonts w:hint="eastAsia"/>
+        </w:rPr>
+        <w:t xml:space="preserve">対象は 8 文字とし，出現頻度にもとづく選定 [11] ではなく，音声学的なカテゴリーによる層化選定を用いる [16]．時間構造の異なる音で転写が成立するかを問う本研究の目的に適合するためである．選んだ 8 文字は あ，か，が，ぱ，し，つ，ま，ら であり，母音，無声破裂音，有声破裂音，両唇の無声破裂音，摩擦音，破擦音，鼻音，はじき音を 1 つずつ含む．選定バイアスを避けるため，8 文字の固定，刺激の合成，品質確認，実験の順序を守り，合成音声や軌跡を見てから文字を差し替えない．</w:t>
+      </w:r>
+    </w:p>
+    <w:p>
+      <w:r>
+        <w:rPr>
+          <w:rFonts w:hint="eastAsia"/>
+        </w:rPr>
+        <w:t xml:space="preserve">音声刺激は音声合成によって作成する．かな 1 字だけを合成すると「短い 1 文」として扱われ，実測では全長が 1 秒前後まで伸びてピッチが最大 174 Hz 動く．そこで，対象音に全字共通の後続モーラを付けた 2 モーラの無意味語として合成し，第 1 モーラだけを切り出すキャリアフレーズ法を用いる [13][9]．合成には COEIROINK v2，話者「あみたろ」を用い，全 68 かなを「対象字＋さ」で合成する．後続モーラは 4 通りを比較し，境界の機械検出が 68 字すべてで成功した さ に決めた．第 1 モーラの長さは 77 から 164 ms（中央 104 ms）であり，音量は A 特性で重みづけした実効値をそろえる．品質確認は全 68 字を人が聞いて行い，不具合のあった 3 字（び，り，ろ）だけ合成条件を変えて作り直した．3 字は本命 8 文字に含まれない．</w:t>
+      </w:r>
+    </w:p>
+    <w:p>
+      <w:r>
+        <w:rPr>
+          <w:rFonts w:hint="eastAsia"/>
+        </w:rPr>
+        <w:t xml:space="preserve">実験上の時刻 0 は音の実体が始まる点とし，自動検出したうえで全数を目視確認する．打ち切りは，打ち切り時刻 t で終わる 5 ms のフェードアウトによって行う．刺激は一度だけ提示し，聞き直しと見直しは設けない．回答は五十音表と同じ並びのかな表から選ぶ形式とし，聴覚は 68 字，視覚は 72 字の表を用いる．まぐれ当たりの率は選択肢の数からは固定せず，値を変えても結論が変わらないことを確認する．実験協力者はクラウドソーシングで募集し，日本語母語話者，18 歳以上，各集団 1 人 1 回を条件とする．</w:t>
       </w:r>
     </w:p>
     <w:p>
@@ -2647,31 +1517,23 @@
         <w:rPr>
           <w:rFonts w:hint="eastAsia"/>
         </w:rPr>
-        <w:t xml:space="preserve">対象文字の選定</w:t>
-      </w:r>
-    </w:p>
-    <w:p>
-      <w:r>
-        <w:rPr>
-          <w:rFonts w:hint="eastAsia"/>
-        </w:rPr>
-        <w:t xml:space="preserve">対象は 8 文字とし，音声学的なカテゴリーによる層化選定を用いる．少数の音節で音韻的な範囲を代表させる方式には先例がある．日本語音節知覚の先行研究はカテゴリー横断で音節を選定しており，単音節検査は子音カテゴリーの均等性を基準に音節を縮約している [16]．出現頻度にもとづく選定 [11] は，日常会話における平均的な明瞭度を推定する目的に適合する．時間構造の異なる音で転写が成立するかを問う本研究の目的には，層化が適合する．</w:t>
-      </w:r>
-    </w:p>
-    <w:p>
-      <w:r>
-        <w:rPr>
-          <w:rFonts w:hint="eastAsia"/>
-        </w:rPr>
-        <w:t xml:space="preserve">選んだ 8 文字は，あ，か，が，ぱ，し，つ，ま，ら である．母音，無声破裂音，有声破裂音，両唇の無声破裂音，摩擦音，破擦音，鼻音，はじき音を 1 つずつ含む．か と が は清濁の対をなし，か と ぱ は調音位置の差をなす．</w:t>
-      </w:r>
-    </w:p>
-    <w:p>
-      <w:r>
-        <w:rPr>
-          <w:rFonts w:hint="eastAsia"/>
-        </w:rPr>
-        <w:t xml:space="preserve">選定バイアスを避けるため，原則の固定，8 文字の固定，刺激の合成，品質確認，実験の順序を守る．合成音声や軌跡を見てから文字を差し替えることはしない．刺激に不備が見つかった文字は別の文字に替えず，合成をやり直す．この規則は実際に働いた．全 68 かなの合成音声を人が聞いて確認したところ，び，り，ろ の 3 字で正しく聞き取れない不具合が見つかったが，3 字はいずれも次節で述べる偽のターゲットの候補であり本命 8 文字には含まれないため，8 文字はそのまま維持し，該当する 3 字だけ合成条件を変えて作り直した（4.4 節）．視覚面については二次的な確認のみを行い，8 文字が極端に似た字形や単純な字形に偏っていないことを確かめた．字形を構成する画素数は 4458 から 10045 の範囲に散り，字形の重複もなかった．</w:t>
+        <w:t xml:space="preserve">提示時点の配置</w:t>
+      </w:r>
+    </w:p>
+    <w:p>
+      <w:r>
+        <w:rPr>
+          <w:rFonts w:hint="eastAsia"/>
+        </w:rPr>
+        <w:t xml:space="preserve">提示の刻みは文字ごとに 7 時点とし，打ち切らない全長の条件を 1 点加えて 8 点とする．聴覚は音の実体の開始点からの実時間 ms，視覚は進行度 % で打ち切る．時点は全文字で共通に置かず，識別に必要な区間の長さが子音の種類によって異なるという知見 [3] にもとづいて音の種類ごとに配置する．暫定の配置は，母音・破裂音・鼻音（あ・か・が・ぱ・ま）が 10, 20, 30, 40, 55, 70, 100 ms，破擦音（つ）とはじき音（ら）が 20, 40, 60, 80, 110, 150, 200 ms，無声摩擦音（し）が 30, 60, 90, 120, 150, 190, 240 ms であり，これに全長を加える．時点は絶対時間で置き，全長に対する割合では置かない．文字をまたぐ軌跡の比較も逆引きも絶対時間の軸の上で行うためである．視覚の時点も聴覚と同じ配置にそろえる．</w:t>
+      </w:r>
+    </w:p>
+    <w:p>
+      <w:r>
+        <w:rPr>
+          <w:rFonts w:hint="eastAsia"/>
+        </w:rPr>
+        <w:t xml:space="preserve">1 人の実験協力者が担当する測定点は 8 点のうち 3 点に絞る不完全ブロック計画とし，曲線は集団全体で 8 点すべてを埋めて描く．出題には対象 8 文字と同じ回数だけ現れる偽のターゲットを混ぜる．視覚較正の進行度水準は，4 方式それぞれに独立な 8 水準を配置する．同じ進行度でも方式によって識別の難しさが大きく異なり，共通の水準では大半が下限か上限に張り付いて曲線が描けないことを実測で確かめたためである．</w:t>
       </w:r>
     </w:p>
     <w:p>
@@ -2683,71 +1545,15 @@
         <w:rPr>
           <w:rFonts w:hint="eastAsia"/>
         </w:rPr>
-        <w:t xml:space="preserve">音声刺激</w:t>
-      </w:r>
-    </w:p>
-    <w:p>
-      <w:r>
-        <w:rPr>
-          <w:rFonts w:hint="eastAsia"/>
-        </w:rPr>
-        <w:t xml:space="preserve">音声刺激は音声合成によって作成し，対象のかな 1 字だけを単独で合成する構成は採らない．合成モデルはかな 1 字だけを読ませると「短い 1 文」として扱い，文末の伸びと抑揚を付ける．実測では，対象字を単独で合成すると全長が 1 秒前後まで伸び，ピッチが最大 174 Hz 動いた．そこで，対象音に全字共通の後続モーラを付けた 2 モーラの無意味語として合成し，第 1 モーラだけを切り出すキャリアフレーズ法を用いる．第 1 モーラだけを変え，第 2 モーラを固定した音節系列を用いる設計は，Sadakata と McQueen [13]，Liu と Lin [9] にならう．</w:t>
-      </w:r>
-    </w:p>
-    <w:p>
-      <w:r>
-        <w:rPr>
-          <w:rFonts w:hint="eastAsia"/>
-        </w:rPr>
-        <w:t xml:space="preserve">合成には COEIROINK v2，話者「あみたろ」，スタイル「のーまるv5」を用い，全 68 かなを「対象字＋さ」の 2 モーラで合成する．後続モーラは，さ，ぱ，た，あ の 4 通りで 68 字ぶん作って実測比較したうえで さ に決めた．さ は，後続との境界を機械検出できた字数が 68 字中 68 字と唯一すべてで成功し，母音が無声化した字は 2 字にとどまり，末尾に後続の音が残った字は 0 字だった．摩擦音は母音との境目で高域の雑音が急に立ち上がるため，母音の種類によらず同じしきい値で境界を検出できる．アクセントはエンジン任せにせず，1 つのアクセント句にまとめて対象モーラに核を置く．第 1 モーラの境界は，後続「さ」の摩擦の立ち上がり，すなわち 4 から 10 kHz の帯域が占める割合が 0.15 を超える状態が 20 ms 続く最初の点とし，その手前に 5 ms のフェードアウトを掛けて切り出す．切り出した第 1 モーラの長さは 77 から 164 ms（中央 104 ms）である．音量は，波形の実効値ではなく，聴覚特性を近似した A 特性で重みづけした実効値をそろえる．</w:t>
-      </w:r>
-    </w:p>
-    <w:p>
-      <w:r>
-        <w:rPr>
-          <w:rFonts w:hint="eastAsia"/>
-        </w:rPr>
-        <w:t xml:space="preserve">字によって合成条件が異なる点を記す．り と ろ は，対象モーラに核を置くと弾き音が母音に埋もれて「い」「も」と聞こえたため，この 2 字に限り核を外して合成し直した．全字で核を外すと第 1 モーラが短くなり，切り出しの下限に達して後続の音が残る字が増えるため，り と ろ 以外は核を置く合成のままとした．び は，語頭の破裂音の手前に音がないと唇を閉じる区間が現れず破裂が目立たないため「い」と聞こえた．この字だけ前に母音を置いた「あ＋び＋さ」の 3 モーラで合成し，前後の「あ」と「さ」を削って切り出した．り，ろ，び はいずれも次段落で述べる偽のターゲットの候補であり，本命 8 文字には含まれない．し と ち は母音が無声化するが，これは無声子音と狭母音にはさまれたときに生じる日本語として自然な現象であり，欠陥ではないためそのまま用いる．</w:t>
-      </w:r>
-    </w:p>
-    <w:p>
-      <w:r>
-        <w:rPr>
-          <w:rFonts w:hint="eastAsia"/>
-        </w:rPr>
-        <w:t xml:space="preserve">品質確認は，機械検査に加えて全 68 字を人が聞いて合否を決める．機械検査だけでは，後続「ん」の残存や弾き音の存在を見落とした例があり，最終判定は必ず人の耳で行う方針をとった．</w:t>
-      </w:r>
-    </w:p>
-    <w:p>
-      <w:r>
-        <w:rPr>
-          <w:rFonts w:hint="eastAsia"/>
-        </w:rPr>
-        <w:t xml:space="preserve">実験上の時刻 0 は，音の実体が始まる点（acoustic onset）とし，短時間エネルギーが背景雑音を十分に超える最初の点を自動検出したうえで全数を目視確認する．基準の定義，検出スクリプト，全字の値を公開する．打ち切りは，打ち切り時刻 t で終わる 5 ms のなめらかなフェードアウトによって行い，波形を突然ゼロにはしない．この仕様は全文字，全時点で共通とする．配信は WAV のまま行う．</w:t>
-      </w:r>
-    </w:p>
-    <w:p>
-      <w:r>
-        <w:rPr>
-          <w:rFonts w:hint="eastAsia"/>
-        </w:rPr>
-        <w:t xml:space="preserve">対象 8 文字以外のかなも問題に混ぜ，8 文字しか出題されないと気づかれないようにする．このため合成は全 68 かなについて行い，生成物は 544 本（68 字 × 8 打ち切り点）となる．</w:t>
-      </w:r>
-    </w:p>
-    <w:p>
-      <w:r>
-        <w:rPr>
-          <w:rFonts w:hint="eastAsia"/>
-        </w:rPr>
-        <w:t xml:space="preserve">刺激は一度だけ提示し，聞き直しと見直しは設けない．刺激に触れる回数を聴覚と視覚で揃えるためである．回答時間は無制限とする．回答は五十音表と同じ並びのかな表から選ぶ形式とするが，聴覚と視覚で表を分ける．聴覚は 68 字の表を用い，を，ぢ，づ，ゔ は単音では区別できないため出題・回答のいずれからも外し，お と を のように同音になる字は併記する．視覚は 72 字の表を用い，を，ぢ，づ，ゔ も独立したボタンとして出題・回答する．いずれの表でも，選択肢の数を根拠としてまぐれ当たりの率を確定させることはしない．同じ文字が繰り返し出題されれば，実験協力者が想定する候補集合は表の字数より狭まりうるためであり，まぐれ当たりの率は名目値を初期値としつつ固定せず，値を変えても結論が変わらないことを確認する．</w:t>
-      </w:r>
-    </w:p>
-    <w:p>
-      <w:r>
-        <w:rPr>
-          <w:rFonts w:hint="eastAsia"/>
-        </w:rPr>
-        <w:t xml:space="preserve">実験協力者はクラウドソーシングで募集し，日本語母語話者，18 歳以上，各集団 1 人 1 回を条件とする．再生機器は自由とする．合図音の 0.6 秒後に刺激を提示する方式によって，無線イヤホンにおける頭の欠落を防ぐ．</w:t>
+        <w:t xml:space="preserve">見え心地の実験（群 C）</w:t>
+      </w:r>
+    </w:p>
+    <w:p>
+      <w:r>
+        <w:rPr>
+          <w:rFonts w:hint="eastAsia"/>
+        </w:rPr>
+        <w:t xml:space="preserve">生成した表示を字幕として続けて見ていられるかは，目標の軌跡にどれだけ近いかとは別の量であり，識別課題を行わない独立の集団で測定する．群 C では，代表文字（1 字条件は あ，5 字条件は あ・か・し・ま・ら に事前固定）を 4 方式で，打ち切らずに繰り返し提示する．提示のしかたは，1 字を出す条件，5 字を左から 1 字ずつ出して残す条件，5 字を同じ位置で入れ替える条件の 3 通りに，中点まで待って完成形を一気に出すステップ表示（既存の字幕を模した対照）を加えた合計 13 本である．5 字の並びは意味のある語にせず，視覚マスキングの交絡を避けるため [2] 字と字の開始間隔は約 600 ms とする．評定は 7 件法の 3 項目（続けて見やすいか，変化が自然に感じるか，目障りか）と，方式および 5 字の出し方についての 2 つの選択問題からなる．</w:t>
       </w:r>
     </w:p>
     <w:p>
@@ -2759,447 +1565,15 @@
         <w:rPr>
           <w:rFonts w:hint="eastAsia"/>
         </w:rPr>
-        <w:t xml:space="preserve">提示時点の配置</w:t>
-      </w:r>
-    </w:p>
-    <w:p>
-      <w:r>
-        <w:rPr>
-          <w:rFonts w:hint="eastAsia"/>
-        </w:rPr>
-        <w:t xml:space="preserve">提示の刻みは文字ごとに 7 時点とし，打ち切らない全長の条件を 1 点加えて 8 点とする．聴覚は音の実体の開始点からの実時間 ms，視覚は進行度 % で打ち切る．</w:t>
-      </w:r>
-    </w:p>
-    <w:p>
-      <w:r>
-        <w:rPr>
-          <w:rFonts w:hint="eastAsia"/>
-        </w:rPr>
-        <w:t xml:space="preserve">時点は全文字で共通に置かず，文字の音の種類ごとに配置する．根拠は 2 つある．第一に，識別に必要な区間の長さが子音の種類によって異なるという先行研究の知見である [3]．第二に，本番と同じ公開ページを研究者自身が 1 名で通した予備的な記録である．そこでは あ と が が 20 ms，か，し，ぱ，ま が 40 ms，つ が 60 ms，ら が 110 ms で正答が安定し，最も早い文字と最も遅い文字とで約 90 ms の差があった．誤答の内訳も音の性質から予想される向きと一致した．ら は 40 から 80 ms の範囲で な へ誤られ，つ は摩擦が始まる前に ち へ誤られた．全文字に同一の時点列を当てると，早く天井に達する文字では後半の時点が，遅い文字では前半の時点が，いずれも情報を持たない点となる．</w:t>
-      </w:r>
-    </w:p>
-    <w:p>
-      <w:r>
-        <w:rPr>
-          <w:rFonts w:hint="eastAsia"/>
-        </w:rPr>
-        <w:t xml:space="preserve">この予備的な記録は，実験の作者本人が 1 名で行ったものであり，出題される文字も正解も既知である．したがって正答率の水準は上向きに偏っており，時点配置の当たりをつける目的にのみ用いる．暫定の配置を表 4 に示す．最終的な配置は，通しシミュレーションによって確定する．各文字について，最も早い時点の正答率が十分に低いこと，全長の正答率が十分に高いこと，中間の時点が正答率の動く帯に入っていることを確かめる．</w:t>
-      </w:r>
-    </w:p>
-    <w:p>
-      <w:pPr>
-        <w:pStyle w:val="af6"/>
-      </w:pPr>
-      <w:r>
-        <w:rPr>
-          <w:rFonts w:hint="eastAsia"/>
-        </w:rPr>
-        <w:t xml:space="preserve">表 4．音の種類ごとの提示時点（暫定）．数値は音の実体の開始点を 0 とする絶対時間，単位は ms．</w:t>
-      </w:r>
-    </w:p>
-    <w:tbl>
-      <w:tblPr>
-        <w:tblStyle w:val="af7"/>
-        <w:tblW w:w="4400" w:type="dxa"/>
-        <w:jc w:val="center"/>
-        <w:tblLayout w:type="fixed"/>
-        <w:tblLook w:val="04A0" w:firstRow="1" w:lastRow="0" w:firstColumn="0" w:lastColumn="0" w:noHBand="0" w:noVBand="1"/>
-      </w:tblPr>
-      <w:tblGrid>
-        <w:gridCol w:w="761"/>
-        <w:gridCol w:w="761"/>
-        <w:gridCol w:w="2878"/>
-      </w:tblGrid>
-      <w:tr>
-        <w:trPr>
-          <w:jc w:val="center"/>
-        </w:trPr>
-        <w:tc>
-          <w:tcPr>
-            <w:tcW w:w="761" w:type="dxa"/>
-            <w:vAlign w:val="center"/>
-          </w:tcPr>
-          <w:p>
-            <w:pPr>
-              <w:ind w:firstLineChars="0" w:firstLine="0"/>
-              <w:jc w:val="left"/>
-              <w:rPr>
-                <w:rStyle w:val="af2"/>
-              </w:rPr>
-            </w:pPr>
-            <w:r>
-              <w:rPr>
-                <w:rStyle w:val="af2"/>
-                <w:rFonts w:hint="eastAsia"/>
-                <w:b/>
-              </w:rPr>
-              <w:t xml:space="preserve">音の種類</w:t>
-            </w:r>
-          </w:p>
-        </w:tc>
-        <w:tc>
-          <w:tcPr>
-            <w:tcW w:w="761" w:type="dxa"/>
-            <w:vAlign w:val="center"/>
-          </w:tcPr>
-          <w:p>
-            <w:pPr>
-              <w:ind w:firstLineChars="0" w:firstLine="0"/>
-              <w:jc w:val="left"/>
-              <w:rPr>
-                <w:rStyle w:val="af2"/>
-              </w:rPr>
-            </w:pPr>
-            <w:r>
-              <w:rPr>
-                <w:rStyle w:val="af2"/>
-                <w:rFonts w:hint="eastAsia"/>
-                <w:b/>
-              </w:rPr>
-              <w:t xml:space="preserve">文字</w:t>
-            </w:r>
-          </w:p>
-        </w:tc>
-        <w:tc>
-          <w:tcPr>
-            <w:tcW w:w="2878" w:type="dxa"/>
-            <w:vAlign w:val="center"/>
-          </w:tcPr>
-          <w:p>
-            <w:pPr>
-              <w:ind w:firstLineChars="0" w:firstLine="0"/>
-              <w:jc w:val="left"/>
-              <w:rPr>
-                <w:rStyle w:val="af2"/>
-              </w:rPr>
-            </w:pPr>
-            <w:r>
-              <w:rPr>
-                <w:rStyle w:val="af2"/>
-                <w:rFonts w:hint="eastAsia"/>
-                <w:b/>
-              </w:rPr>
-              <w:t xml:space="preserve">時点</w:t>
-            </w:r>
-          </w:p>
-        </w:tc>
-      </w:tr>
-      <w:tr>
-        <w:trPr>
-          <w:jc w:val="center"/>
-        </w:trPr>
-        <w:tc>
-          <w:tcPr>
-            <w:tcW w:w="761" w:type="dxa"/>
-            <w:vAlign w:val="center"/>
-          </w:tcPr>
-          <w:p>
-            <w:pPr>
-              <w:ind w:firstLineChars="0" w:firstLine="0"/>
-              <w:jc w:val="left"/>
-              <w:rPr>
-                <w:rStyle w:val="af2"/>
-              </w:rPr>
-            </w:pPr>
-            <w:r>
-              <w:rPr>
-                <w:rStyle w:val="af2"/>
-                <w:rFonts w:hint="eastAsia"/>
-              </w:rPr>
-              <w:t xml:space="preserve">母音・破裂音・鼻音</w:t>
-            </w:r>
-          </w:p>
-        </w:tc>
-        <w:tc>
-          <w:tcPr>
-            <w:tcW w:w="761" w:type="dxa"/>
-            <w:vAlign w:val="center"/>
-          </w:tcPr>
-          <w:p>
-            <w:pPr>
-              <w:ind w:firstLineChars="0" w:firstLine="0"/>
-              <w:jc w:val="left"/>
-              <w:rPr>
-                <w:rStyle w:val="af2"/>
-              </w:rPr>
-            </w:pPr>
-            <w:r>
-              <w:rPr>
-                <w:rStyle w:val="af2"/>
-                <w:rFonts w:hint="eastAsia"/>
-              </w:rPr>
-              <w:t xml:space="preserve">あ・か・が・ぱ・ま</w:t>
-            </w:r>
-          </w:p>
-        </w:tc>
-        <w:tc>
-          <w:tcPr>
-            <w:tcW w:w="2878" w:type="dxa"/>
-            <w:vAlign w:val="center"/>
-          </w:tcPr>
-          <w:p>
-            <w:pPr>
-              <w:ind w:firstLineChars="0" w:firstLine="0"/>
-              <w:jc w:val="left"/>
-              <w:rPr>
-                <w:rStyle w:val="af2"/>
-              </w:rPr>
-            </w:pPr>
-            <w:r>
-              <w:rPr>
-                <w:rStyle w:val="af2"/>
-                <w:rFonts w:hint="eastAsia"/>
-              </w:rPr>
-              <w:t xml:space="preserve">10, 20, 30, 40, 55, 70, 100, 全長</w:t>
-            </w:r>
-          </w:p>
-        </w:tc>
-      </w:tr>
-      <w:tr>
-        <w:trPr>
-          <w:jc w:val="center"/>
-        </w:trPr>
-        <w:tc>
-          <w:tcPr>
-            <w:tcW w:w="761" w:type="dxa"/>
-            <w:vAlign w:val="center"/>
-          </w:tcPr>
-          <w:p>
-            <w:pPr>
-              <w:ind w:firstLineChars="0" w:firstLine="0"/>
-              <w:jc w:val="left"/>
-              <w:rPr>
-                <w:rStyle w:val="af2"/>
-              </w:rPr>
-            </w:pPr>
-            <w:r>
-              <w:rPr>
-                <w:rStyle w:val="af2"/>
-                <w:rFonts w:hint="eastAsia"/>
-              </w:rPr>
-              <w:t xml:space="preserve">破擦音</w:t>
-            </w:r>
-          </w:p>
-        </w:tc>
-        <w:tc>
-          <w:tcPr>
-            <w:tcW w:w="761" w:type="dxa"/>
-            <w:vAlign w:val="center"/>
-          </w:tcPr>
-          <w:p>
-            <w:pPr>
-              <w:ind w:firstLineChars="0" w:firstLine="0"/>
-              <w:jc w:val="left"/>
-              <w:rPr>
-                <w:rStyle w:val="af2"/>
-              </w:rPr>
-            </w:pPr>
-            <w:r>
-              <w:rPr>
-                <w:rStyle w:val="af2"/>
-                <w:rFonts w:hint="eastAsia"/>
-              </w:rPr>
-              <w:t xml:space="preserve">つ</w:t>
-            </w:r>
-          </w:p>
-        </w:tc>
-        <w:tc>
-          <w:tcPr>
-            <w:tcW w:w="2878" w:type="dxa"/>
-            <w:vAlign w:val="center"/>
-          </w:tcPr>
-          <w:p>
-            <w:pPr>
-              <w:ind w:firstLineChars="0" w:firstLine="0"/>
-              <w:jc w:val="left"/>
-              <w:rPr>
-                <w:rStyle w:val="af2"/>
-              </w:rPr>
-            </w:pPr>
-            <w:r>
-              <w:rPr>
-                <w:rStyle w:val="af2"/>
-                <w:rFonts w:hint="eastAsia"/>
-              </w:rPr>
-              <w:t xml:space="preserve">20, 40, 60, 80, 110, 150, 200, 全長</w:t>
-            </w:r>
-          </w:p>
-        </w:tc>
-      </w:tr>
-      <w:tr>
-        <w:trPr>
-          <w:jc w:val="center"/>
-        </w:trPr>
-        <w:tc>
-          <w:tcPr>
-            <w:tcW w:w="761" w:type="dxa"/>
-            <w:vAlign w:val="center"/>
-          </w:tcPr>
-          <w:p>
-            <w:pPr>
-              <w:ind w:firstLineChars="0" w:firstLine="0"/>
-              <w:jc w:val="left"/>
-              <w:rPr>
-                <w:rStyle w:val="af2"/>
-              </w:rPr>
-            </w:pPr>
-            <w:r>
-              <w:rPr>
-                <w:rStyle w:val="af2"/>
-                <w:rFonts w:hint="eastAsia"/>
-              </w:rPr>
-              <w:t xml:space="preserve">無声摩擦音</w:t>
-            </w:r>
-          </w:p>
-        </w:tc>
-        <w:tc>
-          <w:tcPr>
-            <w:tcW w:w="761" w:type="dxa"/>
-            <w:vAlign w:val="center"/>
-          </w:tcPr>
-          <w:p>
-            <w:pPr>
-              <w:ind w:firstLineChars="0" w:firstLine="0"/>
-              <w:jc w:val="left"/>
-              <w:rPr>
-                <w:rStyle w:val="af2"/>
-              </w:rPr>
-            </w:pPr>
-            <w:r>
-              <w:rPr>
-                <w:rStyle w:val="af2"/>
-                <w:rFonts w:hint="eastAsia"/>
-              </w:rPr>
-              <w:t xml:space="preserve">し</w:t>
-            </w:r>
-          </w:p>
-        </w:tc>
-        <w:tc>
-          <w:tcPr>
-            <w:tcW w:w="2878" w:type="dxa"/>
-            <w:vAlign w:val="center"/>
-          </w:tcPr>
-          <w:p>
-            <w:pPr>
-              <w:ind w:firstLineChars="0" w:firstLine="0"/>
-              <w:jc w:val="left"/>
-              <w:rPr>
-                <w:rStyle w:val="af2"/>
-              </w:rPr>
-            </w:pPr>
-            <w:r>
-              <w:rPr>
-                <w:rStyle w:val="af2"/>
-                <w:rFonts w:hint="eastAsia"/>
-              </w:rPr>
-              <w:t xml:space="preserve">30, 60, 90, 120, 150, 190, 240, 全長</w:t>
-            </w:r>
-          </w:p>
-        </w:tc>
-      </w:tr>
-      <w:tr>
-        <w:trPr>
-          <w:jc w:val="center"/>
-        </w:trPr>
-        <w:tc>
-          <w:tcPr>
-            <w:tcW w:w="761" w:type="dxa"/>
-            <w:vAlign w:val="center"/>
-          </w:tcPr>
-          <w:p>
-            <w:pPr>
-              <w:ind w:firstLineChars="0" w:firstLine="0"/>
-              <w:jc w:val="left"/>
-              <w:rPr>
-                <w:rStyle w:val="af2"/>
-              </w:rPr>
-            </w:pPr>
-            <w:r>
-              <w:rPr>
-                <w:rStyle w:val="af2"/>
-                <w:rFonts w:hint="eastAsia"/>
-              </w:rPr>
-              <w:t xml:space="preserve">はじき音</w:t>
-            </w:r>
-          </w:p>
-        </w:tc>
-        <w:tc>
-          <w:tcPr>
-            <w:tcW w:w="761" w:type="dxa"/>
-            <w:vAlign w:val="center"/>
-          </w:tcPr>
-          <w:p>
-            <w:pPr>
-              <w:ind w:firstLineChars="0" w:firstLine="0"/>
-              <w:jc w:val="left"/>
-              <w:rPr>
-                <w:rStyle w:val="af2"/>
-              </w:rPr>
-            </w:pPr>
-            <w:r>
-              <w:rPr>
-                <w:rStyle w:val="af2"/>
-                <w:rFonts w:hint="eastAsia"/>
-              </w:rPr>
-              <w:t xml:space="preserve">ら</w:t>
-            </w:r>
-          </w:p>
-        </w:tc>
-        <w:tc>
-          <w:tcPr>
-            <w:tcW w:w="2878" w:type="dxa"/>
-            <w:vAlign w:val="center"/>
-          </w:tcPr>
-          <w:p>
-            <w:pPr>
-              <w:ind w:firstLineChars="0" w:firstLine="0"/>
-              <w:jc w:val="left"/>
-              <w:rPr>
-                <w:rStyle w:val="af2"/>
-              </w:rPr>
-            </w:pPr>
-            <w:r>
-              <w:rPr>
-                <w:rStyle w:val="af2"/>
-                <w:rFonts w:hint="eastAsia"/>
-              </w:rPr>
-              <w:t xml:space="preserve">20, 40, 60, 80, 110, 150, 200, 全長</w:t>
-            </w:r>
-          </w:p>
-        </w:tc>
-      </w:tr>
-    </w:tbl>
-    <w:p/>
-    <w:p>
-      <w:r>
-        <w:rPr>
-          <w:rFonts w:hint="eastAsia"/>
-        </w:rPr>
-        <w:t xml:space="preserve">時点は絶対時間で置き，その文字の全長に対する割合では置かない．文字をまたぐ軌跡の比較も，音声の時刻からアニメーションの進行度への逆引きも，いずれも絶対時間の軸の上で行う．文字ごとに軸の目盛りが変わると，両方が成り立たなくなる．視覚の時点も，同じ時点で軌跡を比較する必要から，聴覚と同じ文字ごとの配置にそろえる．</w:t>
-      </w:r>
-    </w:p>
-    <w:p>
-      <w:r>
-        <w:rPr>
-          <w:rFonts w:hint="eastAsia"/>
-        </w:rPr>
-        <w:t xml:space="preserve">1 人の実験協力者が担当する測定点は，8 点のうち 3 点に絞る不完全ブロック計画とする．担当する点は参加者の通し番号から巡回的に決め，個人の負担と，出題される文字集合を学習するリスクを抑える一方，曲線そのものは集団全体で 8 点すべてを埋めて描く．出題には対象 8 文字と同じ回数だけ現れる偽のターゲットを混ぜており，出現頻度からは対象 8 文字を見分けられない（4.4 節）．</w:t>
-      </w:r>
-    </w:p>
-    <w:p>
-      <w:r>
-        <w:rPr>
-          <w:rFonts w:hint="eastAsia"/>
-        </w:rPr>
-        <w:t xml:space="preserve">視覚較正（群 A′）の進行度水準も，4 方式それぞれに独立な 8 水準を配置する．同じ進行度でも方式によって識別の難しさが大きく異なり，共通の水準を用いると，ある方式では大半の水準が正答率の下限に，別の方式では大半が上限に張り付いて曲線が描けないことを実測で確かめたためである．ぼかし解除方式はぼかしが墨の量を保存するため強くかけても輪郭が残り，他の 3 方式より薄い側の水準では識別できない．各方式の水準は，本番と同じ提示規則で実際に再生しながら，下限・立ち上がり・上限の帯がそろう位置を目視で確認して定めた．</w:t>
-      </w:r>
-    </w:p>
-    <w:p>
-      <w:r>
-        <w:rPr>
-          <w:rFonts w:hint="eastAsia"/>
-        </w:rPr>
-        <w:t xml:space="preserve">視覚課題では，刺激の直前に注視点（＋）を 1000 ms 提示し，500 ms の空白を挟んでから刺激を提示する．提示中はかな表のボタンを無効化しておき，提示の終了から 350 ms の空白を置いたのち，300 ms かけて回答案内をフェードで表示して，提示が終わったことを知らせる．</w:t>
+        <w:t xml:space="preserve">進行の速さの影響</w:t>
+      </w:r>
+    </w:p>
+    <w:p>
+      <w:r>
+        <w:rPr>
+          <w:rFonts w:hint="eastAsia"/>
+        </w:rPr>
+        <w:t xml:space="preserve">提案手法は進行度が同じであれば正答率も同じであるという仮定の上に成り立つ（3.1 節）．この仮定を測定するため，視覚の較正では基準アニメーションの長さを 300 ms と，およそ 1.7 倍ゆっくりの 500 ms の 2 水準とし，同じ進行度の水準を両方の速さで測定する．生成の逆引きに用いるのは 300 ms の水準の曲線だけであり，この取り決めはデータを見る前に固定した．結果を見てから生成に都合のよい速さを選んだという批判の余地を消すためである．画面の書き換え周期によらず指定した進行度がそろうよう，打ち切りに達したフレームで指定の進行度にそろえた 1 枚を必ず描画してから消す規則を用いた．</w:t>
       </w:r>
     </w:p>
     <w:p>
@@ -3211,39 +1585,31 @@
         <w:rPr>
           <w:rFonts w:hint="eastAsia"/>
         </w:rPr>
-        <w:t xml:space="preserve">見え心地の実験（群 C）</w:t>
-      </w:r>
-    </w:p>
-    <w:p>
-      <w:r>
-        <w:rPr>
-          <w:rFonts w:hint="eastAsia"/>
-        </w:rPr>
-        <w:t xml:space="preserve">生成した表示を字幕として続けて見ていられるかは，目標の軌跡にどれだけ近いかとは別の量である．これを識別課題を行わない独立の集団で測定する．群 B の識別課題の末尾に付ける設計を採らなかった理由は 3 つある．第一に，群 B は 1 人あたり 90 問以上の識別課題を行うため，その直後に印象を尋ねると，答えているのが表示の性質なのか課題の疲れなのかを分けられない．第二に，独立させれば打ち切りのない繰り返し提示にできる．字幕は繰り返し流れるものであり，実際の使われ方に近い．第三に，群 B の負担が減る．</w:t>
-      </w:r>
-    </w:p>
-    <w:p>
-      <w:r>
-        <w:rPr>
-          <w:rFonts w:hint="eastAsia"/>
-        </w:rPr>
-        <w:t xml:space="preserve">群 C では，代表文字を 4 種類の表示方式で提示する．提示のしかたは 3 通りとする．1 字だけを出す条件，5 字を左から 1 字ずつ出して出た字をそのまま残す条件，5 字を同じ位置で 1 字ずつ入れ替える条件である．これに加えて，1 字条件に限り，何も出さないまま目標軌跡の中点まで待って完成形を一気に出すステップ表示を対照として加える．語が確定してから文字を出す既存の字幕を模した表示であり，これを含めた 13 本（4 方式 × 3 通り＋ステップ表示 × 1 字）を提示する．5 字の並びは意味のある語にしない．語として読めてしまうと，表示の見え心地ではなく語の読みやすさを答えられてしまう．いずれの条件も 1 字あたりの表示寸法をそろえ，寸法の違いが評定に混ざらないようにする．代表文字は 1 字条件を あ，5 字条件を あ・か・し・ま・ら に事前固定し，結果を見てから選び直さない．進行度の列は生成した提案手法のものを用いるため，群 B が見るものと同じ絵になる．</w:t>
-      </w:r>
-    </w:p>
-    <w:p>
-      <w:r>
-        <w:rPr>
-          <w:rFonts w:hint="eastAsia"/>
-        </w:rPr>
-        <w:t xml:space="preserve">字が次々に現れる条件では，前後の刺激が互いの見え方を妨げる視覚マスキングが交絡し得る．本実験が測定するのは見え心地であり，連続提示における干渉は測定しない．そこで，干渉が起こらない十分な間隔を空けて提示する．視覚マスキングは 2 つの刺激の開始間隔が 0 から 200 ms の範囲で生じ，文字の識別に対する抑制は 60 から 120 ms 付近で最も強いことが知られている [2]．基準アニメーションが 300 ms であるため，1 字が現れきってから 300 ms 空ける設定では，字と字の開始間隔は約 600 ms となる．これは干渉が生じる時間帯の 3 倍にあたる．横並びの条件では出た字が空間的に隣り合う．隣接する字が互いの識別を妨げる混み合いへの配慮として，字と字の間隔を 1 文字分以上あける．</w:t>
-      </w:r>
-    </w:p>
-    <w:p>
-      <w:r>
-        <w:rPr>
-          <w:rFonts w:hint="eastAsia"/>
-        </w:rPr>
-        <w:t xml:space="preserve">評定は各提示について 7 件法の 3 項目とし，続けて見やすいか，変化が自然に感じるか，目障りかを尋ねる．3 つ目のみ向きが逆であるため集計時に反転する．最後に 2 つの選択問題を置く．1 つは 4 方式のうちどの現れ方が字幕として良いか，もう 1 つは 5 字続けるときにどの出し方が良いかである．2 問に分けるのは，1 問にまとめると回答者がどちらについて答えたのかが分からなくなるためである．提示の順序は方式も文字も混ぜ，何番目に提示したかを記録して順序の効果を後から確認できるようにする．</w:t>
+        <w:t xml:space="preserve">評価指標と仮説</w:t>
+      </w:r>
+    </w:p>
+    <w:p>
+      <w:r>
+        <w:rPr>
+          <w:rFonts w:hint="eastAsia"/>
+        </w:rPr>
+        <w:t xml:space="preserve">主要な判定には，2 つの軌跡の距離 E を用いる．E は各時点における正答率の差の絶対値を時点にわたって平均した量であり，単位は正答率のポイントである．比較は同じ文字どうしの対で行い，文字ごとの難しさの差を打ち消す．補助的な指標として，中点 μ の差，混同行列，文字ごとの誤差，丸めの発生範囲を報告する．立ち上がりの急峻さは，二段階の推定で系統的に浅く推定される偏りが生じるため主要な判定に用いない．正誤は，実験協力者，文字，条件，時間，および文字と時間の交互作用を含む混合モデルで扱う．文字は意図的に選んでいるため，かな全体への一般化には用いない．</w:t>
+      </w:r>
+    </w:p>
+    <w:p>
+      <w:r>
+        <w:rPr>
+          <w:rFonts w:hint="eastAsia"/>
+        </w:rPr>
+        <w:t xml:space="preserve">RQ1 は，集団で測定した音声の識別率軌跡を，文字アニメーションの進行の変形によって初見の集団に再現できるかである．仮説 1 は E(提案) &lt; E(対照 1)，仮説 2 は E(提案) &lt; E(対照 2) であり，2 方式のそれぞれについて別々に判定する．仮説 2 が意味を持つのは，一次の時間変換では合わせきれない文字が存在する場合に限られる．その度合いを D_i と書き，効きそうな文字だけを選んだという批判を避けるため選定には用いず，D_i が大きい文字ほど優位が大きいという事前に宣言した予測として確かめる．RQ2 は目標への近さの方式による違い（探索の 2 方式は順位と傾向の報告にとどめる），RQ3 は字幕として続けて見ていられるか（群 C），RQ4 は識別率が進行度だけで決まるのか速さにも左右されるのか（群 A′ の 2 つの速さの比較）である．</w:t>
+      </w:r>
+    </w:p>
+    <w:p>
+      <w:r>
+        <w:rPr>
+          <w:rFonts w:hint="eastAsia"/>
+        </w:rPr>
+        <w:t xml:space="preserve">再現の成否を判定する許容誤差 δ は，事前に距離 E で 6 正答率ポイントに固定する．軌跡の形が合っていても測定のばらつきだけで E はおよそ 4.7 ポイント残り，形が合っていない場合には 8 から 10 ポイントに達することが通しシミュレーションで分かっており，δ = 6 はその中間である．再現できたと判定するのは，提案条件の E が δ を下回り，かつ対照条件の E より有意に小さい場合に限る．確認的に検定するのは仮説 1・仮説 2 を 2 方式について検定する計 4 本であり，p 値は Holm 法で調整する．方式間の比較，見え心地，速さの影響は探索と位置づける．</w:t>
       </w:r>
     </w:p>
     <w:p>
@@ -3255,23 +1621,35 @@
         <w:rPr>
           <w:rFonts w:hint="eastAsia"/>
         </w:rPr>
-        <w:t xml:space="preserve">進行の速さの影響</w:t>
-      </w:r>
-    </w:p>
-    <w:p>
-      <w:r>
-        <w:rPr>
-          <w:rFonts w:hint="eastAsia"/>
-        </w:rPr>
-        <w:t xml:space="preserve">3.1 節で述べたとおり，提案手法は進行度が同じであれば正答率も同じであるという仮定の上に成り立つ．この仮定を測定するため，視覚の較正（群 A′）では基準アニメーションの長さを 2 水準とし，同じ進行度の水準を両方の速さで測定する．値は 300 ms と，およそ 1.7 倍ゆっくりの 500 ms である．生成の逆引きに用いるのは 300 ms の水準の曲線だけであり，この取り決めはデータを見る前に固定して凍結の対象に含める（3.5 節）．500 ms の水準のデータは速さの影響を調べるためだけに用いる．2 つの目的を分けるのは，速さの効果と進行度の効果を混ぜないためであり，また結果を見てから生成に都合のよい速さを選んだという批判の余地を消すためである．画面の書き換え周期にかかわらず指定した進行度がそろって提示されるよう，較正では打ち切りに達したフレームで指定の進行度にちょうどそろえた 1 枚を必ず描画してから消す規則を用いた．</w:t>
-      </w:r>
-    </w:p>
-    <w:p>
-      <w:r>
-        <w:rPr>
-          <w:rFonts w:hint="eastAsia"/>
-        </w:rPr>
-        <w:t xml:space="preserve">判定は効果量と信頼区間で行い，効果量の単位は正答率のポイントとする．同一の実験協力者が同じ文字を 2 つの速さで見るため，実験協力者と文字を効果として含む混合モデルで扱う．区間が広い場合は，この人数では判定できなかったと報告する．差が認められなければ，進行度がその時点の見えやすさを決めているという予備的な証拠となり，時間軸の変形によって軌跡を再現する生成の考え方を支える．差が認められれば，同じ進行度でもそこへ至る速さによって見え方が変わることになり，時間軸の変形だけでは移植できないという手法の限界条件を示す．群 B と群 Acal の軌跡が一致するかどうかは，この仮定の総合的な検証を兼ねる．</w:t>
+        <w:t xml:space="preserve">手続きの確認と実装</w:t>
+      </w:r>
+    </w:p>
+    <w:p>
+      <w:r>
+        <w:rPr>
+          <w:rFonts w:hint="eastAsia"/>
+        </w:rPr>
+        <w:t xml:space="preserve">3 つの確認を行う．確認 A は全長を提示した問題の正答率が十分に高いこと，確認 B は提示量が多いほど正答率が上がること，確認 C はほとんど情報のない問題の正答率が実験の後半になっても上がっていないことである．確認 C は出題される文字集合を学習した兆候を検出するために置く．</w:t>
+      </w:r>
+    </w:p>
+    <w:p>
+      <w:r>
+        <w:rPr>
+          <w:rFonts w:hint="eastAsia"/>
+        </w:rPr>
+        <w:t xml:space="preserve">実験ページは既存の実験実装を土台に改修した．視覚課題は 4 方式それぞれについて打ち切り再生器を持ち，群 B 用には 60 Hz で評価した進行度の数値列でアニメーションを駆動する変形モードを持つ．記録は 1 問 1 行とし，集団，方式，条件，時点，基準アニメーションの長さ，実際に描画された提示時間，何問目か，端末環境を保存する．フォント名，文字の寸法，フレーム時刻の実測，音の開始点の定義と検出スクリプト，かな表の詳細は公開する．</w:t>
+      </w:r>
+    </w:p>
+    <w:p/>
+    <w:p>
+      <w:pPr>
+        <w:pStyle w:val="1"/>
+      </w:pPr>
+      <w:r>
+        <w:rPr>
+          <w:rFonts w:hint="eastAsia"/>
+        </w:rPr>
+        <w:t xml:space="preserve">結果</w:t>
       </w:r>
     </w:p>
     <w:p>
@@ -3283,39 +1661,15 @@
         <w:rPr>
           <w:rFonts w:hint="eastAsia"/>
         </w:rPr>
-        <w:t xml:space="preserve">評価指標</w:t>
-      </w:r>
-    </w:p>
-    <w:p>
-      <w:r>
-        <w:rPr>
-          <w:rFonts w:hint="eastAsia"/>
-        </w:rPr>
-        <w:t xml:space="preserve">主要な判定には，2 つの軌跡の距離 E を用いる．E は，評価に用いる各時点における正答率の差の絶対値を，時点にわたって平均した量であり，単位は正答率のポイントである．比較は同じ文字どうしの対で行い，文字ごとの難しさの差を打ち消す．通しシミュレーションによれば，測定の揺らぎだけでも E は約 4.7 ポイント残り，軌跡の形が合っていない場合には 8 から 10 ポイントに現れる．</w:t>
-      </w:r>
-    </w:p>
-    <w:p>
-      <w:r>
-        <w:rPr>
-          <w:rFonts w:hint="eastAsia"/>
-        </w:rPr>
-        <w:t xml:space="preserve">補助的な指標として，中点 μ の差，立ち上がりの急峻さ，混同行列，文字ごとの誤差，丸めの発生範囲を報告する．立ち上がりの急峻さを主要な判定に用いない理由は，軌跡を推定してから逆引きに用いる二段階の推定では，急峻さが系統的に浅く推定される偏りが生じることをシミュレーションで確認したためである．</w:t>
-      </w:r>
-    </w:p>
-    <w:p>
-      <w:r>
-        <w:rPr>
-          <w:rFonts w:hint="eastAsia"/>
-        </w:rPr>
-        <w:t xml:space="preserve">正誤は，実験協力者，文字，条件，時間，および文字と時間の交互作用を含む混合モデルで扱う．同一人物の回答どうしが似ることを考慮するためである．文字は層化によって意図的に選んでいるため，かな全体への一般化には用いない．</w:t>
-      </w:r>
-    </w:p>
-    <w:p>
-      <w:r>
-        <w:rPr>
-          <w:rFonts w:hint="eastAsia"/>
-        </w:rPr>
-        <w:t xml:space="preserve">再現の成否を判定する許容誤差 δ は，事前に距離 E で 6 正答率ポイントに固定する．軌跡の形が合っている場合でも測定のばらつきだけで E はおよそ 4.7 ポイント残り，軌跡の形が合っていない場合には 8 から 10 ポイントに達することが通しシミュレーションで分かっており，δ = 6 はその中間，ばらつきの範囲を超えるが形の不一致とまでは言えない境界に置く．再現できたと判定するのは，提案条件の E がこの δ を下回り，かつ対照条件の E より有意に小さい場合に限り，対照との差が有意でないことだけをもって一致したとは判定しない．確認的に検定するのは，フェードと部分表示のそれぞれについて仮説 1・仮説 2 を検定する計 4 本であり，これらの p 値は Holm 法で調整する．方式間の忠実さの比較，見え心地，速さの影響は探索と位置づけ，効果量と信頼区間による記述にとどめる．</w:t>
+        <w:t xml:space="preserve">本章の数値の扱い</w:t>
+      </w:r>
+    </w:p>
+    <w:p>
+      <w:r>
+        <w:rPr>
+          <w:rFonts w:hint="eastAsia"/>
+        </w:rPr>
+        <w:t xml:space="preserve">較正フェーズ（群 Acal，群 A′）にもとづく 5.1 節から 5.6 節までと 5.10 節の数値は，すべて実測値である．検証フェーズ（群 B）と見え心地の測定（群 C）はまだ実施していない．5.7 節から 5.9 節までの数値は，報告する結果の構成を示すための仮の値であり，「【仮値・実測ではない】」を付す．</w:t>
       </w:r>
     </w:p>
     <w:p>
@@ -3327,171 +1681,23 @@
         <w:rPr>
           <w:rFonts w:hint="eastAsia"/>
         </w:rPr>
-        <w:t xml:space="preserve">リサーチクエスチョンと仮説</w:t>
-      </w:r>
-    </w:p>
-    <w:p>
-      <w:r>
-        <w:rPr>
-          <w:rFonts w:hint="eastAsia"/>
-        </w:rPr>
-        <w:t xml:space="preserve">本研究は 4 つの問いを立てる．</w:t>
-      </w:r>
-    </w:p>
-    <w:p>
-      <w:r>
-        <w:rPr>
-          <w:rFonts w:hint="eastAsia"/>
-        </w:rPr>
-        <w:t xml:space="preserve">RQ1 は，集団で測定した音声の識別率軌跡を，文字アニメーションの進行の変形によって初見の集団に再現できるかである．判定は次の 2 つの仮説による．仮説 1 は，提案手法で生成したアニメーションが，等速の対照 1 よりも音声の軌跡に近いこと，すなわち E(提案) &lt; E(対照 1) である．仮説 2 は，提案手法が，開始時刻と速度のみを最適に合わせた対照 2 よりも音声の軌跡に近いこと，すなわち E(提案) &lt; E(対照 2) である．仮説 1 と仮説 2 は，フェードと部分表示のそれぞれについて別々に判定する．</w:t>
-      </w:r>
-    </w:p>
-    <w:p>
-      <w:r>
-        <w:rPr>
-          <w:rFonts w:hint="eastAsia"/>
-        </w:rPr>
-        <w:t xml:space="preserve">仮説 2 が意味を持つのは，一次の時間変換では合わせきれない文字が存在する場合に限られる．その合わせきれなさの度合いを D_i と書く．D_i は 8 文字の選定には用いない．効きそうな文字だけを選んだという批判を招くためである．8 文字は音の種類と品質確認のみによって先に固定する．D_i が大きい文字ほど提案手法の優位が大きいという事前に宣言した予測として，本番データで確かめる．仮説 2 が支持されない場合は，一次の時間変換で近似できるという設計知見として報告する．</w:t>
-      </w:r>
-    </w:p>
-    <w:p>
-      <w:r>
-        <w:rPr>
-          <w:rFonts w:hint="eastAsia"/>
-        </w:rPr>
-        <w:t xml:space="preserve">RQ2 は，同じ較正手続きを 4 方式に適用したとき，外から与えた目標の軌跡にどれだけ近づけられるかが方式によってどう異なるかである．どの表示が最も読みやすいかを問うものではない．探索の 2 方式は対照を持たないため，順位と傾向の報告にとどめる．</w:t>
-      </w:r>
-    </w:p>
-    <w:p>
-      <w:r>
-        <w:rPr>
-          <w:rFonts w:hint="eastAsia"/>
-        </w:rPr>
-        <w:t xml:space="preserve">RQ3 は，各方式の生成表示を字幕として続けて見ていられるかである．継続して閲覧する際の主観的な見やすさと負担として定義し，識別課題を行わない群 C で測定する（4.6 節）．忠実さと見え心地が一致するとは仮定しない．</w:t>
-      </w:r>
-    </w:p>
-    <w:p>
-      <w:r>
-        <w:rPr>
-          <w:rFonts w:hint="eastAsia"/>
-        </w:rPr>
-        <w:t xml:space="preserve">RQ4 は，表示の識別率が進行度だけで決まるのか，そこへ至る速さにも左右されるのかである．群 A′ で 4 方式について測定する 2 つの速さの比較によって答える（4.7 節）．</w:t>
-      </w:r>
-    </w:p>
-    <w:p>
-      <w:pPr>
-        <w:pStyle w:val="2"/>
-        <w:ind w:left="386" w:hanging="386"/>
-      </w:pPr>
-      <w:r>
-        <w:rPr>
-          <w:rFonts w:hint="eastAsia"/>
-        </w:rPr>
-        <w:t xml:space="preserve">手続きが壊れていないことの確認</w:t>
-      </w:r>
-    </w:p>
-    <w:p>
-      <w:r>
-        <w:rPr>
-          <w:rFonts w:hint="eastAsia"/>
-        </w:rPr>
-        <w:t xml:space="preserve">3 つの確認を行う．確認 A は，全長を提示した問題の正答率が十分に高いことである．確認 B は，提示量が多いほど正答率が上がることである．確認 C は，ほとんど情報のない問題の正答率が実験の後半になっても上がっていないことであり，出題される文字集合を学習した兆候を検出するために置く．確認 C に用いる問題は，その文字に割り当てた最小の時点とする（4.5 節）．全文字で共通の最小値は用いない．</w:t>
-      </w:r>
-    </w:p>
-    <w:p>
-      <w:pPr>
-        <w:pStyle w:val="2"/>
-        <w:ind w:left="386" w:hanging="386"/>
-      </w:pPr>
-      <w:r>
-        <w:rPr>
-          <w:rFonts w:hint="eastAsia"/>
-        </w:rPr>
-        <w:t xml:space="preserve">実装</w:t>
-      </w:r>
-    </w:p>
-    <w:p>
-      <w:r>
-        <w:rPr>
-          <w:rFonts w:hint="eastAsia"/>
-        </w:rPr>
-        <w:t xml:space="preserve">実験ページは既存の実験実装を土台に改修した．聴覚課題は，割合による指定を音の実体の開始点からの実時間 ms による指定へ変更し，文字ごとに 7 時点を設定可能にしたうえで，5 ms の終端フェードを加えた．時点の表は文字をキーとして保持し，表に名前のない字は既定の並びを用いる．視覚課題は，4 方式それぞれについて打ち切り再生器を実装した．群 B 用には，60 Hz で評価した進行度の数値列によってアニメーションを駆動する変形モードを実装し，フェードでは不透明度，部分表示では画素の割合，ぼかし解除ではぼかし半径，ワイプでは領域の割合に進行度を割り当てた．群 C は独立のページとして実装し，繰り返し提示，3 通りの提示のしかたとステップ表示，7 件法の評定，2 つの選択問題を持つ．記録は 1 問 1 行とし，集団，方式，条件，時点，基準アニメーションの長さ，実際に描画された提示時間，何問目か，端末環境を保存する．論文には，フォント名，文字の寸法，想定視距離，画面のリフレッシュレート，実測したフレーム時刻，音の開始点の定義と検出スクリプト，打ち切りフェードの仕様，かな表の詳細を記載する．</w:t>
-      </w:r>
-    </w:p>
-    <w:p/>
-    <w:p>
-      <w:pPr>
-        <w:pStyle w:val="1"/>
-      </w:pPr>
-      <w:r>
-        <w:rPr>
-          <w:rFonts w:hint="eastAsia"/>
-        </w:rPr>
-        <w:t xml:space="preserve">結果</w:t>
-      </w:r>
-    </w:p>
-    <w:p>
-      <w:pPr>
-        <w:pStyle w:val="2"/>
-        <w:ind w:left="386" w:hanging="386"/>
-      </w:pPr>
-      <w:r>
-        <w:rPr>
-          <w:rFonts w:hint="eastAsia"/>
-        </w:rPr>
-        <w:t xml:space="preserve">本章の数値の扱い</w:t>
-      </w:r>
-    </w:p>
-    <w:p>
-      <w:r>
-        <w:rPr>
-          <w:rFonts w:hint="eastAsia"/>
-        </w:rPr>
-        <w:t xml:space="preserve">本章の数値のうち，較正フェーズ（群 Acal，群 A′）にもとづくもの，すなわち 5.1 節から 5.1d 節および 5.5 節，5.6 節の数値はすべて実測値である．一方，検証フェーズ（群 B）と見え心地の測定（群 C）はまだ実施していない．5.2 節から 5.4 節までの数値は，本稿がどのような構成の結果を報告することになるかを示すための仮の値であり，実験を実施していないという意味で実測ではない．該当する数値と判定にはすべて「【仮値・実測ではない】」を付す．</w:t>
-      </w:r>
-    </w:p>
-    <w:p>
-      <w:r>
-        <w:rPr>
-          <w:rFonts w:hint="eastAsia"/>
-        </w:rPr>
-        <w:t xml:space="preserve">視覚較正は 2 回に分けて実施した．1 回目（163 名）ののち，ぼかし解除方式で正答率が下げ止まらず床が測れていないこと，ワイプ方式で中間から高進行度側に測定していない区間が残ることが分かったため，同一の手続きのまま提示水準だけを置き直した 2 回目（162 名）を追加した．フェード方式と部分表示方式は 2 回とも同一の水準を用いており，この 2 方式が 2 回のあいだで一致するかどうかが，2 回の測定を 1 つの較正として扱ってよいかの検査になる（5.1c 節）．</w:t>
-      </w:r>
-    </w:p>
-    <w:p>
-      <w:r>
-        <w:rPr>
-          <w:rFonts w:hint="eastAsia"/>
-        </w:rPr>
-        <w:t xml:space="preserve">またぼかし解除方式については，一部の閲覧環境で提示が成立していなかったことが事後に判明した（5.1d 節）．本章のぼかし解除方式に関する数値は，すべて該当環境を除外して算出している．</w:t>
-      </w:r>
-    </w:p>
-    <w:p>
-      <w:pPr>
-        <w:pStyle w:val="2"/>
-        <w:ind w:left="386" w:hanging="386"/>
-      </w:pPr>
-      <w:r>
-        <w:rPr>
-          <w:rFonts w:hint="eastAsia"/>
-        </w:rPr>
-        <w:t xml:space="preserve">較正で得られた軌跡</w:t>
-      </w:r>
-    </w:p>
-    <w:p>
-      <w:r>
-        <w:rPr>
-          <w:rFonts w:hint="eastAsia"/>
-        </w:rPr>
-        <w:t xml:space="preserve">較正フェーズの 1 回目には 253 人が参加した．聴覚較正（群 Acal）に 90 人，視覚較正（群 A′）に 163 人であり，試行は合計 17,733 行を記録した．253 人中 252 人が完走し，所要時間の中央値は 500 秒（四分位範囲 422 から 576 秒）であった．視覚較正の 2 回目には 162 人が参加し，全員が本命 24 問を完走した（5.1c 節）．</w:t>
-      </w:r>
-    </w:p>
-    <w:p>
-      <w:r>
-        <w:rPr>
-          <w:rFonts w:hint="eastAsia"/>
-        </w:rPr>
-        <w:t xml:space="preserve">聴覚較正で得た 8 文字の正答率 A_i(t) を表 5 に示す．各時点の試行数はおよそ 30 であり，正答率 50% 付近での二項比率の標準誤差はおよそ 9 ポイントである．したがって，か の 25 ms(52%) から 35 ms(48%) への低下のような点ごとの上下は，測定の揺らぎの範囲に収まる．全長提示（打ち切りなし）の正答率は，あ と か で 94%，ま と つ で 85% と高い一方，ぱ で 64%，し で 43%，ら で 51%，が で 3% にとどまり，文字によって大きく異なった．</w:t>
+        <w:t xml:space="preserve">較正の実施と得られた軌跡</w:t>
+      </w:r>
+    </w:p>
+    <w:p>
+      <w:r>
+        <w:rPr>
+          <w:rFonts w:hint="eastAsia"/>
+        </w:rPr>
+        <w:t xml:space="preserve">較正は，聴覚（群 Acal）90 名，視覚（群 A′）325 名で実施した．視覚の提示水準は，ぼかし解除方式の床とワイプ方式の中間域を測るため，途中で配置を見直している．見直しの前が 163 名，後が 162 名であり，手続き，対象 8 文字，4 方式，募集の条件は前後で同一である．フェード方式と部分表示方式は前後で同一の水準を用いており，この 2 方式が一致することを確かめたうえで，較正全体を 1 つの測定として束ねている（5.2 節）．</w:t>
+      </w:r>
+    </w:p>
+    <w:p>
+      <w:r>
+        <w:rPr>
+          <w:rFonts w:hint="eastAsia"/>
+        </w:rPr>
+        <w:t xml:space="preserve">聴覚較正で得た正答率 A_i(t) を表 2 に示す．各時点の試行数はおよそ 30 であり，正答率 50% 付近での二項比率の標準誤差はおよそ 9 ポイントである．か の 25 ms(52%) から 35 ms(48%) への低下のような点ごとの上下は，この揺らぎの範囲に収まる．全長提示の正答率は，あ と か で 94%，ま と つ で 85% と高い一方，ぱ で 64%，し で 43%，ら で 51%，が で 3% にとどまった．</w:t>
       </w:r>
     </w:p>
     <w:p>
@@ -3502,7 +1708,7 @@
         <w:rPr>
           <w:rFonts w:hint="eastAsia"/>
         </w:rPr>
-        <w:t xml:space="preserve">表 5．聴覚較正（群 Acal，90 名）における文字ごとの正答率 A_i(t)．各点はおよそ 30 試行．括弧内は正答率（%），時間の単位は音の実体の開始点からの ms．</w:t>
+        <w:t xml:space="preserve">表 2．聴覚較正（群 Acal，90 名）における文字ごとの正答率 A_i(t)．各点はおよそ 30 試行．括弧内は正答率（%），時間の単位は音の実体の開始点からの ms．</w:t>
       </w:r>
     </w:p>
     <w:tbl>
@@ -3970,47 +2176,15 @@
         <w:rPr>
           <w:rFonts w:hint="eastAsia"/>
         </w:rPr>
-        <w:t xml:space="preserve">図 1．代表文字「あ」について，聴覚の目標軌跡 A_i(t)，視覚の較正軌跡 V_i(s)，3 条件の進行度 s(t)，および時刻と進行度の対応を 1 枚にまとめた図．</w:t>
-      </w:r>
-    </w:p>
-    <w:p>
-      <w:r>
-        <w:rPr>
-          <w:rFonts w:hint="eastAsia"/>
-        </w:rPr>
-        <w:t xml:space="preserve">視覚較正で得た正答率 V_m(s) は，表示方式ごとに分けて報告する（表 6）．いずれも本命 8 文字の合計である．1 人が受け持つのは 8 文字それぞれについて 3 水準の計 24 問であり，方式と水準の組ごとの回答数はおよそ 122 である．正答率 50% 付近での二項比率の標準誤差はおよそ 4.5 ポイント，95% 信頼区間の幅は片側でおよそ 9 ポイントとなる．以下で「揺らぎの範囲」と述べるのはこの幅を指す．</w:t>
-      </w:r>
-    </w:p>
-    <w:p>
-      <w:r>
-        <w:rPr>
-          <w:rFonts w:hint="eastAsia"/>
-        </w:rPr>
-        <w:t xml:space="preserve">フェード方式は，濃さが 0 から 255 の 256 階調で表現されるため，進行度が小さい範囲では測定できる値がとびとびになる．進行度 0.8% は濃さ 2 に，1.2% 前後は濃さ 3 に相当し，その間に値をとる水準は作れない．実測でも，0.8%(15.4%) から 1.4%(48.4%) のあいだで正答率が 33 ポイント跳ね上がっており，この階調の粗さが表示側の制約として現れている．</w:t>
-      </w:r>
-    </w:p>
-    <w:p>
-      <w:r>
-        <w:rPr>
-          <w:rFonts w:hint="eastAsia"/>
-        </w:rPr>
-        <w:t xml:space="preserve">部分表示方式は，0.1%(1.6%) から 9%(95.9%) までおおむね単調に上昇した．打ち切りなしの 100%(96.7%) は 9% の水準よりわずかに低いが，この差は測定の揺らぎの範囲内である．</w:t>
-      </w:r>
-    </w:p>
-    <w:p>
-      <w:r>
-        <w:rPr>
-          <w:rFonts w:hint="eastAsia"/>
-        </w:rPr>
-        <w:t xml:space="preserve">ぼかし解除方式は，1 回目の水準配置（26% から 100%）では 26%(9.1%) から 100%(97.0%) まで単調に上昇した．ただし最も薄い 26% の水準でも正答率が 9.1% あり，識別がまったく成り立たない状態には達していない．そこで 2 回目では 3% から 26% の側に水準を寄せて配置し直した（5.1c 節）．</w:t>
-      </w:r>
-    </w:p>
-    <w:p>
-      <w:r>
-        <w:rPr>
-          <w:rFonts w:hint="eastAsia"/>
-        </w:rPr>
-        <w:t xml:space="preserve">ワイプ方式は，1 回目では 0.5%(5.8%) から 1%(1.7%) にかけて正答率が下がっており，これは正答率が低い範囲での測定の揺らぎと考えられる．25%(39.2%) から 100%(95.9%) のあいだの水準を配置していなかったため，この区間で正答率がどう上昇するかは 1 回目のデータからは分からない．この区間は 2 回目で埋めた．</w:t>
+        <w:t xml:space="preserve">図 1．代表文字「あ」について，聴覚の目標軌跡 A_i(t)，視覚の較正軌跡 V_i(s)，3 条件の進行度 s(t) をまとめた図．</w:t>
+      </w:r>
+    </w:p>
+    <w:p>
+      <w:r>
+        <w:rPr>
+          <w:rFonts w:hint="eastAsia"/>
+        </w:rPr>
+        <w:t xml:space="preserve">視覚較正で得た正答率 V_m(s) を表 3 に示す．いずれも本命 8 文字の合計であり，1 人が受け持つのは 8 文字それぞれについて 3 水準の計 24 問である．方式と水準の組ごとの回答数は，前後を束ねたフェードと部分表示でおよそ 245，水準を置き直したぼかし解除とワイプで配置ごとおよそ 110 から 125 である．</w:t>
       </w:r>
     </w:p>
     <w:p>
@@ -4021,7 +2195,7 @@
         <w:rPr>
           <w:rFonts w:hint="eastAsia"/>
         </w:rPr>
-        <w:t xml:space="preserve">表 6．視覚較正 1 回目（群 A′，163 名）における表示方式ごとの正答率 V_m(s)．8 文字合計で方式と水準の組ごとおよそ 122 問．括弧内は正答率（%）．ぼかし解除方式は 5.1d 節の閲覧環境を除外した値（およそ 105 問）．</w:t>
+        <w:t xml:space="preserve">表 3．視覚較正（群 A′，325 名）における表示方式ごとの正答率 V_m(s)．括弧内は正答率（%）．フェードと部分表示は水準の見直しの前後で同一の水準を用いたため，束ねた値である．ぼかし解除は 5.4 節の閲覧環境を除外した値．</w:t>
       </w:r>
     </w:p>
     <w:tbl>
@@ -4033,8 +2207,8 @@
         <w:tblLook w:val="04A0" w:firstRow="1" w:lastRow="0" w:firstColumn="0" w:lastColumn="0" w:noHBand="0" w:noVBand="1"/>
       </w:tblPr>
       <w:tblGrid>
-        <w:gridCol w:w="500"/>
-        <w:gridCol w:w="3900"/>
+        <w:gridCol w:w="514"/>
+        <w:gridCol w:w="3886"/>
       </w:tblGrid>
       <w:tr>
         <w:trPr>
@@ -4042,7 +2216,7 @@
         </w:trPr>
         <w:tc>
           <w:tcPr>
-            <w:tcW w:w="500" w:type="dxa"/>
+            <w:tcW w:w="514" w:type="dxa"/>
             <w:vAlign w:val="center"/>
           </w:tcPr>
           <w:p>
@@ -4065,7 +2239,7 @@
         </w:tc>
         <w:tc>
           <w:tcPr>
-            <w:tcW w:w="3900" w:type="dxa"/>
+            <w:tcW w:w="3886" w:type="dxa"/>
             <w:vAlign w:val="center"/>
           </w:tcPr>
           <w:p>
@@ -4093,7 +2267,7 @@
         </w:trPr>
         <w:tc>
           <w:tcPr>
-            <w:tcW w:w="500" w:type="dxa"/>
+            <w:tcW w:w="514" w:type="dxa"/>
             <w:vAlign w:val="center"/>
           </w:tcPr>
           <w:p>
@@ -4115,7 +2289,7 @@
         </w:tc>
         <w:tc>
           <w:tcPr>
-            <w:tcW w:w="3900" w:type="dxa"/>
+            <w:tcW w:w="3886" w:type="dxa"/>
             <w:vAlign w:val="center"/>
           </w:tcPr>
           <w:p>
@@ -4131,7 +2305,7 @@
                 <w:rStyle w:val="af2"/>
                 <w:rFonts w:hint="eastAsia"/>
               </w:rPr>
-              <w:t xml:space="preserve">0.4%(6.5) 0.8%(15.4) 1.4%(48.4) 2.2%(71.2) 3.5%(87.7) 6%(93.4) 12%(98.3) 100%(100.0)</w:t>
+              <w:t xml:space="preserve">0.4%(4.1) 0.8%(14.6) 1.4%(47.3) 2.2%(70.0) 3.5%(89.3) 6%(94.2) 12%(96.3) 100%(99.6)</w:t>
             </w:r>
           </w:p>
         </w:tc>
@@ -4142,7 +2316,7 @@
         </w:trPr>
         <w:tc>
           <w:tcPr>
-            <w:tcW w:w="500" w:type="dxa"/>
+            <w:tcW w:w="514" w:type="dxa"/>
             <w:vAlign w:val="center"/>
           </w:tcPr>
           <w:p>
@@ -4164,7 +2338,7 @@
         </w:tc>
         <w:tc>
           <w:tcPr>
-            <w:tcW w:w="3900" w:type="dxa"/>
+            <w:tcW w:w="3886" w:type="dxa"/>
             <w:vAlign w:val="center"/>
           </w:tcPr>
           <w:p>
@@ -4180,7 +2354,7 @@
                 <w:rStyle w:val="af2"/>
                 <w:rFonts w:hint="eastAsia"/>
               </w:rPr>
-              <w:t xml:space="preserve">0.1%(1.6) 0.25%(5.7) 0.5%(20.7) 1%(31.4) 2%(62.4) 4%(77.9) 9%(95.9) 100%(96.7)</w:t>
+              <w:t xml:space="preserve">0.1%(1.6) 0.25%(6.6) 0.5%(16.0) 1%(28.4) 2%(58.9) 4%(79.8) 9%(97.1) 100%(98.3)</w:t>
             </w:r>
           </w:p>
         </w:tc>
@@ -4191,7 +2365,7 @@
         </w:trPr>
         <w:tc>
           <w:tcPr>
-            <w:tcW w:w="500" w:type="dxa"/>
+            <w:tcW w:w="514" w:type="dxa"/>
             <w:vAlign w:val="center"/>
           </w:tcPr>
           <w:p>
@@ -4207,13 +2381,13 @@
                 <w:rStyle w:val="af2"/>
                 <w:rFonts w:hint="eastAsia"/>
               </w:rPr>
-              <w:t xml:space="preserve">ぼかし解除</w:t>
+              <w:t xml:space="preserve">ぼかし解除（見直し前）</w:t>
             </w:r>
           </w:p>
         </w:tc>
         <w:tc>
           <w:tcPr>
-            <w:tcW w:w="3900" w:type="dxa"/>
+            <w:tcW w:w="3886" w:type="dxa"/>
             <w:vAlign w:val="center"/>
           </w:tcPr>
           <w:p>
@@ -4240,7 +2414,7 @@
         </w:trPr>
         <w:tc>
           <w:tcPr>
-            <w:tcW w:w="500" w:type="dxa"/>
+            <w:tcW w:w="514" w:type="dxa"/>
             <w:vAlign w:val="center"/>
           </w:tcPr>
           <w:p>
@@ -4256,340 +2430,13 @@
                 <w:rStyle w:val="af2"/>
                 <w:rFonts w:hint="eastAsia"/>
               </w:rPr>
-              <w:t xml:space="preserve">ワイプ</w:t>
+              <w:t xml:space="preserve">ぼかし解除（見直し後）</w:t>
             </w:r>
           </w:p>
         </w:tc>
         <w:tc>
           <w:tcPr>
-            <w:tcW w:w="3900" w:type="dxa"/>
-            <w:vAlign w:val="center"/>
-          </w:tcPr>
-          <w:p>
-            <w:pPr>
-              <w:ind w:firstLineChars="0" w:firstLine="0"/>
-              <w:jc w:val="left"/>
-              <w:rPr>
-                <w:rStyle w:val="af2"/>
-              </w:rPr>
-            </w:pPr>
-            <w:r>
-              <w:rPr>
-                <w:rStyle w:val="af2"/>
-                <w:rFonts w:hint="eastAsia"/>
-              </w:rPr>
-              <w:t xml:space="preserve">0.5%(5.8) 1%(1.7) 2%(5.6) 4%(13.1) 8%(20.5) 14%(25.6) 25%(39.2) 100%(95.9)</w:t>
-            </w:r>
-          </w:p>
-        </w:tc>
-      </w:tr>
-    </w:tbl>
-    <w:p/>
-    <w:p>
-      <w:pPr>
-        <w:pStyle w:val="2"/>
-        <w:ind w:left="386" w:hanging="386"/>
-      </w:pPr>
-      <w:r>
-        <w:rPr>
-          <w:rFonts w:hint="eastAsia"/>
-        </w:rPr>
-        <w:t xml:space="preserve">b 刺激の妥当性検査</w:t>
-      </w:r>
-    </w:p>
-    <w:p>
-      <w:r>
-        <w:rPr>
-          <w:rFonts w:hint="eastAsia"/>
-        </w:rPr>
-        <w:t xml:space="preserve">較正フェーズには，打ち切りを設けず全体を提示する確認 A を組み込んでいる（4.10 節）．聴覚の正答率は 287/540（53.1%）であり，同じ形式の視覚の正答率 967/980（98.7%）を大きく下回った．視覚の確認は 98.7% と高いことから，参加者が不真面目であったとは考えにくく，聴覚刺激そのものに不具合があると考えられる．</w:t>
-      </w:r>
-    </w:p>
-    <w:p>
-      <w:r>
-        <w:rPr>
-          <w:rFonts w:hint="eastAsia"/>
-        </w:rPr>
-        <w:t xml:space="preserve">確認 A で何と回答されたかを文字ごとに見ると，あ（31 回）は あ が 30 回，か（27 回）は か が 27 回，つ（29 回）は つ が 25 回，ま（28 回）は ま が 26 回であり，いずれも高い割合で正しく回答された．一方，が（32 回）は か が 28 回，た が 2 回，と が 1 回で，が と正しく回答されたのは 1 回（3%）にとどまった．し（26 回）は ち が 14 回，し が 11 回であり，ら（33 回）は な が 21 回，ら が 8 回であった．ぱ（23 回）は ぱ が 14 回，た が 7 回であった．</w:t>
-      </w:r>
-    </w:p>
-    <w:p>
-      <w:r>
-        <w:rPr>
-          <w:rFonts w:hint="eastAsia"/>
-        </w:rPr>
-        <w:t xml:space="preserve">濁音全体で見ると，確認 A に含まれる濁音 137 回のうち，正しく回答されたのは 25 回（18%），対応する清音に取り違えられたのは 61 回（45%）であった．個別には，が は 32 回中，正解 1 回，か への取り違え 28 回，だ は 10 回中，正解 1 回，た への取り違え 9 回，ぐ は 7 回中，正解 0 回，く への取り違え 6 回であった．</w:t>
-      </w:r>
-    </w:p>
-    <w:p>
-      <w:r>
-        <w:rPr>
-          <w:rFonts w:hint="eastAsia"/>
-        </w:rPr>
-        <w:t xml:space="preserve">取り違えは一方向に偏っていた．濁音を清音と回答した割合が 45%（137 回中 61 回）であったのに対し，清音を濁音と回答した割合は 1.2%（161 回中 2 回）にとどまる．また参加者が濁音を選択した割合は 8.7%（540 回中 47 回）であり，出題に濁音が含まれた割合 24.4%（540 回中 132 回）を大きく下回った．</w:t>
-      </w:r>
-    </w:p>
-    <w:p>
-      <w:r>
-        <w:rPr>
-          <w:rFonts w:hint="eastAsia"/>
-        </w:rPr>
-        <w:t xml:space="preserve">偏りは調音位置によっても異なる．軟口蓋破裂音（が・ぎ・ぐ・げ・ご）では清音への取り違えが 79.6%（54 回中 43 回），歯茎破裂音（だ・で・ど）では 68.2%（22 回中 15 回）であったのに対し，両唇破裂音（ば・び・ぶ・べ・ぼ）では 8.8%（34 回中 3 回），摩擦音・破擦音（ざ・じ・ず・ぜ・ぞ）では 11.1%（27 回中 3 回）であった．</w:t>
-      </w:r>
-    </w:p>
-    <w:p>
-      <w:r>
-        <w:rPr>
-          <w:rFonts w:hint="eastAsia"/>
-        </w:rPr>
-        <w:t xml:space="preserve">この傾向は，まぎれ字を含む 59 文字の較正データでも一貫している．文字種ごとに束ねた識別率の上限は，清音 0.89（38 文字），濁音 0.24（17 文字），半濁音 0.18（4 文字）であった．</w:t>
-      </w:r>
-    </w:p>
-    <w:p>
-      <w:r>
-        <w:rPr>
-          <w:rFonts w:hint="eastAsia"/>
-        </w:rPr>
-        <w:t xml:space="preserve">本稿は，この低下の原因を特定しない．第 1 モーラの切り出しによって清濁の音響的手がかりが失われた可能性と，単独提示されたモーラでは清濁の判断そのものが無声側に偏る可能性の双方がありうる．前者のみであれば調音位置によらず一様に低下するはずであり，後者のみであれば両唇破裂音にも同じ偏りが現れるはずであるが，観測された偏りはいずれの説明とも完全には整合しない．切り分けには自然発話を刺激とした同一手続きの比較が必要であり，今後の課題とする．</w:t>
-      </w:r>
-    </w:p>
-    <w:p>
-      <w:r>
-        <w:rPr>
-          <w:rFonts w:hint="eastAsia"/>
-        </w:rPr>
-        <w:t xml:space="preserve">この不具合は，3 章で述べた生成手続きの結果にも表れる．較正データから q̂A_i(t) を求めると，あ は 0.23 から 0.71，0.98 を経て 1.0 に達し，か は 0.21 から 0.40 を経て 1.0 に達し，ま は 0.00 から 0.24，0.70 を経て 1.0 に達し，いずれも転写できた．一方，ら は 0.00 から立ち上がるものの 0.59 で頭打ちとなり，転写できなかった．が は 0.00 から 0.02 までしか動かず，逆引きが数学的に成り立たなかった．8 文字の選定は 4.3 節の方針どおり較正の前に固定しており，ら と が を転写の対象から外したのは，生成手続きを適用した結果として得られたものである．残る 3 文字（つ，ぱ，し）についても同じ手続きを適用しており，全文字の数値列は凍結時のコミットとともに公開する．</w:t>
-      </w:r>
-    </w:p>
-    <w:p>
-      <w:r>
-        <w:rPr>
-          <w:rFonts w:hint="eastAsia"/>
-        </w:rPr>
-        <w:t xml:space="preserve">確認 A は較正フェーズの実験の中に組み込まれており，較正の実施後に集計して判明した．品質確認を較正より前の独立した段階に置いていれば，が の刺激不良は較正の実施前に検出できた可能性がある．この点は 6 章で改めて述べる．</w:t>
-      </w:r>
-    </w:p>
-    <w:p>
-      <w:pPr>
-        <w:pStyle w:val="2"/>
-        <w:ind w:left="386" w:hanging="386"/>
-      </w:pPr>
-      <w:r>
-        <w:rPr>
-          <w:rFonts w:hint="eastAsia"/>
-        </w:rPr>
-        <w:t xml:space="preserve">c 2 回目の較正と，2 回を束ねてよいかの検査</w:t>
-      </w:r>
-    </w:p>
-    <w:p>
-      <w:r>
-        <w:rPr>
-          <w:rFonts w:hint="eastAsia"/>
-        </w:rPr>
-        <w:t xml:space="preserve">2 回目の較正（162 名）は，1 回目と同一の手続き・同一の 8 文字・同一の 4 方式で行い，提示水準の配置だけを変えた．フェード方式と部分表示方式は 1 回目と同一の水準を用いた（表 7）．</w:t>
-      </w:r>
-    </w:p>
-    <w:p>
-      <w:pPr>
-        <w:pStyle w:val="af6"/>
-      </w:pPr>
-      <w:r>
-        <w:rPr>
-          <w:rFonts w:hint="eastAsia"/>
-        </w:rPr>
-        <w:t xml:space="preserve">表 7．視覚較正 2 回目（162 名）における正答率 V_m(s)．方式と水準の組ごとおよそ 122 問．括弧内は正答率（%）．</w:t>
-      </w:r>
-    </w:p>
-    <w:tbl>
-      <w:tblPr>
-        <w:tblStyle w:val="af7"/>
-        <w:tblW w:w="4400" w:type="dxa"/>
-        <w:jc w:val="center"/>
-        <w:tblLayout w:type="fixed"/>
-        <w:tblLook w:val="04A0" w:firstRow="1" w:lastRow="0" w:firstColumn="0" w:lastColumn="0" w:noHBand="0" w:noVBand="1"/>
-      </w:tblPr>
-      <w:tblGrid>
-        <w:gridCol w:w="500"/>
-        <w:gridCol w:w="3900"/>
-      </w:tblGrid>
-      <w:tr>
-        <w:trPr>
-          <w:jc w:val="center"/>
-        </w:trPr>
-        <w:tc>
-          <w:tcPr>
-            <w:tcW w:w="500" w:type="dxa"/>
-            <w:vAlign w:val="center"/>
-          </w:tcPr>
-          <w:p>
-            <w:pPr>
-              <w:ind w:firstLineChars="0" w:firstLine="0"/>
-              <w:jc w:val="left"/>
-              <w:rPr>
-                <w:rStyle w:val="af2"/>
-              </w:rPr>
-            </w:pPr>
-            <w:r>
-              <w:rPr>
-                <w:rStyle w:val="af2"/>
-                <w:rFonts w:hint="eastAsia"/>
-                <w:b/>
-              </w:rPr>
-              <w:t xml:space="preserve">方式</w:t>
-            </w:r>
-          </w:p>
-        </w:tc>
-        <w:tc>
-          <w:tcPr>
-            <w:tcW w:w="3900" w:type="dxa"/>
-            <w:vAlign w:val="center"/>
-          </w:tcPr>
-          <w:p>
-            <w:pPr>
-              <w:ind w:firstLineChars="0" w:firstLine="0"/>
-              <w:jc w:val="left"/>
-              <w:rPr>
-                <w:rStyle w:val="af2"/>
-              </w:rPr>
-            </w:pPr>
-            <w:r>
-              <w:rPr>
-                <w:rStyle w:val="af2"/>
-                <w:rFonts w:hint="eastAsia"/>
-                <w:b/>
-              </w:rPr>
-              <w:t xml:space="preserve">進行度（正答率）</w:t>
-            </w:r>
-          </w:p>
-        </w:tc>
-      </w:tr>
-      <w:tr>
-        <w:trPr>
-          <w:jc w:val="center"/>
-        </w:trPr>
-        <w:tc>
-          <w:tcPr>
-            <w:tcW w:w="500" w:type="dxa"/>
-            <w:vAlign w:val="center"/>
-          </w:tcPr>
-          <w:p>
-            <w:pPr>
-              <w:ind w:firstLineChars="0" w:firstLine="0"/>
-              <w:jc w:val="left"/>
-              <w:rPr>
-                <w:rStyle w:val="af2"/>
-              </w:rPr>
-            </w:pPr>
-            <w:r>
-              <w:rPr>
-                <w:rStyle w:val="af2"/>
-                <w:rFonts w:hint="eastAsia"/>
-              </w:rPr>
-              <w:t xml:space="preserve">フェード</w:t>
-            </w:r>
-          </w:p>
-        </w:tc>
-        <w:tc>
-          <w:tcPr>
-            <w:tcW w:w="3900" w:type="dxa"/>
-            <w:vAlign w:val="center"/>
-          </w:tcPr>
-          <w:p>
-            <w:pPr>
-              <w:ind w:firstLineChars="0" w:firstLine="0"/>
-              <w:jc w:val="left"/>
-              <w:rPr>
-                <w:rStyle w:val="af2"/>
-              </w:rPr>
-            </w:pPr>
-            <w:r>
-              <w:rPr>
-                <w:rStyle w:val="af2"/>
-                <w:rFonts w:hint="eastAsia"/>
-              </w:rPr>
-              <w:t xml:space="preserve">0.4%(1.7) 0.8%(13.8) 1.4%(46.3) 2.2%(68.9) 3.5%(90.9) 6%(95.1) 12%(94.3) 100%(99.2)</w:t>
-            </w:r>
-          </w:p>
-        </w:tc>
-      </w:tr>
-      <w:tr>
-        <w:trPr>
-          <w:jc w:val="center"/>
-        </w:trPr>
-        <w:tc>
-          <w:tcPr>
-            <w:tcW w:w="500" w:type="dxa"/>
-            <w:vAlign w:val="center"/>
-          </w:tcPr>
-          <w:p>
-            <w:pPr>
-              <w:ind w:firstLineChars="0" w:firstLine="0"/>
-              <w:jc w:val="left"/>
-              <w:rPr>
-                <w:rStyle w:val="af2"/>
-              </w:rPr>
-            </w:pPr>
-            <w:r>
-              <w:rPr>
-                <w:rStyle w:val="af2"/>
-                <w:rFonts w:hint="eastAsia"/>
-              </w:rPr>
-              <w:t xml:space="preserve">部分表示</w:t>
-            </w:r>
-          </w:p>
-        </w:tc>
-        <w:tc>
-          <w:tcPr>
-            <w:tcW w:w="3900" w:type="dxa"/>
-            <w:vAlign w:val="center"/>
-          </w:tcPr>
-          <w:p>
-            <w:pPr>
-              <w:ind w:firstLineChars="0" w:firstLine="0"/>
-              <w:jc w:val="left"/>
-              <w:rPr>
-                <w:rStyle w:val="af2"/>
-              </w:rPr>
-            </w:pPr>
-            <w:r>
-              <w:rPr>
-                <w:rStyle w:val="af2"/>
-                <w:rFonts w:hint="eastAsia"/>
-              </w:rPr>
-              <w:t xml:space="preserve">0.1%(1.6) 0.25%(7.4) 0.5%(11.5) 1%(25.4) 2%(55.3) 4%(81.8) 9%(98.4) 100%(100.0)</w:t>
-            </w:r>
-          </w:p>
-        </w:tc>
-      </w:tr>
-      <w:tr>
-        <w:trPr>
-          <w:jc w:val="center"/>
-        </w:trPr>
-        <w:tc>
-          <w:tcPr>
-            <w:tcW w:w="500" w:type="dxa"/>
-            <w:vAlign w:val="center"/>
-          </w:tcPr>
-          <w:p>
-            <w:pPr>
-              <w:ind w:firstLineChars="0" w:firstLine="0"/>
-              <w:jc w:val="left"/>
-              <w:rPr>
-                <w:rStyle w:val="af2"/>
-              </w:rPr>
-            </w:pPr>
-            <w:r>
-              <w:rPr>
-                <w:rStyle w:val="af2"/>
-                <w:rFonts w:hint="eastAsia"/>
-              </w:rPr>
-              <w:t xml:space="preserve">ぼかし解除</w:t>
-            </w:r>
-          </w:p>
-        </w:tc>
-        <w:tc>
-          <w:tcPr>
-            <w:tcW w:w="3900" w:type="dxa"/>
+            <w:tcW w:w="3886" w:type="dxa"/>
             <w:vAlign w:val="center"/>
           </w:tcPr>
           <w:p>
@@ -4616,7 +2463,7 @@
         </w:trPr>
         <w:tc>
           <w:tcPr>
-            <w:tcW w:w="500" w:type="dxa"/>
+            <w:tcW w:w="514" w:type="dxa"/>
             <w:vAlign w:val="center"/>
           </w:tcPr>
           <w:p>
@@ -4632,13 +2479,13 @@
                 <w:rStyle w:val="af2"/>
                 <w:rFonts w:hint="eastAsia"/>
               </w:rPr>
-              <w:t xml:space="preserve">ワイプ</w:t>
+              <w:t xml:space="preserve">ワイプ（見直し前）</w:t>
             </w:r>
           </w:p>
         </w:tc>
         <w:tc>
           <w:tcPr>
-            <w:tcW w:w="3900" w:type="dxa"/>
+            <w:tcW w:w="3886" w:type="dxa"/>
             <w:vAlign w:val="center"/>
           </w:tcPr>
           <w:p>
@@ -4654,191 +2501,7 @@
                 <w:rStyle w:val="af2"/>
                 <w:rFonts w:hint="eastAsia"/>
               </w:rPr>
-              <w:t xml:space="preserve">2%(4.1) 8%(25.6) 20%(40.2) 35%(65.3) 50%(69.9) 65%(73.6) 80%(93.5) 100%(98.3)</w:t>
-            </w:r>
-          </w:p>
-        </w:tc>
-      </w:tr>
-    </w:tbl>
-    <w:p/>
-    <w:p>
-      <w:r>
-        <w:rPr>
-          <w:rFonts w:hint="eastAsia"/>
-        </w:rPr>
-        <w:t xml:space="preserve">水準を変えなかった 2 方式は一致した． 参加者を単位としたブートストラップにより，共通する 8 水準を等重みでそろえて 2 回の差を求めると，フェード方式は −1.4 ポイント［95% CI −5.3 から 2.6］，部分表示方式は −1.4 ポイント［95% CI −5.0 から 2.4］であり，いずれも 0 を含んだ（Holm 補正後 p はともに 0.91）．水準ごとに見ても，両方式とも 8 水準すべてで信頼区間が 0 をまたいだ．したがってこの 2 方式については，2 回の較正を 1 つの測定として扱ってよい．</w:t>
-      </w:r>
-    </w:p>
-    <w:p>
-      <w:r>
-        <w:rPr>
-          <w:rFonts w:hint="eastAsia"/>
-        </w:rPr>
-        <w:t xml:space="preserve">一方，ぼかし解除方式は一致しなかった． 2 回に共通する 3 水準（26%，48%，100%）で同じ検査を行うと，2 回目が −7.2 ポイント［95% CI −12.5 から −1.9］低い（Holm 補正後 p = 0.029）．とくに 48% では 1 回目 43.3% に対し 2 回目 23.1% であった．</w:t>
-      </w:r>
-    </w:p>
-    <w:p>
-      <w:r>
-        <w:rPr>
-          <w:rFonts w:hint="eastAsia"/>
-        </w:rPr>
-        <w:t xml:space="preserve">この差は刺激そのものの違いではない．ぼかし半径は進行度だけから決まる関数であり（3.6 節），提示時間の実測値も水準ごとに 2 回で一致していた（26% かつ基準 300 ms では両回とも 117 ms・6 フレーム）．文字の構成，参加者の端末構成，同一参加者における他方式の成績も，2 回のあいだで差がなかった．</w:t>
-      </w:r>
-    </w:p>
-    <w:p>
-      <w:r>
-        <w:rPr>
-          <w:rFonts w:hint="eastAsia"/>
-        </w:rPr>
-        <w:t xml:space="preserve">差はセッション内の学習量の違いから生じている．共通水準 48% の正答率を試行順の三分位で分けると，1 回目は 23.5%，47.9%，55.6% と上昇するのに対し，2 回目は 32.7%，21.1%，26.3% と上昇しない．ロジスティック回帰では試行位置の主効果（+0.542，p = 0.00008）と，試行位置と実施回の交互作用（−0.690，p = 0.00036）がともに有意であり，同じ検査をフェード方式と部分表示方式に対して行うと交互作用は認められない（p = 0.31，0.36）．1 回目の水準配置は読み取れるぼかしを何度も含むため参加者はセッション中に上達するが，2 回目の配置はほとんどが読み取れないため上達が起こらない，という説明と整合する．</w:t>
-      </w:r>
-    </w:p>
-    <w:p>
-      <w:r>
-        <w:rPr>
-          <w:rFonts w:hint="eastAsia"/>
-        </w:rPr>
-        <w:t xml:space="preserve">ぼかし解除方式の較正曲線は，どの水準の組を提示したかに依存する． したがって水準配置の異なる測定どうしを束ねてはならない．フェード方式と部分表示方式にはこの依存性が認められなかった．この点は，較正にもとづく転写という枠組みそのものに対する制約であり，6 章で改めて述べる．</w:t>
-      </w:r>
-    </w:p>
-    <w:p>
-      <w:pPr>
-        <w:pStyle w:val="2"/>
-        <w:ind w:left="386" w:hanging="386"/>
-      </w:pPr>
-      <w:r>
-        <w:rPr>
-          <w:rFonts w:hint="eastAsia"/>
-        </w:rPr>
-        <w:t xml:space="preserve">d ぼかし解除方式が提示されていなかった閲覧環境</w:t>
-      </w:r>
-    </w:p>
-    <w:p>
-      <w:r>
-        <w:rPr>
-          <w:rFonts w:hint="eastAsia"/>
-        </w:rPr>
-        <w:t xml:space="preserve">較正データの検査により，一部の閲覧環境でぼかしがまったく適用されず，文字が鮮明なまま提示されていたことが判明した．該当環境では，ぼかし半径 69.8 ピクセル（文字の判読が成り立たないはずの水準）においても正答率が 100% であった（表 8）．他の 3 方式の正答率は環境間でほぼ変わらないため，参加者の側の問題ではなく，描画の不具合である．</w:t>
-      </w:r>
-    </w:p>
-    <w:p>
-      <w:pPr>
-        <w:pStyle w:val="af6"/>
-      </w:pPr>
-      <w:r>
-        <w:rPr>
-          <w:rFonts w:hint="eastAsia"/>
-        </w:rPr>
-        <w:t xml:space="preserve">表 8．ぼかし解除方式の正答率．該当環境（45 名）とそれ以外（281 名）．偶然に選べる確率は 1/72 = 1.4%．</w:t>
-      </w:r>
-    </w:p>
-    <w:tbl>
-      <w:tblPr>
-        <w:tblStyle w:val="af7"/>
-        <w:tblW w:w="4400" w:type="dxa"/>
-        <w:jc w:val="center"/>
-        <w:tblLayout w:type="fixed"/>
-        <w:tblLook w:val="04A0" w:firstRow="1" w:lastRow="0" w:firstColumn="0" w:lastColumn="0" w:noHBand="0" w:noVBand="1"/>
-      </w:tblPr>
-      <w:tblGrid>
-        <w:gridCol w:w="800"/>
-        <w:gridCol w:w="1400"/>
-        <w:gridCol w:w="1200"/>
-        <w:gridCol w:w="1000"/>
-      </w:tblGrid>
-      <w:tr>
-        <w:trPr>
-          <w:jc w:val="center"/>
-        </w:trPr>
-        <w:tc>
-          <w:tcPr>
-            <w:tcW w:w="800" w:type="dxa"/>
-            <w:vAlign w:val="center"/>
-          </w:tcPr>
-          <w:p>
-            <w:pPr>
-              <w:ind w:firstLineChars="0" w:firstLine="0"/>
-              <w:jc w:val="left"/>
-              <w:rPr>
-                <w:rStyle w:val="af2"/>
-              </w:rPr>
-            </w:pPr>
-            <w:r>
-              <w:rPr>
-                <w:rStyle w:val="af2"/>
-                <w:rFonts w:hint="eastAsia"/>
-                <w:b/>
-              </w:rPr>
-              <w:t xml:space="preserve">進行度</w:t>
-            </w:r>
-          </w:p>
-        </w:tc>
-        <w:tc>
-          <w:tcPr>
-            <w:tcW w:w="1400" w:type="dxa"/>
-            <w:vAlign w:val="center"/>
-          </w:tcPr>
-          <w:p>
-            <w:pPr>
-              <w:ind w:firstLineChars="0" w:firstLine="0"/>
-              <w:jc w:val="left"/>
-              <w:rPr>
-                <w:rStyle w:val="af2"/>
-              </w:rPr>
-            </w:pPr>
-            <w:r>
-              <w:rPr>
-                <w:rStyle w:val="af2"/>
-                <w:rFonts w:hint="eastAsia"/>
-                <w:b/>
-              </w:rPr>
-              <w:t xml:space="preserve">ぼかし半径</w:t>
-            </w:r>
-          </w:p>
-        </w:tc>
-        <w:tc>
-          <w:tcPr>
-            <w:tcW w:w="1200" w:type="dxa"/>
-            <w:vAlign w:val="center"/>
-          </w:tcPr>
-          <w:p>
-            <w:pPr>
-              <w:ind w:firstLineChars="0" w:firstLine="0"/>
-              <w:jc w:val="left"/>
-              <w:rPr>
-                <w:rStyle w:val="af2"/>
-              </w:rPr>
-            </w:pPr>
-            <w:r>
-              <w:rPr>
-                <w:rStyle w:val="af2"/>
-                <w:rFonts w:hint="eastAsia"/>
-                <w:b/>
-              </w:rPr>
-              <w:t xml:space="preserve">該当環境</w:t>
-            </w:r>
-          </w:p>
-        </w:tc>
-        <w:tc>
-          <w:tcPr>
-            <w:tcW w:w="1000" w:type="dxa"/>
-            <w:vAlign w:val="center"/>
-          </w:tcPr>
-          <w:p>
-            <w:pPr>
-              <w:ind w:firstLineChars="0" w:firstLine="0"/>
-              <w:jc w:val="left"/>
-              <w:rPr>
-                <w:rStyle w:val="af2"/>
-              </w:rPr>
-            </w:pPr>
-            <w:r>
-              <w:rPr>
-                <w:rStyle w:val="af2"/>
-                <w:rFonts w:hint="eastAsia"/>
-                <w:b/>
-              </w:rPr>
-              <w:t xml:space="preserve">それ以外</w:t>
+              <w:t xml:space="preserve">0.5%(5.8) 1%(1.7) 2%(5.6) 4%(13.1) 8%(20.5) 14%(25.6) 25%(39.2) 100%(95.9)</w:t>
             </w:r>
           </w:p>
         </w:tc>
@@ -4849,7 +2512,7 @@
         </w:trPr>
         <w:tc>
           <w:tcPr>
-            <w:tcW w:w="800" w:type="dxa"/>
+            <w:tcW w:w="514" w:type="dxa"/>
             <w:vAlign w:val="center"/>
           </w:tcPr>
           <w:p>
@@ -4865,13 +2528,13 @@
                 <w:rStyle w:val="af2"/>
                 <w:rFonts w:hint="eastAsia"/>
               </w:rPr>
-              <w:t xml:space="preserve">3%</w:t>
+              <w:t xml:space="preserve">ワイプ（見直し後）</w:t>
             </w:r>
           </w:p>
         </w:tc>
         <w:tc>
           <w:tcPr>
-            <w:tcW w:w="1400" w:type="dxa"/>
+            <w:tcW w:w="3886" w:type="dxa"/>
             <w:vAlign w:val="center"/>
           </w:tcPr>
           <w:p>
@@ -4887,423 +2550,7 @@
                 <w:rStyle w:val="af2"/>
                 <w:rFonts w:hint="eastAsia"/>
               </w:rPr>
-              <w:t xml:space="preserve">69.8 px</w:t>
-            </w:r>
-          </w:p>
-        </w:tc>
-        <w:tc>
-          <w:tcPr>
-            <w:tcW w:w="1200" w:type="dxa"/>
-            <w:vAlign w:val="center"/>
-          </w:tcPr>
-          <w:p>
-            <w:pPr>
-              <w:ind w:firstLineChars="0" w:firstLine="0"/>
-              <w:jc w:val="left"/>
-              <w:rPr>
-                <w:rStyle w:val="af2"/>
-              </w:rPr>
-            </w:pPr>
-            <w:r>
-              <w:rPr>
-                <w:rStyle w:val="af2"/>
-                <w:rFonts w:hint="eastAsia"/>
-              </w:rPr>
-              <w:t xml:space="preserve">100.0%</w:t>
-            </w:r>
-          </w:p>
-        </w:tc>
-        <w:tc>
-          <w:tcPr>
-            <w:tcW w:w="1000" w:type="dxa"/>
-            <w:vAlign w:val="center"/>
-          </w:tcPr>
-          <w:p>
-            <w:pPr>
-              <w:ind w:firstLineChars="0" w:firstLine="0"/>
-              <w:jc w:val="left"/>
-              <w:rPr>
-                <w:rStyle w:val="af2"/>
-              </w:rPr>
-            </w:pPr>
-            <w:r>
-              <w:rPr>
-                <w:rStyle w:val="af2"/>
-                <w:rFonts w:hint="eastAsia"/>
-              </w:rPr>
-              <w:t xml:space="preserve">3.3%</w:t>
-            </w:r>
-          </w:p>
-        </w:tc>
-      </w:tr>
-      <w:tr>
-        <w:trPr>
-          <w:jc w:val="center"/>
-        </w:trPr>
-        <w:tc>
-          <w:tcPr>
-            <w:tcW w:w="800" w:type="dxa"/>
-            <w:vAlign w:val="center"/>
-          </w:tcPr>
-          <w:p>
-            <w:pPr>
-              <w:ind w:firstLineChars="0" w:firstLine="0"/>
-              <w:jc w:val="left"/>
-              <w:rPr>
-                <w:rStyle w:val="af2"/>
-              </w:rPr>
-            </w:pPr>
-            <w:r>
-              <w:rPr>
-                <w:rStyle w:val="af2"/>
-                <w:rFonts w:hint="eastAsia"/>
-              </w:rPr>
-              <w:t xml:space="preserve">7%</w:t>
-            </w:r>
-          </w:p>
-        </w:tc>
-        <w:tc>
-          <w:tcPr>
-            <w:tcW w:w="1400" w:type="dxa"/>
-            <w:vAlign w:val="center"/>
-          </w:tcPr>
-          <w:p>
-            <w:pPr>
-              <w:ind w:firstLineChars="0" w:firstLine="0"/>
-              <w:jc w:val="left"/>
-              <w:rPr>
-                <w:rStyle w:val="af2"/>
-              </w:rPr>
-            </w:pPr>
-            <w:r>
-              <w:rPr>
-                <w:rStyle w:val="af2"/>
-                <w:rFonts w:hint="eastAsia"/>
-              </w:rPr>
-              <w:t xml:space="preserve">67.0 px</w:t>
-            </w:r>
-          </w:p>
-        </w:tc>
-        <w:tc>
-          <w:tcPr>
-            <w:tcW w:w="1200" w:type="dxa"/>
-            <w:vAlign w:val="center"/>
-          </w:tcPr>
-          <w:p>
-            <w:pPr>
-              <w:ind w:firstLineChars="0" w:firstLine="0"/>
-              <w:jc w:val="left"/>
-              <w:rPr>
-                <w:rStyle w:val="af2"/>
-              </w:rPr>
-            </w:pPr>
-            <w:r>
-              <w:rPr>
-                <w:rStyle w:val="af2"/>
-                <w:rFonts w:hint="eastAsia"/>
-              </w:rPr>
-              <w:t xml:space="preserve">92.9%</w:t>
-            </w:r>
-          </w:p>
-        </w:tc>
-        <w:tc>
-          <w:tcPr>
-            <w:tcW w:w="1000" w:type="dxa"/>
-            <w:vAlign w:val="center"/>
-          </w:tcPr>
-          <w:p>
-            <w:pPr>
-              <w:ind w:firstLineChars="0" w:firstLine="0"/>
-              <w:jc w:val="left"/>
-              <w:rPr>
-                <w:rStyle w:val="af2"/>
-              </w:rPr>
-            </w:pPr>
-            <w:r>
-              <w:rPr>
-                <w:rStyle w:val="af2"/>
-                <w:rFonts w:hint="eastAsia"/>
-              </w:rPr>
-              <w:t xml:space="preserve">1.1%</w:t>
-            </w:r>
-          </w:p>
-        </w:tc>
-      </w:tr>
-      <w:tr>
-        <w:trPr>
-          <w:jc w:val="center"/>
-        </w:trPr>
-        <w:tc>
-          <w:tcPr>
-            <w:tcW w:w="800" w:type="dxa"/>
-            <w:vAlign w:val="center"/>
-          </w:tcPr>
-          <w:p>
-            <w:pPr>
-              <w:ind w:firstLineChars="0" w:firstLine="0"/>
-              <w:jc w:val="left"/>
-              <w:rPr>
-                <w:rStyle w:val="af2"/>
-              </w:rPr>
-            </w:pPr>
-            <w:r>
-              <w:rPr>
-                <w:rStyle w:val="af2"/>
-                <w:rFonts w:hint="eastAsia"/>
-              </w:rPr>
-              <w:t xml:space="preserve">26%</w:t>
-            </w:r>
-          </w:p>
-        </w:tc>
-        <w:tc>
-          <w:tcPr>
-            <w:tcW w:w="1400" w:type="dxa"/>
-            <w:vAlign w:val="center"/>
-          </w:tcPr>
-          <w:p>
-            <w:pPr>
-              <w:ind w:firstLineChars="0" w:firstLine="0"/>
-              <w:jc w:val="left"/>
-              <w:rPr>
-                <w:rStyle w:val="af2"/>
-              </w:rPr>
-            </w:pPr>
-            <w:r>
-              <w:rPr>
-                <w:rStyle w:val="af2"/>
-                <w:rFonts w:hint="eastAsia"/>
-              </w:rPr>
-              <w:t xml:space="preserve">53.3 px</w:t>
-            </w:r>
-          </w:p>
-        </w:tc>
-        <w:tc>
-          <w:tcPr>
-            <w:tcW w:w="1200" w:type="dxa"/>
-            <w:vAlign w:val="center"/>
-          </w:tcPr>
-          <w:p>
-            <w:pPr>
-              <w:ind w:firstLineChars="0" w:firstLine="0"/>
-              <w:jc w:val="left"/>
-              <w:rPr>
-                <w:rStyle w:val="af2"/>
-              </w:rPr>
-            </w:pPr>
-            <w:r>
-              <w:rPr>
-                <w:rStyle w:val="af2"/>
-                <w:rFonts w:hint="eastAsia"/>
-              </w:rPr>
-              <w:t xml:space="preserve">100.0%</w:t>
-            </w:r>
-          </w:p>
-        </w:tc>
-        <w:tc>
-          <w:tcPr>
-            <w:tcW w:w="1000" w:type="dxa"/>
-            <w:vAlign w:val="center"/>
-          </w:tcPr>
-          <w:p>
-            <w:pPr>
-              <w:ind w:firstLineChars="0" w:firstLine="0"/>
-              <w:jc w:val="left"/>
-              <w:rPr>
-                <w:rStyle w:val="af2"/>
-              </w:rPr>
-            </w:pPr>
-            <w:r>
-              <w:rPr>
-                <w:rStyle w:val="af2"/>
-                <w:rFonts w:hint="eastAsia"/>
-              </w:rPr>
-              <w:t xml:space="preserve">2.5%</w:t>
-            </w:r>
-          </w:p>
-        </w:tc>
-      </w:tr>
-      <w:tr>
-        <w:trPr>
-          <w:jc w:val="center"/>
-        </w:trPr>
-        <w:tc>
-          <w:tcPr>
-            <w:tcW w:w="800" w:type="dxa"/>
-            <w:vAlign w:val="center"/>
-          </w:tcPr>
-          <w:p>
-            <w:pPr>
-              <w:ind w:firstLineChars="0" w:firstLine="0"/>
-              <w:jc w:val="left"/>
-              <w:rPr>
-                <w:rStyle w:val="af2"/>
-              </w:rPr>
-            </w:pPr>
-            <w:r>
-              <w:rPr>
-                <w:rStyle w:val="af2"/>
-                <w:rFonts w:hint="eastAsia"/>
-              </w:rPr>
-              <w:t xml:space="preserve">48%</w:t>
-            </w:r>
-          </w:p>
-        </w:tc>
-        <w:tc>
-          <w:tcPr>
-            <w:tcW w:w="1400" w:type="dxa"/>
-            <w:vAlign w:val="center"/>
-          </w:tcPr>
-          <w:p>
-            <w:pPr>
-              <w:ind w:firstLineChars="0" w:firstLine="0"/>
-              <w:jc w:val="left"/>
-              <w:rPr>
-                <w:rStyle w:val="af2"/>
-              </w:rPr>
-            </w:pPr>
-            <w:r>
-              <w:rPr>
-                <w:rStyle w:val="af2"/>
-                <w:rFonts w:hint="eastAsia"/>
-              </w:rPr>
-              <w:t xml:space="preserve">37.4 px</w:t>
-            </w:r>
-          </w:p>
-        </w:tc>
-        <w:tc>
-          <w:tcPr>
-            <w:tcW w:w="1200" w:type="dxa"/>
-            <w:vAlign w:val="center"/>
-          </w:tcPr>
-          <w:p>
-            <w:pPr>
-              <w:ind w:firstLineChars="0" w:firstLine="0"/>
-              <w:jc w:val="left"/>
-              <w:rPr>
-                <w:rStyle w:val="af2"/>
-              </w:rPr>
-            </w:pPr>
-            <w:r>
-              <w:rPr>
-                <w:rStyle w:val="af2"/>
-                <w:rFonts w:hint="eastAsia"/>
-              </w:rPr>
-              <w:t xml:space="preserve">100.0%</w:t>
-            </w:r>
-          </w:p>
-        </w:tc>
-        <w:tc>
-          <w:tcPr>
-            <w:tcW w:w="1000" w:type="dxa"/>
-            <w:vAlign w:val="center"/>
-          </w:tcPr>
-          <w:p>
-            <w:pPr>
-              <w:ind w:firstLineChars="0" w:firstLine="0"/>
-              <w:jc w:val="left"/>
-              <w:rPr>
-                <w:rStyle w:val="af2"/>
-              </w:rPr>
-            </w:pPr>
-            <w:r>
-              <w:rPr>
-                <w:rStyle w:val="af2"/>
-                <w:rFonts w:hint="eastAsia"/>
-              </w:rPr>
-              <w:t xml:space="preserve">26.7%</w:t>
-            </w:r>
-          </w:p>
-        </w:tc>
-      </w:tr>
-      <w:tr>
-        <w:trPr>
-          <w:jc w:val="center"/>
-        </w:trPr>
-        <w:tc>
-          <w:tcPr>
-            <w:tcW w:w="800" w:type="dxa"/>
-            <w:vAlign w:val="center"/>
-          </w:tcPr>
-          <w:p>
-            <w:pPr>
-              <w:ind w:firstLineChars="0" w:firstLine="0"/>
-              <w:jc w:val="left"/>
-              <w:rPr>
-                <w:rStyle w:val="af2"/>
-              </w:rPr>
-            </w:pPr>
-            <w:r>
-              <w:rPr>
-                <w:rStyle w:val="af2"/>
-                <w:rFonts w:hint="eastAsia"/>
-              </w:rPr>
-              <w:t xml:space="preserve">100%</w:t>
-            </w:r>
-          </w:p>
-        </w:tc>
-        <w:tc>
-          <w:tcPr>
-            <w:tcW w:w="1400" w:type="dxa"/>
-            <w:vAlign w:val="center"/>
-          </w:tcPr>
-          <w:p>
-            <w:pPr>
-              <w:ind w:firstLineChars="0" w:firstLine="0"/>
-              <w:jc w:val="left"/>
-              <w:rPr>
-                <w:rStyle w:val="af2"/>
-              </w:rPr>
-            </w:pPr>
-            <w:r>
-              <w:rPr>
-                <w:rStyle w:val="af2"/>
-                <w:rFonts w:hint="eastAsia"/>
-              </w:rPr>
-              <w:t xml:space="preserve">0 px</w:t>
-            </w:r>
-          </w:p>
-        </w:tc>
-        <w:tc>
-          <w:tcPr>
-            <w:tcW w:w="1200" w:type="dxa"/>
-            <w:vAlign w:val="center"/>
-          </w:tcPr>
-          <w:p>
-            <w:pPr>
-              <w:ind w:firstLineChars="0" w:firstLine="0"/>
-              <w:jc w:val="left"/>
-              <w:rPr>
-                <w:rStyle w:val="af2"/>
-              </w:rPr>
-            </w:pPr>
-            <w:r>
-              <w:rPr>
-                <w:rStyle w:val="af2"/>
-                <w:rFonts w:hint="eastAsia"/>
-              </w:rPr>
-              <w:t xml:space="preserve">100.0%</w:t>
-            </w:r>
-          </w:p>
-        </w:tc>
-        <w:tc>
-          <w:tcPr>
-            <w:tcW w:w="1000" w:type="dxa"/>
-            <w:vAlign w:val="center"/>
-          </w:tcPr>
-          <w:p>
-            <w:pPr>
-              <w:ind w:firstLineChars="0" w:firstLine="0"/>
-              <w:jc w:val="left"/>
-              <w:rPr>
-                <w:rStyle w:val="af2"/>
-              </w:rPr>
-            </w:pPr>
-            <w:r>
-              <w:rPr>
-                <w:rStyle w:val="af2"/>
-                <w:rFonts w:hint="eastAsia"/>
-              </w:rPr>
-              <w:t xml:space="preserve">99.6%</w:t>
+              <w:t xml:space="preserve">2%(4.1) 8%(25.6) 20%(40.2) 35%(65.3) 50%(69.9) 65%(73.6) 80%(93.5) 100%(98.3)</w:t>
             </w:r>
           </w:p>
         </w:tc>
@@ -5315,7 +2562,7 @@
         <w:rPr>
           <w:rFonts w:hint="eastAsia"/>
         </w:rPr>
-        <w:t xml:space="preserve">原因は，実装が用いた描画面のフィルタ機能が，該当環境では例外も警告も出さないまま無視される点にある．該当は視覚較正の参加者 325 名中 45 名（13.8%）であった．本稿のぼかし解除方式に関する数値はすべて該当環境を除外して算出している．検証フェーズ（群 B）に向けては，フィルタが実際に効くかを実行時に描画して判定し，効かない環境では課題に入る前に参加を見合わせていただく処理を実装した．表示のしかたを別の実装で置き換えて見た目を近づける方法は採らない．較正と検証で刺激が変わり，曲線を束ねられなくなるためである．</w:t>
+        <w:t xml:space="preserve">フェード方式は，濃さが 256 階調で表現されるため，進行度 0.8% が濃さ 2 に，1.4% 前後が濃さ 3 に相当し，その間に値をとる水準は作れない．実測でも 0.8%(14.6%) から 1.4%(47.3%) のあいだで正答率が 33 ポイント跳ね上がり，階調の粗さが表示側の制約として現れる．部分表示方式は 0.1% から 9% までおおむね単調に上昇し，2% から 4% の区間の上昇は +21.0 ポイント［95% CI +13.0 から +28.9］であった．ぼかし解除方式は，見直し前の配置では最も薄い 26% でも正答率が 9.1% あり床に達していないため，見直し後は 3% から 26% の側に水準を寄せた．ワイプ方式は，見直し前に水準のなかった 25% から 100% の区間を，見直し後に埋めた．</w:t>
       </w:r>
     </w:p>
     <w:p>
@@ -5327,23 +2574,31 @@
         <w:rPr>
           <w:rFonts w:hint="eastAsia"/>
         </w:rPr>
-        <w:t xml:space="preserve">e ぼかし解除方式の床と，時間の効き方</w:t>
-      </w:r>
-    </w:p>
-    <w:p>
-      <w:r>
-        <w:rPr>
-          <w:rFonts w:hint="eastAsia"/>
-        </w:rPr>
-        <w:t xml:space="preserve">該当環境を除いて 2 回目の水準配置を見ると，ぼかし解除方式の正答率は 3% から 26% までの 6 水準にわたって 1.1% から 7.4% の範囲にとどまり，偶然に選べる確率 1.4% と区別できない水準まで落ちる（表 7）．ぼかし解除方式には，識別がまったく成り立たない状態が存在する．</w:t>
-      </w:r>
-    </w:p>
-    <w:p>
-      <w:r>
-        <w:rPr>
-          <w:rFonts w:hint="eastAsia"/>
-        </w:rPr>
-        <w:t xml:space="preserve">この床が，ぼかしの強さによるものか，提示時間の短さによるものかを切り分けた．提示時間は進行度と基準アニメーションの長さの積で決まるため，進行度が小さい水準ほど提示時間も短くなる．ただし本実装は終端を 2 フレーム保持するため，最も短い 3% の水準でも実測の提示時間は 50 ms（2 フレーム）ある．同一の進行度のまま基準アニメーションの長さだけを変えて提示時間を延ばした比較では，3%（50 ms のまま）で +3.5 ポイント［−0.3 から 7.2］，17%（100 から 133 ms）で +1.3 ポイント［−2.3 から 4.8］，26%（117 から 167 ms）で −0.5 ポイント［−4.3 から 3.4］，48%（183 から 283 ms）で −3.0 ポイント［−14.3 から 8.2］であり，いずれも Holm 補正後 p = 1.0 であった．同じ絵を長く見せても正答率は変わらない．したがってこの床は空間的な情報の欠如によるものであり，提示時間の不足によるものではない．</w:t>
+        <w:t xml:space="preserve">較正を束ねてよいことの確認と，水準配置への依存</w:t>
+      </w:r>
+    </w:p>
+    <w:p>
+      <w:r>
+        <w:rPr>
+          <w:rFonts w:hint="eastAsia"/>
+        </w:rPr>
+        <w:t xml:space="preserve">水準を変えなかった 2 方式は，見直しの前後で一致した．参加者を単位としたブートストラップにより，共通する 8 水準を等重みでそろえて差を求めると，フェード方式は −1.4 ポイント［95% CI −5.3 から +2.6］，部分表示方式は −1.4 ポイント［−5.0 から +2.4］であり，いずれも 0 を含む（Holm 補正後 p はともに 0.91）．水準ごとに見ても，両方式とも 8 水準すべてで信頼区間が 0 をまたぐ．この 2 方式については，見直しをはさんだ測定を 1 つの較正曲線として扱ってよい．</w:t>
+      </w:r>
+    </w:p>
+    <w:p>
+      <w:r>
+        <w:rPr>
+          <w:rFonts w:hint="eastAsia"/>
+        </w:rPr>
+        <w:t xml:space="preserve">一方，ぼかし解除方式では，前後に共通する水準での正答率が動いた．共通する 3 水準（26%，48%，100%）では見直し後が −7.2 ポイント［−12.5 から −1.9］低く（Holm 補正後 p = 0.029），差は 48% の水準に集中する．そこでは見直し前 43.3%（n = 104）に対し見直し後 23.1%（n = 108），まぎれ字を含む全試行では −15.6 ポイント［−24.2 から −7.1］（Holm 補正後 p = 0.0008）であった．この食い違いは刺激の違いによるものではない．ぼかし半径は進行度だけから決まり，提示時間の実測値も前後で一致し（26% かつ基準 300 ms では前後とも 117 ms・6 フレーム），文字の構成，参加者の端末構成，同一参加者における他方式の成績にも差がない．残る有力な候補はセッション中の慣れである．共通水準 48% の正答率を試行順の三分位で分けると，見直し前は 23.5%，47.9%，55.6% と上昇するのに対し，見直し後は 32.7%，21.1%，26.3% と上昇しない．ロジスティック回帰では試行位置の主効果（+0.542，p = 0.00008）と，試行位置と水準配置の交互作用（−0.690，z = −3.57，p = 0.0004）がともに有意である一方，フェード方式と部分表示方式では交互作用が認められない（p = 0.31，0.36）．読み取れるぼかしを含む配置では参加者がセッション中に上達し，ほとんど読み取れない配置では上達が起こらない，という説明と整合する．</w:t>
+      </w:r>
+    </w:p>
+    <w:p>
+      <w:r>
+        <w:rPr>
+          <w:rFonts w:hint="eastAsia"/>
+        </w:rPr>
+        <w:t xml:space="preserve">ぼかし解除方式の較正曲線は，どの水準の組を提示したかに依存する．これは別々の実験のあいだの差ではなく，1 つの較正実験の中で水準の並べ方を変えたときに現れる性質である．水準配置の異なる測定どうしを 1 本の曲線として束ねてはならない．フェード方式と部分表示方式には，この依存性が認められない．</w:t>
       </w:r>
     </w:p>
     <w:p>
@@ -5355,31 +2610,23 @@
         <w:rPr>
           <w:rFonts w:hint="eastAsia"/>
         </w:rPr>
-        <w:t xml:space="preserve">f ワイプ方式における濁点の出現位置の予測</w:t>
-      </w:r>
-    </w:p>
-    <w:p>
-      <w:r>
-        <w:rPr>
-          <w:rFonts w:hint="eastAsia"/>
-        </w:rPr>
-        <w:t xml:space="preserve">ワイプ方式は文字の描画領域を左から右へ広げる．濁点と半濁点は文字の右上に位置するため，最後に現れる．完成形の画像から幾何的に計算すると，本実験で用いた「が」「ぱ」では進行度 67% から 68% で濁点・半濁点の描画が始まる．2 回目の水準配置（50%，65%，80%）はこの位置をまたぐ．</w:t>
-      </w:r>
-    </w:p>
-    <w:p>
-      <w:r>
-        <w:rPr>
-          <w:rFonts w:hint="eastAsia"/>
-        </w:rPr>
-        <w:t xml:space="preserve">予測どおりの跳躍が観測された．濁点・半濁点を持つ 2 文字の正答率は，50% で 3.3%，65% で 0.0% と床にとどまり，80% で 78.1% に跳ね上がった（65% から 80% への差 +78.1 ポイント［95% CI +63.8 から +92.4］，Holm 補正後 p = 2.2×10⁻⁹）．文字ごとには，が が 0.0% から 86.7% へ，ぱ が 0.0% から 68.8% へ変化した．一方，濁点を持たない 6 文字は 65% の時点ですでに 97.8% に達しており，同じ区間での変化は +1.1 ポイント［−2.6 から +4.8］にとどまる．</w:t>
-      </w:r>
-    </w:p>
-    <w:p>
-      <w:r>
-        <w:rPr>
-          <w:rFonts w:hint="eastAsia"/>
-        </w:rPr>
-        <w:t xml:space="preserve">表示方式の幾何構造から，どの進行度で何が読めるようになるかを事前に予測でき，それが量的に確認された．進行度という一つの数だけでは，同じ値でも文字によって読める状態がまったく異なりうる．</w:t>
+        <w:t xml:space="preserve">刺激の妥当性検査</w:t>
+      </w:r>
+    </w:p>
+    <w:p>
+      <w:r>
+        <w:rPr>
+          <w:rFonts w:hint="eastAsia"/>
+        </w:rPr>
+        <w:t xml:space="preserve">較正には，打ち切りを設けず全体を提示する確認 A を組み込んでいる（4.7 節）．聴覚の正答率は 287/540（53.1%）であり，同じ形式の視覚の正答率 967/980（98.7%）を大きく下回った．低下は濁音に集中する．確認 A に含まれる濁音 137 回のうち正しく回答されたのは 25 回（18%），対応する清音に取り違えられたのは 61 回（45%）であるのに対し，清音を濁音と回答した割合は 1.2%（161 回中 2 回）にとどまる．偏りは調音位置によっても異なり，清音への取り違えは軟口蓋破裂音で 79.6%（54 回中 43 回），歯茎破裂音で 68.2%（22 回中 15 回）である一方，両唇破裂音では 8.8%（34 回中 3 回），摩擦音・破擦音では 11.1%（27 回中 3 回）にとどまる．まぎれ字を含む 59 文字でも同じ傾向であり，識別率の上限は清音 0.89（38 文字），濁音 0.24（17 文字），半濁音 0.18（4 文字）である．本命 8 文字では，が（32 回）が か と 28 回答えられて正答 1 回（3%），し（26 回）は ち が 14 回，ら（33 回）は な が 21 回であった．</w:t>
+      </w:r>
+    </w:p>
+    <w:p>
+      <w:r>
+        <w:rPr>
+          <w:rFonts w:hint="eastAsia"/>
+        </w:rPr>
+        <w:t xml:space="preserve">この不具合は生成手続きの結果にも表れる．較正データから q̂A_i(t) を求めると，あ，か，ま はいずれも 1.0 に達して転写できた一方，ら は 0.59 で頭打ちとなり，が は 0.00 から 0.02 までしか動かず，逆引きが数学的に成り立たなかった．8 文字の選定は 4.2 節の方針どおり較正の前に固定しており，ら と が を転写の対象から外したのは，生成手続きを適用した結果である．</w:t>
       </w:r>
     </w:p>
     <w:p>
@@ -5391,34 +2638,31 @@
         <w:rPr>
           <w:rFonts w:hint="eastAsia"/>
         </w:rPr>
-        <w:t xml:space="preserve">仮説 1 と仮説 2 の判定</w:t>
-      </w:r>
-    </w:p>
-    <w:p>
-      <w:r>
-        <w:rPr>
-          <w:rFonts w:hint="eastAsia"/>
-        </w:rPr>
-        <w:t xml:space="preserve">以下は群 B と群 Acal の比較にもとづく判定であり，検証を実施していないためすべて仮の値である．フェード方式では，距離 E は提案 6.8【仮値・実測ではない】，対照 1（等速） 17.9【仮値・実測ではない】，対照 2（一次変換） 11.2【仮値・実測ではない】であった．対照 1 との差は 11.1 ポイント［95% CI 7.4 から 14.8］【仮値・実測ではない】，対照 2 との差は 4.4 ポイント［95% CI 1.1 から 7.7］【仮値・実測ではない】であり，仮説 1，仮説 2 とも支持された【仮値・実測ではない】．</w:t>
-      </w:r>
-    </w:p>
-    <w:p>
-      <w:r>
-        <w:rPr>
-          <w:rFonts w:hint="eastAsia"/>
-        </w:rPr>
-        <w:t xml:space="preserve">部分表示方式では，距離 E は提案 8.9【仮値・実測ではない】，対照 1 16.4【仮値・実測ではない】，対照 2 9.7【仮値・実測ではない】であった．対照 1 との差は 7.5 ポイント［95% CI 3.6 から 11.4］【仮値・実測ではない】であり仮説 1 は支持された【仮値・実測ではない】が，対照 2 との差は 0.8 ポイント［95% CI −2.1 から 3.7］【仮値・実測ではない】であり仮説 2 は支持されなかった【仮値・実測ではない】．この差は 4.8 節で述べた測定の揺らぎの目安（約 4.7 ポイント，実測）の範囲内である．</w:t>
-      </w:r>
-    </w:p>
-    <w:p>
-      <w:pPr>
-        <w:pStyle w:val="af6"/>
-      </w:pPr>
-      <w:r>
-        <w:rPr>
-          <w:rFonts w:hint="eastAsia"/>
-        </w:rPr>
-        <w:t xml:space="preserve">図 2．文字ごとの距離 E を条件別に並べた図（フェード，部分表示の 2 方式）．【仮値・実測ではない】</w:t>
+        <w:t xml:space="preserve">ぼかし解除方式が成立しない閲覧環境と，識別の床</w:t>
+      </w:r>
+    </w:p>
+    <w:p>
+      <w:r>
+        <w:rPr>
+          <w:rFonts w:hint="eastAsia"/>
+        </w:rPr>
+        <w:t xml:space="preserve">ぼかし解除方式の実装は CanvasRenderingContext2D.filter の blur() を用いる．WebKit を描画エンジンとする環境（iOS の全ブラウザ，iOS アプリ内 WebView，macOS の Safari）では，この指定が例外も警告も出さないまま無視され，ぼかしのかかっていない鮮明な文字が提示される．該当環境の判定は，実行時に小さな黒い四角を同じ手続きでぼかし，中心の画素が薄まるかどうかを調べることで行い，UA 文字列では判定しない．視覚較正の参加者 325 名のうち該当は 45 名（13.8%）であった．</w:t>
+      </w:r>
+    </w:p>
+    <w:p>
+      <w:r>
+        <w:rPr>
+          <w:rFonts w:hint="eastAsia"/>
+        </w:rPr>
+        <w:t xml:space="preserve">除外が妥当であることは 2 点から確かめられる．第一に，該当環境ではぼかし半径 69.8 px（進行度 3%）から 0 px（100%）まで正答率が 92.9% から 100% でほぼ一定であり，用量反応が消失している．同じ水準の他の環境では，3% で 3.3%，48% で 26.7%，100% で 99.6% である．第二に，同じ参加者の他の 3 方式は正常に働いている．打ち切りのある水準に限ると，該当環境の正答率はフェード 62.7%，部分表示 50.9%，ワイプ 31.4% であり，他の環境（58.8%，39.6%，35.1%）と同程度である．本稿のぼかし解除方式に関する数値は，すべて該当環境を除外して算出している．検証フェーズでは同じ判定を課題の開始前に行う．見た目を近づける代替実装は用いない．較正と検証で刺激が変わり，曲線を束ねられなくなるためである．</w:t>
+      </w:r>
+    </w:p>
+    <w:p>
+      <w:r>
+        <w:rPr>
+          <w:rFonts w:hint="eastAsia"/>
+        </w:rPr>
+        <w:t xml:space="preserve">該当環境を除くと，ぼかし解除方式の正答率は進行度 3% から 26% までの 6 水準にわたって 1.1% から 3.7% の範囲にとどまり，偶然に選べる確率 1/72 = 1.4% と区別できない．ぼかし解除方式には，識別がまったく成り立たない状態が存在する．この床がぼかしの強さによるものか提示時間の短さによるものかを切り分けるため，同一の進行度のまま基準アニメーションの長さだけを変えた．差は，3%（実測 50 ms のまま）で +3.4 ポイント［−0.2 から +7.1］，17%（100 から 133 ms）で +1.3 ポイント［−2.2 から +4.8］，26%（117 から 167 ms）で −0.5 ポイント［−4.3 から +3.3］，48%（183 から 283 ms）で −3.5 ポイント［−14.7 から +7.7］であり，いずれも Holm 補正後 p = 1.0 であった．同じ絵を長く見せても正答率は変わらない．したがってこの床は空間的な情報の欠如によるものである．</w:t>
       </w:r>
     </w:p>
     <w:p>
@@ -5430,34 +2674,15 @@
         <w:rPr>
           <w:rFonts w:hint="eastAsia"/>
         </w:rPr>
-        <w:t xml:space="preserve">事前に宣言した予測の検証</w:t>
-      </w:r>
-    </w:p>
-    <w:p>
-      <w:r>
-        <w:rPr>
-          <w:rFonts w:hint="eastAsia"/>
-        </w:rPr>
-        <w:t xml:space="preserve">が と ら は 5.1b 節で述べたとおり転写が成立しないため，この検証から除外する．以下，残る 6 文字（あ，か，つ，ぱ，し，ま）についての数値はすべて群 B と群 Acal にもとづく仮の値である．</w:t>
-      </w:r>
-    </w:p>
-    <w:p>
-      <w:r>
-        <w:rPr>
-          <w:rFonts w:hint="eastAsia"/>
-        </w:rPr>
-        <w:t xml:space="preserve">一次変換で合わせきれない度合い D_i と，提案手法の対照 2 に対する優位（E(対照 2) − E(提案)）の関係を見ると，相関係数は 0.58［95% CI −0.05 から 0.87］【仮値・実測ではない】であった．D_i が大きい文字ほど提案手法の優位が大きいという事前の予測におおむね沿う結果であった【仮値・実測ではない】．最も D_i が大きかったのは し であり，優位は 6.1 ポイント【仮値・実測ではない】であった．最も D_i が小さかったのは あ であり，優位は 0.9 ポイント【仮値・実測ではない】であった．</w:t>
-      </w:r>
-    </w:p>
-    <w:p>
-      <w:pPr>
-        <w:pStyle w:val="af6"/>
-      </w:pPr>
-      <w:r>
-        <w:rPr>
-          <w:rFonts w:hint="eastAsia"/>
-        </w:rPr>
-        <w:t xml:space="preserve">図 3．一次変換で合わせきれない度合い D_i と，提案手法の優位の大きさの関係．【仮値・実測ではない】</w:t>
+        <w:t xml:space="preserve">ワイプ方式における濁点の出現位置の予測</w:t>
+      </w:r>
+    </w:p>
+    <w:p>
+      <w:r>
+        <w:rPr>
+          <w:rFonts w:hint="eastAsia"/>
+        </w:rPr>
+        <w:t xml:space="preserve">ワイプ方式は文字の描画領域を左から右へ広げるため，文字の右上にある濁点と半濁点は最後に現れる．完成形の画像から幾何的に計算すると，「が」「ぱ」では進行度 67% から 68% で濁点・半濁点の描画が始まり，見直し後の水準配置（50%，65%，80%）はこの位置をまたぐ．濁点・半濁点を持つ 2 文字の正答率は，50% で 3.3%，65% で 0.0% と床にとどまり，80% で 78.1% に跳ね上がる（65% から 80% への差 +78.1 ポイント［95% CI +63.8 から +92.4］，Holm 補正後 p &lt; 0.0001）．文字ごとには，が が 0.0% から 86.7% へ，ぱ が 0.0% から 68.8% へ変化した．一方，濁点を持たない 6 文字は 65% の時点ですでに 97.8% に達しており，同じ区間での変化は +1.1 ポイント［−2.6 から +4.8］にとどまる．表示方式の幾何構造から，どの進行度で何が読めるようになるかを事前に予測でき，それが量的に確認された．</w:t>
       </w:r>
     </w:p>
     <w:p>
@@ -5469,26 +2694,23 @@
         <w:rPr>
           <w:rFonts w:hint="eastAsia"/>
         </w:rPr>
-        <w:t xml:space="preserve">4 方式の比較と見え心地</w:t>
-      </w:r>
-    </w:p>
-    <w:p>
-      <w:r>
-        <w:rPr>
-          <w:rFonts w:hint="eastAsia"/>
-        </w:rPr>
-        <w:t xml:space="preserve">以下は群 B（フェード，部分表示），探索の 2 方式（ぼかし解除，ワイプ），および群 C にもとづく仮の値である．目標軌跡への近さ（距離 E）は，フェード 6.8【仮値・実測ではない】，部分表示 8.9【仮値・実測ではない】，ぼかし解除 9.4【仮値・実測ではない】，ワイプ 14.2【仮値・実測ではない】であった．群 C の見え心地評定（7 件法 3 項目の合成得点）は，フェード 5.1【仮値・実測ではない】，ぼかし解除 4.8【仮値・実測ではない】，部分表示 3.9【仮値・実測ではない】，ワイプ 3.2【仮値・実測ではない】であった．忠実さの順位と見え心地の順位は一致しなかった【仮値・実測ではない】．</w:t>
-      </w:r>
-    </w:p>
-    <w:p>
-      <w:pPr>
-        <w:pStyle w:val="af6"/>
-      </w:pPr>
-      <w:r>
-        <w:rPr>
-          <w:rFonts w:hint="eastAsia"/>
-        </w:rPr>
-        <w:t xml:space="preserve">図 4．横軸を忠実さ，縦軸を見え心地とする設計空間に 4 方式を配置した図．【仮値・実測ではない】</w:t>
+        <w:t xml:space="preserve">進行の速さの影響</w:t>
+      </w:r>
+    </w:p>
+    <w:p>
+      <w:r>
+        <w:rPr>
+          <w:rFonts w:hint="eastAsia"/>
+        </w:rPr>
+        <w:t xml:space="preserve">2 水準の基準アニメーション（300 ms と 500 ms）を比較した（4.5 節）．水準と水準配置を等重みでそろえ，参加者を単位としたブートストラップでまとめると，500 ms 側と 300 ms 側の差は，フェード方式 −1.0 ポイント［95% CI −4.9 から +2.8］，部分表示方式 +4.5 ポイント［+0.8 から +8.1］，ぼかし解除方式 +0.7 ポイント［−3.2 から +4.6］，ワイプ方式 +2.4 ポイント［−1.2 から +5.9］であった．4 方式に対する Holm 補正を通すと，有意な差はいずれの方式にも認められない（補正後 p は順に 1.00，0.076，1.00，0.58）．進行度をそろえたとき，提示時間を 1.7 倍にしても正答率はほとんど変わらない．ただし基準の長さは参加者ごとに決定的に割り当てており無作為化していないため，参加者側の交絡は原理的には排除できない．</w:t>
+      </w:r>
+    </w:p>
+    <w:p>
+      <w:r>
+        <w:rPr>
+          <w:rFonts w:hint="eastAsia"/>
+        </w:rPr>
+        <w:t xml:space="preserve">飽和指数モデル p = γ + (λ − γ)(1 − e^(−T/τ)) を，実測の提示時間 T を説明変数として全セル共通の τ で当てはめると，39 セルからの推定値は τ = 20.5 ms［95% プロファイル尤度 CI 12.5 から 26.0］となり，78 の下位セルのうち 74（94.9%）が予測と実測の ±2 標準誤差の範囲に収まる．上限側の τ &lt; 26 ms は安定しており，時間の効果が数十ミリ秒で飽和することは支持される．下限側は脆く，終端の 2 フレーム（33 ms）の時点ですでに読み終えているという解釈とも両立する．文字ごとの速さの効果は か が +7.1 ポイント［+1.6 から +12.5］，つ が +6.6 ポイント［+1.0 から +12.3］と大きいが，8 文字の多重比較を通すと確定できないため，探索的な言及にとどめる．</w:t>
       </w:r>
     </w:p>
     <w:p>
@@ -5500,31 +2722,26 @@
         <w:rPr>
           <w:rFonts w:hint="eastAsia"/>
         </w:rPr>
-        <w:t xml:space="preserve">進行の速さの影響</w:t>
-      </w:r>
-    </w:p>
-    <w:p>
-      <w:r>
-        <w:rPr>
-          <w:rFonts w:hint="eastAsia"/>
-        </w:rPr>
-        <w:t xml:space="preserve">4.7 節で述べた 2 水準の基準アニメーション（300 ms と 500 ms）の比較を，較正データの範囲内で行った．同じ進行度でも基準が長いほど提示時間は長くなる．水準と実施回を等重みでそろえ，参加者を単位としたブートストラップで 2 回分をまとめると，500 ms 側と 300 ms 側の差は，フェード方式 −1.0 ポイント［95% CI −4.9 から +2.8］，部分表示方式 +4.5 ポイント［+0.8 から +8.1］，ぼかし解除方式 +0.7 ポイント［−3.2 から +4.6］，ワイプ方式 +2.4 ポイント［−1.2 から +5.9］であった．4 方式に対する Holm 補正を通すと，有意な差はいずれの方式にも認められない（補正後 p は順に 1.00，0.076，1.00，0.58）．進行度をそろえたとき，提示時間を 1.7 倍にしても正答率はほとんど変わらない．</w:t>
-      </w:r>
-    </w:p>
-    <w:p>
-      <w:r>
-        <w:rPr>
-          <w:rFonts w:hint="eastAsia"/>
-        </w:rPr>
-        <w:t xml:space="preserve">この結果は，本手法が進行度という一つの変数で提示の状態を表すという前提と整合する．ただし基準の長さは参加者ごとに決定的に割り当てており無作為化していないため，参加者側の交絡は原理的には排除できない．</w:t>
-      </w:r>
-    </w:p>
-    <w:p>
-      <w:r>
-        <w:rPr>
-          <w:rFonts w:hint="eastAsia"/>
-        </w:rPr>
-        <w:t xml:space="preserve">飽和指数モデル p = γ + (λ − γ)(1 − e^(−T/τ)) を，実測の提示時間 T を説明変数として全セル共通の τ で当てはめると，2 回分をまとめた推定値は τ = 20.5 ms［95% プロファイル尤度 CI 12.5 から 26.0］となり，1 回目のみの場合（CI 幅 18.0 ms）より区間が 25% 狭まった．78 の下位セルのうち 74（94.9%）が予測と実測の ±2 標準誤差の範囲に収まる．上限側の τ &lt; 26 ms は安定しており，時間の効果が数十ミリ秒で飽和することは支持される．一方，下限側は脆く，終端の 2 フレーム（33 ms）の時点ですでに読み終えているという解釈とも両立する．</w:t>
+        <w:t xml:space="preserve">仮説 1 と仮説 2 の判定</w:t>
+      </w:r>
+    </w:p>
+    <w:p>
+      <w:r>
+        <w:rPr>
+          <w:rFonts w:hint="eastAsia"/>
+        </w:rPr>
+        <w:t xml:space="preserve">検証を実施していないため，本節の数値と判定はすべて仮の値である．フェード方式では，距離 E は提案 6.8，対照 1（等速）17.9，対照 2（一次変換）11.2 であり，対照 1 との差 11.1 ポイント［95% CI 7.4 から 14.8］，対照 2 との差 4.4 ポイント［1.1 から 7.7］で，仮説 1，仮説 2 とも支持された．部分表示方式では，提案 8.9，対照 1 16.4，対照 2 9.7 であり，対照 1 との差 7.5 ポイント［3.6 から 11.4］で仮説 1 は支持されたが，対照 2 との差は 0.8 ポイント［−2.1 から 3.7］で仮説 2 は支持されなかった．【仮値・実測ではない】</w:t>
+      </w:r>
+    </w:p>
+    <w:p>
+      <w:pPr>
+        <w:pStyle w:val="af6"/>
+      </w:pPr>
+      <w:r>
+        <w:rPr>
+          <w:rFonts w:hint="eastAsia"/>
+        </w:rPr>
+        <w:t xml:space="preserve">図 2．文字ごとの距離 E を条件別に並べた図．【仮値・実測ではない】</w:t>
       </w:r>
     </w:p>
     <w:p>
@@ -5536,6 +2753,57 @@
         <w:rPr>
           <w:rFonts w:hint="eastAsia"/>
         </w:rPr>
+        <w:t xml:space="preserve">事前に宣言した予測の検証</w:t>
+      </w:r>
+    </w:p>
+    <w:p>
+      <w:r>
+        <w:rPr>
+          <w:rFonts w:hint="eastAsia"/>
+        </w:rPr>
+        <w:t xml:space="preserve">が と ら は転写が成立しないため除外する（5.3 節）．残る 6 文字について，一次変換で合わせきれない度合い D_i と提案手法の対照 2 に対する優位（E(対照 2) − E(提案)）の相関係数は 0.58［95% CI −0.05 から 0.87］であり，D_i が大きい文字ほど優位が大きいという事前の予測におおむね沿う．優位は，D_i が最大の し で 6.1 ポイント，最小の あ で 0.9 ポイントである．【仮値・実測ではない】</w:t>
+      </w:r>
+    </w:p>
+    <w:p>
+      <w:pPr>
+        <w:pStyle w:val="2"/>
+        <w:ind w:left="386" w:hanging="386"/>
+      </w:pPr>
+      <w:r>
+        <w:rPr>
+          <w:rFonts w:hint="eastAsia"/>
+        </w:rPr>
+        <w:t xml:space="preserve">4 方式の比較と見え心地</w:t>
+      </w:r>
+    </w:p>
+    <w:p>
+      <w:r>
+        <w:rPr>
+          <w:rFonts w:hint="eastAsia"/>
+        </w:rPr>
+        <w:t xml:space="preserve">目標軌跡への近さ（距離 E）は，フェード 6.8，部分表示 8.9，ぼかし解除 9.4，ワイプ 14.2，群 C の見え心地評定（7 件法 3 項目の合成得点）は，フェード 5.1，ぼかし解除 4.8，部分表示 3.9，ワイプ 3.2 であり，忠実さの順位と見え心地の順位は一致しなかった．【仮値・実測ではない】</w:t>
+      </w:r>
+    </w:p>
+    <w:p>
+      <w:pPr>
+        <w:pStyle w:val="af6"/>
+      </w:pPr>
+      <w:r>
+        <w:rPr>
+          <w:rFonts w:hint="eastAsia"/>
+        </w:rPr>
+        <w:t xml:space="preserve">図 3．横軸を忠実さ，縦軸を見え心地とする設計空間に 4 方式を配置した図．【仮値・実測ではない】</w:t>
+      </w:r>
+    </w:p>
+    <w:p>
+      <w:pPr>
+        <w:pStyle w:val="2"/>
+        <w:ind w:left="386" w:hanging="386"/>
+      </w:pPr>
+      <w:r>
+        <w:rPr>
+          <w:rFonts w:hint="eastAsia"/>
+        </w:rPr>
         <w:t xml:space="preserve">補助的な分析</w:t>
       </w:r>
     </w:p>
@@ -5544,7 +2812,7 @@
         <w:rPr>
           <w:rFonts w:hint="eastAsia"/>
         </w:rPr>
-        <w:t xml:space="preserve">較正フェーズ 1 回目の参加者 253 人のうち，同じ文字を押し続けるなど不真面目と判断される回答をした者は，聴覚 90 人中 1 人，視覚 163 人中 5 人であった．253 人中 252 人が完走し，完走者の送信の取りこぼしは 0 件であった．所要時間の中央値は 500 秒，四分位範囲は 422 から 576 秒であった．2 回目の視覚較正では，配布した 163 の受付のうち 162 人が本命 24 問を完走し，同様の基準で不真面目と判断される回答をした者は 1 人であった．所要時間の中央値は 7 分であった．刺激の妥当性にかかわる確認 A の結果は 5.1b 節で，閲覧環境による提示の不成立は 5.1d 節で述べたとおりである．</w:t>
+        <w:t xml:space="preserve">較正の参加者のうち，同じ文字を押し続けるなど不真面目と判断される回答をした者は，聴覚 90 人中 1 人，視覚 325 人中 6 人であった．水準の見直し前に参加した 253 人では 17,733 行の試行を記録し，252 人が完走した．所要時間の中央値は 500 秒（四分位範囲 422 から 576 秒），送信の取りこぼしは 0 件である．見直し後は，配布した 163 の受付のうち 162 人が完走した．</w:t>
       </w:r>
     </w:p>
     <w:p/>
@@ -5564,71 +2832,39 @@
         <w:rPr>
           <w:rFonts w:hint="eastAsia"/>
         </w:rPr>
-        <w:t xml:space="preserve">較正フェーズで用いた聴覚刺激は，音声合成によって「文字＋さ」を作り，先頭のモーラを切り出したものであった．5.1b 節で見たとおり，この方式は濁音の手がかりを損ないやすく，が では逆引きが成り立たないほどに識別率軌跡そのものが崩れた．合成音声を先頭から切り出す処理は，無声音に偏った出力を生みやすいという教訓が得られた．全体提示での正答率を確かめる品質確認は，較正の実施後ではなく，較正より前の独立した段階に置くべきであった．そうしていれば，が の不具合は較正データの収集前に検出でき，較正前という選定バイアスの生じない段階で刺激を作り直す判断を下せたはずである．</w:t>
-      </w:r>
-    </w:p>
-    <w:p>
-      <w:r>
-        <w:rPr>
-          <w:rFonts w:hint="eastAsia"/>
-        </w:rPr>
-        <w:t xml:space="preserve">視覚の較正曲線は，方式によって制約の現れ方が異なった．フェード方式は，濃さが 256 階調に量子化されるため，進行度が小さい範囲で測定できる点がとびとびになり，0.8% から 1.4% のあいだで正答率が 33 ポイント跳躍した．これは表示の実装が持つ限界であり，較正の測定密度を上げても解消しない．ワイプ方式は，1 回目で 25% から 100% のあいだの水準を配置していなかったため，この区間の曲線が描けず，2 回目で埋めた．結果として，濁点の出現位置を境に正答率が 78 ポイント跳ね上がる区間がこの中にあったことが分かった（5.1f 節）．</w:t>
-      </w:r>
-    </w:p>
-    <w:p>
-      <w:r>
-        <w:rPr>
-          <w:rFonts w:hint="eastAsia"/>
-        </w:rPr>
-        <w:t xml:space="preserve">較正にもとづく転写という枠組みに対して，本研究の較正から 2 つの制約が明らかになった．</w:t>
-      </w:r>
-    </w:p>
-    <w:p>
-      <w:r>
-        <w:rPr>
-          <w:rFonts w:hint="eastAsia"/>
-        </w:rPr>
-        <w:t xml:space="preserve">第一に，較正曲線が刺激だけで決まらない方式がある．ぼかし解除方式では，同一の刺激・同一の提示時間であっても，どの水準の組を提示したかによって共通水準での正答率が 7.2 ポイント（48% の水準では 20 ポイント）動いた（5.1c 節）．原因はセッション内の学習量の違いにあり，読み取れる見本を含む水準配置では参加者が課題中に上達するが，ほとんど読み取れない配置では上達しない．較正で測った曲線を別の文脈で使うという手続きは，この方式については前提が成り立たない．フェード方式と部分表示方式には同じ依存性が認められなかった．どの表示方式が文脈に依存しないかを，較正の前に見分ける方法は本研究では得られていない．</w:t>
-      </w:r>
-    </w:p>
-    <w:p>
-      <w:r>
-        <w:rPr>
-          <w:rFonts w:hint="eastAsia"/>
-        </w:rPr>
-        <w:t xml:space="preserve">第二に，進行度という一つの数は，読める状態を一意には定めない．ワイプ方式では，濁点を持つ文字と持たない文字とで，同じ進行度 65% における正答率が 0.0% と 97.8% に分かれた（5.1f 節）．表示方式の幾何構造から出現位置を計算すれば事前に予測できるが，逆にいえば，文字の形と表示方式の組み合わせごとに何が読めるようになるかを考慮せずに進行度だけで転写を設計することはできない．</w:t>
-      </w:r>
-    </w:p>
-    <w:p>
-      <w:r>
-        <w:rPr>
-          <w:rFonts w:hint="eastAsia"/>
-        </w:rPr>
-        <w:t xml:space="preserve">これらは，較正の測定密度を上げれば解消する種類の問題ではない．表示方式を選ぶ段階で，文脈依存性の小ささと，文字によらない一様さとを条件に加えるべきであった．</w:t>
-      </w:r>
-    </w:p>
-    <w:p>
-      <w:r>
-        <w:rPr>
-          <w:rFonts w:hint="eastAsia"/>
-        </w:rPr>
-        <w:t xml:space="preserve">較正の実施環境については，ぼかし解除方式が一部の閲覧環境でまったく提示されていなかった（5.1d 節）．例外も警告も出ないまま，ぼかしを指定した描画がそのまま鮮明に表示されるため，収集後にデータを検査するまで気づけなかった．該当は参加者の 13.8% にのぼり，除外前は最も薄い水準でも正答率が 11% から 15% あるように見えていた．この見かけの床の高さは，「ぼかし解除方式では識別がまったく成り立たない状態を作れない」という誤った判断につながりかけていた．実際には，該当環境を除けば偶然と区別できない水準まで落ちる（5.1e 節）．オンラインで刺激を配信する実験では，刺激が意図どおり提示されたことを閲覧環境ごとに確かめる検査を，参加者の応答とは独立に組み込む必要がある．本研究では，全体提示での正答率を確かめる確認 A を用意していたが，これは打ち切りのない状態を見せるものであるため，打ち切った状態の描画が壊れている場合には検出できなかった．</w:t>
-      </w:r>
-    </w:p>
-    <w:p>
-      <w:r>
-        <w:rPr>
-          <w:rFonts w:hint="eastAsia"/>
-        </w:rPr>
-        <w:t xml:space="preserve">本研究の較正は，単一の合成音声話者による刺激を用いている．オンラインクラウドソーシングで募集した参加者の再生機器や視聴環境は自由としており，端末やイヤホンの種類による差を統制していない．これらは較正曲線の絶対値に影響し得るが，複数の話者や再生環境にわたって較正をやり直すことは今後の課題である．</w:t>
-      </w:r>
-    </w:p>
-    <w:p>
-      <w:r>
-        <w:rPr>
-          <w:rFonts w:hint="eastAsia"/>
-        </w:rPr>
-        <w:t xml:space="preserve">5.1b 節で見たとおり，8 文字のうち転写できた文字とできなかった文字がある．あ，か，ま は目標の軌跡どおりに進行度を再現できたのに対し，ら は較正の値域の中で頭打ちとなり，が は識別率軌跡がほとんど動かず逆引きが数学的に成立しなかった．この差は，較正手続きが特定の音の性質に対してうまく機能しない場合があることを示しており，どのような音の性質を持つ文字であれば較正にもとづく転写が成立するかを明らかにすることは，本研究の枠組みを実用に近づける上での課題である．すべての文字が一様に転写できるという前提を置かずに手法を設計する必要がある．</w:t>
+        <w:t xml:space="preserve">合成音声の第 1 モーラを切り出す刺激作成法は，濁音の手がかりを損ないやすい（5.3 節）．が では，識別率軌跡がほとんど動かず逆引きが成り立たなかった．切り出しによって清濁の音響的手がかりが失われた可能性と，単独提示されたモーラでは清濁の判断そのものが無声側に偏る可能性の双方がありうるが，観測された調音位置による偏りはいずれの説明とも完全には整合しない．切り分けには自然発話を刺激とした同一手続きの比較が必要である．刺激の全体提示による品質確認は，較正と同じ実験の中ではなく，較正より前の独立した段階に置く必要がある．</w:t>
+      </w:r>
+    </w:p>
+    <w:p>
+      <w:r>
+        <w:rPr>
+          <w:rFonts w:hint="eastAsia"/>
+        </w:rPr>
+        <w:t xml:space="preserve">較正にもとづく転写という枠組みに対して，本研究の較正から 2 つの制約が明らかになった．第一に，較正曲線が刺激だけで決まらない方式がある．ぼかし解除方式では，同一の刺激・同一の提示時間であっても，どの水準の組を提示したかによって共通水準での正答率が 15.6 ポイント動いた（5.2 節）．原因はセッション内の学習量の違いにあり，読み取れる見本を含む水準配置では参加者が課題中に上達するが，ほとんど読み取れない配置では上達しない．較正で測った曲線を別の文脈で使うという手続きは，この方式については前提が成り立たない．フェード方式と部分表示方式にはこの依存性が認められない．どの表示方式が文脈に依存しないかを較正の前に見分ける方法は，本研究では得られていない．</w:t>
+      </w:r>
+    </w:p>
+    <w:p>
+      <w:r>
+        <w:rPr>
+          <w:rFonts w:hint="eastAsia"/>
+        </w:rPr>
+        <w:t xml:space="preserve">第二に，進行度という一つの数は，読める状態を一意には定めない．ワイプ方式では，濁点を持つ文字と持たない文字とで，同じ進行度 65% における正答率が 0.0% と 97.8% に分かれた（5.5 節）．表示方式の幾何構造から出現位置を計算すれば事前に予測できるが，逆にいえば，文字の形と表示方式の組み合わせごとに何が読めるようになるかを考慮せずに，進行度だけで転写を設計することはできない．これらは較正の測定密度を上げれば解消する種類の問題ではない．表示方式の選択には，文脈依存性の小ささと，文字によらない一様さを条件として加える必要がある．</w:t>
+      </w:r>
+    </w:p>
+    <w:p>
+      <w:r>
+        <w:rPr>
+          <w:rFonts w:hint="eastAsia"/>
+        </w:rPr>
+        <w:t xml:space="preserve">オンラインで刺激を配信する実験では，刺激が意図どおり提示されたことを参加者の応答とは独立に検査する必要がある（5.4 節）．全体提示の正答率を見る確認 A は，打ち切った状態の描画に対する検査としては働かない．</w:t>
+      </w:r>
+    </w:p>
+    <w:p>
+      <w:r>
+        <w:rPr>
+          <w:rFonts w:hint="eastAsia"/>
+        </w:rPr>
+        <w:t xml:space="preserve">本研究の較正は単一の合成音声話者による刺激を用いており，参加者の再生機器や視聴環境も統制していない．これらは較正曲線の絶対値に影響し得る．また，8 文字のうち あ，か，ま は目標の軌跡どおりに進行度を再現できたのに対し，ら は較正の値域の中で頭打ちとなり，が は逆引きが成立しなかった．どのような音の性質を持つ文字であれば較正にもとづく転写が成立するかは明らかでない．すべての文字が一様に転写できるという前提を置かずに手法を設計する必要がある．</w:t>
       </w:r>
     </w:p>
     <w:p/>

--- a/paper/wiss2026.docx
+++ b/paper/wiss2026.docx
@@ -739,7 +739,7 @@
         <w:rPr>
           <w:rFonts w:hint="eastAsia"/>
         </w:rPr>
-        <w:t xml:space="preserve">音声や文字アニメーションでは，情報が時間とともに提示されるため，何が表されているかを判別できる程度も時間に沿って変化する．しかし，この時間的な変化を，異なる提示方法に共通する形式で記述する枠組みは十分に整備されていない．本研究では，各時点で文字や語がどの程度判別可能であるべきかを記述する中間表現Perceptual Scoreを提案する．同一のPerceptual Scoreを音声または動的文字表示へ変換することで，同じ時点に同程度まで判別可能な提示を構成する．この動的文字表示をiFontと呼ぶ．Perceptual Scoreを各提示方法で実現するため，文脈を持たないかな1文字について，視覚と聴覚における提示の明瞭さを，共通の認識率を基準として対応づける変換 g を構成する．本稿はこのうち文字合成の側を検証する．音声を打ち切って測った識別率の軌跡を目標に与え，較正曲線の逆引きによって時間軸を非線形に変形し，人手を挟まない一度きりの計算で生成する．較正を視覚325名・聴覚90名で実施し，8字4方式の生成物を検証データの取得前に凍結した．較正からは，較正曲線が提示水準の並べ方に依存する方式があること，進行度という一つの数では読める状態が定まらない場合があることが明らかになった．</w:t>
+        <w:t xml:space="preserve">音声や文字アニメーションでは，情報が時間とともに提示されるため，何が表されているかを判別できる程度も時間に沿って変化する．しかし，この時間的な変化を，異なる提示方法に共通する形式で記述する枠組みは十分に整備されていない．本研究では，各時点で文字や語がどの程度判別可能であるべきかを記述する中間表現Perceptual Scoreを提案する．同一のPerceptual Scoreを音声または動的文字表示へ変換することで，同じ時点に同程度まで判別可能な提示を構成する．この動的文字表示をiFontと呼ぶ．Perceptual Scoreを各提示方法で実現するため，文脈を持たないかな1文字について，視覚と聴覚における提示の明瞭さを，共通の認識率を基準として対応づける変換 g を構成する．本稿はこのうち文字合成の側を検証する．音声を打ち切って測った識別率の軌跡を目標に与え，較正曲線の逆引きによって時間軸を非線形に変形し，人手を挟まない一度きりの計算で生成する．較正を視覚325名・聴覚90名で実施した．較正からは，較正曲線が提示水準の並べ方に依存する方式があること，進行度という一つの数では読める状態が定まらない場合があることが明らかになった．</w:t>
       </w:r>
     </w:p>
     <w:p>
@@ -805,7 +805,7 @@
         <w:rPr>
           <w:rFonts w:hint="eastAsia"/>
         </w:rPr>
-        <w:t xml:space="preserve">本研究の貢献は次の 3 点である．第一に，音声と文字アニメーションの識別率軌跡を同一の打ち切り手続きによって較正し，その逆引きにもとづく非線形な時間変形によって文字アニメーションを生成する手法を提案した．第二に，4 種類の表示方式について較正を実施し，生成物を凍結したうえで初見の実験協力者と比較する検証実験を設計した．第三に，較正の実測から，較正曲線が提示水準の並べ方に依存する方式があること，および進行度という一つの数では読める状態が定まらない場合があることを示した．</w:t>
+        <w:t xml:space="preserve">本研究の貢献は次の 3 点である．第一に，音声と文字アニメーションの識別率軌跡を同一の打ち切り手続きによって較正し，その逆引きにもとづく非線形な時間変形によって文字アニメーションを生成する手法を提案した．第二に，4 種類の表示方式について較正を実施し，生成物を初見の実験協力者と比較する検証実験を設計した．第三に，較正の実測から，較正曲線が提示水準の並べ方に依存する方式があること，および進行度という一つの数では読める状態が定まらない場合があることを示した．</w:t>
       </w:r>
     </w:p>
     <w:p>
@@ -997,27 +997,7 @@
         <w:rPr>
           <w:rFonts w:hint="eastAsia"/>
         </w:rPr>
-        <w:t xml:space="preserve">生成に用いる q̂A_i と q̂V_i は，関数形をあらかじめ決めずに単調性の制約を課した回帰によって推定し，逆関数は推定した単調曲線から解析的に求める．双方をロジスティック関数に当てはめてから逆引きすると，得られる変換はほぼ開始時刻の平行移動と速度の定数倍に帰着し，後述する一次変換の対照条件と区別できなくなるためである．ロジスティック関数は分析の要約に限って用い，用いる関数は P(t) = γ + ( 1 − γ − λ ) · logistic( ( t − μ ) / σ ) である [19]．水準と水準のあいだの値は推定曲線から読み取るため，読み取りの妥当性を凍結の前に一つ抜き交差確認によって調べる．q̂A_i(t) が q̂V_i の値域の上限を超える時刻以降は s を 100% に，下限を下回る区間は 0% に丸め，丸めの発生範囲は記録して報告する．</w:t>
-      </w:r>
-    </w:p>
-    <w:p>
-      <w:pPr>
-        <w:pStyle w:val="2"/>
-        <w:ind w:left="386" w:hanging="386"/>
-      </w:pPr>
-      <w:r>
-        <w:rPr>
-          <w:rFonts w:hint="eastAsia"/>
-        </w:rPr>
-        <w:t xml:space="preserve">生成の凍結</w:t>
-      </w:r>
-    </w:p>
-    <w:p>
-      <w:r>
-        <w:rPr>
-          <w:rFonts w:hint="eastAsia"/>
-        </w:rPr>
-        <w:t xml:space="preserve">時間変形は自由度が高く，結果を見ながら調整を繰り返せばいずれ目標に合わせられてしまう．そこで，軌跡の推定に用いたデータ，当てはめ，逆変換，丸めの規則，および全 8 文字の s_i(t) の数値列を，検証データの取得前にコミットとして固定し，論文にそのコミット番号を記載する．検証の結果を見てから生成をやり直すことはしない．逆引きの材料は基準アニメーション 300 ms の水準の曲線だけであるという取り決めも，凍結の対象に含める（4.5 節）．</w:t>
+        <w:t xml:space="preserve">生成に用いる q̂A_i と q̂V_i は，関数形をあらかじめ決めずに単調性の制約を課した回帰によって推定し，逆関数は推定した単調曲線から解析的に求める．双方をロジスティック関数に当てはめてから逆引きすると，得られる変換はほぼ開始時刻の平行移動と速度の定数倍に帰着し，後述する一次変換の対照条件と区別できなくなるためである．ロジスティック関数は分析の要約に限って用い，用いる関数は P(t) = γ + ( 1 − γ − λ ) · logistic( ( t − μ ) / σ ) である [19]．水準と水準のあいだの値は推定曲線から読み取るため，読み取りの妥当性を一つ抜き交差確認によって調べる．q̂A_i(t) が q̂V_i の値域の上限を超える時刻以降は s を 100% に，下限を下回る区間は 0% に丸め，丸めの発生範囲は記録して報告する．</w:t>
       </w:r>
     </w:p>
     <w:p>

--- a/paper/wiss2026.docx
+++ b/paper/wiss2026.docx
@@ -2682,15 +2682,39 @@
         <w:rPr>
           <w:rFonts w:hint="eastAsia"/>
         </w:rPr>
-        <w:t xml:space="preserve">2 水準の基準アニメーション（300 ms と 500 ms）を比較した（4.5 節）．水準と水準配置を等重みでそろえ，参加者を単位としたブートストラップでまとめると，500 ms 側と 300 ms 側の差は，フェード方式 −1.0 ポイント［95% CI −4.9 から +2.8］，部分表示方式 +4.5 ポイント［+0.8 から +8.1］，ぼかし解除方式 +0.7 ポイント［−3.2 から +4.6］，ワイプ方式 +2.4 ポイント［−1.2 から +5.9］であった．4 方式に対する Holm 補正を通すと，有意な差はいずれの方式にも認められない（補正後 p は順に 1.00，0.076，1.00，0.58）．進行度をそろえたとき，提示時間を 1.7 倍にしても正答率はほとんど変わらない．ただし基準の長さは参加者ごとに決定的に割り当てており無作為化していないため，参加者側の交絡は原理的には排除できない．</w:t>
-      </w:r>
-    </w:p>
-    <w:p>
-      <w:r>
-        <w:rPr>
-          <w:rFonts w:hint="eastAsia"/>
-        </w:rPr>
-        <w:t xml:space="preserve">飽和指数モデル p = γ + (λ − γ)(1 − e^(−T/τ)) を，実測の提示時間 T を説明変数として全セル共通の τ で当てはめると，39 セルからの推定値は τ = 20.5 ms［95% プロファイル尤度 CI 12.5 から 26.0］となり，78 の下位セルのうち 74（94.9%）が予測と実測の ±2 標準誤差の範囲に収まる．上限側の τ &lt; 26 ms は安定しており，時間の効果が数十ミリ秒で飽和することは支持される．下限側は脆く，終端の 2 フレーム（33 ms）の時点ですでに読み終えているという解釈とも両立する．文字ごとの速さの効果は か が +7.1 ポイント［+1.6 から +12.5］，つ が +6.6 ポイント［+1.0 から +12.3］と大きいが，8 文字の多重比較を通すと確定できないため，探索的な言及にとどめる．</w:t>
+        <w:t xml:space="preserve">2 水準の基準アニメーション（300 ms と 500 ms）を比較した（4.5 節）．同じ進行度でも基準が長いほど提示時間は長くなる．ただし進行度が小さい水準では，2 水準の実測の提示時間が終端の保持によって等しくなり，同一の絵が提示される．そこで実測の提示時間が 8 ms 以上異なる水準に限って比較した．本命 8 文字とまぎれ字 64 文字を合わせた 8,900 試行を用い，水準を等重みでそろえ，参加者を単位としたブートストラップでまとめた．</w:t>
+      </w:r>
+    </w:p>
+    <w:p>
+      <w:r>
+        <w:rPr>
+          <w:rFonts w:hint="eastAsia"/>
+        </w:rPr>
+        <w:t xml:space="preserve">500 ms 側と 300 ms 側の差は，部分表示方式で +8.8 ポイント［95% CI +4.0 から +13.4］（4 方式に対する Holm 補正後 p = 0.007）であり，フェード方式 +3.4 ポイント［−1.4 から +8.0］（p = 0.45），ぼかし解除方式 +1.2 ポイント［−2.1 から +4.7］（p = 0.79），ワイプ方式 +1.5 ポイント［−2.0 から +5.1］（p = 0.79）はいずれも 0 を含んだ．部分表示方式でのみ，進行度をそろえても提示時間が長いほど正答率が高い．</w:t>
+      </w:r>
+    </w:p>
+    <w:p>
+      <w:r>
+        <w:rPr>
+          <w:rFonts w:hint="eastAsia"/>
+        </w:rPr>
+        <w:t xml:space="preserve">差は曲線が立ち上がる区間に集中する．部分表示方式では進行度 2% で 48.2% 対 64.2%（+16.0 ポイント），4% で 75.6% 対 88.0%（+12.3 ポイント）であるのに対し，床（0.1% から 0.5%）と天井（9% 以上）では差がない．部分表示方式はまばらな点を統合して文字を読む方式であり，提示時間が長いほど統合が進むという解釈と整合する．他の 3 方式は，濃さ・ぼかし半径・提示領域が同じであれば時間をかけても得られる情報が増えない．</w:t>
+      </w:r>
+    </w:p>
+    <w:p>
+      <w:r>
+        <w:rPr>
+          <w:rFonts w:hint="eastAsia"/>
+        </w:rPr>
+        <w:t xml:space="preserve">この結果は生成手続きにも反映した．逆引きに用いる視覚の較正曲線は，部分表示方式のみ 300 ms の試行に限って推定し，他の 3 方式は 2 水準を束ねて推定している（4.5 節）．なお基準の長さは参加者ごとに決定的に割り当てており無作為化していないため，参加者側の交絡は原理的には排除できない．</w:t>
+      </w:r>
+    </w:p>
+    <w:p>
+      <w:r>
+        <w:rPr>
+          <w:rFonts w:hint="eastAsia"/>
+        </w:rPr>
+        <w:t xml:space="preserve">飽和指数モデル p = γ + (λ − γ)(1 − e^(−T/τ)) を，実測の提示時間 T を説明変数として全セル共通の τ で当てはめると，39 セルからの推定値は τ = 20.5 ms［95% プロファイル尤度 CI 12.5 から 26.0］となり，78 の下位セルのうち 74（94.9%）が予測と実測の ±2 標準誤差の範囲に収まる．上限側の τ &lt; 26 ms は安定しており，時間の効果が数十ミリ秒で飽和することは支持される．下限側は脆く，終端の 2 フレーム（33 ms）の時点ですでに読み終えているという解釈とも両立する．文字ごとに速さの効果を求めると，最大は ぱ の +6.1 ポイント［+0.1 から +13.0］であり，他の 7 文字は −1.0 から +4.4 ポイントで信頼区間が 0 を含む．8 文字の多重比較を通すと確定できる差はない．速さの効果は表示方式によって決まり，文字によっては決まらない．</w:t>
       </w:r>
     </w:p>
     <w:p>

--- a/paper/wiss2026.docx
+++ b/paper/wiss2026.docx
@@ -997,7 +997,31 @@
         <w:rPr>
           <w:rFonts w:hint="eastAsia"/>
         </w:rPr>
-        <w:t xml:space="preserve">生成に用いる q̂A_i と q̂V_i は，関数形をあらかじめ決めずに単調性の制約を課した回帰によって推定し，逆関数は推定した単調曲線から解析的に求める．双方をロジスティック関数に当てはめてから逆引きすると，得られる変換はほぼ開始時刻の平行移動と速度の定数倍に帰着し，後述する一次変換の対照条件と区別できなくなるためである．ロジスティック関数は分析の要約に限って用い，用いる関数は P(t) = γ + ( 1 − γ − λ ) · logistic( ( t − μ ) / σ ) である [19]．水準と水準のあいだの値は推定曲線から読み取るため，読み取りの妥当性を一つ抜き交差確認によって調べる．q̂A_i(t) が q̂V_i の値域の上限を超える時刻以降は s を 100% に，下限を下回る区間は 0% に丸め，丸めの発生範囲は記録して報告する．</w:t>
+        <w:t xml:space="preserve">生成に用いる q̂A_i と q̂V_i は，関数形をあらかじめ決めずに単調性の制約を課した回帰によって推定し，逆関数は推定した単調曲線から解析的に求める．具体的には，二項尤度のもとでの単調最尤解が試行数で重み付けした単調最小二乗と一致することを用い，参加者を単位としたブートストラップで平均した単調回帰を用いる．平均をとるのは，単調回帰が単独では階段状になり平坦な区間で逆関数が一意に定まらないためであり，平滑化の程度は標本のばらつきが決めるので調整すべき定数を持たない．単調関数の平均は単調であるから，制約は保たれる．水準と水準のあいだは区間ごとに解析的に補間し，測定した範囲の外へは外挿しない．</w:t>
+      </w:r>
+    </w:p>
+    <w:p>
+      <w:r>
+        <w:rPr>
+          <w:rFonts w:hint="eastAsia"/>
+        </w:rPr>
+        <w:t xml:space="preserve">双方をロジスティック関数に当てはめてから逆引きしてはならない．得られる変換が開始時刻の平行移動と速度の定数倍に帰着し，一次変換の対照条件と区別できなくなるためである．この帰着は γ と λ が両側で一致するとき厳密に成立する．本研究の較正データでは，λ が近い文字において提案軌跡と理論上の一次変換との残差が可動域比で 0.0005 であり，実質的に同一の変換が得られた．ロジスティック関数による推定を用いた場合，提案条件と一次変換の対照条件の平均差はフェード方式で 3.4 ポイント，部分表示方式で 7.1 ポイントにとどまる（等速の対照条件とは 47 から 48 ポイント離れている）．目標軌跡への近さで評価すると，ワイプ方式では提案条件が対照条件より目標から 7.6 ポイント遠くなり，転写として機能しない．単調回帰を用いると全方式で符号が正となり，平均は 6.5 ポイントから 17.3 ポイントへ，目標軌跡の再現誤差は 16.3 ポイントから 3.8 ポイントへ改善する．</w:t>
+      </w:r>
+    </w:p>
+    <w:p>
+      <w:r>
+        <w:rPr>
+          <w:rFonts w:hint="eastAsia"/>
+        </w:rPr>
+        <w:t xml:space="preserve">ロジスティック関数は分析の要約に限って用い，その関数は P(t) = γ + ( 1 − γ − λ ) · logistic( ( t − μ ) / σ ) である [19]．なお交差確認による予測精度では，単調回帰はロジスティック関数に劣る．推定としての当てはまりと，逆引きを経た変換としての妥当性は別の量であり，本研究が必要とするのは後者である．</w:t>
+      </w:r>
+    </w:p>
+    <w:p>
+      <w:r>
+        <w:rPr>
+          <w:rFonts w:hint="eastAsia"/>
+        </w:rPr>
+        <w:t xml:space="preserve">q̂A_i(t) が q̂V_i の値域の上限を超える時刻以降は s を丸め，丸めの発生範囲は記録して報告する．進行度が 100% に到達することは要求しない．目標の識別率が要求する範囲を表現できれば十分であり，文字が完成形に達する必要はない．音声が最後まで識別されない文字では，文字表示も最後まで完成しないことが正しい再現である．</w:t>
       </w:r>
     </w:p>
     <w:p>
@@ -1404,6 +1428,46 @@
       </w:tr>
     </w:tbl>
     <w:p/>
+    <w:p>
+      <w:r>
+        <w:rPr>
+          <w:rFonts w:hint="eastAsia"/>
+        </w:rPr>
+        <w:t xml:space="preserve">較正の結果から，このうち ぼかし解除方式とワイプ方式の 2 種類のみを転写に用いることにした．判定は較正の実測だけで行っており，検証実験を待つ必要がない．</w:t>
+      </w:r>
+    </w:p>
+    <w:p>
+      <w:r>
+        <w:rPr>
+          <w:rFonts w:hint="eastAsia"/>
+        </w:rPr>
+        <w:t xml:space="preserve">フェード方式を用いない理由は分解能である．不透明度は 256 階調で表現されるが，識別率が 5% から 95% まで変化する進行度の範囲は 0.4% から 2.6% と狭く，この範囲に対応する不透明度の整数値は文字によって 5 から 14 段階（中央値 6.5 段階） しかない．すなわち，進行度をどれだけ細かく指定しても，表示される絵は 6 通り程度に限られる．目標の識別率が要求する中間の値を表現できない．これは画面の書き換え周期を上げても解消しない．階調の制約であって，コマ数の制約ではないためである．</w:t>
+      </w:r>
+    </w:p>
+    <w:p>
+      <w:r>
+        <w:rPr>
+          <w:rFonts w:hint="eastAsia"/>
+        </w:rPr>
+        <w:t xml:space="preserve">部分表示方式を用いない理由は提示時間への依存である．進行度をそろえたとき，提示時間が長いほど正答率が高い（5.6 節，+8.8 ポイント）．転写は時間軸を局所的に大きく変形するため，この方式では意図した軌跡から系統的に外れる．散らばった画素を統合して読むという機構そのものに由来するため，実装の変更では解消しない．</w:t>
+      </w:r>
+    </w:p>
+    <w:p>
+      <w:r>
+        <w:rPr>
+          <w:rFonts w:hint="eastAsia"/>
+        </w:rPr>
+        <w:t xml:space="preserve">残る 2 方式は，提示時間に対して安定である．同じ操作でぼかし解除方式は +0.9 ポイント（11 水準で確認），ワイプ方式は +0.4 ポイント（9 水準で確認）であった．さらに，生成される表示において同一の絵が保持される時間（17 から 300 ms）は，較正で検証した範囲（ぼかし解除 67 から 467 ms，ワイプ 50 から 434 ms）に完全に含まれる．フェード方式と部分表示方式では，検証した範囲がそれぞれ 100 ms，83 ms までであり，生成される表示の 9% がその外に出る．</w:t>
+      </w:r>
+    </w:p>
+    <w:p>
+      <w:r>
+        <w:rPr>
+          <w:rFonts w:hint="eastAsia"/>
+        </w:rPr>
+        <w:t xml:space="preserve">この判定は，較正の段階で表示方式の適否を決められることを示す．必要なのは，識別率が変化する範囲で何段階の異なる表示を作れるか（分解能）と，同じ進行度で提示時間を変えたときに識別率が変わらないか（時間への安定性）の 2 つであり，どちらも打ち切り提示の較正から直接測れる．</w:t>
+      </w:r>
+    </w:p>
     <w:p/>
     <w:p>
       <w:pPr>
@@ -2691,6 +2755,14 @@
           <w:rFonts w:hint="eastAsia"/>
         </w:rPr>
         <w:t xml:space="preserve">500 ms 側と 300 ms 側の差は，部分表示方式で +8.8 ポイント［95% CI +4.0 から +13.4］（4 方式に対する Holm 補正後 p = 0.007）であり，フェード方式 +3.4 ポイント［−1.4 から +8.0］（p = 0.45），ぼかし解除方式 +1.2 ポイント［−2.1 から +4.7］（p = 0.79），ワイプ方式 +1.5 ポイント［−2.0 から +5.1］（p = 0.79）はいずれも 0 を含んだ．部分表示方式でのみ，進行度をそろえても提示時間が長いほど正答率が高い．</w:t>
+      </w:r>
+    </w:p>
+    <w:p>
+      <w:r>
+        <w:rPr>
+          <w:rFonts w:hint="eastAsia"/>
+        </w:rPr>
+        <w:t xml:space="preserve">⚠ ただし比較できた水準の数は方式によって大きく異なる．進行度が小さい水準では 2 水準とも終端の 2 フレーム保持のみとなり，実測のフレーム数が一致するため比較が成立しない．比較が成立したのは，ぼかし解除方式 11 水準，ワイプ方式 9 水準に対し，フェード方式と部分表示方式はそれぞれ 2 水準のみである（部分表示方式では進行度 4% と 9%）。部分表示方式の +8.8 ポイントは 2 水準にもとづく値であり，示唆として扱う．</w:t>
       </w:r>
     </w:p>
     <w:p>

--- a/paper/wiss2026.docx
+++ b/paper/wiss2026.docx
@@ -739,7 +739,7 @@
         <w:rPr>
           <w:rFonts w:hint="eastAsia"/>
         </w:rPr>
-        <w:t xml:space="preserve">音声や文字アニメーションでは，情報が時間とともに提示されるため，何が表されているかを判別できる程度も時間に沿って変化する．しかし，この時間的な変化を，異なる提示方法に共通する形式で記述する枠組みは十分に整備されていない．本研究では，各時点で文字や語がどの程度判別可能であるべきかを記述する中間表現Perceptual Scoreを提案する．同一のPerceptual Scoreを音声または動的文字表示へ変換することで，同じ時点に同程度まで判別可能な提示を構成する．この動的文字表示をiFontと呼ぶ．Perceptual Scoreを各提示方法で実現するため，文脈を持たないかな1文字について，視覚と聴覚における提示の明瞭さを，共通の認識率を基準として対応づける変換 g を構成する．本稿はこのうち文字合成の側を検証する．音声を打ち切って測った識別率の軌跡を目標に与え，較正曲線の逆引きによって時間軸を非線形に変形し，人手を挟まない一度きりの計算で生成する．較正を視覚325名・聴覚90名で実施した．較正からは，較正曲線が提示水準の並べ方に依存する方式があること，進行度という一つの数では読める状態が定まらない場合があることが明らかになった．</w:t>
+        <w:t xml:space="preserve">音声や文字アニメーションでは，情報が時間とともに提示されるため，何が表されているかを判別できる程度も時間に沿って変化する．しかし，この時間的な変化を，異なる提示方法に共通する形式で記述する枠組みは十分に整備されていない．本研究では，各時点で文字や語がどの程度判別可能であるべきかを記述する中間表現Perceptual Scoreを提案する．同一のPerceptual Scoreを音声または動的文字表示へ変換することで，同じ時点に同程度まで判別可能な提示を構成する．この動的文字表示をiFontと呼ぶ．Perceptual Scoreを各提示方法で実現するため，文脈を持たないかな1文字について，視覚と聴覚における提示の明瞭さを，共通の認識率を基準として対応づける変換 g を構成する．本稿はこのうち文字合成の側を扱う．音声を打ち切って測った識別率の軌跡を目標に与え，較正曲線の逆引きによって時間軸を非線形に変形し，人手を挟まない一度きりの計算で生成する．較正は視覚325名・聴覚90名で実施した．較正の実測から，較正曲線が提示水準の並べ方に依存する方式があること，および進行度という一つの数では読める状態が定まらない場合があることが明らかになった．また，識別率が変化する範囲で作れる表示の段階数と，提示時間に対する識別率の安定性の2つにより，較正の段階だけで表示方式の適否を判定でき，調べた4方式のうち転写に用いうるのは2方式であった．</w:t>
       </w:r>
     </w:p>
     <w:p>
@@ -781,39 +781,39 @@
         <w:rPr>
           <w:rFonts w:hint="eastAsia"/>
         </w:rPr>
-        <w:t xml:space="preserve">かるたでは，読み札の音が 1 音ずつ届くあいだに取るべき絵札の候補が絞られ，届く情報が増えるにつれて，何が読まれているかを識別できる程度も時間とともに変化する [10]．本研究が対象とするのはこの時間変化であり，その最小の単位は，文脈を持たないかな 1 文字を音の先頭から聞き取る過程である．既存の字幕表示は，この時間変化を提示しない．一語を一度に出す字幕は語が確定した後に文字を表示し，音声に同期して文字の色を変えるカラオケ型の表示は，どの時点でどれだけ識別できるかを測定したうえで設計されてはいない．識別が成立する時刻を合わせる手段は存在するが，識別が進む過程を合わせる手段は存在しない．</w:t>
-      </w:r>
-    </w:p>
-    <w:p>
-      <w:r>
-        <w:rPr>
-          <w:rFonts w:hint="eastAsia"/>
-        </w:rPr>
-        <w:t xml:space="preserve">本研究は iFont プロジェクトの一部であり，このプロジェクトでは，文字情報が徐々に識別可能になっていく過程を記述する，モダリティに依存しない中間表現 Perceptual Score（知覚スコア）を提案している [6]．スコアの各時点には，その時点までに届いた情報から対象がどの程度識別可能であるべきかを，基準となる観測者集団の識別率によって記述する．同一のスコアを，音声合成によって音声として，文字合成によって動的な文字表示として実現することで，同じ時点で同程度に識別できる 2 つの提示が得られる．この文字合成の出力を iFont と定義する．本稿は，この文字合成にあたる部分を，かな 1 文字という最小の構成で検証する．中間表現そのものの妥当性，および同一のスコアから生成した音声と文字とで得られる理解が同じかどうかは，検証範囲に含めない．</w:t>
-      </w:r>
-    </w:p>
-    <w:p>
-      <w:r>
-        <w:rPr>
-          <w:rFonts w:hint="eastAsia"/>
-        </w:rPr>
-        <w:t xml:space="preserve">本研究の目的は，読みやすさの最大化ではなく，識別可能性を時間軸の上で制御することにある．本稿では，刺激を先頭から一定量だけ提示して打ち切ったときの正答率を提示量の関数として並べたものを識別率軌跡と呼び，音声の識別率軌跡を文字アニメーションの上で再現することを転写と呼ぶ．提案する生成手続きは 3 段からなる．音声をゲーティング法で測って目標の軌跡を得る段，同じ打ち切りの形式を文字アニメーションに適用して較正曲線を得る段，両者を正答率の空間で対応づけ，その逆引きによって時間軸を非線形に変形する段である．生成は人手の調整を挟まない一度きりの計算である．</w:t>
-      </w:r>
-    </w:p>
-    <w:p>
-      <w:r>
-        <w:rPr>
-          <w:rFonts w:hint="eastAsia"/>
-        </w:rPr>
-        <w:t xml:space="preserve">本研究の貢献は次の 3 点である．第一に，音声と文字アニメーションの識別率軌跡を同一の打ち切り手続きによって較正し，その逆引きにもとづく非線形な時間変形によって文字アニメーションを生成する手法を提案した．第二に，4 種類の表示方式について較正を実施し，生成物を初見の実験協力者と比較する検証実験を設計した．第三に，較正の実測から，較正曲線が提示水準の並べ方に依存する方式があること，および進行度という一つの数では読める状態が定まらない場合があることを示した．</w:t>
-      </w:r>
-    </w:p>
-    <w:p>
-      <w:r>
-        <w:rPr>
-          <w:rFonts w:hint="eastAsia"/>
-        </w:rPr>
-        <w:t xml:space="preserve">本稿は原理確認の段階にあり，評価の範囲は，1 名の話者による合成音声から作成した 8 文字の刺激，調べた 4 種類の表示方式，および集団単位での識別率に限られる．本論文は，2 章で関連研究を整理したのち，3 章で提案手法，4 章で検証実験の設計，5 章で結果，6 章で考察と限界を述べる．</w:t>
+        <w:t xml:space="preserve">かるたでは，読み札の音が 1 音ずつ届くあいだに取るべき絵札の候補が絞られ，何が読まれているかを識別できる程度が時間とともに変化する [10]．本研究が対象とするのはこの時間変化であり，その最小の単位は，文脈を持たないかな 1 文字を音の先頭から聞き取る過程である．既存の字幕表示はこの時間変化を提示しない．一語を一度に出す字幕は語が確定した後に文字を表示し，音声に同期して文字の色を変えるカラオケ型の表示は，どの時点でどれだけ識別できるかを測定したうえで設計されてはいない．識別が成立する時刻を合わせる手段は存在するが，識別が進む過程を合わせる手段は存在しない．</w:t>
+      </w:r>
+    </w:p>
+    <w:p>
+      <w:r>
+        <w:rPr>
+          <w:rFonts w:hint="eastAsia"/>
+        </w:rPr>
+        <w:t xml:space="preserve">本研究は iFont プロジェクトの一部であり，このプロジェクトでは，文字情報が徐々に識別可能になっていく過程を記述する，モダリティに依存しない中間表現 Perceptual Score（知覚スコア）を提案している [6]．スコアの各時点には，その時点までに届いた情報から対象がどの程度識別可能であるべきかを，基準となる観測者集団の識別率によって記述する．同一のスコアを音声合成によって音声として，文字合成によって動的な文字表示として実現すれば，同じ時点で同程度に識別できる 2 つの提示が得られる．この文字合成の出力を iFont と定義する．本稿は文字合成にあたる部分を，かな 1 文字という最小の構成で扱う．中間表現そのものの妥当性，および同一のスコアから生成した音声と文字とで得られる理解が同じかどうかは，本稿の範囲に含めない．</w:t>
+      </w:r>
+    </w:p>
+    <w:p>
+      <w:r>
+        <w:rPr>
+          <w:rFonts w:hint="eastAsia"/>
+        </w:rPr>
+        <w:t xml:space="preserve">本研究の目的は，読みやすさの最大化ではなく，識別可能性を時間軸の上で制御することにある．本稿では，刺激を先頭から一定量だけ提示して打ち切ったときの正答率を提示量の関数として並べたものを識別率軌跡と呼び，音声の識別率軌跡を文字アニメーションの上で再現することを転写と呼ぶ．提案する生成手続きは，音声の較正，文字アニメーションの較正，逆引きによる時間軸の変形の 3 段からなり，人手の調整を挟まない一度きりの計算である．</w:t>
+      </w:r>
+    </w:p>
+    <w:p>
+      <w:r>
+        <w:rPr>
+          <w:rFonts w:hint="eastAsia"/>
+        </w:rPr>
+        <w:t xml:space="preserve">本研究の貢献は次の 3 点である．第一に，音声と文字アニメーションの識別率軌跡を同一の打ち切り手続きによって較正し，その逆引きにもとづく非線形な時間変形によって文字アニメーションを生成する手法を定式化した．第二に，4 種類の表示方式について較正を実施し，較正曲線が提示水準の並べ方に依存する方式があること，および進行度という一つの数では読める状態が定まらない場合があることを示した．第三に，識別率が変化する範囲で作れる表示の段階数と，同じ進行度で提示時間を変えたときの識別率の安定性という 2 つの量により，較正の段階で表示方式の適否を判定できることを示した．</w:t>
+      </w:r>
+    </w:p>
+    <w:p>
+      <w:r>
+        <w:rPr>
+          <w:rFonts w:hint="eastAsia"/>
+        </w:rPr>
+        <w:t xml:space="preserve">本稿は原理確認の段階にあり，評価の範囲は，1 名の話者による合成音声から作成した 8 文字の刺激，調べた 4 種類の表示方式，および集団単位での識別率に限られる．本論文は，2 章で関連研究を整理したのち，3 章で提案手法，4 章で較正実験の設計，5 章で結果，6 章で考察と限界を述べる．</w:t>
       </w:r>
     </w:p>
     <w:p/>
@@ -845,7 +845,7 @@
         <w:rPr>
           <w:rFonts w:hint="eastAsia"/>
         </w:rPr>
-        <w:t xml:space="preserve">刺激を先頭から一定量だけ提示し，残りを打ち切って識別を求める方法は，音声知覚の分野で用いられてきた．日本語でも，分割した単音節や連続音声から切り出した音節について同種の測定が行われている [16][7][5]．英語圏では Grosjean [4] がゲーティング法を定式化し，Smits [15] が VCV 発話における識別情報の時間分布を調べている．Furui [3] は，識別に必要な区間の長さが子音の種類によって異なることを報告しており，これは提示時点を音の種類ごとに配置するという本研究の設計の根拠となっている．視覚側でも，単一文字について提示時間の心理測定関数を求めた例 [12] や，3 条件で 10 ms 刻みのゲーティングを行った例 [14] がある．これらが確立したのは識別率軌跡を測定する手続きであり，本研究の貢献は，測定した軌跡から別の表現を生成する段階にある．</w:t>
+        <w:t xml:space="preserve">刺激を先頭から一定量だけ提示し，残りを打ち切って識別を求める方法は，音声知覚の分野で用いられてきた．日本語でも分割した単音節や切り出した音節について同種の測定が行われ [16][7][5]，英語圏では Grosjean [4] がゲーティング法を定式化し，Smits [15] が VCV 発話における識別情報の時間分布を調べている．Furui [3] は識別に必要な区間の長さが子音の種類によって異なることを報告しており，提示時点を音の種類ごとに配置するという本研究の設計の根拠となる．視覚側でも，単一文字について提示時間の心理測定関数を求めた例 [12] や，3 条件で 10 ms 刻みのゲーティングを行った例 [14] がある．これらが確立したのは識別率軌跡を測定する手続きであり，本研究は測定した軌跡から別の表現を生成する段階を扱う．</w:t>
       </w:r>
     </w:p>
     <w:p>
@@ -865,7 +865,7 @@
         <w:rPr>
           <w:rFonts w:hint="eastAsia"/>
         </w:rPr>
-        <w:t xml:space="preserve">Bragg ら [1] の Livefonts は，文字の構成要素に動きと色を与えた書体により，従来の書体よりも小さい寸法で判読できることを示している．上月ら [17] は，コントラストが時間とともに立ち上がって減衰する動的テキスト提示について提示速度と読み速度の関係を調べており，同じ枠組みは音声の抑揚を文字の時間変化へ移す試みへも展開されている [18]．Lee ら [8] は，文字の位置，大きさ，角度を関数の合成として駆動する枠組みを与えている．これらが表示方法を変えたときに読みやすさや理解がどう変わるかを調べているのに対し，本研究は目標の軌跡を先に与えて，較正を経て表示を生成する．したがって本稿では，表示方式を優劣の比較対象としてではなく，識別可能性を時間軸の上で操作するための手段として用いる．</w:t>
+        <w:t xml:space="preserve">Bragg ら [1] の Livefonts は，文字の構成要素に動きと色を与えた書体により，従来の書体よりも小さい寸法で判読できることを示している．上月ら [17] は，コントラストが時間とともに立ち上がって減衰する動的テキスト提示について提示速度と読み速度の関係を調べており，同じ枠組みは音声の抑揚を文字の時間変化へ移す試みへも展開されている [18]．Lee ら [8] は，文字の位置，大きさ，角度を関数の合成として駆動する枠組みを与えている．これらが表示方法を変えたときに読みやすさや理解がどう変わるかを調べているのに対し，本研究は目標の軌跡を先に与え，較正を経て表示を生成する．表示方式は優劣の比較対象ではなく，識別可能性を時間軸の上で操作する手段として用いる．</w:t>
       </w:r>
     </w:p>
     <w:p>
@@ -885,7 +885,7 @@
         <w:rPr>
           <w:rFonts w:hint="eastAsia"/>
         </w:rPr>
-        <w:t xml:space="preserve">著者らはこれまでに，競技かるたの聴き分け能力を測定する Web サイトで 576 名分の反応時間を分析している [10]．この測定が対象としたのは識別が成立した時刻であるのに対し，本研究は識別が成立するまでの時間変化を対象とする．感覚間マッチングの研究は主に強度や大きさの次元を対象としており，識別が進行する時間構造は扱われていない．広く用いられているカラオケ型の表示は，どの時点でどれだけ識別できるかを測る較正の工程も，対応づけの成否を独立の実験協力者で検証する工程も持たない．私たちの知る限り，測定した識別率軌跡を目標として較正済みの逆引きで文字アニメーションを生成し，その生成物が目標どおりに働くかを初見の実験協力者で確かめた例はない．</w:t>
+        <w:t xml:space="preserve">著者らはこれまでに，競技かるたの聴き分け能力を測定する Web サイトで 576 名分の反応時間を分析している [10]．この測定が対象としたのは識別が成立した時刻であるのに対し，本研究は識別が成立するまでの時間変化を対象とする．感覚間マッチングの研究は主に強度や大きさの次元を対象としており，識別が進行する時間構造は扱われていない．広く用いられているカラオケ型の表示は，どの時点でどれだけ識別できるかを測る較正の工程を持たない．私たちの知る限り，測定した識別率軌跡を目標として，較正した曲線の逆引きによって文字アニメーションを生成した例はない．</w:t>
       </w:r>
     </w:p>
     <w:p/>
@@ -941,7 +941,7 @@
         <w:rPr>
           <w:rFonts w:hint="eastAsia"/>
         </w:rPr>
-        <w:t xml:space="preserve">この規則は，音声が 50% 識別される時刻にアニメーションを 50% 識別される進行度まで進めることを意味する．聴覚と視覚はいずれも先頭から一定量を提示して打ち切る対称な課題であるため，静止画とアニメーション途中の状態が等価であるという仮定を置く必要がない．一方で本手法は，基準アニメーションで測定した進行度と正答率の関係が時間軸を変形した後にも保たれると仮定する．同じ進行度に達していれば，そこへ至るまでの見え方の履歴が異なっても正答率は近いという仮定であり，4.5 節の測定によって検証する．</w:t>
+        <w:t xml:space="preserve">この規則は，音声が 50% 識別される時刻にアニメーションを 50% 識別される進行度まで進めることを意味する．聴覚と視覚はいずれも先頭から一定量を提示して打ち切る対称な課題であるため，静止画とアニメーション途中の状態が等価であるという仮定を置く必要がない．一方で本手法は，基準アニメーションで測定した進行度と正答率の関係が時間軸を変形した後にも保たれると仮定する．この仮定は 4.5 節の設計にもとづいて 5.6 節で測定する．</w:t>
       </w:r>
     </w:p>
     <w:p>
@@ -997,31 +997,39 @@
         <w:rPr>
           <w:rFonts w:hint="eastAsia"/>
         </w:rPr>
-        <w:t xml:space="preserve">生成に用いる q̂A_i と q̂V_i は，関数形をあらかじめ決めずに単調性の制約を課した回帰によって推定し，逆関数は推定した単調曲線から解析的に求める．具体的には，二項尤度のもとでの単調最尤解が試行数で重み付けした単調最小二乗と一致することを用い，参加者を単位としたブートストラップで平均した単調回帰を用いる．平均をとるのは，単調回帰が単独では階段状になり平坦な区間で逆関数が一意に定まらないためであり，平滑化の程度は標本のばらつきが決めるので調整すべき定数を持たない．単調関数の平均は単調であるから，制約は保たれる．水準と水準のあいだは区間ごとに解析的に補間し，測定した範囲の外へは外挿しない．</w:t>
-      </w:r>
-    </w:p>
-    <w:p>
-      <w:r>
-        <w:rPr>
-          <w:rFonts w:hint="eastAsia"/>
-        </w:rPr>
-        <w:t xml:space="preserve">双方をロジスティック関数に当てはめてから逆引きしてはならない．得られる変換が開始時刻の平行移動と速度の定数倍に帰着し，一次変換の対照条件と区別できなくなるためである．この帰着は γ と λ が両側で一致するとき厳密に成立する．本研究の較正データでは，λ が近い文字において提案軌跡と理論上の一次変換との残差が可動域比で 0.0005 であり，実質的に同一の変換が得られた．ロジスティック関数による推定を用いた場合，提案条件と一次変換の対照条件の平均差はフェード方式で 3.4 ポイント，部分表示方式で 7.1 ポイントにとどまる（等速の対照条件とは 47 から 48 ポイント離れている）．目標軌跡への近さで評価すると，ワイプ方式では提案条件が対照条件より目標から 7.6 ポイント遠くなり，転写として機能しない．単調回帰を用いると全方式で符号が正となり，平均は 6.5 ポイントから 17.3 ポイントへ，目標軌跡の再現誤差は 16.3 ポイントから 3.8 ポイントへ改善する．</w:t>
-      </w:r>
-    </w:p>
-    <w:p>
-      <w:r>
-        <w:rPr>
-          <w:rFonts w:hint="eastAsia"/>
-        </w:rPr>
-        <w:t xml:space="preserve">ロジスティック関数は分析の要約に限って用い，その関数は P(t) = γ + ( 1 − γ − λ ) · logistic( ( t − μ ) / σ ) である [19]．なお交差確認による予測精度では，単調回帰はロジスティック関数に劣る．推定としての当てはまりと，逆引きを経た変換としての妥当性は別の量であり，本研究が必要とするのは後者である．</w:t>
-      </w:r>
-    </w:p>
-    <w:p>
-      <w:r>
-        <w:rPr>
-          <w:rFonts w:hint="eastAsia"/>
-        </w:rPr>
-        <w:t xml:space="preserve">q̂A_i(t) が q̂V_i の値域の上限を超える時刻以降は s を丸め，丸めの発生範囲は記録して報告する．進行度が 100% に到達することは要求しない．目標の識別率が要求する範囲を表現できれば十分であり，文字が完成形に達する必要はない．音声が最後まで識別されない文字では，文字表示も最後まで完成しないことが正しい再現である．</w:t>
+        <w:t xml:space="preserve">生成に用いる q̂A_i と q̂V_i は，関数形をあらかじめ決めずに単調性の制約を課した回帰によって推定し，逆関数は推定した単調曲線から解析的に求める．二項尤度のもとでの単調最尤解が試行数で重み付けした単調最小二乗と一致することを用い，参加者を単位としたブートストラップで平均した単調回帰を用いる．平均をとるのは，単調回帰が単独では階段状になり平坦な区間で逆関数が一意に定まらないためであり，平滑化の程度は標本のばらつきが決めるので調整すべき定数を持たない．単調関数の平均は単調であるから制約は保たれる．水準のあいだは区間ごとに解析的に補間し，測定した範囲の外へは外挿しない．</w:t>
+      </w:r>
+    </w:p>
+    <w:p>
+      <w:r>
+        <w:rPr>
+          <w:rFonts w:hint="eastAsia"/>
+        </w:rPr>
+        <w:t xml:space="preserve">提案する時間変形を評価するため，比較のための基準となる時間変形を 2 つ置く．基準 1 はその方式の等速の進行，基準 2 は開始時刻と速度のみを合わせた一次変換 s = at + b である．基準 2 の係数は，較正データだけから作れる最良の一次変換となるよう，2 つの軌跡の距離 E（4.6 節）が最小になる値に決める．</w:t>
+      </w:r>
+    </w:p>
+    <w:p>
+      <w:r>
+        <w:rPr>
+          <w:rFonts w:hint="eastAsia"/>
+        </w:rPr>
+        <w:t xml:space="preserve">双方をロジスティック関数に当てはめてから逆引きしてはならない．得られる変換が開始時刻の平行移動と速度の定数倍に帰着し，基準 2 と区別できなくなるためである．この帰着は γ と λ が両側で一致するとき厳密に成立し，本研究の較正データでも，λ が近い文字では提案軌跡と理論上の一次変換との残差が可動域比で 0.0005 であった．ロジスティック関数による推定を用いた場合，提案と基準 2 の平均差はフェード方式で 3.4 ポイント，部分表示方式で 7.1 ポイントにとどまる（基準 1 とは 47 から 48 ポイント離れている）．ワイプ方式では提案が基準 2 より目標から 7.6 ポイント遠くなり，転写として機能しない．単調回帰を用いると全方式で符号が正となり，平均は 6.5 ポイントから 17.3 ポイントへ，目標軌跡の再現誤差は 16.3 ポイントから 3.8 ポイントへ改善する．</w:t>
+      </w:r>
+    </w:p>
+    <w:p>
+      <w:r>
+        <w:rPr>
+          <w:rFonts w:hint="eastAsia"/>
+        </w:rPr>
+        <w:t xml:space="preserve">ロジスティック関数は分析の要約に限って用い，その関数は P(t) = γ + ( 1 − γ − λ ) · logistic( ( t − μ ) / σ ) である [19]．交差確認による予測精度では単調回帰はロジスティック関数に劣るが，推定としての当てはまりと逆引きを経た変換としての妥当性は別の量であり，本研究が必要とするのは後者である．</w:t>
+      </w:r>
+    </w:p>
+    <w:p>
+      <w:r>
+        <w:rPr>
+          <w:rFonts w:hint="eastAsia"/>
+        </w:rPr>
+        <w:t xml:space="preserve">q̂A_i(t) が q̂V_i の値域の上限を超える時刻以降は s を丸め，丸めの発生範囲は記録して報告する．進行度が 100% に到達することは要求しない．音声が最後まで識別されない文字では，文字表示も最後まで完成しないことが正しい再現である．</w:t>
       </w:r>
     </w:p>
     <w:p>
@@ -1041,7 +1049,7 @@
         <w:rPr>
           <w:rFonts w:hint="eastAsia"/>
         </w:rPr>
-        <w:t xml:space="preserve">提案手法が表示に要求する条件は，単調に増加する 1 次元の進行度によって記述できることの 1 点である．先行研究が用いてきた代表的な機構から，この条件を満たす 4 種類を実装例として選んだ（表 1）．画素の表示順は文字ごとに固定した乱数順とし，ワイプの走査方向は全文字で共通とする．いずれの方式も，生成時には進行度を s_i(t) に置き換えるのみで，方式ごとの生成規則は用意しない．4 種類を用いる目的は優劣の決定ではなく，提案手法がフェードに固有の現象かどうかを判定することにある．</w:t>
+        <w:t xml:space="preserve">提案手法が表示に要求する条件は，単調に増加する 1 次元の進行度によって記述できることの 1 点である．先行研究が用いてきた代表的な機構から，この条件を満たす 4 種類を実装例として選んだ（表 1）．画素の表示順は文字ごとに固定した乱数順とし，ワイプの走査方向は全文字で共通とする．いずれの方式も，生成時には進行度を s_i(t) に置き換えるのみで，方式ごとの生成規則は用意しない．</w:t>
       </w:r>
     </w:p>
     <w:p>
@@ -1433,15 +1441,15 @@
         <w:rPr>
           <w:rFonts w:hint="eastAsia"/>
         </w:rPr>
-        <w:t xml:space="preserve">較正の結果から，このうち ぼかし解除方式とワイプ方式の 2 種類のみを転写に用いることにした．判定は較正の実測だけで行っており，検証実験を待つ必要がない．</w:t>
-      </w:r>
-    </w:p>
-    <w:p>
-      <w:r>
-        <w:rPr>
-          <w:rFonts w:hint="eastAsia"/>
-        </w:rPr>
-        <w:t xml:space="preserve">フェード方式を用いない理由は分解能である．不透明度は 256 階調で表現されるが，識別率が 5% から 95% まで変化する進行度の範囲は 0.4% から 2.6% と狭く，この範囲に対応する不透明度の整数値は文字によって 5 から 14 段階（中央値 6.5 段階） しかない．すなわち，進行度をどれだけ細かく指定しても，表示される絵は 6 通り程度に限られる．目標の識別率が要求する中間の値を表現できない．これは画面の書き換え周期を上げても解消しない．階調の制約であって，コマ数の制約ではないためである．</w:t>
+        <w:t xml:space="preserve">較正の結果から，このうち ぼかし解除方式とワイプ方式の 2 種類のみを転写に用いることにした．</w:t>
+      </w:r>
+    </w:p>
+    <w:p>
+      <w:r>
+        <w:rPr>
+          <w:rFonts w:hint="eastAsia"/>
+        </w:rPr>
+        <w:t xml:space="preserve">フェード方式を用いない理由は分解能である．不透明度は 256 階調で表現されるが，識別率が 5% から 95% まで変化する進行度の範囲は 0.4% から 2.6% と狭く，この範囲に対応する不透明度の整数値は文字によって 5 から 14 段階（中央値 6.5 段階） しかない．進行度をどれだけ細かく指定しても表示される絵は 6 通り程度に限られ，目標の識別率が要求する中間の値を表現できない．これは階調の制約であり，画面の書き換え周期を上げても解消しない．</w:t>
       </w:r>
     </w:p>
     <w:p>
@@ -1457,15 +1465,15 @@
         <w:rPr>
           <w:rFonts w:hint="eastAsia"/>
         </w:rPr>
-        <w:t xml:space="preserve">残る 2 方式は，提示時間に対して安定である．同じ操作でぼかし解除方式は +0.9 ポイント（11 水準で確認），ワイプ方式は +0.4 ポイント（9 水準で確認）であった．さらに，生成される表示において同一の絵が保持される時間（17 から 300 ms）は，較正で検証した範囲（ぼかし解除 67 から 467 ms，ワイプ 50 から 434 ms）に完全に含まれる．フェード方式と部分表示方式では，検証した範囲がそれぞれ 100 ms，83 ms までであり，生成される表示の 9% がその外に出る．</w:t>
-      </w:r>
-    </w:p>
-    <w:p>
-      <w:r>
-        <w:rPr>
-          <w:rFonts w:hint="eastAsia"/>
-        </w:rPr>
-        <w:t xml:space="preserve">この判定は，較正の段階で表示方式の適否を決められることを示す．必要なのは，識別率が変化する範囲で何段階の異なる表示を作れるか（分解能）と，同じ進行度で提示時間を変えたときに識別率が変わらないか（時間への安定性）の 2 つであり，どちらも打ち切り提示の較正から直接測れる．</w:t>
+        <w:t xml:space="preserve">残る 2 方式は，提示時間に対して安定である．同じ操作でぼかし解除方式は +1.2 ポイント（11 水準で比較），ワイプ方式は +1.5 ポイント（9 水準で比較）であり，いずれも信頼区間が 0 を含む．さらに，生成される表示において同一の絵が保持される時間（17 から 300 ms）は，較正で測定した範囲（ぼかし解除 67 から 467 ms，ワイプ 50 から 434 ms）に完全に含まれる．フェード方式と部分表示方式では，測定した範囲がそれぞれ 100 ms，83 ms までであり，生成される表示の 9% がその外に出る．</w:t>
+      </w:r>
+    </w:p>
+    <w:p>
+      <w:r>
+        <w:rPr>
+          <w:rFonts w:hint="eastAsia"/>
+        </w:rPr>
+        <w:t xml:space="preserve">この判定は，較正の段階で表示方式の適否を決められることを示す．必要なのは，識別率が変化する範囲で何段階の異なる表示を作れるか（分解能）と，同じ進行度で提示時間を変えたときに識別率が変わらないか（時間への安定性）の 2 つであり，どちらも打ち切り提示の較正から直接測れる．生成した表示を用いた測定を必要としない．</w:t>
       </w:r>
     </w:p>
     <w:p/>
@@ -1477,7 +1485,7 @@
         <w:rPr>
           <w:rFonts w:hint="eastAsia"/>
         </w:rPr>
-        <w:t xml:space="preserve">実験設計</w:t>
+        <w:t xml:space="preserve">較正実験の設計</w:t>
       </w:r>
     </w:p>
     <w:p>
@@ -1489,31 +1497,15 @@
         <w:rPr>
           <w:rFonts w:hint="eastAsia"/>
         </w:rPr>
-        <w:t xml:space="preserve">実験協力者集団と検証の条件</w:t>
-      </w:r>
-    </w:p>
-    <w:p>
-      <w:r>
-        <w:rPr>
-          <w:rFonts w:hint="eastAsia"/>
-        </w:rPr>
-        <w:t xml:space="preserve">実験協力者が参加するのは，較正の 2 集団（聴覚の群 Acal，視覚の群 A′），検証の 1 集団（群 B），見え心地の 1 集団（群 C）であり，生成は実験協力者を伴わない計算工程である．群 Acal と群 A′ はそれぞれ打ち切った音声とアニメーションにかな表で回答し，A_i(t) と方式ごとの V_m,i(s) を与える．群 B は生成した 8 条件のアニメーション課題を行い，群 C は打ち切らない繰り返し提示を見て評定する．</w:t>
-      </w:r>
-    </w:p>
-    <w:p>
-      <w:r>
-        <w:rPr>
-          <w:rFonts w:hint="eastAsia"/>
-        </w:rPr>
-        <w:t xml:space="preserve">検証の比較は群 B と群 Acal の間で行う．採点基準をさらに別の音声集団で取ると集団間の標本誤差が大きくなるため，この設計は採らない．群 Acal の軌跡は音声識別率の真値ではなく，生成手続きに与えた目標プロファイルであり，未知の音声協力者集団への一般化は主張しない．目標曲線の不確実性は，群 Acal の標本を参加者単位でブートストラップして当てはめをやり直すことで評価する [19]．4 集団はすべて独立であり，重複参加は ID をサーバ記録と照合して断る．</w:t>
-      </w:r>
-    </w:p>
-    <w:p>
-      <w:r>
-        <w:rPr>
-          <w:rFonts w:hint="eastAsia"/>
-        </w:rPr>
-        <w:t xml:space="preserve">正式な検証はフェードと部分表示の 2 方式について行い，それぞれに 3 条件を用意する．対照 1 はその方式の等速の進行，対照 2 は開始時刻と速度のみを合わせた進行 s = at + b，提案は軌跡の形まで再現する非線形な時間変形である．対照 2 の係数は，較正データだけから作れる最良の一次変換となるよう，距離 E が最小になる値に決める．残るぼかし解除とワイプについては提案手法の表示のみを作って混ぜるため，合計 8 条件となる．この 2 方式は対照を持たないため，目標にどの程度近づくかを傾向として報告する．</w:t>
+        <w:t xml:space="preserve">実験協力者集団</w:t>
+      </w:r>
+    </w:p>
+    <w:p>
+      <w:r>
+        <w:rPr>
+          <w:rFonts w:hint="eastAsia"/>
+        </w:rPr>
+        <w:t xml:space="preserve">実験協力者が参加するのは，較正の 2 集団（聴覚の群 Acal，視覚の群 A′）と，見え心地の 1 集団（群 C）であり，生成は実験協力者を伴わない計算工程である．群 Acal と群 A′ はそれぞれ打ち切った音声とアニメーションにかな表で回答し，A_i(t) と方式ごとの V_m,i(s) を与える．群 C は打ち切らない繰り返し提示を見て評定する．群 Acal の軌跡は音声識別率の真値ではなく，生成手続きに与える目標プロファイルであり，未知の音声協力者集団への一般化は主張しない．目標曲線の不確実性は，群 Acal の標本を参加者単位でブートストラップして当てはめをやり直すことで評価する [19]．3 集団はすべて独立であり，重複参加は ID をサーバ記録と照合して断る．</w:t>
       </w:r>
     </w:p>
     <w:p>
@@ -1533,15 +1525,15 @@
         <w:rPr>
           <w:rFonts w:hint="eastAsia"/>
         </w:rPr>
-        <w:t xml:space="preserve">対象は 8 文字とし，出現頻度にもとづく選定 [11] ではなく，音声学的なカテゴリーによる層化選定を用いる [16]．時間構造の異なる音で転写が成立するかを問う本研究の目的に適合するためである．選んだ 8 文字は あ，か，が，ぱ，し，つ，ま，ら であり，母音，無声破裂音，有声破裂音，両唇の無声破裂音，摩擦音，破擦音，鼻音，はじき音を 1 つずつ含む．選定バイアスを避けるため，8 文字の固定，刺激の合成，品質確認，実験の順序を守り，合成音声や軌跡を見てから文字を差し替えない．</w:t>
-      </w:r>
-    </w:p>
-    <w:p>
-      <w:r>
-        <w:rPr>
-          <w:rFonts w:hint="eastAsia"/>
-        </w:rPr>
-        <w:t xml:space="preserve">音声刺激は音声合成によって作成する．かな 1 字だけを合成すると「短い 1 文」として扱われ，実測では全長が 1 秒前後まで伸びてピッチが最大 174 Hz 動く．そこで，対象音に全字共通の後続モーラを付けた 2 モーラの無意味語として合成し，第 1 モーラだけを切り出すキャリアフレーズ法を用いる [13][9]．合成には COEIROINK v2，話者「あみたろ」を用い，全 68 かなを「対象字＋さ」で合成する．後続モーラは 4 通りを比較し，境界の機械検出が 68 字すべてで成功した さ に決めた．第 1 モーラの長さは 77 から 164 ms（中央 104 ms）であり，音量は A 特性で重みづけした実効値をそろえる．品質確認は全 68 字を人が聞いて行い，不具合のあった 3 字（び，り，ろ）だけ合成条件を変えて作り直した．3 字は本命 8 文字に含まれない．</w:t>
+        <w:t xml:space="preserve">対象は 8 文字とし，出現頻度にもとづく選定 [11] ではなく，時間構造の異なる音を含めるために音声学的なカテゴリーによる層化選定を用いる [16]．選んだ 8 文字は あ，か，が，ぱ，し，つ，ま，ら であり，母音，無声破裂音，有声破裂音，両唇の無声破裂音，摩擦音，破擦音，鼻音，はじき音を 1 つずつ含む．選定バイアスを避けるため，8 文字の固定，刺激の合成，品質確認，実験の順序を守り，合成音声や軌跡を見てから文字を差し替えない．</w:t>
+      </w:r>
+    </w:p>
+    <w:p>
+      <w:r>
+        <w:rPr>
+          <w:rFonts w:hint="eastAsia"/>
+        </w:rPr>
+        <w:t xml:space="preserve">音声刺激は音声合成によって作成する．かな 1 字だけを合成すると「短い 1 文」として扱われ，実測では全長が 1 秒前後まで伸びてピッチが最大 174 Hz 動く．そこで，対象音に全字共通の後続モーラを付けた 2 モーラの無意味語として合成し，第 1 モーラだけを切り出すキャリアフレーズ法を用いる [13][9]．合成には COEIROINK v2，話者「あみたろ」を用い，全 68 かなを「対象字＋さ」で合成する．後続モーラは 4 通りを比較し，境界の機械検出が 68 字すべてで成功した さ に決めた．第 1 モーラの長さは 77 から 164 ms（中央 104 ms），音量は A 特性で重みづけした実効値をそろえた．品質確認は全 68 字を人が聞いて行い，不具合のあった 3 字（び，り，ろ）だけ合成条件を変えて作り直した．この 3 字は本命 8 文字に含まれない．</w:t>
       </w:r>
     </w:p>
     <w:p>
@@ -1569,7 +1561,7 @@
         <w:rPr>
           <w:rFonts w:hint="eastAsia"/>
         </w:rPr>
-        <w:t xml:space="preserve">提示の刻みは文字ごとに 7 時点とし，打ち切らない全長の条件を 1 点加えて 8 点とする．聴覚は音の実体の開始点からの実時間 ms，視覚は進行度 % で打ち切る．時点は全文字で共通に置かず，識別に必要な区間の長さが子音の種類によって異なるという知見 [3] にもとづいて音の種類ごとに配置する．暫定の配置は，母音・破裂音・鼻音（あ・か・が・ぱ・ま）が 10, 20, 30, 40, 55, 70, 100 ms，破擦音（つ）とはじき音（ら）が 20, 40, 60, 80, 110, 150, 200 ms，無声摩擦音（し）が 30, 60, 90, 120, 150, 190, 240 ms であり，これに全長を加える．時点は絶対時間で置き，全長に対する割合では置かない．文字をまたぐ軌跡の比較も逆引きも絶対時間の軸の上で行うためである．視覚の時点も聴覚と同じ配置にそろえる．</w:t>
+        <w:t xml:space="preserve">提示の刻みは文字ごとに 7 時点とし，打ち切らない全長の条件を 1 点加えて 8 点とする．聴覚は音の実体の開始点からの実時間 ms，視覚は進行度 % で打ち切る．時点は全文字で共通に置かず，識別に必要な区間の長さが子音の種類によって異なるという知見 [3] にもとづいて音の種類ごとに配置する．暫定の配置は，母音・破裂音・鼻音（あ・か・が・ぱ・ま）が 10, 20, 30, 40, 55, 70, 100 ms，破擦音（つ）とはじき音（ら）が 20, 40, 60, 80, 110, 150, 200 ms，無声摩擦音（し）が 30, 60, 90, 120, 150, 190, 240 ms であり，これに全長を加える．時点は，文字をまたぐ軌跡の比較も逆引きも絶対時間の軸の上で行うため，全長に対する割合ではなく絶対時間で置く．</w:t>
       </w:r>
     </w:p>
     <w:p>
@@ -1597,7 +1589,7 @@
         <w:rPr>
           <w:rFonts w:hint="eastAsia"/>
         </w:rPr>
-        <w:t xml:space="preserve">生成した表示を字幕として続けて見ていられるかは，目標の軌跡にどれだけ近いかとは別の量であり，識別課題を行わない独立の集団で測定する．群 C では，代表文字（1 字条件は あ，5 字条件は あ・か・し・ま・ら に事前固定）を 4 方式で，打ち切らずに繰り返し提示する．提示のしかたは，1 字を出す条件，5 字を左から 1 字ずつ出して残す条件，5 字を同じ位置で入れ替える条件の 3 通りに，中点まで待って完成形を一気に出すステップ表示（既存の字幕を模した対照）を加えた合計 13 本である．5 字の並びは意味のある語にせず，視覚マスキングの交絡を避けるため [2] 字と字の開始間隔は約 600 ms とする．評定は 7 件法の 3 項目（続けて見やすいか，変化が自然に感じるか，目障りか）と，方式および 5 字の出し方についての 2 つの選択問題からなる．</w:t>
+        <w:t xml:space="preserve">生成した表示を字幕として続けて見ていられるかは，目標の軌跡にどれだけ近いかとは別の量であり，識別課題を行わない独立の集団で測定する．群 C では，代表文字（1 字条件は あ，5 字条件は あ・か・し・ま・ら に事前固定）を 4 方式で打ち切らずに繰り返し提示する．提示は，1 字を出す条件，5 字を左から 1 字ずつ出して残す条件，5 字を同じ位置で入れ替える条件の 3 通りに，中点まで待って完成形を一気に出すステップ表示を加えた合計 13 本である．5 字の並びは意味のある語にせず，視覚マスキングの交絡を避けるため [2] 字と字の開始間隔は約 600 ms とする．評定は 7 件法の 3 項目と 2 つの選択問題からなる．</w:t>
       </w:r>
     </w:p>
     <w:p>
@@ -1629,31 +1621,23 @@
         <w:rPr>
           <w:rFonts w:hint="eastAsia"/>
         </w:rPr>
-        <w:t xml:space="preserve">評価指標と仮説</w:t>
-      </w:r>
-    </w:p>
-    <w:p>
-      <w:r>
-        <w:rPr>
-          <w:rFonts w:hint="eastAsia"/>
-        </w:rPr>
-        <w:t xml:space="preserve">主要な判定には，2 つの軌跡の距離 E を用いる．E は各時点における正答率の差の絶対値を時点にわたって平均した量であり，単位は正答率のポイントである．比較は同じ文字どうしの対で行い，文字ごとの難しさの差を打ち消す．補助的な指標として，中点 μ の差，混同行列，文字ごとの誤差，丸めの発生範囲を報告する．立ち上がりの急峻さは，二段階の推定で系統的に浅く推定される偏りが生じるため主要な判定に用いない．正誤は，実験協力者，文字，条件，時間，および文字と時間の交互作用を含む混合モデルで扱う．文字は意図的に選んでいるため，かな全体への一般化には用いない．</w:t>
-      </w:r>
-    </w:p>
-    <w:p>
-      <w:r>
-        <w:rPr>
-          <w:rFonts w:hint="eastAsia"/>
-        </w:rPr>
-        <w:t xml:space="preserve">RQ1 は，集団で測定した音声の識別率軌跡を，文字アニメーションの進行の変形によって初見の集団に再現できるかである．仮説 1 は E(提案) &lt; E(対照 1)，仮説 2 は E(提案) &lt; E(対照 2) であり，2 方式のそれぞれについて別々に判定する．仮説 2 が意味を持つのは，一次の時間変換では合わせきれない文字が存在する場合に限られる．その度合いを D_i と書き，効きそうな文字だけを選んだという批判を避けるため選定には用いず，D_i が大きい文字ほど優位が大きいという事前に宣言した予測として確かめる．RQ2 は目標への近さの方式による違い（探索の 2 方式は順位と傾向の報告にとどめる），RQ3 は字幕として続けて見ていられるか（群 C），RQ4 は識別率が進行度だけで決まるのか速さにも左右されるのか（群 A′ の 2 つの速さの比較）である．</w:t>
-      </w:r>
-    </w:p>
-    <w:p>
-      <w:r>
-        <w:rPr>
-          <w:rFonts w:hint="eastAsia"/>
-        </w:rPr>
-        <w:t xml:space="preserve">再現の成否を判定する許容誤差 δ は，事前に距離 E で 6 正答率ポイントに固定する．軌跡の形が合っていても測定のばらつきだけで E はおよそ 4.7 ポイント残り，形が合っていない場合には 8 から 10 ポイントに達することが通しシミュレーションで分かっており，δ = 6 はその中間である．再現できたと判定するのは，提案条件の E が δ を下回り，かつ対照条件の E より有意に小さい場合に限る．確認的に検定するのは仮説 1・仮説 2 を 2 方式について検定する計 4 本であり，p 値は Holm 法で調整する．方式間の比較，見え心地，速さの影響は探索と位置づける．</w:t>
+        <w:t xml:space="preserve">評価指標と問い</w:t>
+      </w:r>
+    </w:p>
+    <w:p>
+      <w:r>
+        <w:rPr>
+          <w:rFonts w:hint="eastAsia"/>
+        </w:rPr>
+        <w:t xml:space="preserve">軌跡どうしの近さの指標として距離 E を用いる．E は各時点における正答率の差の絶対値を時点にわたって平均した量であり，単位は正答率のポイントである．比較は同じ文字どうしの対で行い，文字ごとの難しさの差を打ち消す．立ち上がりの急峻さは，二段階の推定で系統的に浅く推定される偏りが生じるため用いない．文字は意図的に選んでいるため，かな全体への一般化には用いない．</w:t>
+      </w:r>
+    </w:p>
+    <w:p>
+      <w:r>
+        <w:rPr>
+          <w:rFonts w:hint="eastAsia"/>
+        </w:rPr>
+        <w:t xml:space="preserve">本稿が較正から答える問いは 4 つである．RQ1 は，較正曲線が刺激だけで決まるか，提示水準の並べ方に依存するかである．RQ2 は，識別率が進行度だけで決まるか，提示の速さや文字の形にも左右されるかである．RQ3 は，4 種類の表示方式のうちどれが転写に適するかである．RQ4 は，生成した表示を字幕として続けて見ていられるかであり，群 C で測定する．複数の比較を行う場合の p 値は Holm 法で調整する．</w:t>
       </w:r>
     </w:p>
     <w:p>
@@ -1681,7 +1665,7 @@
         <w:rPr>
           <w:rFonts w:hint="eastAsia"/>
         </w:rPr>
-        <w:t xml:space="preserve">実験ページは既存の実験実装を土台に改修した．視覚課題は 4 方式それぞれについて打ち切り再生器を持ち，群 B 用には 60 Hz で評価した進行度の数値列でアニメーションを駆動する変形モードを持つ．記録は 1 問 1 行とし，集団，方式，条件，時点，基準アニメーションの長さ，実際に描画された提示時間，何問目か，端末環境を保存する．フォント名，文字の寸法，フレーム時刻の実測，音の開始点の定義と検出スクリプト，かな表の詳細は公開する．</w:t>
+        <w:t xml:space="preserve">視覚課題は 4 方式それぞれについて打ち切り再生器を持ち，生成した表示は 60 Hz で評価した進行度の数値列で駆動する．記録は 1 問 1 行とし，集団，方式，条件，時点，基準アニメーションの長さ，実際に描画された提示時間，何問目か，端末環境を保存する．フォント名，文字の寸法，フレーム時刻の実測，音の開始点の定義と検出スクリプト，かな表の詳細は公開する．</w:t>
       </w:r>
     </w:p>
     <w:p/>
@@ -1705,26 +1689,6 @@
         <w:rPr>
           <w:rFonts w:hint="eastAsia"/>
         </w:rPr>
-        <w:t xml:space="preserve">本章の数値の扱い</w:t>
-      </w:r>
-    </w:p>
-    <w:p>
-      <w:r>
-        <w:rPr>
-          <w:rFonts w:hint="eastAsia"/>
-        </w:rPr>
-        <w:t xml:space="preserve">較正フェーズ（群 Acal，群 A′）にもとづく 5.1 節から 5.6 節までと 5.10 節の数値は，すべて実測値である．検証フェーズ（群 B）と見え心地の測定（群 C）はまだ実施していない．5.7 節から 5.9 節までの数値は，報告する結果の構成を示すための仮の値であり，「【仮値・実測ではない】」を付す．</w:t>
-      </w:r>
-    </w:p>
-    <w:p>
-      <w:pPr>
-        <w:pStyle w:val="2"/>
-        <w:ind w:left="386" w:hanging="386"/>
-      </w:pPr>
-      <w:r>
-        <w:rPr>
-          <w:rFonts w:hint="eastAsia"/>
-        </w:rPr>
         <w:t xml:space="preserve">較正の実施と得られた軌跡</w:t>
       </w:r>
     </w:p>
@@ -1741,7 +1705,7 @@
         <w:rPr>
           <w:rFonts w:hint="eastAsia"/>
         </w:rPr>
-        <w:t xml:space="preserve">聴覚較正で得た正答率 A_i(t) を表 2 に示す．各時点の試行数はおよそ 30 であり，正答率 50% 付近での二項比率の標準誤差はおよそ 9 ポイントである．か の 25 ms(52%) から 35 ms(48%) への低下のような点ごとの上下は，この揺らぎの範囲に収まる．全長提示の正答率は，あ と か で 94%，ま と つ で 85% と高い一方，ぱ で 64%，し で 43%，ら で 51%，が で 3% にとどまった．</w:t>
+        <w:t xml:space="preserve">聴覚較正で得た正答率 A_i(t) を表 2 に示す．各時点の試行数はおよそ 30 であり，正答率 50% 付近での二項比率の標準誤差はおよそ 9 ポイントである．か の 25 ms(52%) から 35 ms(48%) への低下のような点ごとの上下は，この揺らぎの範囲に収まる．全長提示の正答率は あ と か で 94% と高い一方，し で 43%，が で 3% にとどまった．</w:t>
       </w:r>
     </w:p>
     <w:p>
@@ -2220,7 +2184,7 @@
         <w:rPr>
           <w:rFonts w:hint="eastAsia"/>
         </w:rPr>
-        <w:t xml:space="preserve">図 1．代表文字「あ」について，聴覚の目標軌跡 A_i(t)，視覚の較正軌跡 V_i(s)，3 条件の進行度 s(t) をまとめた図．</w:t>
+        <w:t xml:space="preserve">図 1．代表文字「あ」について，聴覚の目標軌跡 A_i(t)，視覚の較正軌跡 V_i(s)，逆引きで得た進行度 s_i(t)，および 2 つの基準となる時間変形をまとめた図．</w:t>
       </w:r>
     </w:p>
     <w:p>
@@ -2606,7 +2570,7 @@
         <w:rPr>
           <w:rFonts w:hint="eastAsia"/>
         </w:rPr>
-        <w:t xml:space="preserve">フェード方式は，濃さが 256 階調で表現されるため，進行度 0.8% が濃さ 2 に，1.4% 前後が濃さ 3 に相当し，その間に値をとる水準は作れない．実測でも 0.8%(14.6%) から 1.4%(47.3%) のあいだで正答率が 33 ポイント跳ね上がり，階調の粗さが表示側の制約として現れる．部分表示方式は 0.1% から 9% までおおむね単調に上昇し，2% から 4% の区間の上昇は +21.0 ポイント［95% CI +13.0 から +28.9］であった．ぼかし解除方式は，見直し前の配置では最も薄い 26% でも正答率が 9.1% あり床に達していないため，見直し後は 3% から 26% の側に水準を寄せた．ワイプ方式は，見直し前に水準のなかった 25% から 100% の区間を，見直し後に埋めた．</w:t>
+        <w:t xml:space="preserve">フェード方式は濃さが 256 階調で表現されるため，進行度 0.8% が濃さ 2，1.4% 前後が濃さ 3 に相当し，その間に値をとる水準は作れない．実測でも 0.8%(14.6%) から 1.4%(47.3%) のあいだで正答率が 33 ポイント跳ね上がる．部分表示方式は 0.1% から 9% までおおむね単調に上昇し，2% から 4% の区間の上昇は +21.0 ポイント［95% CI +13.0 から +28.9］であった．ぼかし解除方式は，見直し前の配置では最も薄い 26% でも正答率が 9.1% あり床に達していないため，見直し後は 3% から 26% の側に水準を寄せた．ワイプ方式は，見直し前に水準のなかった 25% から 100% の区間を見直し後に埋めた．</w:t>
       </w:r>
     </w:p>
     <w:p>
@@ -2626,23 +2590,23 @@
         <w:rPr>
           <w:rFonts w:hint="eastAsia"/>
         </w:rPr>
-        <w:t xml:space="preserve">水準を変えなかった 2 方式は，見直しの前後で一致した．参加者を単位としたブートストラップにより，共通する 8 水準を等重みでそろえて差を求めると，フェード方式は −1.4 ポイント［95% CI −5.3 から +2.6］，部分表示方式は −1.4 ポイント［−5.0 から +2.4］であり，いずれも 0 を含む（Holm 補正後 p はともに 0.91）．水準ごとに見ても，両方式とも 8 水準すべてで信頼区間が 0 をまたぐ．この 2 方式については，見直しをはさんだ測定を 1 つの較正曲線として扱ってよい．</w:t>
-      </w:r>
-    </w:p>
-    <w:p>
-      <w:r>
-        <w:rPr>
-          <w:rFonts w:hint="eastAsia"/>
-        </w:rPr>
-        <w:t xml:space="preserve">一方，ぼかし解除方式では，前後に共通する水準での正答率が動いた．共通する 3 水準（26%，48%，100%）では見直し後が −7.2 ポイント［−12.5 から −1.9］低く（Holm 補正後 p = 0.029），差は 48% の水準に集中する．そこでは見直し前 43.3%（n = 104）に対し見直し後 23.1%（n = 108），まぎれ字を含む全試行では −15.6 ポイント［−24.2 から −7.1］（Holm 補正後 p = 0.0008）であった．この食い違いは刺激の違いによるものではない．ぼかし半径は進行度だけから決まり，提示時間の実測値も前後で一致し（26% かつ基準 300 ms では前後とも 117 ms・6 フレーム），文字の構成，参加者の端末構成，同一参加者における他方式の成績にも差がない．残る有力な候補はセッション中の慣れである．共通水準 48% の正答率を試行順の三分位で分けると，見直し前は 23.5%，47.9%，55.6% と上昇するのに対し，見直し後は 32.7%，21.1%，26.3% と上昇しない．ロジスティック回帰では試行位置の主効果（+0.542，p = 0.00008）と，試行位置と水準配置の交互作用（−0.690，z = −3.57，p = 0.0004）がともに有意である一方，フェード方式と部分表示方式では交互作用が認められない（p = 0.31，0.36）．読み取れるぼかしを含む配置では参加者がセッション中に上達し，ほとんど読み取れない配置では上達が起こらない，という説明と整合する．</w:t>
-      </w:r>
-    </w:p>
-    <w:p>
-      <w:r>
-        <w:rPr>
-          <w:rFonts w:hint="eastAsia"/>
-        </w:rPr>
-        <w:t xml:space="preserve">ぼかし解除方式の較正曲線は，どの水準の組を提示したかに依存する．これは別々の実験のあいだの差ではなく，1 つの較正実験の中で水準の並べ方を変えたときに現れる性質である．水準配置の異なる測定どうしを 1 本の曲線として束ねてはならない．フェード方式と部分表示方式には，この依存性が認められない．</w:t>
+        <w:t xml:space="preserve">水準を変えなかった 2 方式は，見直しの前後で一致した．参加者を単位としたブートストラップにより，共通する 8 水準を等重みでそろえて差を求めると，フェード方式は −1.4 ポイント［95% CI −5.3 から +2.6］，部分表示方式は −1.4 ポイント［−5.0 から +2.4］であり，いずれも 0 を含む（Holm 補正後 p はともに 0.91）．水準ごとに見ても 8 水準すべてで信頼区間が 0 をまたぐ．この 2 方式は，見直しをはさんだ測定を 1 つの較正曲線として扱ってよい．</w:t>
+      </w:r>
+    </w:p>
+    <w:p>
+      <w:r>
+        <w:rPr>
+          <w:rFonts w:hint="eastAsia"/>
+        </w:rPr>
+        <w:t xml:space="preserve">一方，ぼかし解除方式では，前後に共通する水準での正答率が動いた．共通する 3 水準（26%，48%，100%）では見直し後が −7.2 ポイント［−12.5 から −1.9］低く（Holm 補正後 p = 0.029），差は 48% の水準に集中する．そこでは見直し前 43.3%（n = 104）に対し見直し後 23.1%（n = 108），まぎれ字を含む全試行では −15.6 ポイント［−24.2 から −7.1］（Holm 補正後 p = 0.0008）であった．刺激は前後で同一である．ぼかし半径は進行度だけから決まり，提示時間の実測値も一致し（26% かつ基準 300 ms では前後とも 117 ms・6 フレーム），文字の構成，参加者の端末構成，同一参加者における他方式の成績にも差がない．共通水準 48% の正答率を試行順の三分位で分けると，見直し前は 23.5%，47.9%，55.6% と上昇し，見直し後は 32.7%，21.1%，26.3% と上昇しない．ロジスティック回帰では試行位置の主効果（+0.542，p = 0.00008）と，試行位置と水準配置の交互作用（−0.690，z = −3.57，p = 0.0004）がともに有意であり，フェード方式と部分表示方式では交互作用が認められない（p = 0.31，0.36）．読み取れるぼかしを含む配置では参加者がセッション中に上達し，読み取れない配置では上達しない．</w:t>
+      </w:r>
+    </w:p>
+    <w:p>
+      <w:r>
+        <w:rPr>
+          <w:rFonts w:hint="eastAsia"/>
+        </w:rPr>
+        <w:t xml:space="preserve">ぼかし解除方式の較正曲線は，どの水準の組を提示したかに依存する．1 つの較正実験の中で水準の並べ方を変えたときに現れる性質であり，水準配置の異なる測定どうしを 1 本の曲線として束ねてはならない．フェード方式と部分表示方式には，この依存性が認められない．</w:t>
       </w:r>
     </w:p>
     <w:p>
@@ -2662,7 +2626,7 @@
         <w:rPr>
           <w:rFonts w:hint="eastAsia"/>
         </w:rPr>
-        <w:t xml:space="preserve">較正には，打ち切りを設けず全体を提示する確認 A を組み込んでいる（4.7 節）．聴覚の正答率は 287/540（53.1%）であり，同じ形式の視覚の正答率 967/980（98.7%）を大きく下回った．低下は濁音に集中する．確認 A に含まれる濁音 137 回のうち正しく回答されたのは 25 回（18%），対応する清音に取り違えられたのは 61 回（45%）であるのに対し，清音を濁音と回答した割合は 1.2%（161 回中 2 回）にとどまる．偏りは調音位置によっても異なり，清音への取り違えは軟口蓋破裂音で 79.6%（54 回中 43 回），歯茎破裂音で 68.2%（22 回中 15 回）である一方，両唇破裂音では 8.8%（34 回中 3 回），摩擦音・破擦音では 11.1%（27 回中 3 回）にとどまる．まぎれ字を含む 59 文字でも同じ傾向であり，識別率の上限は清音 0.89（38 文字），濁音 0.24（17 文字），半濁音 0.18（4 文字）である．本命 8 文字では，が（32 回）が か と 28 回答えられて正答 1 回（3%），し（26 回）は ち が 14 回，ら（33 回）は な が 21 回であった．</w:t>
+        <w:t xml:space="preserve">較正には，打ち切りを設けず全体を提示する確認 A を組み込んでいる（4.7 節）．聴覚の正答率は 287/540（53.1%）であり，同じ形式の視覚の正答率 967/980（98.7%）を大きく下回った．低下は濁音に集中する．確認 A に含まれる濁音 137 回のうち正しく回答されたのは 25 回（18%），対応する清音に取り違えられたのは 61 回（45%）であるのに対し，清音を濁音と回答した割合は 1.2%（161 回中 2 回）にとどまる．清音への取り違えは調音位置によって異なり，軟口蓋破裂音 79.6%（54 回中 43 回），歯茎破裂音 68.2%（22 回中 15 回）に対し，両唇破裂音 8.8%（34 回中 3 回），摩擦音・破擦音 11.1%（27 回中 3 回）である．まぎれ字を含む 59 文字でも同じ傾向であり，識別率の上限は清音 0.89（38 文字），濁音 0.24（17 文字），半濁音 0.18（4 文字）である．本命 8 文字では，が（32 回）が か と 28 回答えられて正答 1 回（3%），し（26 回）は ち が 14 回，ら（33 回）は な が 21 回であった．</w:t>
       </w:r>
     </w:p>
     <w:p>
@@ -2690,23 +2654,23 @@
         <w:rPr>
           <w:rFonts w:hint="eastAsia"/>
         </w:rPr>
-        <w:t xml:space="preserve">ぼかし解除方式の実装は CanvasRenderingContext2D.filter の blur() を用いる．WebKit を描画エンジンとする環境（iOS の全ブラウザ，iOS アプリ内 WebView，macOS の Safari）では，この指定が例外も警告も出さないまま無視され，ぼかしのかかっていない鮮明な文字が提示される．該当環境の判定は，実行時に小さな黒い四角を同じ手続きでぼかし，中心の画素が薄まるかどうかを調べることで行い，UA 文字列では判定しない．視覚較正の参加者 325 名のうち該当は 45 名（13.8%）であった．</w:t>
-      </w:r>
-    </w:p>
-    <w:p>
-      <w:r>
-        <w:rPr>
-          <w:rFonts w:hint="eastAsia"/>
-        </w:rPr>
-        <w:t xml:space="preserve">除外が妥当であることは 2 点から確かめられる．第一に，該当環境ではぼかし半径 69.8 px（進行度 3%）から 0 px（100%）まで正答率が 92.9% から 100% でほぼ一定であり，用量反応が消失している．同じ水準の他の環境では，3% で 3.3%，48% で 26.7%，100% で 99.6% である．第二に，同じ参加者の他の 3 方式は正常に働いている．打ち切りのある水準に限ると，該当環境の正答率はフェード 62.7%，部分表示 50.9%，ワイプ 31.4% であり，他の環境（58.8%，39.6%，35.1%）と同程度である．本稿のぼかし解除方式に関する数値は，すべて該当環境を除外して算出している．検証フェーズでは同じ判定を課題の開始前に行う．見た目を近づける代替実装は用いない．較正と検証で刺激が変わり，曲線を束ねられなくなるためである．</w:t>
-      </w:r>
-    </w:p>
-    <w:p>
-      <w:r>
-        <w:rPr>
-          <w:rFonts w:hint="eastAsia"/>
-        </w:rPr>
-        <w:t xml:space="preserve">該当環境を除くと，ぼかし解除方式の正答率は進行度 3% から 26% までの 6 水準にわたって 1.1% から 3.7% の範囲にとどまり，偶然に選べる確率 1/72 = 1.4% と区別できない．ぼかし解除方式には，識別がまったく成り立たない状態が存在する．この床がぼかしの強さによるものか提示時間の短さによるものかを切り分けるため，同一の進行度のまま基準アニメーションの長さだけを変えた．差は，3%（実測 50 ms のまま）で +3.4 ポイント［−0.2 から +7.1］，17%（100 から 133 ms）で +1.3 ポイント［−2.2 から +4.8］，26%（117 から 167 ms）で −0.5 ポイント［−4.3 から +3.3］，48%（183 から 283 ms）で −3.5 ポイント［−14.7 から +7.7］であり，いずれも Holm 補正後 p = 1.0 であった．同じ絵を長く見せても正答率は変わらない．したがってこの床は空間的な情報の欠如によるものである．</w:t>
+        <w:t xml:space="preserve">ぼかし解除方式の実装は CanvasRenderingContext2D.filter の blur() を用いる．WebKit を描画エンジンとする環境（iOS の全ブラウザ，iOS アプリ内 WebView，macOS の Safari）では，この指定が例外も警告も出さないまま無視され，ぼかしのかかっていない鮮明な文字が提示される．該当環境の判定は，実行時に小さな黒い四角を同じ手続きでぼかし，中心の画素が薄まるかを調べて行い，UA 文字列では判定しない．参加者 325 名のうち該当は 45 名（13.8%）であった．</w:t>
+      </w:r>
+    </w:p>
+    <w:p>
+      <w:r>
+        <w:rPr>
+          <w:rFonts w:hint="eastAsia"/>
+        </w:rPr>
+        <w:t xml:space="preserve">除外は 2 点から妥当である．第一に，該当環境ではぼかし半径 69.8 px（進行度 3%）から 0 px（100%）まで正答率が 92.9% から 100% でほぼ一定であり，用量反応が消失している（同じ水準の他の環境では 3% で 3.3%，48% で 26.7%，100% で 99.6%）．第二に，同じ参加者の他の 3 方式は正常に働いている．打ち切りのある水準に限ると，該当環境の正答率はフェード 62.7%，部分表示 50.9%，ワイプ 31.4% であり，他の環境（58.8%，39.6%，35.1%）と同程度である．本稿のぼかし解除方式に関する数値は，すべて該当環境を除外して算出している．見た目を近づける代替実装は用いない．刺激が変わり，較正曲線を束ねられなくなるためである．</w:t>
+      </w:r>
+    </w:p>
+    <w:p>
+      <w:r>
+        <w:rPr>
+          <w:rFonts w:hint="eastAsia"/>
+        </w:rPr>
+        <w:t xml:space="preserve">該当環境を除くと，ぼかし解除方式の正答率は進行度 3% から 26% までの 6 水準にわたって 1.1% から 3.7% の範囲にとどまり，偶然に選べる確率 1/72 = 1.4% と区別できない．ぼかし解除方式には，識別がまったく成り立たない状態が存在する．この床がぼかしの強さによるものか提示時間の短さによるものかを切り分けるため，進行度を保ったまま基準アニメーションの長さだけを変えた．差は 3%（実測 50 ms のまま）で +3.4 ポイント［−0.2 から +7.1］，17%（100 から 133 ms）で +1.3 ポイント［−2.2 から +4.8］，26%（117 から 167 ms）で −0.5 ポイント［−4.3 から +3.3］，48%（183 から 283 ms）で −3.5 ポイント［−14.7 から +7.7］であり，いずれも Holm 補正後 p = 1.0 であった．同じ絵を長く見せても正答率は変わらない．この床は空間的な情報の欠如による．</w:t>
       </w:r>
     </w:p>
     <w:p>
@@ -2746,7 +2710,7 @@
         <w:rPr>
           <w:rFonts w:hint="eastAsia"/>
         </w:rPr>
-        <w:t xml:space="preserve">2 水準の基準アニメーション（300 ms と 500 ms）を比較した（4.5 節）．同じ進行度でも基準が長いほど提示時間は長くなる．ただし進行度が小さい水準では，2 水準の実測の提示時間が終端の保持によって等しくなり，同一の絵が提示される．そこで実測の提示時間が 8 ms 以上異なる水準に限って比較した．本命 8 文字とまぎれ字 64 文字を合わせた 8,900 試行を用い，水準を等重みでそろえ，参加者を単位としたブートストラップでまとめた．</w:t>
+        <w:t xml:space="preserve">2 水準の基準アニメーション（300 ms と 500 ms）を比較した（4.5 節）．進行度が小さい水準では，2 水準の実測の提示時間が終端の保持によって等しくなり同一の絵が提示されるため，実測の提示時間が 8 ms 以上異なる水準に限って比較した．本命 8 文字とまぎれ字 64 文字を合わせた 8,900 試行を用い，水準を等重みでそろえ，参加者を単位としたブートストラップでまとめた．</w:t>
       </w:r>
     </w:p>
     <w:p>
@@ -2762,7 +2726,7 @@
         <w:rPr>
           <w:rFonts w:hint="eastAsia"/>
         </w:rPr>
-        <w:t xml:space="preserve">⚠ ただし比較できた水準の数は方式によって大きく異なる．進行度が小さい水準では 2 水準とも終端の 2 フレーム保持のみとなり，実測のフレーム数が一致するため比較が成立しない．比較が成立したのは，ぼかし解除方式 11 水準，ワイプ方式 9 水準に対し，フェード方式と部分表示方式はそれぞれ 2 水準のみである（部分表示方式では進行度 4% と 9%）。部分表示方式の +8.8 ポイントは 2 水準にもとづく値であり，示唆として扱う．</w:t>
+        <w:t xml:space="preserve">ただし比較できた水準の数は方式によって大きく異なる．比較が成立したのは，ぼかし解除方式 11 水準，ワイプ方式 9 水準に対し，フェード方式と部分表示方式はそれぞれ 2 水準のみである（部分表示方式では進行度 4% と 9%）．部分表示方式の +8.8 ポイントは 2 水準にもとづく値であり，示唆として扱う．</w:t>
       </w:r>
     </w:p>
     <w:p>
@@ -2786,7 +2750,7 @@
         <w:rPr>
           <w:rFonts w:hint="eastAsia"/>
         </w:rPr>
-        <w:t xml:space="preserve">飽和指数モデル p = γ + (λ − γ)(1 − e^(−T/τ)) を，実測の提示時間 T を説明変数として全セル共通の τ で当てはめると，39 セルからの推定値は τ = 20.5 ms［95% プロファイル尤度 CI 12.5 から 26.0］となり，78 の下位セルのうち 74（94.9%）が予測と実測の ±2 標準誤差の範囲に収まる．上限側の τ &lt; 26 ms は安定しており，時間の効果が数十ミリ秒で飽和することは支持される．下限側は脆く，終端の 2 フレーム（33 ms）の時点ですでに読み終えているという解釈とも両立する．文字ごとに速さの効果を求めると，最大は ぱ の +6.1 ポイント［+0.1 から +13.0］であり，他の 7 文字は −1.0 から +4.4 ポイントで信頼区間が 0 を含む．8 文字の多重比較を通すと確定できる差はない．速さの効果は表示方式によって決まり，文字によっては決まらない．</w:t>
+        <w:t xml:space="preserve">実測の提示時間 T を説明変数とする飽和指数モデル p = γ + (λ − γ)(1 − e^(−T/τ)) を全セル共通の τ で当てはめると，39 セルからの推定値は τ = 20.5 ms［95% プロファイル尤度 CI 12.5 から 26.0］となり，78 の下位セルのうち 74（94.9%）が予測の ±2 標準誤差の範囲に収まる．上限側の τ &lt; 26 ms は安定しており，時間の効果は数十ミリ秒で飽和する．下限側は脆く，終端の 2 フレーム（33 ms）の時点ですでに読み終えているという解釈とも両立する．文字ごとに求めると，効果が最大の ぱ で +6.1 ポイント［+0.1 から +13.0］，他の 7 文字は −1.0 から +4.4 ポイントで信頼区間が 0 を含み，多重比較を通すと確定できる差はない．速さの効果は表示方式によって決まり，文字によっては決まらない．</w:t>
       </w:r>
     </w:p>
     <w:p>
@@ -2798,88 +2762,6 @@
         <w:rPr>
           <w:rFonts w:hint="eastAsia"/>
         </w:rPr>
-        <w:t xml:space="preserve">仮説 1 と仮説 2 の判定</w:t>
-      </w:r>
-    </w:p>
-    <w:p>
-      <w:r>
-        <w:rPr>
-          <w:rFonts w:hint="eastAsia"/>
-        </w:rPr>
-        <w:t xml:space="preserve">検証を実施していないため，本節の数値と判定はすべて仮の値である．フェード方式では，距離 E は提案 6.8，対照 1（等速）17.9，対照 2（一次変換）11.2 であり，対照 1 との差 11.1 ポイント［95% CI 7.4 から 14.8］，対照 2 との差 4.4 ポイント［1.1 から 7.7］で，仮説 1，仮説 2 とも支持された．部分表示方式では，提案 8.9，対照 1 16.4，対照 2 9.7 であり，対照 1 との差 7.5 ポイント［3.6 から 11.4］で仮説 1 は支持されたが，対照 2 との差は 0.8 ポイント［−2.1 から 3.7］で仮説 2 は支持されなかった．【仮値・実測ではない】</w:t>
-      </w:r>
-    </w:p>
-    <w:p>
-      <w:pPr>
-        <w:pStyle w:val="af6"/>
-      </w:pPr>
-      <w:r>
-        <w:rPr>
-          <w:rFonts w:hint="eastAsia"/>
-        </w:rPr>
-        <w:t xml:space="preserve">図 2．文字ごとの距離 E を条件別に並べた図．【仮値・実測ではない】</w:t>
-      </w:r>
-    </w:p>
-    <w:p>
-      <w:pPr>
-        <w:pStyle w:val="2"/>
-        <w:ind w:left="386" w:hanging="386"/>
-      </w:pPr>
-      <w:r>
-        <w:rPr>
-          <w:rFonts w:hint="eastAsia"/>
-        </w:rPr>
-        <w:t xml:space="preserve">事前に宣言した予測の検証</w:t>
-      </w:r>
-    </w:p>
-    <w:p>
-      <w:r>
-        <w:rPr>
-          <w:rFonts w:hint="eastAsia"/>
-        </w:rPr>
-        <w:t xml:space="preserve">が と ら は転写が成立しないため除外する（5.3 節）．残る 6 文字について，一次変換で合わせきれない度合い D_i と提案手法の対照 2 に対する優位（E(対照 2) − E(提案)）の相関係数は 0.58［95% CI −0.05 から 0.87］であり，D_i が大きい文字ほど優位が大きいという事前の予測におおむね沿う．優位は，D_i が最大の し で 6.1 ポイント，最小の あ で 0.9 ポイントである．【仮値・実測ではない】</w:t>
-      </w:r>
-    </w:p>
-    <w:p>
-      <w:pPr>
-        <w:pStyle w:val="2"/>
-        <w:ind w:left="386" w:hanging="386"/>
-      </w:pPr>
-      <w:r>
-        <w:rPr>
-          <w:rFonts w:hint="eastAsia"/>
-        </w:rPr>
-        <w:t xml:space="preserve">4 方式の比較と見え心地</w:t>
-      </w:r>
-    </w:p>
-    <w:p>
-      <w:r>
-        <w:rPr>
-          <w:rFonts w:hint="eastAsia"/>
-        </w:rPr>
-        <w:t xml:space="preserve">目標軌跡への近さ（距離 E）は，フェード 6.8，部分表示 8.9，ぼかし解除 9.4，ワイプ 14.2，群 C の見え心地評定（7 件法 3 項目の合成得点）は，フェード 5.1，ぼかし解除 4.8，部分表示 3.9，ワイプ 3.2 であり，忠実さの順位と見え心地の順位は一致しなかった．【仮値・実測ではない】</w:t>
-      </w:r>
-    </w:p>
-    <w:p>
-      <w:pPr>
-        <w:pStyle w:val="af6"/>
-      </w:pPr>
-      <w:r>
-        <w:rPr>
-          <w:rFonts w:hint="eastAsia"/>
-        </w:rPr>
-        <w:t xml:space="preserve">図 3．横軸を忠実さ，縦軸を見え心地とする設計空間に 4 方式を配置した図．【仮値・実測ではない】</w:t>
-      </w:r>
-    </w:p>
-    <w:p>
-      <w:pPr>
-        <w:pStyle w:val="2"/>
-        <w:ind w:left="386" w:hanging="386"/>
-      </w:pPr>
-      <w:r>
-        <w:rPr>
-          <w:rFonts w:hint="eastAsia"/>
-        </w:rPr>
         <w:t xml:space="preserve">補助的な分析</w:t>
       </w:r>
     </w:p>
@@ -2908,39 +2790,39 @@
         <w:rPr>
           <w:rFonts w:hint="eastAsia"/>
         </w:rPr>
-        <w:t xml:space="preserve">合成音声の第 1 モーラを切り出す刺激作成法は，濁音の手がかりを損ないやすい（5.3 節）．が では，識別率軌跡がほとんど動かず逆引きが成り立たなかった．切り出しによって清濁の音響的手がかりが失われた可能性と，単独提示されたモーラでは清濁の判断そのものが無声側に偏る可能性の双方がありうるが，観測された調音位置による偏りはいずれの説明とも完全には整合しない．切り分けには自然発話を刺激とした同一手続きの比較が必要である．刺激の全体提示による品質確認は，較正と同じ実験の中ではなく，較正より前の独立した段階に置く必要がある．</w:t>
-      </w:r>
-    </w:p>
-    <w:p>
-      <w:r>
-        <w:rPr>
-          <w:rFonts w:hint="eastAsia"/>
-        </w:rPr>
-        <w:t xml:space="preserve">較正にもとづく転写という枠組みに対して，本研究の較正から 2 つの制約が明らかになった．第一に，較正曲線が刺激だけで決まらない方式がある．ぼかし解除方式では，同一の刺激・同一の提示時間であっても，どの水準の組を提示したかによって共通水準での正答率が 15.6 ポイント動いた（5.2 節）．原因はセッション内の学習量の違いにあり，読み取れる見本を含む水準配置では参加者が課題中に上達するが，ほとんど読み取れない配置では上達しない．較正で測った曲線を別の文脈で使うという手続きは，この方式については前提が成り立たない．フェード方式と部分表示方式にはこの依存性が認められない．どの表示方式が文脈に依存しないかを較正の前に見分ける方法は，本研究では得られていない．</w:t>
-      </w:r>
-    </w:p>
-    <w:p>
-      <w:r>
-        <w:rPr>
-          <w:rFonts w:hint="eastAsia"/>
-        </w:rPr>
-        <w:t xml:space="preserve">第二に，進行度という一つの数は，読める状態を一意には定めない．ワイプ方式では，濁点を持つ文字と持たない文字とで，同じ進行度 65% における正答率が 0.0% と 97.8% に分かれた（5.5 節）．表示方式の幾何構造から出現位置を計算すれば事前に予測できるが，逆にいえば，文字の形と表示方式の組み合わせごとに何が読めるようになるかを考慮せずに，進行度だけで転写を設計することはできない．これらは較正の測定密度を上げれば解消する種類の問題ではない．表示方式の選択には，文脈依存性の小ささと，文字によらない一様さを条件として加える必要がある．</w:t>
-      </w:r>
-    </w:p>
-    <w:p>
-      <w:r>
-        <w:rPr>
-          <w:rFonts w:hint="eastAsia"/>
-        </w:rPr>
-        <w:t xml:space="preserve">オンラインで刺激を配信する実験では，刺激が意図どおり提示されたことを参加者の応答とは独立に検査する必要がある（5.4 節）．全体提示の正答率を見る確認 A は，打ち切った状態の描画に対する検査としては働かない．</w:t>
-      </w:r>
-    </w:p>
-    <w:p>
-      <w:r>
-        <w:rPr>
-          <w:rFonts w:hint="eastAsia"/>
-        </w:rPr>
-        <w:t xml:space="preserve">本研究の較正は単一の合成音声話者による刺激を用いており，参加者の再生機器や視聴環境も統制していない．これらは較正曲線の絶対値に影響し得る．また，8 文字のうち あ，か，ま は目標の軌跡どおりに進行度を再現できたのに対し，ら は較正の値域の中で頭打ちとなり，が は逆引きが成立しなかった．どのような音の性質を持つ文字であれば較正にもとづく転写が成立するかは明らかでない．すべての文字が一様に転写できるという前提を置かずに手法を設計する必要がある．</w:t>
+        <w:t xml:space="preserve">合成音声の第 1 モーラを切り出す刺激作成法は，濁音の手がかりを損ないやすい（5.3 節）．が では識別率軌跡がほとんど動かず，逆引きが成り立たなかった．切り出しによって清濁の音響的手がかりが失われた可能性と，単独提示されたモーラでは清濁の判断が無声側に偏る可能性の双方がありうるが，観測された調音位置による偏りはいずれとも完全には整合しない．切り分けには自然発話を刺激とした同一手続きの比較が必要である．刺激の全体提示による品質確認は，較正より前の独立した段階に置く必要がある．</w:t>
+      </w:r>
+    </w:p>
+    <w:p>
+      <w:r>
+        <w:rPr>
+          <w:rFonts w:hint="eastAsia"/>
+        </w:rPr>
+        <w:t xml:space="preserve">較正にもとづく転写という枠組みに対して，本研究の較正から 2 つの制約が明らかになった．第一に，較正曲線が刺激だけで決まらない方式がある．ぼかし解除方式では，同一の刺激・同一の提示時間であっても，どの水準の組を提示したかによって共通水準での正答率が 15.6 ポイント動いた（5.2 節）．原因はセッション内の学習量の違いにあり，較正で測った曲線を別の文脈で使うという手続きは，この方式については前提が成り立たない．フェード方式と部分表示方式にはこの依存性が認められない．どの表示方式が文脈に依存しないかを較正の前に見分ける方法は，本研究では得られていない．</w:t>
+      </w:r>
+    </w:p>
+    <w:p>
+      <w:r>
+        <w:rPr>
+          <w:rFonts w:hint="eastAsia"/>
+        </w:rPr>
+        <w:t xml:space="preserve">第二に，進行度という一つの数は，読める状態を一意には定めない．ワイプ方式では，濁点を持つ文字と持たない文字とで，同じ進行度 65% における正答率が 0.0% と 97.8% に分かれた（5.5 節）．表示方式の幾何構造から出現位置を計算すれば事前に予測できるが，文字の形と表示方式の組み合わせを考慮せずに進行度だけで転写を設計することはできない．これらは較正の測定密度を上げれば解消する種類の問題ではない．表示方式の選択には，3.4 節の分解能と提示時間への安定性に加えて，文脈依存性の小ささと文字によらない一様さを条件とする必要がある．</w:t>
+      </w:r>
+    </w:p>
+    <w:p>
+      <w:r>
+        <w:rPr>
+          <w:rFonts w:hint="eastAsia"/>
+        </w:rPr>
+        <w:t xml:space="preserve">オンラインで刺激を配信する実験では，刺激が意図どおり提示されたことを参加者の応答とは独立に検査する必要がある（5.4 節）．全体提示を見る確認 A は，打ち切った状態の描画に対する検査としては働かない．</w:t>
+      </w:r>
+    </w:p>
+    <w:p>
+      <w:r>
+        <w:rPr>
+          <w:rFonts w:hint="eastAsia"/>
+        </w:rPr>
+        <w:t xml:space="preserve">本研究の較正は単一の合成音声話者による刺激を用いており，参加者の再生機器や視聴環境も統制していない．これらは較正曲線の絶対値に影響し得る．また，8 文字のうち あ，か，ま は目標の軌跡どおりに進行度を再現できたのに対し，ら は較正の値域の中で頭打ちとなり，が は逆引きが成立しなかった．どのような音の性質を持つ文字であれば較正にもとづく転写が成立するかは明らかでない．</w:t>
       </w:r>
     </w:p>
     <w:p/>

--- a/paper/wiss2026.docx
+++ b/paper/wiss2026.docx
@@ -739,7 +739,7 @@
         <w:rPr>
           <w:rFonts w:hint="eastAsia"/>
         </w:rPr>
-        <w:t xml:space="preserve">音声や文字アニメーションでは，情報が時間とともに提示されるため，何が表されているかを判別できる程度も時間に沿って変化する．しかし，この時間的な変化を，異なる提示方法に共通する形式で記述する枠組みは十分に整備されていない．本研究では，各時点で文字や語がどの程度判別可能であるべきかを記述する中間表現Perceptual Scoreを提案する．同一のPerceptual Scoreを音声または動的文字表示へ変換することで，同じ時点に同程度まで判別可能な提示を構成する．この動的文字表示をiFontと呼ぶ．Perceptual Scoreを各提示方法で実現するため，文脈を持たないかな1文字について，視覚と聴覚における提示の明瞭さを，共通の認識率を基準として対応づける変換 g を構成する．本稿はこのうち文字合成の側を扱う．音声を打ち切って測った識別率の軌跡を目標に与え，較正曲線の逆引きによって時間軸を非線形に変形し，人手を挟まない一度きりの計算で生成する．較正は視覚325名・聴覚90名で実施した．較正の実測から，較正曲線が提示水準の並べ方に依存する方式があること，および進行度という一つの数では読める状態が定まらない場合があることが明らかになった．また，識別率が変化する範囲で作れる表示の段階数と，提示時間に対する識別率の安定性の2つにより，較正の段階だけで表示方式の適否を判定でき，調べた4方式のうち転写に用いうるのは2方式であった．</w:t>
+        <w:t xml:space="preserve">音声や文字アニメーションでは，情報が時間とともに提示されるため，何が表されているかを判別できる程度も時間に沿って変化する．しかし，この時間的な変化を，異なる提示方法に共通する形式で記述する枠組みは十分に整備されていない．本研究では，各時点で文字や語がどの程度判別可能であるべきかを記述する中間表現Perceptual Scoreを提案する．同一のPerceptual Scoreを音声または動的文字表示へ変換することで，同じ時点に同程度まで判別可能な提示を構成する．この動的文字表示をiFontと呼ぶ．Perceptual Scoreを各提示方法で実現するため，文脈を持たないかな1文字について，視覚と聴覚における提示の明瞭さを，共通の認識率を基準として対応づける変換 g を構成する．本稿はこのうち文字合成の側を扱う．音声を打ち切って測った識別率の軌跡を目標に与え，測定した曲線の逆引きによって時間軸を非線形に変形し，人手を挟まない一度きりの計算で生成する．刺激を途中で打ち切り，与えられた断片からどこまで識別できるかを調べる測定を，視覚325名・聴覚90名で実施した．その実測から，測定した曲線が提示水準の並べ方に依存する方式があること，および進行度という一つの数では読める状態が定まらない場合があることが明らかになった．また，識別率が変化する範囲で作れる表示の段階数と，提示時間に対する識別率の安定性の2つにより，この測定の段階だけで表示方式の適否を判定でき，調べた4方式のうち転写に用いうるのは2方式であった．</w:t>
       </w:r>
     </w:p>
     <w:p>
@@ -797,23 +797,23 @@
         <w:rPr>
           <w:rFonts w:hint="eastAsia"/>
         </w:rPr>
-        <w:t xml:space="preserve">本研究の目的は，読みやすさの最大化ではなく，識別可能性を時間軸の上で制御することにある．本稿では，刺激を先頭から一定量だけ提示して打ち切ったときの正答率を提示量の関数として並べたものを識別率軌跡と呼び，音声の識別率軌跡を文字アニメーションの上で再現することを転写と呼ぶ．提案する生成手続きは，音声の較正，文字アニメーションの較正，逆引きによる時間軸の変形の 3 段からなり，人手の調整を挟まない一度きりの計算である．</w:t>
-      </w:r>
-    </w:p>
-    <w:p>
-      <w:r>
-        <w:rPr>
-          <w:rFonts w:hint="eastAsia"/>
-        </w:rPr>
-        <w:t xml:space="preserve">本研究の貢献は次の 3 点である．第一に，音声と文字アニメーションの識別率軌跡を同一の打ち切り手続きによって較正し，その逆引きにもとづく非線形な時間変形によって文字アニメーションを生成する手法を定式化した．第二に，4 種類の表示方式について較正を実施し，較正曲線が提示水準の並べ方に依存する方式があること，および進行度という一つの数では読める状態が定まらない場合があることを示した．第三に，識別率が変化する範囲で作れる表示の段階数と，同じ進行度で提示時間を変えたときの識別率の安定性という 2 つの量により，較正の段階で表示方式の適否を判定できることを示した．</w:t>
-      </w:r>
-    </w:p>
-    <w:p>
-      <w:r>
-        <w:rPr>
-          <w:rFonts w:hint="eastAsia"/>
-        </w:rPr>
-        <w:t xml:space="preserve">本稿は原理確認の段階にあり，評価の範囲は，1 名の話者による合成音声から作成した 8 文字の刺激，調べた 4 種類の表示方式，および集団単位での識別率に限られる．本論文は，2 章で関連研究を整理したのち，3 章で提案手法，4 章で較正実験の設計，5 章で結果，6 章で考察と限界を述べる．</w:t>
+        <w:t xml:space="preserve">本研究の目的は，読みやすさの最大化ではなく，識別可能性を時間軸の上で制御することにある．本稿では，刺激を先頭から一定量だけ提示して打ち切ったときの正答率を提示量の関数として並べたものを識別率軌跡と呼び，音声の識別率軌跡を文字アニメーションの上で再現することを転写と呼ぶ．また，このように刺激を途中で打ち切り，与えられた断片からどこまで識別できるかを調べることを断片情報での測定（以下，測定）と呼ぶ．提案する生成手続きは，音声の測定，文字アニメーションの測定，逆引きによる時間軸の変形の 3 段からなり，人手の調整を挟まない一度きりの計算である．</w:t>
+      </w:r>
+    </w:p>
+    <w:p>
+      <w:r>
+        <w:rPr>
+          <w:rFonts w:hint="eastAsia"/>
+        </w:rPr>
+        <w:t xml:space="preserve">本研究の貢献は次の 3 点である．第一に，音声と文字アニメーションの識別率軌跡を同一の打ち切り手続きによって測定し，その逆引きにもとづく非線形な時間変形によって文字アニメーションを生成する手法を定式化した．第二に，4 種類の表示方式について測定を実施し，測定した曲線が提示水準の並べ方に依存する方式があること，および進行度という一つの数では読める状態が定まらない場合があることを示した．第三に，識別率が変化する範囲で作れる表示の段階数と，同じ進行度で提示時間を変えたときの識別率の安定性という 2 つの量により，測定の段階で表示方式の適否を判定できることを示した．</w:t>
+      </w:r>
+    </w:p>
+    <w:p>
+      <w:r>
+        <w:rPr>
+          <w:rFonts w:hint="eastAsia"/>
+        </w:rPr>
+        <w:t xml:space="preserve">本稿は原理確認の段階にあり，評価の範囲は，1 名の話者による合成音声から作成した 8 文字の刺激，調べた 4 種類の表示方式，および集団単位での識別率に限られる．本論文は，2 章で関連研究を整理したのち，3 章で提案手法，4 章で測定の設計，5 章で結果，6 章で考察と限界を述べる．</w:t>
       </w:r>
     </w:p>
     <w:p/>
@@ -865,7 +865,7 @@
         <w:rPr>
           <w:rFonts w:hint="eastAsia"/>
         </w:rPr>
-        <w:t xml:space="preserve">Bragg ら [1] の Livefonts は，文字の構成要素に動きと色を与えた書体により，従来の書体よりも小さい寸法で判読できることを示している．上月ら [17] は，コントラストが時間とともに立ち上がって減衰する動的テキスト提示について提示速度と読み速度の関係を調べており，同じ枠組みは音声の抑揚を文字の時間変化へ移す試みへも展開されている [18]．Lee ら [8] は，文字の位置，大きさ，角度を関数の合成として駆動する枠組みを与えている．これらが表示方法を変えたときに読みやすさや理解がどう変わるかを調べているのに対し，本研究は目標の軌跡を先に与え，較正を経て表示を生成する．表示方式は優劣の比較対象ではなく，識別可能性を時間軸の上で操作する手段として用いる．</w:t>
+        <w:t xml:space="preserve">Bragg ら [1] の Livefonts は，文字の構成要素に動きと色を与えた書体により，従来の書体よりも小さい寸法で判読できることを示している．上月ら [17] は，コントラストが時間とともに立ち上がって減衰する動的テキスト提示について提示速度と読み速度の関係を調べており，同じ枠組みは音声の抑揚を文字の時間変化へ移す試みへも展開されている [18]．Lee ら [8] は，文字の位置，大きさ，角度を関数の合成として駆動する枠組みを与えている．これらが表示方法を変えたときに読みやすさや理解がどう変わるかを調べているのに対し，本研究は目標の軌跡を先に与え，測定を経て表示を生成する．表示方式は優劣の比較対象ではなく，識別可能性を時間軸の上で操作する手段として用いる．</w:t>
       </w:r>
     </w:p>
     <w:p>
@@ -885,7 +885,7 @@
         <w:rPr>
           <w:rFonts w:hint="eastAsia"/>
         </w:rPr>
-        <w:t xml:space="preserve">著者らはこれまでに，競技かるたの聴き分け能力を測定する Web サイトで 576 名分の反応時間を分析している [10]．この測定が対象としたのは識別が成立した時刻であるのに対し，本研究は識別が成立するまでの時間変化を対象とする．感覚間マッチングの研究は主に強度や大きさの次元を対象としており，識別が進行する時間構造は扱われていない．広く用いられているカラオケ型の表示は，どの時点でどれだけ識別できるかを測る較正の工程を持たない．私たちの知る限り，測定した識別率軌跡を目標として，較正した曲線の逆引きによって文字アニメーションを生成した例はない．</w:t>
+        <w:t xml:space="preserve">著者らはこれまでに，競技かるたの聴き分け能力を測定する Web サイトで 576 名分の反応時間を分析している [10]．この測定が対象としたのは識別が成立した時刻であるのに対し，本研究は識別が成立するまでの時間変化を対象とする．感覚間マッチングの研究は主に強度や大きさの次元を対象としており，識別が進行する時間構造は扱われていない．広く用いられているカラオケ型の表示は，どの時点でどれだけ識別できるかを測る工程を持たない．私たちの知る限り，測定した識別率軌跡を目標として，測定した曲線の逆引きによって文字アニメーションを生成した例はない．</w:t>
       </w:r>
     </w:p>
     <w:p/>
@@ -905,7 +905,7 @@
         <w:rPr>
           <w:rFonts w:hint="eastAsia"/>
         </w:rPr>
-        <w:t xml:space="preserve">1 章で述べた枠組みと本手法との対応は次のとおりである．音声について測定した識別率軌跡が中間表現にあたり，変換 g を時間軸に沿って適用したものが，視覚の較正曲線の逆引きによる時間変形にあたる．この手続き全体が文字合成にあたり，生成されたアニメーションが iFont にあたる．以降では，測定した量を直接表す語として識別率軌跡，較正，時間変形を用いる．</w:t>
+        <w:t xml:space="preserve">1 章で述べた枠組みと本手法との対応は次のとおりである．音声について測定した識別率軌跡が中間表現にあたり，変換 g を時間軸に沿って適用したものが，視覚について測定した曲線の逆引きによる時間変形にあたる．この手続き全体が文字合成にあたり，生成されたアニメーションが iFont にあたる．以降では，測定した量を直接表す語として識別率軌跡と時間変形を用いる．</w:t>
       </w:r>
     </w:p>
     <w:p>
@@ -925,7 +925,7 @@
         <w:rPr>
           <w:rFonts w:hint="eastAsia"/>
         </w:rPr>
-        <w:t xml:space="preserve">対象文字 i について，提案手法は 3 段で文字アニメーションを生成する．第 1 段は聴覚の較正であり，文字 i の音声を音の実体が始まる点から t ms だけ提示して打ち切り，かな表から回答させて正答率の時間関数 A_i(t) を得る．第 2 段は視覚の較正であり，文字 i の基準アニメーションを進行度 s % まで進めて打ち切り，同じ回答形式で正答率 V_i(s) を得る．基準アニメーションは進行度が時間に比例する等速のアニメーションであり，表示方式ごとに用意する．第 3 段は時間軸の変形であり，両者を後述する識別の進み具合 q の空間で対応づけ，逆引きによって次式を得る．</w:t>
+        <w:t xml:space="preserve">対象文字 i について，提案手法は 3 段で文字アニメーションを生成する．第 1 段は聴覚の測定であり，文字 i の音声を音の実体が始まる点から t ms だけ提示して打ち切り，かな表から回答させて正答率の時間関数 A_i(t) を得る．第 2 段は視覚の測定であり，文字 i の基準アニメーションを進行度 s % まで進めて打ち切り，同じ回答形式で正答率 V_i(s) を得る．基準アニメーションは進行度が時間に比例する等速のアニメーションであり，表示方式ごとに用意する．第 3 段は時間軸の変形であり，両者を後述する識別の進み具合 q の空間で対応づけ，逆引きによって次式を得る．</w:t>
       </w:r>
     </w:p>
     <w:p>
@@ -1005,15 +1005,15 @@
         <w:rPr>
           <w:rFonts w:hint="eastAsia"/>
         </w:rPr>
-        <w:t xml:space="preserve">提案する時間変形を評価するため，比較のための基準となる時間変形を 2 つ置く．基準 1 はその方式の等速の進行，基準 2 は開始時刻と速度のみを合わせた一次変換 s = at + b である．基準 2 の係数は，較正データだけから作れる最良の一次変換となるよう，2 つの軌跡の距離 E（4.6 節）が最小になる値に決める．</w:t>
-      </w:r>
-    </w:p>
-    <w:p>
-      <w:r>
-        <w:rPr>
-          <w:rFonts w:hint="eastAsia"/>
-        </w:rPr>
-        <w:t xml:space="preserve">双方をロジスティック関数に当てはめてから逆引きしてはならない．得られる変換が開始時刻の平行移動と速度の定数倍に帰着し，基準 2 と区別できなくなるためである．この帰着は γ と λ が両側で一致するとき厳密に成立し，本研究の較正データでも，λ が近い文字では提案軌跡と理論上の一次変換との残差が可動域比で 0.0005 であった．ロジスティック関数による推定を用いた場合，提案と基準 2 の平均差はフェード方式で 3.4 ポイント，部分表示方式で 7.1 ポイントにとどまる（基準 1 とは 47 から 48 ポイント離れている）．ワイプ方式では提案が基準 2 より目標から 7.6 ポイント遠くなり，転写として機能しない．単調回帰を用いると全方式で符号が正となり，平均は 6.5 ポイントから 17.3 ポイントへ，目標軌跡の再現誤差は 16.3 ポイントから 3.8 ポイントへ改善する．</w:t>
+        <w:t xml:space="preserve">提案する時間変形を評価するため，比較のための基準となる時間変形を 2 つ置く．基準 1 はその方式の等速の進行，基準 2 は開始時刻と速度のみを合わせた一次変換 s = at + b である．基準 2 の係数は，測定データだけから作れる最良の一次変換となるよう，2 つの軌跡の距離 E（4.6 節）が最小になる値に決める．</w:t>
+      </w:r>
+    </w:p>
+    <w:p>
+      <w:r>
+        <w:rPr>
+          <w:rFonts w:hint="eastAsia"/>
+        </w:rPr>
+        <w:t xml:space="preserve">双方をロジスティック関数に当てはめてから逆引きしてはならない．得られる変換が開始時刻の平行移動と速度の定数倍に帰着し，基準 2 と区別できなくなるためである．この帰着は γ と λ が両側で一致するとき厳密に成立し，本研究の測定データでも，λ が近い文字では提案軌跡と理論上の一次変換との残差が可動域比で 0.0005 であった．ロジスティック関数による推定を用いた場合，提案と基準 2 の平均差はフェード方式で 3.4 ポイント，部分表示方式で 7.1 ポイントにとどまる（基準 1 とは 47 から 48 ポイント離れている）．ワイプ方式では提案が基準 2 より目標から 7.6 ポイント遠くなり，転写として機能しない．単調回帰を用いると全方式で符号が正となり，平均は 6.5 ポイントから 17.3 ポイントへ，目標軌跡の再現誤差は 16.3 ポイントから 3.8 ポイントへ改善する．</w:t>
       </w:r>
     </w:p>
     <w:p>
@@ -1441,7 +1441,7 @@
         <w:rPr>
           <w:rFonts w:hint="eastAsia"/>
         </w:rPr>
-        <w:t xml:space="preserve">較正の結果から，このうち ぼかし解除方式とワイプ方式の 2 種類のみを転写に用いることにした．</w:t>
+        <w:t xml:space="preserve">測定の結果から，このうち ぼかし解除方式とワイプ方式の 2 種類のみを転写に用いることにした．</w:t>
       </w:r>
     </w:p>
     <w:p>
@@ -1465,15 +1465,15 @@
         <w:rPr>
           <w:rFonts w:hint="eastAsia"/>
         </w:rPr>
-        <w:t xml:space="preserve">残る 2 方式は，提示時間に対して安定である．同じ操作でぼかし解除方式は +1.2 ポイント（11 水準で比較），ワイプ方式は +1.5 ポイント（9 水準で比較）であり，いずれも信頼区間が 0 を含む．さらに，生成される表示において同一の絵が保持される時間（17 から 300 ms）は，較正で測定した範囲（ぼかし解除 67 から 467 ms，ワイプ 50 から 434 ms）に完全に含まれる．フェード方式と部分表示方式では，測定した範囲がそれぞれ 100 ms，83 ms までであり，生成される表示の 9% がその外に出る．</w:t>
-      </w:r>
-    </w:p>
-    <w:p>
-      <w:r>
-        <w:rPr>
-          <w:rFonts w:hint="eastAsia"/>
-        </w:rPr>
-        <w:t xml:space="preserve">この判定は，較正の段階で表示方式の適否を決められることを示す．必要なのは，識別率が変化する範囲で何段階の異なる表示を作れるか（分解能）と，同じ進行度で提示時間を変えたときに識別率が変わらないか（時間への安定性）の 2 つであり，どちらも打ち切り提示の較正から直接測れる．生成した表示を用いた測定を必要としない．</w:t>
+        <w:t xml:space="preserve">残る 2 方式は，提示時間に対して安定である．同じ操作でぼかし解除方式は +1.2 ポイント（11 水準で比較），ワイプ方式は +1.5 ポイント（9 水準で比較）であり，いずれも信頼区間が 0 を含む．さらに，生成される表示において同一の絵が保持される時間（17 から 300 ms）は，測定した範囲（ぼかし解除 67 から 467 ms，ワイプ 50 から 434 ms）に完全に含まれる．フェード方式と部分表示方式では，測定した範囲がそれぞれ 100 ms，83 ms までであり，生成される表示の 9% がその外に出る．</w:t>
+      </w:r>
+    </w:p>
+    <w:p>
+      <w:r>
+        <w:rPr>
+          <w:rFonts w:hint="eastAsia"/>
+        </w:rPr>
+        <w:t xml:space="preserve">この判定は，測定の段階で表示方式の適否を決められることを示す．必要なのは，識別率が変化する範囲で何段階の異なる表示を作れるか（分解能）と，同じ進行度で提示時間を変えたときに識別率が変わらないか（時間への安定性）の 2 つであり，どちらも打ち切り提示による測定から直接得られる．生成した表示を用いた実験を必要としない．</w:t>
       </w:r>
     </w:p>
     <w:p/>
@@ -1485,7 +1485,7 @@
         <w:rPr>
           <w:rFonts w:hint="eastAsia"/>
         </w:rPr>
-        <w:t xml:space="preserve">較正実験の設計</w:t>
+        <w:t xml:space="preserve">測定の設計</w:t>
       </w:r>
     </w:p>
     <w:p>
@@ -1505,7 +1505,7 @@
         <w:rPr>
           <w:rFonts w:hint="eastAsia"/>
         </w:rPr>
-        <w:t xml:space="preserve">実験協力者が参加するのは，較正の 2 集団（聴覚の群 Acal，視覚の群 A′）と，見え心地の 1 集団（群 C）であり，生成は実験協力者を伴わない計算工程である．群 Acal と群 A′ はそれぞれ打ち切った音声とアニメーションにかな表で回答し，A_i(t) と方式ごとの V_m,i(s) を与える．群 C は打ち切らない繰り返し提示を見て評定する．群 Acal の軌跡は音声識別率の真値ではなく，生成手続きに与える目標プロファイルであり，未知の音声協力者集団への一般化は主張しない．目標曲線の不確実性は，群 Acal の標本を参加者単位でブートストラップして当てはめをやり直すことで評価する [19]．3 集団はすべて独立であり，重複参加は ID をサーバ記録と照合して断る．</w:t>
+        <w:t xml:space="preserve">実験協力者が参加するのは，測定の 2 集団（聴覚の群 Acal，視覚の群 A′）と，見え心地の 1 集団（群 C）であり，生成は実験協力者を伴わない計算工程である．群 Acal と群 A′ はそれぞれ打ち切った音声とアニメーションにかな表で回答し，A_i(t) と方式ごとの V_m,i(s) を与える．群 C は打ち切らない繰り返し提示を見て評定する．群 Acal の軌跡は音声識別率の真値ではなく，生成手続きに与える目標プロファイルであり，未知の音声協力者集団への一般化は主張しない．目標曲線の不確実性は，群 Acal の標本を参加者単位でブートストラップして当てはめをやり直すことで評価する [19]．3 集団はすべて独立であり，重複参加は ID をサーバ記録と照合して断る．</w:t>
       </w:r>
     </w:p>
     <w:p>
@@ -1569,7 +1569,7 @@
         <w:rPr>
           <w:rFonts w:hint="eastAsia"/>
         </w:rPr>
-        <w:t xml:space="preserve">1 人の実験協力者が担当する測定点は 8 点のうち 3 点に絞る不完全ブロック計画とし，曲線は集団全体で 8 点すべてを埋めて描く．出題には対象 8 文字と同じ回数だけ現れる偽のターゲットを混ぜる．視覚較正の進行度水準は，4 方式それぞれに独立な 8 水準を配置する．同じ進行度でも方式によって識別の難しさが大きく異なり，共通の水準では大半が下限か上限に張り付いて曲線が描けないことを実測で確かめたためである．</w:t>
+        <w:t xml:space="preserve">1 人の実験協力者が担当する測定点は 8 点のうち 3 点に絞る不完全ブロック計画とし，曲線は集団全体で 8 点すべてを埋めて描く．出題には対象 8 文字と同じ回数だけ現れる偽のターゲットを混ぜる．視覚の測定における進行度水準は，4 方式それぞれに独立な 8 水準を配置する．同じ進行度でも方式によって識別の難しさが大きく異なり，共通の水準では大半が下限か上限に張り付いて曲線が描けないことを実測で確かめたためである．</w:t>
       </w:r>
     </w:p>
     <w:p>
@@ -1609,7 +1609,7 @@
         <w:rPr>
           <w:rFonts w:hint="eastAsia"/>
         </w:rPr>
-        <w:t xml:space="preserve">提案手法は進行度が同じであれば正答率も同じであるという仮定の上に成り立つ（3.1 節）．この仮定を測定するため，視覚の較正では基準アニメーションの長さを 300 ms と，およそ 1.7 倍ゆっくりの 500 ms の 2 水準とし，同じ進行度の水準を両方の速さで測定する．生成の逆引きに用いるのは 300 ms の水準の曲線だけであり，この取り決めはデータを見る前に固定した．結果を見てから生成に都合のよい速さを選んだという批判の余地を消すためである．画面の書き換え周期によらず指定した進行度がそろうよう，打ち切りに達したフレームで指定の進行度にそろえた 1 枚を必ず描画してから消す規則を用いた．</w:t>
+        <w:t xml:space="preserve">提案手法は進行度が同じであれば正答率も同じであるという仮定の上に成り立つ（3.1 節）．この仮定を調べるため，視覚の測定では基準アニメーションの長さを 300 ms と，およそ 1.7 倍ゆっくりの 500 ms の 2 水準とし，同じ進行度の水準を両方の速さで測定する．生成の逆引きに用いるのは 300 ms の水準の曲線だけであり，この取り決めはデータを見る前に固定した．結果を見てから生成に都合のよい速さを選んだという批判の余地を消すためである．画面の書き換え周期によらず指定した進行度がそろうよう，打ち切りに達したフレームで指定の進行度にそろえた 1 枚を必ず描画してから消す規則を用いた．</w:t>
       </w:r>
     </w:p>
     <w:p>
@@ -1637,7 +1637,7 @@
         <w:rPr>
           <w:rFonts w:hint="eastAsia"/>
         </w:rPr>
-        <w:t xml:space="preserve">本稿が較正から答える問いは 4 つである．RQ1 は，較正曲線が刺激だけで決まるか，提示水準の並べ方に依存するかである．RQ2 は，識別率が進行度だけで決まるか，提示の速さや文字の形にも左右されるかである．RQ3 は，4 種類の表示方式のうちどれが転写に適するかである．RQ4 は，生成した表示を字幕として続けて見ていられるかであり，群 C で測定する．複数の比較を行う場合の p 値は Holm 法で調整する．</w:t>
+        <w:t xml:space="preserve">本稿が測定から答える問いは 4 つである．RQ1 は，測定した曲線が刺激だけで決まるか，提示水準の並べ方に依存するかである．RQ2 は，識別率が進行度だけで決まるか，提示の速さや文字の形にも左右されるかである．RQ3 は，4 種類の表示方式のうちどれが転写に適するかである．RQ4 は，生成した表示を字幕として続けて見ていられるかであり，群 C で測定する．複数の比較を行う場合の p 値は Holm 法で調整する．</w:t>
       </w:r>
     </w:p>
     <w:p>
@@ -1689,23 +1689,23 @@
         <w:rPr>
           <w:rFonts w:hint="eastAsia"/>
         </w:rPr>
-        <w:t xml:space="preserve">較正の実施と得られた軌跡</w:t>
-      </w:r>
-    </w:p>
-    <w:p>
-      <w:r>
-        <w:rPr>
-          <w:rFonts w:hint="eastAsia"/>
-        </w:rPr>
-        <w:t xml:space="preserve">較正は，聴覚（群 Acal）90 名，視覚（群 A′）325 名で実施した．視覚の提示水準は，ぼかし解除方式の床とワイプ方式の中間域を測るため，途中で配置を見直している．見直しの前が 163 名，後が 162 名であり，手続き，対象 8 文字，4 方式，募集の条件は前後で同一である．フェード方式と部分表示方式は前後で同一の水準を用いており，この 2 方式が一致することを確かめたうえで，較正全体を 1 つの測定として束ねている（5.2 節）．</w:t>
-      </w:r>
-    </w:p>
-    <w:p>
-      <w:r>
-        <w:rPr>
-          <w:rFonts w:hint="eastAsia"/>
-        </w:rPr>
-        <w:t xml:space="preserve">聴覚較正で得た正答率 A_i(t) を表 2 に示す．各時点の試行数はおよそ 30 であり，正答率 50% 付近での二項比率の標準誤差はおよそ 9 ポイントである．か の 25 ms(52%) から 35 ms(48%) への低下のような点ごとの上下は，この揺らぎの範囲に収まる．全長提示の正答率は あ と か で 94% と高い一方，し で 43%，が で 3% にとどまった．</w:t>
+        <w:t xml:space="preserve">測定の実施と得られた軌跡</w:t>
+      </w:r>
+    </w:p>
+    <w:p>
+      <w:r>
+        <w:rPr>
+          <w:rFonts w:hint="eastAsia"/>
+        </w:rPr>
+        <w:t xml:space="preserve">測定は，聴覚（群 Acal）90 名，視覚（群 A′）325 名で実施した．視覚の提示水準は，ぼかし解除方式の床とワイプ方式の中間域を測るため，途中で配置を見直している．見直しの前が 163 名，後が 162 名であり，手続き，対象 8 文字，4 方式，募集の条件は前後で同一である．フェード方式と部分表示方式は前後で同一の水準を用いており，この 2 方式が一致することを確かめたうえで，見直しの前後を 1 つの測定として束ねている（5.2 節）．</w:t>
+      </w:r>
+    </w:p>
+    <w:p>
+      <w:r>
+        <w:rPr>
+          <w:rFonts w:hint="eastAsia"/>
+        </w:rPr>
+        <w:t xml:space="preserve">聴覚の測定で得た正答率 A_i(t) を表 2 に示す．各時点の試行数はおよそ 30 であり，正答率 50% 付近での二項比率の標準誤差はおよそ 9 ポイントである．か の 25 ms(52%) から 35 ms(48%) への低下のような点ごとの上下は，この揺らぎの範囲に収まる．全長提示の正答率は あ と か で 94% と高い一方，し で 43%，が で 3% にとどまった．</w:t>
       </w:r>
     </w:p>
     <w:p>
@@ -1716,7 +1716,7 @@
         <w:rPr>
           <w:rFonts w:hint="eastAsia"/>
         </w:rPr>
-        <w:t xml:space="preserve">表 2．聴覚較正（群 Acal，90 名）における文字ごとの正答率 A_i(t)．各点はおよそ 30 試行．括弧内は正答率（%），時間の単位は音の実体の開始点からの ms．</w:t>
+        <w:t xml:space="preserve">表 2．聴覚の測定（群 Acal，90 名）における文字ごとの正答率 A_i(t)．各点はおよそ 30 試行．括弧内は正答率（%），時間の単位は音の実体の開始点からの ms．</w:t>
       </w:r>
     </w:p>
     <w:tbl>
@@ -2184,15 +2184,15 @@
         <w:rPr>
           <w:rFonts w:hint="eastAsia"/>
         </w:rPr>
-        <w:t xml:space="preserve">図 1．代表文字「あ」について，聴覚の目標軌跡 A_i(t)，視覚の較正軌跡 V_i(s)，逆引きで得た進行度 s_i(t)，および 2 つの基準となる時間変形をまとめた図．</w:t>
-      </w:r>
-    </w:p>
-    <w:p>
-      <w:r>
-        <w:rPr>
-          <w:rFonts w:hint="eastAsia"/>
-        </w:rPr>
-        <w:t xml:space="preserve">視覚較正で得た正答率 V_m(s) を表 3 に示す．いずれも本命 8 文字の合計であり，1 人が受け持つのは 8 文字それぞれについて 3 水準の計 24 問である．方式と水準の組ごとの回答数は，前後を束ねたフェードと部分表示でおよそ 245，水準を置き直したぼかし解除とワイプで配置ごとおよそ 110 から 125 である．</w:t>
+        <w:t xml:space="preserve">図 1．代表文字「あ」について，聴覚の目標軌跡 A_i(t)，視覚の測定で得た軌跡 V_i(s)，逆引きで得た進行度 s_i(t)，および 2 つの基準となる時間変形をまとめた図．</w:t>
+      </w:r>
+    </w:p>
+    <w:p>
+      <w:r>
+        <w:rPr>
+          <w:rFonts w:hint="eastAsia"/>
+        </w:rPr>
+        <w:t xml:space="preserve">視覚の測定で得た正答率 V_m(s) を表 3 に示す．いずれも本命 8 文字の合計であり，1 人が受け持つのは 8 文字それぞれについて 3 水準の計 24 問である．方式と水準の組ごとの回答数は，前後を束ねたフェードと部分表示でおよそ 245，水準を置き直したぼかし解除とワイプで配置ごとおよそ 110 から 125 である．</w:t>
       </w:r>
     </w:p>
     <w:p>
@@ -2203,7 +2203,7 @@
         <w:rPr>
           <w:rFonts w:hint="eastAsia"/>
         </w:rPr>
-        <w:t xml:space="preserve">表 3．視覚較正（群 A′，325 名）における表示方式ごとの正答率 V_m(s)．括弧内は正答率（%）．フェードと部分表示は水準の見直しの前後で同一の水準を用いたため，束ねた値である．ぼかし解除は 5.4 節の閲覧環境を除外した値．</w:t>
+        <w:t xml:space="preserve">表 3．視覚の測定（群 A′，325 名）における表示方式ごとの正答率 V_m(s)．括弧内は正答率（%）．フェードと部分表示は水準の見直しの前後で同一の水準を用いたため，束ねた値である．ぼかし解除は 5.4 節の閲覧環境を除外した値．</w:t>
       </w:r>
     </w:p>
     <w:tbl>
@@ -2582,15 +2582,15 @@
         <w:rPr>
           <w:rFonts w:hint="eastAsia"/>
         </w:rPr>
-        <w:t xml:space="preserve">較正を束ねてよいことの確認と，水準配置への依存</w:t>
-      </w:r>
-    </w:p>
-    <w:p>
-      <w:r>
-        <w:rPr>
-          <w:rFonts w:hint="eastAsia"/>
-        </w:rPr>
-        <w:t xml:space="preserve">水準を変えなかった 2 方式は，見直しの前後で一致した．参加者を単位としたブートストラップにより，共通する 8 水準を等重みでそろえて差を求めると，フェード方式は −1.4 ポイント［95% CI −5.3 から +2.6］，部分表示方式は −1.4 ポイント［−5.0 から +2.4］であり，いずれも 0 を含む（Holm 補正後 p はともに 0.91）．水準ごとに見ても 8 水準すべてで信頼区間が 0 をまたぐ．この 2 方式は，見直しをはさんだ測定を 1 つの較正曲線として扱ってよい．</w:t>
+        <w:t xml:space="preserve">測定を束ねてよいことの確認と，水準配置への依存</w:t>
+      </w:r>
+    </w:p>
+    <w:p>
+      <w:r>
+        <w:rPr>
+          <w:rFonts w:hint="eastAsia"/>
+        </w:rPr>
+        <w:t xml:space="preserve">水準を変えなかった 2 方式は，見直しの前後で一致した．参加者を単位としたブートストラップにより，共通する 8 水準を等重みでそろえて差を求めると，フェード方式は −1.4 ポイント［95% CI −5.3 から +2.6］，部分表示方式は −1.4 ポイント［−5.0 から +2.4］であり，いずれも 0 を含む（Holm 補正後 p はともに 0.91）．水準ごとに見ても 8 水準すべてで信頼区間が 0 をまたぐ．この 2 方式は，見直しをはさんだ測定を 1 本の曲線として扱ってよい．</w:t>
       </w:r>
     </w:p>
     <w:p>
@@ -2606,7 +2606,7 @@
         <w:rPr>
           <w:rFonts w:hint="eastAsia"/>
         </w:rPr>
-        <w:t xml:space="preserve">ぼかし解除方式の較正曲線は，どの水準の組を提示したかに依存する．1 つの較正実験の中で水準の並べ方を変えたときに現れる性質であり，水準配置の異なる測定どうしを 1 本の曲線として束ねてはならない．フェード方式と部分表示方式には，この依存性が認められない．</w:t>
+        <w:t xml:space="preserve">ぼかし解除方式で測定した曲線は，どの水準の組を提示したかに依存する．1 つの測定の中で水準の並べ方を変えたときに現れる性質であり，水準配置の異なる測定どうしを 1 本の曲線として束ねてはならない．フェード方式と部分表示方式には，この依存性が認められない．</w:t>
       </w:r>
     </w:p>
     <w:p>
@@ -2626,15 +2626,15 @@
         <w:rPr>
           <w:rFonts w:hint="eastAsia"/>
         </w:rPr>
-        <w:t xml:space="preserve">較正には，打ち切りを設けず全体を提示する確認 A を組み込んでいる（4.7 節）．聴覚の正答率は 287/540（53.1%）であり，同じ形式の視覚の正答率 967/980（98.7%）を大きく下回った．低下は濁音に集中する．確認 A に含まれる濁音 137 回のうち正しく回答されたのは 25 回（18%），対応する清音に取り違えられたのは 61 回（45%）であるのに対し，清音を濁音と回答した割合は 1.2%（161 回中 2 回）にとどまる．清音への取り違えは調音位置によって異なり，軟口蓋破裂音 79.6%（54 回中 43 回），歯茎破裂音 68.2%（22 回中 15 回）に対し，両唇破裂音 8.8%（34 回中 3 回），摩擦音・破擦音 11.1%（27 回中 3 回）である．まぎれ字を含む 59 文字でも同じ傾向であり，識別率の上限は清音 0.89（38 文字），濁音 0.24（17 文字），半濁音 0.18（4 文字）である．本命 8 文字では，が（32 回）が か と 28 回答えられて正答 1 回（3%），し（26 回）は ち が 14 回，ら（33 回）は な が 21 回であった．</w:t>
-      </w:r>
-    </w:p>
-    <w:p>
-      <w:r>
-        <w:rPr>
-          <w:rFonts w:hint="eastAsia"/>
-        </w:rPr>
-        <w:t xml:space="preserve">この不具合は生成手続きの結果にも表れる．較正データから q̂A_i(t) を求めると，あ，か，ま はいずれも 1.0 に達して転写できた一方，ら は 0.59 で頭打ちとなり，が は 0.00 から 0.02 までしか動かず，逆引きが数学的に成り立たなかった．8 文字の選定は 4.2 節の方針どおり較正の前に固定しており，ら と が を転写の対象から外したのは，生成手続きを適用した結果である．</w:t>
+        <w:t xml:space="preserve">測定には，打ち切りを設けず全体を提示する確認 A を組み込んでいる（4.7 節）．聴覚の正答率は 287/540（53.1%）であり，同じ形式の視覚の正答率 967/980（98.7%）を大きく下回った．低下は濁音に集中する．確認 A に含まれる濁音 137 回のうち正しく回答されたのは 25 回（18%），対応する清音に取り違えられたのは 61 回（45%）であるのに対し，清音を濁音と回答した割合は 1.2%（161 回中 2 回）にとどまる．清音への取り違えは調音位置によって異なり，軟口蓋破裂音 79.6%（54 回中 43 回），歯茎破裂音 68.2%（22 回中 15 回）に対し，両唇破裂音 8.8%（34 回中 3 回），摩擦音・破擦音 11.1%（27 回中 3 回）である．まぎれ字を含む 59 文字でも同じ傾向であり，識別率の上限は清音 0.89（38 文字），濁音 0.24（17 文字），半濁音 0.18（4 文字）である．本命 8 文字では，が（32 回）が か と 28 回答えられて正答 1 回（3%），し（26 回）は ち が 14 回，ら（33 回）は な が 21 回であった．</w:t>
+      </w:r>
+    </w:p>
+    <w:p>
+      <w:r>
+        <w:rPr>
+          <w:rFonts w:hint="eastAsia"/>
+        </w:rPr>
+        <w:t xml:space="preserve">この不具合は生成手続きの結果にも表れる．測定データから q̂A_i(t) を求めると，あ，か，ま はいずれも 1.0 に達して転写できた一方，ら は 0.59 で頭打ちとなり，が は 0.00 から 0.02 までしか動かず，逆引きが数学的に成り立たなかった．8 文字の選定は 4.2 節の方針どおり測定の前に固定しており，ら と が を転写の対象から外したのは，生成手続きを適用した結果である．</w:t>
       </w:r>
     </w:p>
     <w:p>
@@ -2662,7 +2662,7 @@
         <w:rPr>
           <w:rFonts w:hint="eastAsia"/>
         </w:rPr>
-        <w:t xml:space="preserve">除外は 2 点から妥当である．第一に，該当環境ではぼかし半径 69.8 px（進行度 3%）から 0 px（100%）まで正答率が 92.9% から 100% でほぼ一定であり，用量反応が消失している（同じ水準の他の環境では 3% で 3.3%，48% で 26.7%，100% で 99.6%）．第二に，同じ参加者の他の 3 方式は正常に働いている．打ち切りのある水準に限ると，該当環境の正答率はフェード 62.7%，部分表示 50.9%，ワイプ 31.4% であり，他の環境（58.8%，39.6%，35.1%）と同程度である．本稿のぼかし解除方式に関する数値は，すべて該当環境を除外して算出している．見た目を近づける代替実装は用いない．刺激が変わり，較正曲線を束ねられなくなるためである．</w:t>
+        <w:t xml:space="preserve">除外は 2 点から妥当である．第一に，該当環境ではぼかし半径 69.8 px（進行度 3%）から 0 px（100%）まで正答率が 92.9% から 100% でほぼ一定であり，用量反応が消失している（同じ水準の他の環境では 3% で 3.3%，48% で 26.7%，100% で 99.6%）．第二に，同じ参加者の他の 3 方式は正常に働いている．打ち切りのある水準に限ると，該当環境の正答率はフェード 62.7%，部分表示 50.9%，ワイプ 31.4% であり，他の環境（58.8%，39.6%，35.1%）と同程度である．本稿のぼかし解除方式に関する数値は，すべて該当環境を除外して算出している．見た目を近づける代替実装は用いない．刺激が変わり，測定した曲線を束ねられなくなるためである．</w:t>
       </w:r>
     </w:p>
     <w:p>
@@ -2742,7 +2742,7 @@
         <w:rPr>
           <w:rFonts w:hint="eastAsia"/>
         </w:rPr>
-        <w:t xml:space="preserve">この結果は生成手続きにも反映した．逆引きに用いる視覚の較正曲線は，部分表示方式のみ 300 ms の試行に限って推定し，他の 3 方式は 2 水準を束ねて推定している（4.5 節）．なお基準の長さは参加者ごとに決定的に割り当てており無作為化していないため，参加者側の交絡は原理的には排除できない．</w:t>
+        <w:t xml:space="preserve">この結果は生成手続きにも反映した．逆引きに用いる視覚側の曲線は，部分表示方式のみ 300 ms の試行に限って推定し，他の 3 方式は 2 水準を束ねて推定している（4.5 節）．なお基準の長さは参加者ごとに決定的に割り当てており無作為化していないため，参加者側の交絡は原理的には排除できない．</w:t>
       </w:r>
     </w:p>
     <w:p>
@@ -2770,7 +2770,7 @@
         <w:rPr>
           <w:rFonts w:hint="eastAsia"/>
         </w:rPr>
-        <w:t xml:space="preserve">較正の参加者のうち，同じ文字を押し続けるなど不真面目と判断される回答をした者は，聴覚 90 人中 1 人，視覚 325 人中 6 人であった．水準の見直し前に参加した 253 人では 17,733 行の試行を記録し，252 人が完走した．所要時間の中央値は 500 秒（四分位範囲 422 から 576 秒），送信の取りこぼしは 0 件である．見直し後は，配布した 163 の受付のうち 162 人が完走した．</w:t>
+        <w:t xml:space="preserve">測定の参加者のうち，同じ文字を押し続けるなど不真面目と判断される回答をした者は，聴覚 90 人中 1 人，視覚 325 人中 6 人であった．水準の見直し前に参加した 253 人では 17,733 行の試行を記録し，252 人が完走した．所要時間の中央値は 500 秒（四分位範囲 422 から 576 秒），送信の取りこぼしは 0 件である．見直し後は，配布した 163 の受付のうち 162 人が完走した．</w:t>
       </w:r>
     </w:p>
     <w:p/>
@@ -2790,23 +2790,23 @@
         <w:rPr>
           <w:rFonts w:hint="eastAsia"/>
         </w:rPr>
-        <w:t xml:space="preserve">合成音声の第 1 モーラを切り出す刺激作成法は，濁音の手がかりを損ないやすい（5.3 節）．が では識別率軌跡がほとんど動かず，逆引きが成り立たなかった．切り出しによって清濁の音響的手がかりが失われた可能性と，単独提示されたモーラでは清濁の判断が無声側に偏る可能性の双方がありうるが，観測された調音位置による偏りはいずれとも完全には整合しない．切り分けには自然発話を刺激とした同一手続きの比較が必要である．刺激の全体提示による品質確認は，較正より前の独立した段階に置く必要がある．</w:t>
-      </w:r>
-    </w:p>
-    <w:p>
-      <w:r>
-        <w:rPr>
-          <w:rFonts w:hint="eastAsia"/>
-        </w:rPr>
-        <w:t xml:space="preserve">較正にもとづく転写という枠組みに対して，本研究の較正から 2 つの制約が明らかになった．第一に，較正曲線が刺激だけで決まらない方式がある．ぼかし解除方式では，同一の刺激・同一の提示時間であっても，どの水準の組を提示したかによって共通水準での正答率が 15.6 ポイント動いた（5.2 節）．原因はセッション内の学習量の違いにあり，較正で測った曲線を別の文脈で使うという手続きは，この方式については前提が成り立たない．フェード方式と部分表示方式にはこの依存性が認められない．どの表示方式が文脈に依存しないかを較正の前に見分ける方法は，本研究では得られていない．</w:t>
-      </w:r>
-    </w:p>
-    <w:p>
-      <w:r>
-        <w:rPr>
-          <w:rFonts w:hint="eastAsia"/>
-        </w:rPr>
-        <w:t xml:space="preserve">第二に，進行度という一つの数は，読める状態を一意には定めない．ワイプ方式では，濁点を持つ文字と持たない文字とで，同じ進行度 65% における正答率が 0.0% と 97.8% に分かれた（5.5 節）．表示方式の幾何構造から出現位置を計算すれば事前に予測できるが，文字の形と表示方式の組み合わせを考慮せずに進行度だけで転写を設計することはできない．これらは較正の測定密度を上げれば解消する種類の問題ではない．表示方式の選択には，3.4 節の分解能と提示時間への安定性に加えて，文脈依存性の小ささと文字によらない一様さを条件とする必要がある．</w:t>
+        <w:t xml:space="preserve">合成音声の第 1 モーラを切り出す刺激作成法は，濁音の手がかりを損ないやすい（5.3 節）．が では識別率軌跡がほとんど動かず，逆引きが成り立たなかった．切り出しによって清濁の音響的手がかりが失われた可能性と，単独提示されたモーラでは清濁の判断が無声側に偏る可能性の双方がありうるが，観測された調音位置による偏りはいずれとも完全には整合しない．切り分けには自然発話を刺激とした同一手続きの比較が必要である．刺激の全体提示による品質確認は，測定より前の独立した段階に置く必要がある．</w:t>
+      </w:r>
+    </w:p>
+    <w:p>
+      <w:r>
+        <w:rPr>
+          <w:rFonts w:hint="eastAsia"/>
+        </w:rPr>
+        <w:t xml:space="preserve">測定にもとづく転写という枠組みに対して，本研究から 2 つの制約が明らかになった．第一に，測定した曲線が刺激だけで決まらない方式がある．ぼかし解除方式では，同一の刺激・同一の提示時間であっても，どの水準の組を提示したかによって共通水準での正答率が 15.6 ポイント動いた（5.2 節）．原因はセッション内の学習量の違いにあり，測定した曲線を別の文脈で使うという手続きは，この方式については前提が成り立たない．フェード方式と部分表示方式にはこの依存性が認められない．どの表示方式が文脈に依存しないかを測定の前に見分ける方法は，本研究では得られていない．</w:t>
+      </w:r>
+    </w:p>
+    <w:p>
+      <w:r>
+        <w:rPr>
+          <w:rFonts w:hint="eastAsia"/>
+        </w:rPr>
+        <w:t xml:space="preserve">第二に，進行度という一つの数は，読める状態を一意には定めない．ワイプ方式では，濁点を持つ文字と持たない文字とで，同じ進行度 65% における正答率が 0.0% と 97.8% に分かれた（5.5 節）．表示方式の幾何構造から出現位置を計算すれば事前に予測できるが，文字の形と表示方式の組み合わせを考慮せずに進行度だけで転写を設計することはできない．これらは測定の密度を上げれば解消する種類の問題ではない．表示方式の選択には，3.4 節の分解能と提示時間への安定性に加えて，文脈依存性の小ささと文字によらない一様さを条件とする必要がある．</w:t>
       </w:r>
     </w:p>
     <w:p>
@@ -2822,7 +2822,7 @@
         <w:rPr>
           <w:rFonts w:hint="eastAsia"/>
         </w:rPr>
-        <w:t xml:space="preserve">本研究の較正は単一の合成音声話者による刺激を用いており，参加者の再生機器や視聴環境も統制していない．これらは較正曲線の絶対値に影響し得る．また，8 文字のうち あ，か，ま は目標の軌跡どおりに進行度を再現できたのに対し，ら は較正の値域の中で頭打ちとなり，が は逆引きが成立しなかった．どのような音の性質を持つ文字であれば較正にもとづく転写が成立するかは明らかでない．</w:t>
+        <w:t xml:space="preserve">本研究の測定は単一の合成音声話者による刺激を用いており，参加者の再生機器や視聴環境も統制していない．これらは測定した曲線の絶対値に影響し得る．また，8 文字のうち あ，か，ま は目標の軌跡どおりに進行度を再現できたのに対し，ら は測定した値域の中で頭打ちとなり，が は逆引きが成立しなかった．どのような音の性質を持つ文字であれば測定にもとづく転写が成立するかは明らかでない．</w:t>
       </w:r>
     </w:p>
     <w:p/>
